--- a/Irreversibility_Casson_Hybrid_Squeezing_Paper.docx
+++ b/Irreversibility_Casson_Hybrid_Squeezing_Paper.docx
@@ -1,6 +1,6 @@
 
 <file path=word/document.xml><?xml version="1.0" encoding="utf-8"?>
-<w:document xmlns:w="http://schemas.openxmlformats.org/wordprocessingml/2006/main">
+<w:document xmlns:w="http://schemas.openxmlformats.org/wordprocessingml/2006/main" xmlns:r="http://schemas.openxmlformats.org/officeDocument/2006/relationships" xmlns:wp="http://schemas.openxmlformats.org/drawingml/2006/wordprocessingDrawing">
   <w:body>
     <w:p>
       <w:pPr>
@@ -42,7 +42,7 @@
     </w:p>
     <w:p>
       <w:r>
-        <w:t xml:space="preserve">The present investigation reports a comprehensive second-law analysis of the two-dimensional, unsteady, magnetohydrodynamic (MHD) squeezing flow of a Casson Cu–Al₂O₃/water hybrid nanofluid confined between two horizontal parallel plates embedded in a Darcy porous medium. The lower plate is stretchable and permeable while the upper plate executes a squeezing motion relative to it. The energy transport incorporates nonlinear thermal radiation through the Rosseland approximation, Ohmic (Joule) dissipation, a volumetric heat source, viscous dissipation, and the Dufour (diffusion-thermo) cross-diffusion mechanism. The species transport carries the Soret (thermo-diffusion) effect together with an Arrhenius activation-energy-driven chemical reaction. The coupled partial differential equations governing mass, momentum, thermal and solutal transport are converted into a system of highly nonlinear, coupled ordinary differential equations by means of a suitable similarity transformation, and are solved analytically through the Optimal Homotopy Analysis Method (OHAM). A closed-form exact solution is derived for a physically meaningful reducible limit, and it is used to benchmark the analytical series solution. The dimensionless volumetric entropy generation number and the Bejan number are formulated by combining the thermal (with radiation), viscous, porous, magnetic (Joule) and diffusive irreversibility contributions. The influence of the Casson parameter, magnetic parameter, squeezing parameter, porosity, radiation, Brinkman number, Soret and Dufour numbers, and nanoparticle volume fractions on the velocity, temperature, concentration, entropy generation number and Bejan number is analysed through profiles and contour maps. The study finally identifies a second-law-optimal operating window that minimizes total irreversibility while preserving a target heat-transfer rate. It is found that entropy generation intensifies with the Brinkman and magnetic parameters near the stretching plate, whereas an increase in the squeezing parameter and Casson parameter suppresses total irreversibility. The hybrid nanoparticle loading enhances the heat-transfer irreversibility (Bejan number → 1) in the core of the channel.</w:t>
+        <w:t xml:space="preserve">A comprehensive second-law investigation is presented for the two-dimensional, unsteady, magnetohydrodynamic (MHD) squeezing flow of a Casson Cu–Al₂O₃/water hybrid nanofluid confined between two horizontal parallel plates saturated by a Darcy porous medium. The lower plate is stretchable and permeable while the upper plate executes a squeezing motion relative to it. Energy transport incorporates nonlinear thermal radiation (Rosseland approximation), Ohmic (Joule) dissipation, a volumetric heat source, viscous dissipation and the Dufour cross-diffusion mechanism, while species transport carries the Soret effect together with an Arrhenius activation-energy chemical reaction. The governing partial differential equations are reduced by a similarity transformation to a coupled, highly nonlinear ordinary differential system and solved analytically by the Optimal Homotopy Analysis Method (OHAM); a closed-form exact solution is derived for a reducible limit and used to benchmark the series solution. The dimensionless entropy generation number and Bejan number are assembled from the thermal (with radiation), viscous, porous, magnetic (Joule) and diffusive irreversibility contributions. Eight figures and seven tables document the effect of the Casson, magnetic, squeezing, porosity, radiation, Brinkman, Soret, Dufour and nanoparticle-loading parameters on the velocity, temperature, concentration, entropy generation number and Bejan number. A second-law-optimal operating window that minimises total irreversibility for a target heat-transfer rate is identified. Entropy generation intensifies with the Brinkman and magnetic parameters near the stretching plate and is suppressed by the Casson and squeezing parameters; hybrid loading raises the heat-transfer irreversibility (Bejan number → 1) in the channel core, and the averaged irreversibility exhibits a shallow minimum at an intermediate squeeze rate.</w:t>
       </w:r>
     </w:p>
     <w:p>
@@ -494,7 +494,7 @@
               <w:jc w:val="left"/>
             </w:pPr>
             <w:r>
-              <w:t xml:space="preserve">hybrid nanofluid thermal conductivity</w:t>
+              <w:t xml:space="preserve">hybrid nanofluid conductivity</w:t>
             </w:r>
           </w:p>
         </w:tc>
@@ -568,7 +568,7 @@
               <w:jc w:val="left"/>
             </w:pPr>
             <w:r>
-              <w:t xml:space="preserve">hybrid nanofluid dynamic viscosity</w:t>
+              <w:t xml:space="preserve">hybrid nanofluid viscosity</w:t>
             </w:r>
           </w:p>
         </w:tc>
@@ -716,7 +716,7 @@
               <w:jc w:val="left"/>
             </w:pPr>
             <w:r>
-              <w:t xml:space="preserve">hybrid nanofluid electrical conductivity</w:t>
+              <w:t xml:space="preserve">hybrid electrical conductivity</w:t>
             </w:r>
           </w:p>
         </w:tc>
@@ -938,7 +938,7 @@
               <w:jc w:val="left"/>
             </w:pPr>
             <w:r>
-              <w:t xml:space="preserve">heat source coefficient</w:t>
+              <w:t xml:space="preserve">heat-source coefficient</w:t>
             </w:r>
           </w:p>
         </w:tc>
@@ -994,61 +994,61 @@
               <w:jc w:val="left"/>
             </w:pPr>
             <w:r>
-              <w:t xml:space="preserve">N_G</w:t>
-            </w:r>
-          </w:p>
-        </w:tc>
-        <w:tc>
-          <w:tcPr>
-            <w:tcBorders>
-              <w:top w:val="single" w:sz="4" w:color="808080"/>
-              <w:bottom w:val="single" w:sz="4" w:color="808080"/>
-              <w:left w:val="single" w:sz="4" w:color="808080"/>
-              <w:right w:val="single" w:sz="4" w:color="808080"/>
-            </w:tcBorders>
-          </w:tcPr>
-          <w:p>
-            <w:pPr>
-              <w:jc w:val="left"/>
-            </w:pPr>
-            <w:r>
-              <w:t xml:space="preserve">entropy generation number</w:t>
-            </w:r>
-          </w:p>
-        </w:tc>
-        <w:tc>
-          <w:tcPr>
-            <w:tcBorders>
-              <w:top w:val="single" w:sz="4" w:color="808080"/>
-              <w:bottom w:val="single" w:sz="4" w:color="808080"/>
-              <w:left w:val="single" w:sz="4" w:color="808080"/>
-              <w:right w:val="single" w:sz="4" w:color="808080"/>
-            </w:tcBorders>
-          </w:tcPr>
-          <w:p>
-            <w:pPr>
-              <w:jc w:val="left"/>
-            </w:pPr>
-            <w:r>
-              <w:t xml:space="preserve">Be</w:t>
-            </w:r>
-          </w:p>
-        </w:tc>
-        <w:tc>
-          <w:tcPr>
-            <w:tcBorders>
-              <w:top w:val="single" w:sz="4" w:color="808080"/>
-              <w:bottom w:val="single" w:sz="4" w:color="808080"/>
-              <w:left w:val="single" w:sz="4" w:color="808080"/>
-              <w:right w:val="single" w:sz="4" w:color="808080"/>
-            </w:tcBorders>
-          </w:tcPr>
-          <w:p>
-            <w:pPr>
-              <w:jc w:val="left"/>
-            </w:pPr>
-            <w:r>
-              <w:t xml:space="preserve">Bejan number</w:t>
+              <w:t xml:space="preserve">E</w:t>
+            </w:r>
+          </w:p>
+        </w:tc>
+        <w:tc>
+          <w:tcPr>
+            <w:tcBorders>
+              <w:top w:val="single" w:sz="4" w:color="808080"/>
+              <w:bottom w:val="single" w:sz="4" w:color="808080"/>
+              <w:left w:val="single" w:sz="4" w:color="808080"/>
+              <w:right w:val="single" w:sz="4" w:color="808080"/>
+            </w:tcBorders>
+          </w:tcPr>
+          <w:p>
+            <w:pPr>
+              <w:jc w:val="left"/>
+            </w:pPr>
+            <w:r>
+              <w:t xml:space="preserve">activation-energy parameter</w:t>
+            </w:r>
+          </w:p>
+        </w:tc>
+        <w:tc>
+          <w:tcPr>
+            <w:tcBorders>
+              <w:top w:val="single" w:sz="4" w:color="808080"/>
+              <w:bottom w:val="single" w:sz="4" w:color="808080"/>
+              <w:left w:val="single" w:sz="4" w:color="808080"/>
+              <w:right w:val="single" w:sz="4" w:color="808080"/>
+            </w:tcBorders>
+          </w:tcPr>
+          <w:p>
+            <w:pPr>
+              <w:jc w:val="left"/>
+            </w:pPr>
+            <w:r>
+              <w:t xml:space="preserve">K</w:t>
+            </w:r>
+          </w:p>
+        </w:tc>
+        <w:tc>
+          <w:tcPr>
+            <w:tcBorders>
+              <w:top w:val="single" w:sz="4" w:color="808080"/>
+              <w:bottom w:val="single" w:sz="4" w:color="808080"/>
+              <w:left w:val="single" w:sz="4" w:color="808080"/>
+              <w:right w:val="single" w:sz="4" w:color="808080"/>
+            </w:tcBorders>
+          </w:tcPr>
+          <w:p>
+            <w:pPr>
+              <w:jc w:val="left"/>
+            </w:pPr>
+            <w:r>
+              <w:t xml:space="preserve">reaction parameter</w:t>
             </w:r>
           </w:p>
         </w:tc>
@@ -1068,61 +1068,61 @@
               <w:jc w:val="left"/>
             </w:pPr>
             <w:r>
-              <w:t xml:space="preserve">S_(gen)</w:t>
-            </w:r>
-          </w:p>
-        </w:tc>
-        <w:tc>
-          <w:tcPr>
-            <w:tcBorders>
-              <w:top w:val="single" w:sz="4" w:color="808080"/>
-              <w:bottom w:val="single" w:sz="4" w:color="808080"/>
-              <w:left w:val="single" w:sz="4" w:color="808080"/>
-              <w:right w:val="single" w:sz="4" w:color="808080"/>
-            </w:tcBorders>
-          </w:tcPr>
-          <w:p>
-            <w:pPr>
-              <w:jc w:val="left"/>
-            </w:pPr>
-            <w:r>
-              <w:t xml:space="preserve">volumetric entropy generation</w:t>
-            </w:r>
-          </w:p>
-        </w:tc>
-        <w:tc>
-          <w:tcPr>
-            <w:tcBorders>
-              <w:top w:val="single" w:sz="4" w:color="808080"/>
-              <w:bottom w:val="single" w:sz="4" w:color="808080"/>
-              <w:left w:val="single" w:sz="4" w:color="808080"/>
-              <w:right w:val="single" w:sz="4" w:color="808080"/>
-            </w:tcBorders>
-          </w:tcPr>
-          <w:p>
-            <w:pPr>
-              <w:jc w:val="left"/>
-            </w:pPr>
-            <w:r>
-              <w:t xml:space="preserve">Ω,ζ</w:t>
-            </w:r>
-          </w:p>
-        </w:tc>
-        <w:tc>
-          <w:tcPr>
-            <w:tcBorders>
-              <w:top w:val="single" w:sz="4" w:color="808080"/>
-              <w:bottom w:val="single" w:sz="4" w:color="808080"/>
-              <w:left w:val="single" w:sz="4" w:color="808080"/>
-              <w:right w:val="single" w:sz="4" w:color="808080"/>
-            </w:tcBorders>
-          </w:tcPr>
-          <w:p>
-            <w:pPr>
-              <w:jc w:val="left"/>
-            </w:pPr>
-            <w:r>
-              <w:t xml:space="preserve">temperature, concentration ratios</w:t>
+              <w:t xml:space="preserve">N_G</w:t>
+            </w:r>
+          </w:p>
+        </w:tc>
+        <w:tc>
+          <w:tcPr>
+            <w:tcBorders>
+              <w:top w:val="single" w:sz="4" w:color="808080"/>
+              <w:bottom w:val="single" w:sz="4" w:color="808080"/>
+              <w:left w:val="single" w:sz="4" w:color="808080"/>
+              <w:right w:val="single" w:sz="4" w:color="808080"/>
+            </w:tcBorders>
+          </w:tcPr>
+          <w:p>
+            <w:pPr>
+              <w:jc w:val="left"/>
+            </w:pPr>
+            <w:r>
+              <w:t xml:space="preserve">entropy generation number</w:t>
+            </w:r>
+          </w:p>
+        </w:tc>
+        <w:tc>
+          <w:tcPr>
+            <w:tcBorders>
+              <w:top w:val="single" w:sz="4" w:color="808080"/>
+              <w:bottom w:val="single" w:sz="4" w:color="808080"/>
+              <w:left w:val="single" w:sz="4" w:color="808080"/>
+              <w:right w:val="single" w:sz="4" w:color="808080"/>
+            </w:tcBorders>
+          </w:tcPr>
+          <w:p>
+            <w:pPr>
+              <w:jc w:val="left"/>
+            </w:pPr>
+            <w:r>
+              <w:t xml:space="preserve">Be</w:t>
+            </w:r>
+          </w:p>
+        </w:tc>
+        <w:tc>
+          <w:tcPr>
+            <w:tcBorders>
+              <w:top w:val="single" w:sz="4" w:color="808080"/>
+              <w:bottom w:val="single" w:sz="4" w:color="808080"/>
+              <w:left w:val="single" w:sz="4" w:color="808080"/>
+              <w:right w:val="single" w:sz="4" w:color="808080"/>
+            </w:tcBorders>
+          </w:tcPr>
+          <w:p>
+            <w:pPr>
+              <w:jc w:val="left"/>
+            </w:pPr>
+            <w:r>
+              <w:t xml:space="preserve">Bejan number</w:t>
             </w:r>
           </w:p>
         </w:tc>
@@ -1142,6 +1142,80 @@
               <w:jc w:val="left"/>
             </w:pPr>
             <w:r>
+              <w:t xml:space="preserve">S_(gen)</w:t>
+            </w:r>
+          </w:p>
+        </w:tc>
+        <w:tc>
+          <w:tcPr>
+            <w:tcBorders>
+              <w:top w:val="single" w:sz="4" w:color="808080"/>
+              <w:bottom w:val="single" w:sz="4" w:color="808080"/>
+              <w:left w:val="single" w:sz="4" w:color="808080"/>
+              <w:right w:val="single" w:sz="4" w:color="808080"/>
+            </w:tcBorders>
+          </w:tcPr>
+          <w:p>
+            <w:pPr>
+              <w:jc w:val="left"/>
+            </w:pPr>
+            <w:r>
+              <w:t xml:space="preserve">volumetric entropy generation</w:t>
+            </w:r>
+          </w:p>
+        </w:tc>
+        <w:tc>
+          <w:tcPr>
+            <w:tcBorders>
+              <w:top w:val="single" w:sz="4" w:color="808080"/>
+              <w:bottom w:val="single" w:sz="4" w:color="808080"/>
+              <w:left w:val="single" w:sz="4" w:color="808080"/>
+              <w:right w:val="single" w:sz="4" w:color="808080"/>
+            </w:tcBorders>
+          </w:tcPr>
+          <w:p>
+            <w:pPr>
+              <w:jc w:val="left"/>
+            </w:pPr>
+            <w:r>
+              <w:t xml:space="preserve">Ω,ζ</w:t>
+            </w:r>
+          </w:p>
+        </w:tc>
+        <w:tc>
+          <w:tcPr>
+            <w:tcBorders>
+              <w:top w:val="single" w:sz="4" w:color="808080"/>
+              <w:bottom w:val="single" w:sz="4" w:color="808080"/>
+              <w:left w:val="single" w:sz="4" w:color="808080"/>
+              <w:right w:val="single" w:sz="4" w:color="808080"/>
+            </w:tcBorders>
+          </w:tcPr>
+          <w:p>
+            <w:pPr>
+              <w:jc w:val="left"/>
+            </w:pPr>
+            <w:r>
+              <w:t xml:space="preserve">temperature, concentration ratios</w:t>
+            </w:r>
+          </w:p>
+        </w:tc>
+      </w:tr>
+      <w:tr>
+        <w:tc>
+          <w:tcPr>
+            <w:tcBorders>
+              <w:top w:val="single" w:sz="4" w:color="808080"/>
+              <w:bottom w:val="single" w:sz="4" w:color="808080"/>
+              <w:left w:val="single" w:sz="4" w:color="808080"/>
+              <w:right w:val="single" w:sz="4" w:color="808080"/>
+            </w:tcBorders>
+          </w:tcPr>
+          <w:p>
+            <w:pPr>
+              <w:jc w:val="left"/>
+            </w:pPr>
+            <w:r>
               <w:t xml:space="preserve">f,θ,φ</w:t>
             </w:r>
           </w:p>
@@ -1222,37 +1296,27 @@
     </w:p>
     <w:p>
       <w:r>
-        <w:t xml:space="preserve">The relentless demand for efficient thermal-management solutions in compact engineering systems — microelectronic cooling modules, compression and lubrication machinery, biomedical squeeze-film devices and miniaturised heat exchangers — has driven sustained interest in advanced working fluids and in the geometries that most effectively transport heat between closely spaced surfaces. Two developments dominate this landscape. The first is the emergence of nanofluids, engineered colloidal suspensions of nanometre-scale particles in a conventional base liquid, introduced by Choi and Eastman to overcome the intrinsically poor thermal conductivity of ordinary fluids. The second, more recent, is the hybrid nanofluid, in which two chemically distinct nanoparticle species are simultaneously dispersed so that their complementary attributes — for instance the high thermal conductivity of copper (Cu) and the chemical stability and favourable surface characteristics of alumina (Al₂O₃) — reinforce one another to yield superior thermophysical performance than either single-particle suspension.</w:t>
-      </w:r>
-    </w:p>
-    <w:p>
-      <w:r>
-        <w:t xml:space="preserve">When such fluids are processed between converging or diverging surfaces, the resulting squeezing flow constitutes one of the classical problems of applied fluid mechanics. Squeeze films arise wherever one boundary approaches another through a viscous medium, and they govern the load-carrying capacity of bearings, the moulding of polymers, the operation of hydraulic dampers and the mechanics of biological joints. The unsteady, two-dimensional squeezing of a fluid between parallel plates, in which the lower plate is simultaneously stretched and rendered permeable while the upper plate advances or recedes, provides an especially rich model because it couples boundary-driven shear with a time-dependent gap and with wall-normal suction or injection.</w:t>
-      </w:r>
-    </w:p>
-    <w:p>
-      <w:r>
-        <w:t xml:space="preserve">Many working fluids of practical relevance are non-Newtonian. Among the numerous rheological models, the Casson model occupies a privileged position because it captures yield-stress behaviour: below a critical shear stress the material behaves as a rigid solid, and above it as a shear-thinning viscous liquid. Blood, molten chocolate, concentrated fruit juices, drilling muds and a broad class of pharmaceutical and food fluids are well represented by the Casson constitutive law, and the model reduces smoothly to the Newtonian limit as the Casson parameter grows without bound.</w:t>
-      </w:r>
-    </w:p>
-    <w:p>
-      <w:r>
-        <w:t xml:space="preserve">The transport of heat in such systems is frequently accompanied by strong thermal radiation, by the Joule heating that inevitably arises when an electrically conducting fluid moves through an imposed magnetic field, by a volumetric heat source, and by viscous dissipation. When species transport is also present, the Soret and Dufour cross-diffusion mechanisms couple the thermal and solutal fields, and an Arrhenius activation-energy-controlled chemical reaction modulates the concentration field. The magnetohydrodynamic (MHD) body force offers a non-intrusive means of regulating the flow, and it is exploited in metallurgical processing, MHD pumps and generators, and biomedical flow control.</w:t>
-      </w:r>
-    </w:p>
-    <w:p>
-      <w:r>
-        <w:t xml:space="preserve">Although the first law of thermodynamics quantifies energy conservation, it is silent on the quality of energy conversion. The second law, expressed through entropy generation, identifies where and by how much useful work is irreversibly destroyed. Minimising entropy generation is therefore synonymous with maximising thermodynamic efficiency. The pioneering entropy-generation-minimisation framework of Bejan and the associated Bejan number — the ratio of heat- and mass-transfer irreversibility to total irreversibility — have become indispensable diagnostics in the design of thermal systems. Despite an extensive first-law literature on squeezing hybrid-nanofluid flows, a unified second-law treatment that simultaneously accounts for the Casson rheology, hybrid Cu–Al₂O₃/water suspension, Darcy porous resistance, nonlinear radiation, Joule heating, cross-diffusion and Arrhenius chemistry in the stretchable-lower/squeezing-upper channel remains, to the best of our knowledge, unaddressed.</w:t>
-      </w:r>
-    </w:p>
-    <w:p>
-      <w:r>
-        <w:t xml:space="preserve">A substantial body of work has examined entropy generation in nanofluid and hybrid-nanofluid flows over stretching sheets, rotating and spinning disks, cones, cylinders and channels, and has established that the magnetic field, Brinkman number, radiation and nanoparticle concentration are the principal levers of irreversibility. Investigations of squeezing flows, in particular, have shown that the approach of one boundary towards another sharply reorganises the velocity and thermal gradients and therefore the local entropy field. Nevertheless, the reported squeezing-flow entropy studies are overwhelmingly restricted either to single-phase or single-particle nanofluids, or to rotating-plate configurations, and they seldom retain the full constellation of physical mechanisms — yield-stress rheology, dual-particle hybrid suspension, porous resistance, nonlinear radiation, Ohmic dissipation, and coupled heat-and-mass transfer with cross-diffusion and reaction — that a realistic squeeze-film thermal device simultaneously experiences. The consequence is that the true irreversibility budget of such a device, and hence its attainable thermodynamic efficiency, has not been quantified. Establishing that budget, and using it to locate a second-law-optimal operating window, is the central purpose of the present paper.</w:t>
-      </w:r>
-    </w:p>
-    <w:p>
-      <w:r>
-        <w:t xml:space="preserve">The present work fills precisely this gap. It generalises two complementary earlier studies — one treating the Casson Cu–Al₂O₃/water hybrid nanofluid in a squeezing channel with radiation and Joule heating but without any species transport, and the other treating a single-phase viscous Casson fluid with cross-diffusion, chemical reaction and multiple slip but without nanoparticles or Joule heating — into a single, thermodynamically complete model, and it augments that model with a full entropy-generation analysis and a second-law optimisation. Both antecedent studies are recovered as limiting cases, which furnishes a rigorous validation pathway. The governing equations are reduced by similarity transformation and solved by the Optimal Homotopy Analysis Method (OHAM), and a closed-form exact solution is obtained for a reducible limit to anchor the analytical series solution.</w:t>
+        <w:t xml:space="preserve">Efficient thermal management in compact engineering hardware — microelectronic cooling stacks, compression and lubrication assemblies, biomedical squeeze-film devices and miniaturised heat exchangers — has stimulated intensive study of advanced working fluids and of the confined geometries that transport heat most effectively. A decisive advance has been the hybrid nanofluid, in which two distinct nanoparticle species are dispersed in a base liquid so that their complementary attributes reinforce one another; the unsteady squeezing of a Cu–Al₂O₃/water hybrid nanofluid in a magnetised horizontal channel was analysed by Khashi'ie et al. [1], who established the bvp4c benchmark that later studies routinely reproduce. Building on that geometry, Bhaskar et al. [2] examined the Casson Cu–Al₂O₃/water hybrid nanofluid between squeezing plates with thermal radiation and Joule heating, while Bhaskar and Sharma [3] treated a single-phase viscous Casson fluid in the same channel with cross-diffusion, chemical reaction and multiple slip. The present work unifies and extends [2] and [3].</w:t>
+      </w:r>
+    </w:p>
+    <w:p>
+      <w:r>
+        <w:t xml:space="preserve">The thermodynamic quality of such flows, rather than merely their energy balance, is captured by entropy generation. Murshid et al. [4] quantified entropy generation and performed a statistical analysis of an MHD hybrid-nanofluid unsteady squeezing flow between rotating plates with activation energy, and a companion analysis [5] optimised the entropy of a Cu–Al₂O₃/water flow through a porous stretching sheet with slip, Joule heating and chemical reaction. Enclosure and obstacle configurations were addressed by Chabani et al. [6] for a hybrid nanofluid in a triangular cavity, and dilating/squeezing porous channels by Bilal et al. [7]. Cross-diffusion (Soret–Dufour) coupling in three-dimensional MHD flow with radiation and reaction was studied by Sharma and Bhaskar [8], and entropy-generation optimisation for a chemically reactive magnetised radiative Cu–Al₂O₃ hybrid nanofluid was reported in [9]. More recently, chemically reacting Cu/Al₂O₃ Casson hybrid nanofluid transport through a porous medium with slip was analysed in [10], and a wavelet-enhanced physics-informed neural-network framework for double-diffusive hybrid CNT nanofluids with cross-diffusion and heat generation was developed in [11].</w:t>
+      </w:r>
+    </w:p>
+    <w:p>
+      <w:r>
+        <w:t xml:space="preserve">Rotating-disk and stretching-surface studies have delineated the roles of the governing groups. Zangooee et al. [12] examined MHD nanofluid flow between stretching rotating disks; Dawar et al. [13] simulated a rotating sodium-alginate iron-oxide layer under solar radiation; and Gul et al. [14] analysed dissipative nanofluid flow over an unsteady turning disk. Casson-specific transport has been probed by Saeed et al. [15] for a permeable stretching sheet with first-order reaction, by Lim et al. [16] for a Von Kármán configuration with Navier slip and Cattaneo–Christov flux, and by Kumar et al. [17] for thermophoretic deposition over a moving needle. Hybrid and multi-particle suspensions on spheres and corrugated ducts were reported by Nasir et al. [18], while non-Fourier stagnation transport was studied by Jawad and Nisar [19]; the combined Cattaneo–Christov and Arrhenius activation-energy effects on an MHD Maxwell nanofluid were disclosed by Azam [20].</w:t>
+      </w:r>
+    </w:p>
+    <w:p>
+      <w:r>
+        <w:t xml:space="preserve">Particle-shape and morphology effects were quantified by Rashid et al. [21] for graphene–water and by Painuly et al. [22] for a helically corrugated hybrid-nanofluid duct, and a comparative particle-shape study between parallel plates was carried out by Chu et al. [23]. Couple-stress hybrid nanofluid transport in a converging–diverging channel was analysed by Ullah et al. [24], bioconvective MHD Williamson transport by Bhatti et al. [25], and Buongiorno-model performance over a curved surface by Mishra et al. [26]. Fractal–fractional Casson electro-osmosis was modelled by Murtaza et al. [27], electro-osmotic third-grade micro-channel flow by Nazeer et al. [28], and hybrid-nanofluid chip cooling with entropy generation by Korei and Louali [29]. Slippery Sutterby hybrid radiative flow was simulated by Bouslimi et al. [30]. Most recently, ternary hybrid Casson nanofluids in porous media were assessed through sensitivity analysis in [31], radiative-convective Casson hybrid transport with Cattaneo–Christov flux and entropy estimation over an inclined disk in [32], reaction-diffusion-coupled Casson hybrid transport under boundary slip in [33], and Casson hybrid nanoparticles over a porous stretchable plate with the Cattaneo–Christov model in [34].</w:t>
+      </w:r>
+    </w:p>
+    <w:p>
+      <w:r>
+        <w:t xml:space="preserve">The foregoing survey reveals that, although the individual ingredients are well studied, the reported squeezing-flow entropy analyses are largely confined to single-phase or single-particle nanofluids or to rotating-plate geometries [4,5,29], and they seldom retain the full mechanism set — yield-stress rheology, dual-particle hybrid suspension, Darcy resistance, nonlinear radiation, Ohmic dissipation, and coupled heat-and-mass transfer with cross-diffusion and Arrhenius chemistry — that a realistic squeeze-film device experiences [2,3,10]. Consequently the true irreversibility budget of such a device, and the operating window that minimises it, remain unquantified. The present study closes this gap: it formulates the thermodynamically complete model, solves it by OHAM [3,20], verifies it against the exact reducible limit and the benchmark of [1], and delivers a full entropy-generation and Bejan-number analysis together with a second-law optimisation.</w:t>
       </w:r>
     </w:p>
     <w:p>
@@ -1278,7 +1342,7 @@
     </w:p>
     <w:p>
       <w:r>
-        <w:t xml:space="preserve">Consider the unsteady, two-dimensional, laminar and incompressible flow of a Casson Cu–Al₂O₃/water hybrid nanofluid confined between two infinite horizontal parallel plates saturated by a Darcy porous medium. A Cartesian coordinate system (x,y) is adopted with the x-axis lying along the lower plate and the y-axis normal to it. The upper plate is located at a time-dependent distance</w:t>
+        <w:t xml:space="preserve">Consider the unsteady, two-dimensional, laminar, incompressible flow of a Casson Cu–Al₂O₃/water hybrid nanofluid between two infinite horizontal parallel plates saturated by a Darcy porous medium, with the x-axis along the lower plate and the y-axis normal to it. The upper plate sits at the time-dependent gap</w:t>
       </w:r>
     </w:p>
     <w:p>
@@ -1294,28 +1358,98 @@
     </w:p>
     <w:p>
       <w:r>
-        <w:t xml:space="preserve">and moves towards or away from the lower plate with velocity Vₕ=dh/dt=-(α)/(2)√ν_f/[b(1-α t)]. The lower plate is stretched with velocity u_w=bx/(1-α t) and is permeable, admitting wall-normal suction/injection with velocity v_w=-V₀/(1-α t). A transverse, time-dependent magnetic field B(t)=B₀/√1-α t is applied along the y-direction; the induced magnetic field is neglected under the small magnetic-Reynolds-number assumption.</w:t>
-      </w:r>
-    </w:p>
-    <w:p>
-      <w:r>
-        <w:t xml:space="preserve">The rheological equation of state for an isotropic, incompressible Casson fluid is</w:t>
-      </w:r>
-    </w:p>
-    <w:p>
-      <w:pPr>
-        <w:jc w:val="center"/>
-      </w:pPr>
-      <w:r>
-        <w:rPr>
-          <w:i/>
-        </w:rPr>
-        <w:t xml:space="preserve">τᵢⱼ= cases 2(μ_B+p_y√2π)eᵢⱼ, π&gt;π_c, [2mm] 2(μ_B+p_y√2π_c)eᵢⱼ, π&lt;π_c, cases (2)</w:t>
-      </w:r>
-    </w:p>
-    <w:p>
-      <w:r>
-        <w:t xml:space="preserve">where μ_B is the plastic dynamic viscosity, p_y the yield stress, eᵢⱼ the rate-of-strain tensor, π=eᵢⱼeᵢⱼ, and π_c its critical value. The Casson parameter is β*=μ_B√2π_c/p_y.</w:t>
+        <w:t xml:space="preserve">and moves with velocity</w:t>
+      </w:r>
+    </w:p>
+    <w:p>
+      <w:pPr>
+        <w:jc w:val="center"/>
+      </w:pPr>
+      <w:r>
+        <w:rPr>
+          <w:i/>
+        </w:rPr>
+        <w:t xml:space="preserve">Vₕ=(dh)/(dt)=-(α)/(2)√(ν_f)/(b(1-α t)). (2)</w:t>
+      </w:r>
+    </w:p>
+    <w:p>
+      <w:r>
+        <w:t xml:space="preserve">The lower plate stretches with</w:t>
+      </w:r>
+    </w:p>
+    <w:p>
+      <w:pPr>
+        <w:jc w:val="center"/>
+      </w:pPr>
+      <w:r>
+        <w:rPr>
+          <w:i/>
+        </w:rPr>
+        <w:t xml:space="preserve">u_w=(bx)/(1-α t), (3)</w:t>
+      </w:r>
+    </w:p>
+    <w:p>
+      <w:r>
+        <w:t xml:space="preserve">carries the time-dependent magnetic field</w:t>
+      </w:r>
+    </w:p>
+    <w:p>
+      <w:pPr>
+        <w:jc w:val="center"/>
+      </w:pPr>
+      <w:r>
+        <w:rPr>
+          <w:i/>
+        </w:rPr>
+        <w:t xml:space="preserve">B(t)=B₀√1-α t, (4)</w:t>
+      </w:r>
+    </w:p>
+    <w:p>
+      <w:r>
+        <w:t xml:space="preserve">and is permeable, admitting wall-normal suction/injection</w:t>
+      </w:r>
+    </w:p>
+    <w:p>
+      <w:pPr>
+        <w:jc w:val="center"/>
+      </w:pPr>
+      <w:r>
+        <w:rPr>
+          <w:i/>
+        </w:rPr>
+        <w:t xml:space="preserve">v_w=-(V₀)/(1-α t). (5)</w:t>
+      </w:r>
+    </w:p>
+    <w:p>
+      <w:r>
+        <w:t xml:space="preserve">The rheological state equation of the Casson fluid is</w:t>
+      </w:r>
+    </w:p>
+    <w:p>
+      <w:pPr>
+        <w:jc w:val="center"/>
+      </w:pPr>
+      <w:r>
+        <w:rPr>
+          <w:i/>
+        </w:rPr>
+        <w:t xml:space="preserve">τᵢⱼ=cases2(μ_B+p_y√2π)eᵢⱼ, π&gt;π_c, [2mm]2(μ_B+p_y√2π_c)eᵢⱼ, π&lt;π_c,cases (6)</w:t>
+      </w:r>
+    </w:p>
+    <w:p>
+      <w:r>
+        <w:t xml:space="preserve">with the Casson parameter</w:t>
+      </w:r>
+    </w:p>
+    <w:p>
+      <w:pPr>
+        <w:jc w:val="center"/>
+      </w:pPr>
+      <w:r>
+        <w:rPr>
+          <w:i/>
+        </w:rPr>
+        <w:t xml:space="preserve">β*=μ_B√2π_cp_y. (7)</w:t>
       </w:r>
     </w:p>
     <w:p>
@@ -1328,14 +1462,6 @@
     </w:p>
     <w:p>
       <w:r>
-        <w:t xml:space="preserve">Under the stated assumptions and the boundary-layer scaling, the conservation equations for the hybrid nanofluid read:</w:t>
-      </w:r>
-    </w:p>
-    <w:p>
-      <w:r>
-        <w:rPr>
-          <w:i/>
-        </w:rPr>
         <w:t xml:space="preserve">Continuity:</w:t>
       </w:r>
     </w:p>
@@ -1347,116 +1473,125 @@
         <w:rPr>
           <w:i/>
         </w:rPr>
-        <w:t xml:space="preserve">(∂ u)/(∂ x)+(∂ v)/(∂ y)=0. (3)</w:t>
-      </w:r>
-    </w:p>
-    <w:p>
-      <w:r>
-        <w:rPr>
-          <w:i/>
-        </w:rPr>
-        <w:t xml:space="preserve">Momentum (x-direction):</w:t>
-      </w:r>
-    </w:p>
-    <w:p>
-      <w:pPr>
-        <w:jc w:val="center"/>
-      </w:pPr>
-      <w:r>
-        <w:rPr>
-          <w:i/>
-        </w:rPr>
-        <w:t xml:space="preserve">(∂ u)/(∂ t)+u(∂ u)/(∂ x)+v(∂ u)/(∂ y) =-(1)/(ρ_(hnf))(∂ p)/(∂ x) +(μ_(hnf))/(ρ_(hnf))(1+(1)/(β*))((∂² u)/(∂ x²)+(∂² u)/(∂ y²)) -(σ_(hnf))/(ρ_(hnf))B(t)² u -(μ_(hnf))/(ρ_(hnf))(1)/(K_P*)(1+(1)/(β*))u. (4)</w:t>
-      </w:r>
-    </w:p>
-    <w:p>
-      <w:r>
-        <w:rPr>
-          <w:i/>
-        </w:rPr>
-        <w:t xml:space="preserve">Momentum (y-direction):</w:t>
-      </w:r>
-    </w:p>
-    <w:p>
-      <w:pPr>
-        <w:jc w:val="center"/>
-      </w:pPr>
-      <w:r>
-        <w:rPr>
-          <w:i/>
-        </w:rPr>
-        <w:t xml:space="preserve">(∂ v)/(∂ t)+u(∂ v)/(∂ x)+v(∂ v)/(∂ y) =-(1)/(ρ_(hnf))(∂ p)/(∂ y) +(μ_(hnf))/(ρ_(hnf))(1+(1)/(β*))((∂² v)/(∂ x²)+(∂² v)/(∂ y²)) -(μ_(hnf))/(ρ_(hnf))(1)/(K_P*)(1+(1)/(β*))v. (5)</w:t>
-      </w:r>
-    </w:p>
-    <w:p>
-      <w:r>
-        <w:rPr>
-          <w:b/>
-        </w:rPr>
-        <w:t xml:space="preserve">Energy</w:t>
-      </w:r>
-      <w:r>
-        <w:t xml:space="preserve"> (radiation, Joule heating, heat source, viscous dissipation, Dufour):</w:t>
-      </w:r>
-    </w:p>
-    <w:p>
-      <w:pPr>
-        <w:jc w:val="center"/>
-      </w:pPr>
-      <w:r>
-        <w:rPr>
-          <w:i/>
-        </w:rPr>
-        <w:t xml:space="preserve">(ρ Cₚ)_(hnf)((∂ T)/(∂ t)+u(∂ T)/(∂ x)+v(∂ T)/(∂ y)) =κ_(hnf)(∂² T)/(∂ y²)-(∂ q_r)/(∂ y) +σ_(hnf)B(t)²u² -Q₀(T-T₁)</w:t>
-      </w:r>
-    </w:p>
-    <w:p>
-      <w:pPr>
-        <w:jc w:val="center"/>
-      </w:pPr>
-      <w:r>
-        <w:rPr>
-          <w:i/>
-        </w:rPr>
-        <w:t xml:space="preserve">+μ_(hnf)(1+(1)/(β*))[2((∂ u)/(∂ x))²+2((∂ v)/(∂ y))²+((∂ u)/(∂ y)+(∂ v)/(∂ x))²] +(ρ_(hnf)DₘK_T)/(Cₛ)(∂² C)/(∂ y²). (6)</w:t>
-      </w:r>
-    </w:p>
-    <w:p>
-      <w:r>
-        <w:rPr>
-          <w:b/>
-        </w:rPr>
-        <w:t xml:space="preserve">Concentration</w:t>
-      </w:r>
-      <w:r>
-        <w:t xml:space="preserve"> (Soret, Arrhenius chemical reaction):</w:t>
-      </w:r>
-    </w:p>
-    <w:p>
-      <w:pPr>
-        <w:jc w:val="center"/>
-      </w:pPr>
-      <w:r>
-        <w:rPr>
-          <w:i/>
-        </w:rPr>
-        <w:t xml:space="preserve">(∂ C)/(∂ t)+u(∂ C)/(∂ x)+v(∂ C)/(∂ y) =Dₘ(∂² C)/(∂ y²) +(DₘK_T)/(Tₘ)(∂² T)/(∂ y²) -k_r²((T)/(T₁))ⁿ(-(Eₐ)/(k_BT))(C-C₁). (7)</w:t>
-      </w:r>
-    </w:p>
-    <w:p>
-      <w:r>
-        <w:t xml:space="preserve">The Rosseland radiative flux and its linearisation are</w:t>
-      </w:r>
-    </w:p>
-    <w:p>
-      <w:pPr>
-        <w:jc w:val="center"/>
-      </w:pPr>
-      <w:r>
-        <w:rPr>
-          <w:i/>
-        </w:rPr>
-        <w:t xml:space="preserve">q_r=-(4σ*)/(3k*)(∂ T⁴)/(∂ y), T⁴≈ 4T₀³T-3T₀⁴, (∂ q_r)/(∂ y)=-(16σ*T₀³)/(3k*)(∂² T)/(∂ y²). (8)</w:t>
+        <w:t xml:space="preserve">(∂ u)/(∂ x)+(∂ v)/(∂ y)=0. (8)</w:t>
+      </w:r>
+    </w:p>
+    <w:p>
+      <w:r>
+        <w:t xml:space="preserve">x-momentum:</w:t>
+      </w:r>
+    </w:p>
+    <w:p>
+      <w:pPr>
+        <w:jc w:val="center"/>
+      </w:pPr>
+      <w:r>
+        <w:rPr>
+          <w:i/>
+        </w:rPr>
+        <w:t xml:space="preserve">(∂ u)/(∂ t)+u(∂ u)/(∂ x)+v(∂ u)/(∂ y)=-(1)/(ρ_(hnf))(∂ p)/(∂ x)+(μ_(hnf))/(ρ_(hnf))(1+(1)/(β*))((∂²u)/(∂ x²)+(∂²u)/(∂ y²))-(σ_(hnf))/(ρ_(hnf))B(t)²u-(μ_(hnf))/(ρ_(hnf))(1)/(K_P*)(1+(1)/(β*))u. (9)</w:t>
+      </w:r>
+    </w:p>
+    <w:p>
+      <w:r>
+        <w:t xml:space="preserve">y-momentum:</w:t>
+      </w:r>
+    </w:p>
+    <w:p>
+      <w:pPr>
+        <w:jc w:val="center"/>
+      </w:pPr>
+      <w:r>
+        <w:rPr>
+          <w:i/>
+        </w:rPr>
+        <w:t xml:space="preserve">(∂ v)/(∂ t)+u(∂ v)/(∂ x)+v(∂ v)/(∂ y)=-(1)/(ρ_(hnf))(∂ p)/(∂ y)+(μ_(hnf))/(ρ_(hnf))(1+(1)/(β*))((∂²v)/(∂ x²)+(∂²v)/(∂ y²))-(μ_(hnf))/(ρ_(hnf))(1)/(K_P*)(1+(1)/(β*))v. (10)</w:t>
+      </w:r>
+    </w:p>
+    <w:p>
+      <w:r>
+        <w:t xml:space="preserve">Energy (radiation, Joule heating, heat source, viscous dissipation, Dufour):</w:t>
+      </w:r>
+    </w:p>
+    <w:p>
+      <w:pPr>
+        <w:jc w:val="center"/>
+      </w:pPr>
+      <w:r>
+        <w:rPr>
+          <w:i/>
+        </w:rPr>
+        <w:t xml:space="preserve">(ρ Cₚ)_(hnf)((∂ T)/(∂ t)+u(∂ T)/(∂ x)+v(∂ T)/(∂ y))=κ_(hnf)(∂²T)/(∂ y²)-(∂ q_r)/(∂ y)+σ_(hnf)B(t)²u²-Q₀(T-T₁)+μ_(hnf)(1+(1)/(β*))Φ_v+(ρ_(hnf)DₘK_T)/(Cₛ)(∂²C)/(∂ y²), (11)</w:t>
+      </w:r>
+    </w:p>
+    <w:p>
+      <w:r>
+        <w:t xml:space="preserve">where the viscous-dissipation function is</w:t>
+      </w:r>
+    </w:p>
+    <w:p>
+      <w:pPr>
+        <w:jc w:val="center"/>
+      </w:pPr>
+      <w:r>
+        <w:rPr>
+          <w:i/>
+        </w:rPr>
+        <w:t xml:space="preserve">Φ_v=2((∂ u)/(∂ x))²+2((∂ v)/(∂ y))²+((∂ u)/(∂ y)+(∂ v)/(∂ x))². (12)</w:t>
+      </w:r>
+    </w:p>
+    <w:p>
+      <w:r>
+        <w:t xml:space="preserve">Concentration (Soret, Arrhenius reaction):</w:t>
+      </w:r>
+    </w:p>
+    <w:p>
+      <w:pPr>
+        <w:jc w:val="center"/>
+      </w:pPr>
+      <w:r>
+        <w:rPr>
+          <w:i/>
+        </w:rPr>
+        <w:t xml:space="preserve">(∂ C)/(∂ t)+u(∂ C)/(∂ x)+v(∂ C)/(∂ y)=Dₘ(∂²C)/(∂ y²)+(DₘK_T)/(Tₘ)(∂²T)/(∂ y²)-k_r²((T)/(T₁))ⁿ(-(Eₐ)/(k_BT))(C-C₁). (13)</w:t>
+      </w:r>
+    </w:p>
+    <w:p>
+      <w:r>
+        <w:t xml:space="preserve">The Rosseland flux, its linearisation and gradient are</w:t>
+      </w:r>
+    </w:p>
+    <w:p>
+      <w:pPr>
+        <w:jc w:val="center"/>
+      </w:pPr>
+      <w:r>
+        <w:rPr>
+          <w:i/>
+        </w:rPr>
+        <w:t xml:space="preserve">q_r=-(4σ*)/(3k*)(∂ T⁴)/(∂ y), (14)</w:t>
+      </w:r>
+    </w:p>
+    <w:p>
+      <w:pPr>
+        <w:jc w:val="center"/>
+      </w:pPr>
+      <w:r>
+        <w:rPr>
+          <w:i/>
+        </w:rPr>
+        <w:t xml:space="preserve">T⁴≈4T₀³T-3T₀⁴, (15)</w:t>
+      </w:r>
+    </w:p>
+    <w:p>
+      <w:pPr>
+        <w:jc w:val="center"/>
+      </w:pPr>
+      <w:r>
+        <w:rPr>
+          <w:i/>
+        </w:rPr>
+        <w:t xml:space="preserve">(∂ q_r)/(∂ y)=-(16σ*T₀³)/(3k*)(∂²T)/(∂ y²). (16)</w:t>
       </w:r>
     </w:p>
     <w:p>
@@ -1464,63 +1599,497 @@
         <w:pStyle w:val="Heading2"/>
       </w:pPr>
       <w:r>
-        <w:t xml:space="preserve">2.3 Thermophysical properties of the hybrid nanofluid</w:t>
-      </w:r>
-    </w:p>
-    <w:p>
-      <w:r>
-        <w:t xml:space="preserve">The Cu–Al₂O₃/water hybrid nanofluid properties follow the standard two-step correlations (Al₂O₃ enters first with volume fraction φ₁; Cu second with φ₂):</w:t>
-      </w:r>
-    </w:p>
-    <w:p>
-      <w:pPr>
-        <w:jc w:val="center"/>
-      </w:pPr>
-      <w:r>
-        <w:rPr>
-          <w:i/>
-        </w:rPr>
-        <w:t xml:space="preserve">μ_(hnf)=(μ_f)/((1-φ₁)^(2.5)(1-φ₂)^(2.5)), ρ_(hnf)=(1-φ₂)[(1-φ₁)ρ_f+φ₁ρ_(s₁)]+φ₂ρ_(s₂), (9)</w:t>
-      </w:r>
-    </w:p>
-    <w:p>
-      <w:pPr>
-        <w:jc w:val="center"/>
-      </w:pPr>
-      <w:r>
-        <w:rPr>
-          <w:i/>
-        </w:rPr>
-        <w:t xml:space="preserve">(ρ Cₚ)_(hnf)=(1-φ₂)[(1-φ₁)(ρ Cₚ)_f+φ₁(ρ Cₚ)_(s₁)]+φ₂(ρ Cₚ)_(s₂), (10)</w:t>
-      </w:r>
-    </w:p>
-    <w:p>
-      <w:pPr>
-        <w:jc w:val="center"/>
-      </w:pPr>
-      <w:r>
-        <w:rPr>
-          <w:i/>
-        </w:rPr>
-        <w:t xml:space="preserve">(κ_(hnf))/(κ_(bf))=(2κ_(bf)+κ_(s₂)-2φ₂(κ_(bf)-κ_(s₂)))/(2κ_(bf)+κ_(s₂)+φ₂(κ_(bf)-κ_(s₂))), (κ_(bf))/(κ_f)=(2κ_f+κ_(s₁)-2φ₁(κ_f-κ_(s₁)))/(2κ_f+κ_(s₁)+φ₁(κ_f-κ_(s₁))), (11)</w:t>
-      </w:r>
-    </w:p>
-    <w:p>
-      <w:pPr>
-        <w:jc w:val="center"/>
-      </w:pPr>
-      <w:r>
-        <w:rPr>
-          <w:i/>
-        </w:rPr>
-        <w:t xml:space="preserve">(σ_(hnf))/(σ_(bf))=(σ_(s₂)(1+2φ₂)+2σ_(bf)(1-φ₂))/(σ_(s₂)(1-φ₂)+σ_(bf)(2+φ₂)), (σ_(bf))/(σ_f)=(σ_(s₁)(1+2φ₁)+2σ_f(1-φ₁))/(σ_(s₁)(1-φ₁)+σ_f(2+φ₁)). (12)</w:t>
-      </w:r>
-    </w:p>
-    <w:p>
-      <w:r>
-        <w:t xml:space="preserve">Representative thermophysical data (Al₂O₃ / Cu / H₂O): Cₚ=765/385/4179 J kg⁻¹K⁻¹; ρ=3970/8933/997.1 kg m⁻³; σ=35×10⁶/59.6×10⁶/5.5×10⁻⁶ S m⁻¹; κ=40/401/0.613 W m⁻¹K⁻¹.</w:t>
-      </w:r>
-    </w:p>
+        <w:t xml:space="preserve">2.3 Thermophysical properties</w:t>
+      </w:r>
+    </w:p>
+    <w:p>
+      <w:r>
+        <w:t xml:space="preserve">The Cu–Al₂O₃/water correlations (Al₂O₃ first, φ₁; Cu second, φ₂) are</w:t>
+      </w:r>
+    </w:p>
+    <w:p>
+      <w:pPr>
+        <w:jc w:val="center"/>
+      </w:pPr>
+      <w:r>
+        <w:rPr>
+          <w:i/>
+        </w:rPr>
+        <w:t xml:space="preserve">μ_(hnf)=(μ_f)/((1-φ₁)^(2.5)(1-φ₂)^(2.5)), (17)</w:t>
+      </w:r>
+    </w:p>
+    <w:p>
+      <w:pPr>
+        <w:jc w:val="center"/>
+      </w:pPr>
+      <w:r>
+        <w:rPr>
+          <w:i/>
+        </w:rPr>
+        <w:t xml:space="preserve">ρ_(hnf)=(1-φ₂)[(1-φ₁)ρ_f+φ₁ρ_(s₁)]+φ₂ρ_(s₂), (18)</w:t>
+      </w:r>
+    </w:p>
+    <w:p>
+      <w:pPr>
+        <w:jc w:val="center"/>
+      </w:pPr>
+      <w:r>
+        <w:rPr>
+          <w:i/>
+        </w:rPr>
+        <w:t xml:space="preserve">(ρ Cₚ)_(hnf)=(1-φ₂)[(1-φ₁)(ρ Cₚ)_f+φ₁(ρ Cₚ)_(s₁)]+φ₂(ρ Cₚ)_(s₂), (19)</w:t>
+      </w:r>
+    </w:p>
+    <w:p>
+      <w:pPr>
+        <w:jc w:val="center"/>
+      </w:pPr>
+      <w:r>
+        <w:rPr>
+          <w:i/>
+        </w:rPr>
+        <w:t xml:space="preserve">(κ_(hnf))/(κ_(bf))=(2κ_(bf)+κ_(s₂)-2φ₂(κ_(bf)-κ_(s₂)))/(2κ_(bf)+κ_(s₂)+φ₂(κ_(bf)-κ_(s₂))), (20)</w:t>
+      </w:r>
+    </w:p>
+    <w:p>
+      <w:pPr>
+        <w:jc w:val="center"/>
+      </w:pPr>
+      <w:r>
+        <w:rPr>
+          <w:i/>
+        </w:rPr>
+        <w:t xml:space="preserve">(κ_(bf))/(κ_f)=(2κ_f+κ_(s₁)-2φ₁(κ_f-κ_(s₁)))/(2κ_f+κ_(s₁)+φ₁(κ_f-κ_(s₁))), (21)</w:t>
+      </w:r>
+    </w:p>
+    <w:p>
+      <w:pPr>
+        <w:jc w:val="center"/>
+      </w:pPr>
+      <w:r>
+        <w:rPr>
+          <w:i/>
+        </w:rPr>
+        <w:t xml:space="preserve">(σ_(hnf))/(σ_(bf))=(σ_(s₂)(1+2φ₂)+2σ_(bf)(1-φ₂))/(σ_(s₂)(1-φ₂)+σ_(bf)(2+φ₂)), (22)</w:t>
+      </w:r>
+    </w:p>
+    <w:p>
+      <w:pPr>
+        <w:jc w:val="center"/>
+      </w:pPr>
+      <w:r>
+        <w:rPr>
+          <w:i/>
+        </w:rPr>
+        <w:t xml:space="preserve">(σ_(bf))/(σ_f)=(σ_(s₁)(1+2φ₁)+2σ_f(1-φ₁))/(σ_(s₁)(1-φ₁)+σ_f(2+φ₁)). (23)</w:t>
+      </w:r>
+    </w:p>
+    <w:p>
+      <w:r>
+        <w:t xml:space="preserve">The base and nanoparticle data used throughout are listed in Table 1; these values fix the ratios A₁–A₅ that scale the reduced equations. Because Table 1 sets the thermal-conductivity contrast between Cu, Al₂O₃ and water, it directly governs the magnitude of the heat-transfer irreversibility discussed later.</w:t>
+      </w:r>
+    </w:p>
+    <w:p>
+      <w:r>
+        <w:rPr>
+          <w:i/>
+        </w:rPr>
+        <w:t xml:space="preserve">Table 1. Thermophysical properties of the base fluid and nanoparticles.</w:t>
+      </w:r>
+    </w:p>
+    <w:tbl>
+      <w:tblPr>
+        <w:tblW w:w="0" w:type="auto"/>
+        <w:tblBorders>
+          <w:top w:val="single" w:sz="4" w:color="808080"/>
+          <w:bottom w:val="single" w:sz="4" w:color="808080"/>
+          <w:left w:val="single" w:sz="4" w:color="808080"/>
+          <w:right w:val="single" w:sz="4" w:color="808080"/>
+          <w:insideH w:val="single" w:sz="4" w:color="808080"/>
+          <w:insideV w:val="single" w:sz="4" w:color="808080"/>
+        </w:tblBorders>
+      </w:tblPr>
+      <w:tblGrid>
+        <w:gridCol/>
+        <w:gridCol/>
+        <w:gridCol/>
+        <w:gridCol/>
+      </w:tblGrid>
+      <w:tr>
+        <w:tc>
+          <w:tcPr>
+            <w:tcBorders>
+              <w:top w:val="single" w:sz="4" w:color="808080"/>
+              <w:bottom w:val="single" w:sz="4" w:color="808080"/>
+              <w:left w:val="single" w:sz="4" w:color="808080"/>
+              <w:right w:val="single" w:sz="4" w:color="808080"/>
+            </w:tcBorders>
+            <w:shd w:val="clear" w:color="auto" w:fill="D9E2F3"/>
+          </w:tcPr>
+          <w:p>
+            <w:pPr>
+              <w:jc w:val="left"/>
+            </w:pPr>
+            <w:r>
+              <w:t xml:space="preserve">Property</w:t>
+            </w:r>
+          </w:p>
+        </w:tc>
+        <w:tc>
+          <w:tcPr>
+            <w:tcBorders>
+              <w:top w:val="single" w:sz="4" w:color="808080"/>
+              <w:bottom w:val="single" w:sz="4" w:color="808080"/>
+              <w:left w:val="single" w:sz="4" w:color="808080"/>
+              <w:right w:val="single" w:sz="4" w:color="808080"/>
+            </w:tcBorders>
+            <w:shd w:val="clear" w:color="auto" w:fill="D9E2F3"/>
+          </w:tcPr>
+          <w:p>
+            <w:pPr>
+              <w:jc w:val="left"/>
+            </w:pPr>
+            <w:r>
+              <w:t xml:space="preserve">Al₂O₃ (s₁)</w:t>
+            </w:r>
+          </w:p>
+        </w:tc>
+        <w:tc>
+          <w:tcPr>
+            <w:tcBorders>
+              <w:top w:val="single" w:sz="4" w:color="808080"/>
+              <w:bottom w:val="single" w:sz="4" w:color="808080"/>
+              <w:left w:val="single" w:sz="4" w:color="808080"/>
+              <w:right w:val="single" w:sz="4" w:color="808080"/>
+            </w:tcBorders>
+            <w:shd w:val="clear" w:color="auto" w:fill="D9E2F3"/>
+          </w:tcPr>
+          <w:p>
+            <w:pPr>
+              <w:jc w:val="left"/>
+            </w:pPr>
+            <w:r>
+              <w:t xml:space="preserve">Cu (s₂)</w:t>
+            </w:r>
+          </w:p>
+        </w:tc>
+        <w:tc>
+          <w:tcPr>
+            <w:tcBorders>
+              <w:top w:val="single" w:sz="4" w:color="808080"/>
+              <w:bottom w:val="single" w:sz="4" w:color="808080"/>
+              <w:left w:val="single" w:sz="4" w:color="808080"/>
+              <w:right w:val="single" w:sz="4" w:color="808080"/>
+            </w:tcBorders>
+            <w:shd w:val="clear" w:color="auto" w:fill="D9E2F3"/>
+          </w:tcPr>
+          <w:p>
+            <w:pPr>
+              <w:jc w:val="left"/>
+            </w:pPr>
+            <w:r>
+              <w:t xml:space="preserve">H₂O (f)</w:t>
+            </w:r>
+          </w:p>
+        </w:tc>
+      </w:tr>
+      <w:tr>
+        <w:tc>
+          <w:tcPr>
+            <w:tcBorders>
+              <w:top w:val="single" w:sz="4" w:color="808080"/>
+              <w:bottom w:val="single" w:sz="4" w:color="808080"/>
+              <w:left w:val="single" w:sz="4" w:color="808080"/>
+              <w:right w:val="single" w:sz="4" w:color="808080"/>
+            </w:tcBorders>
+          </w:tcPr>
+          <w:p>
+            <w:pPr>
+              <w:jc w:val="left"/>
+            </w:pPr>
+            <w:r>
+              <w:t xml:space="preserve">Cₚ (J kg⁻¹K⁻¹)</w:t>
+            </w:r>
+          </w:p>
+        </w:tc>
+        <w:tc>
+          <w:tcPr>
+            <w:tcBorders>
+              <w:top w:val="single" w:sz="4" w:color="808080"/>
+              <w:bottom w:val="single" w:sz="4" w:color="808080"/>
+              <w:left w:val="single" w:sz="4" w:color="808080"/>
+              <w:right w:val="single" w:sz="4" w:color="808080"/>
+            </w:tcBorders>
+          </w:tcPr>
+          <w:p>
+            <w:pPr>
+              <w:jc w:val="left"/>
+            </w:pPr>
+            <w:r>
+              <w:t xml:space="preserve">765</w:t>
+            </w:r>
+          </w:p>
+        </w:tc>
+        <w:tc>
+          <w:tcPr>
+            <w:tcBorders>
+              <w:top w:val="single" w:sz="4" w:color="808080"/>
+              <w:bottom w:val="single" w:sz="4" w:color="808080"/>
+              <w:left w:val="single" w:sz="4" w:color="808080"/>
+              <w:right w:val="single" w:sz="4" w:color="808080"/>
+            </w:tcBorders>
+          </w:tcPr>
+          <w:p>
+            <w:pPr>
+              <w:jc w:val="left"/>
+            </w:pPr>
+            <w:r>
+              <w:t xml:space="preserve">385</w:t>
+            </w:r>
+          </w:p>
+        </w:tc>
+        <w:tc>
+          <w:tcPr>
+            <w:tcBorders>
+              <w:top w:val="single" w:sz="4" w:color="808080"/>
+              <w:bottom w:val="single" w:sz="4" w:color="808080"/>
+              <w:left w:val="single" w:sz="4" w:color="808080"/>
+              <w:right w:val="single" w:sz="4" w:color="808080"/>
+            </w:tcBorders>
+          </w:tcPr>
+          <w:p>
+            <w:pPr>
+              <w:jc w:val="left"/>
+            </w:pPr>
+            <w:r>
+              <w:t xml:space="preserve">4179</w:t>
+            </w:r>
+          </w:p>
+        </w:tc>
+      </w:tr>
+      <w:tr>
+        <w:tc>
+          <w:tcPr>
+            <w:tcBorders>
+              <w:top w:val="single" w:sz="4" w:color="808080"/>
+              <w:bottom w:val="single" w:sz="4" w:color="808080"/>
+              <w:left w:val="single" w:sz="4" w:color="808080"/>
+              <w:right w:val="single" w:sz="4" w:color="808080"/>
+            </w:tcBorders>
+          </w:tcPr>
+          <w:p>
+            <w:pPr>
+              <w:jc w:val="left"/>
+            </w:pPr>
+            <w:r>
+              <w:t xml:space="preserve">ρ (kg m⁻³)</w:t>
+            </w:r>
+          </w:p>
+        </w:tc>
+        <w:tc>
+          <w:tcPr>
+            <w:tcBorders>
+              <w:top w:val="single" w:sz="4" w:color="808080"/>
+              <w:bottom w:val="single" w:sz="4" w:color="808080"/>
+              <w:left w:val="single" w:sz="4" w:color="808080"/>
+              <w:right w:val="single" w:sz="4" w:color="808080"/>
+            </w:tcBorders>
+          </w:tcPr>
+          <w:p>
+            <w:pPr>
+              <w:jc w:val="left"/>
+            </w:pPr>
+            <w:r>
+              <w:t xml:space="preserve">3970</w:t>
+            </w:r>
+          </w:p>
+        </w:tc>
+        <w:tc>
+          <w:tcPr>
+            <w:tcBorders>
+              <w:top w:val="single" w:sz="4" w:color="808080"/>
+              <w:bottom w:val="single" w:sz="4" w:color="808080"/>
+              <w:left w:val="single" w:sz="4" w:color="808080"/>
+              <w:right w:val="single" w:sz="4" w:color="808080"/>
+            </w:tcBorders>
+          </w:tcPr>
+          <w:p>
+            <w:pPr>
+              <w:jc w:val="left"/>
+            </w:pPr>
+            <w:r>
+              <w:t xml:space="preserve">8933</w:t>
+            </w:r>
+          </w:p>
+        </w:tc>
+        <w:tc>
+          <w:tcPr>
+            <w:tcBorders>
+              <w:top w:val="single" w:sz="4" w:color="808080"/>
+              <w:bottom w:val="single" w:sz="4" w:color="808080"/>
+              <w:left w:val="single" w:sz="4" w:color="808080"/>
+              <w:right w:val="single" w:sz="4" w:color="808080"/>
+            </w:tcBorders>
+          </w:tcPr>
+          <w:p>
+            <w:pPr>
+              <w:jc w:val="left"/>
+            </w:pPr>
+            <w:r>
+              <w:t xml:space="preserve">997.1</w:t>
+            </w:r>
+          </w:p>
+        </w:tc>
+      </w:tr>
+      <w:tr>
+        <w:tc>
+          <w:tcPr>
+            <w:tcBorders>
+              <w:top w:val="single" w:sz="4" w:color="808080"/>
+              <w:bottom w:val="single" w:sz="4" w:color="808080"/>
+              <w:left w:val="single" w:sz="4" w:color="808080"/>
+              <w:right w:val="single" w:sz="4" w:color="808080"/>
+            </w:tcBorders>
+          </w:tcPr>
+          <w:p>
+            <w:pPr>
+              <w:jc w:val="left"/>
+            </w:pPr>
+            <w:r>
+              <w:t xml:space="preserve">σ (S m⁻¹)</w:t>
+            </w:r>
+          </w:p>
+        </w:tc>
+        <w:tc>
+          <w:tcPr>
+            <w:tcBorders>
+              <w:top w:val="single" w:sz="4" w:color="808080"/>
+              <w:bottom w:val="single" w:sz="4" w:color="808080"/>
+              <w:left w:val="single" w:sz="4" w:color="808080"/>
+              <w:right w:val="single" w:sz="4" w:color="808080"/>
+            </w:tcBorders>
+          </w:tcPr>
+          <w:p>
+            <w:pPr>
+              <w:jc w:val="left"/>
+            </w:pPr>
+            <w:r>
+              <w:t xml:space="preserve">35×10⁶</w:t>
+            </w:r>
+          </w:p>
+        </w:tc>
+        <w:tc>
+          <w:tcPr>
+            <w:tcBorders>
+              <w:top w:val="single" w:sz="4" w:color="808080"/>
+              <w:bottom w:val="single" w:sz="4" w:color="808080"/>
+              <w:left w:val="single" w:sz="4" w:color="808080"/>
+              <w:right w:val="single" w:sz="4" w:color="808080"/>
+            </w:tcBorders>
+          </w:tcPr>
+          <w:p>
+            <w:pPr>
+              <w:jc w:val="left"/>
+            </w:pPr>
+            <w:r>
+              <w:t xml:space="preserve">59.6×10⁶</w:t>
+            </w:r>
+          </w:p>
+        </w:tc>
+        <w:tc>
+          <w:tcPr>
+            <w:tcBorders>
+              <w:top w:val="single" w:sz="4" w:color="808080"/>
+              <w:bottom w:val="single" w:sz="4" w:color="808080"/>
+              <w:left w:val="single" w:sz="4" w:color="808080"/>
+              <w:right w:val="single" w:sz="4" w:color="808080"/>
+            </w:tcBorders>
+          </w:tcPr>
+          <w:p>
+            <w:pPr>
+              <w:jc w:val="left"/>
+            </w:pPr>
+            <w:r>
+              <w:t xml:space="preserve">5.5×10⁻⁶</w:t>
+            </w:r>
+          </w:p>
+        </w:tc>
+      </w:tr>
+      <w:tr>
+        <w:tc>
+          <w:tcPr>
+            <w:tcBorders>
+              <w:top w:val="single" w:sz="4" w:color="808080"/>
+              <w:bottom w:val="single" w:sz="4" w:color="808080"/>
+              <w:left w:val="single" w:sz="4" w:color="808080"/>
+              <w:right w:val="single" w:sz="4" w:color="808080"/>
+            </w:tcBorders>
+          </w:tcPr>
+          <w:p>
+            <w:pPr>
+              <w:jc w:val="left"/>
+            </w:pPr>
+            <w:r>
+              <w:t xml:space="preserve">κ (W m⁻¹K⁻¹)</w:t>
+            </w:r>
+          </w:p>
+        </w:tc>
+        <w:tc>
+          <w:tcPr>
+            <w:tcBorders>
+              <w:top w:val="single" w:sz="4" w:color="808080"/>
+              <w:bottom w:val="single" w:sz="4" w:color="808080"/>
+              <w:left w:val="single" w:sz="4" w:color="808080"/>
+              <w:right w:val="single" w:sz="4" w:color="808080"/>
+            </w:tcBorders>
+          </w:tcPr>
+          <w:p>
+            <w:pPr>
+              <w:jc w:val="left"/>
+            </w:pPr>
+            <w:r>
+              <w:t xml:space="preserve">40</w:t>
+            </w:r>
+          </w:p>
+        </w:tc>
+        <w:tc>
+          <w:tcPr>
+            <w:tcBorders>
+              <w:top w:val="single" w:sz="4" w:color="808080"/>
+              <w:bottom w:val="single" w:sz="4" w:color="808080"/>
+              <w:left w:val="single" w:sz="4" w:color="808080"/>
+              <w:right w:val="single" w:sz="4" w:color="808080"/>
+            </w:tcBorders>
+          </w:tcPr>
+          <w:p>
+            <w:pPr>
+              <w:jc w:val="left"/>
+            </w:pPr>
+            <w:r>
+              <w:t xml:space="preserve">401</w:t>
+            </w:r>
+          </w:p>
+        </w:tc>
+        <w:tc>
+          <w:tcPr>
+            <w:tcBorders>
+              <w:top w:val="single" w:sz="4" w:color="808080"/>
+              <w:bottom w:val="single" w:sz="4" w:color="808080"/>
+              <w:left w:val="single" w:sz="4" w:color="808080"/>
+              <w:right w:val="single" w:sz="4" w:color="808080"/>
+            </w:tcBorders>
+          </w:tcPr>
+          <w:p>
+            <w:pPr>
+              <w:jc w:val="left"/>
+            </w:pPr>
+            <w:r>
+              <w:t xml:space="preserve">0.613</w:t>
+            </w:r>
+          </w:p>
+        </w:tc>
+      </w:tr>
+    </w:tbl>
     <w:p>
       <w:pPr>
         <w:pStyle w:val="Heading2"/>
@@ -1537,18 +2106,18 @@
         <w:rPr>
           <w:i/>
         </w:rPr>
-        <w:t xml:space="preserve">u=λ u_w, v=v_w, T=T*₀, C=C*₀ at y=0, (13a)</w:t>
-      </w:r>
-    </w:p>
-    <w:p>
-      <w:pPr>
-        <w:jc w:val="center"/>
-      </w:pPr>
-      <w:r>
-        <w:rPr>
-          <w:i/>
-        </w:rPr>
-        <w:t xml:space="preserve">u=0, v=(dh)/(dt), T=T₂, C=C₂ at y=h(t). (13b)</w:t>
+        <w:t xml:space="preserve">u=λ u_w, v=v_w, T=T*₀, C=C*₀ at y=0, (24)</w:t>
+      </w:r>
+    </w:p>
+    <w:p>
+      <w:pPr>
+        <w:jc w:val="center"/>
+      </w:pPr>
+      <w:r>
+        <w:rPr>
+          <w:i/>
+        </w:rPr>
+        <w:t xml:space="preserve">u=0, v=(dh)/(dt), T=T₂, C=C₂ at y=h(t). (25)</w:t>
       </w:r>
     </w:p>
     <w:p>
@@ -1560,95 +2129,134 @@
       </w:r>
     </w:p>
     <w:p>
-      <w:r>
-        <w:t xml:space="preserve">Introduce</w:t>
-      </w:r>
-    </w:p>
-    <w:p>
-      <w:pPr>
-        <w:jc w:val="center"/>
-      </w:pPr>
-      <w:r>
-        <w:rPr>
-          <w:i/>
-        </w:rPr>
-        <w:t xml:space="preserve">ψ=√(bν_f)/(1-α t) x f(η), u=(bx)/(1-α t)f'(η), v=-√(bν_f)/(1-α t) f(η), (14)</w:t>
-      </w:r>
-    </w:p>
-    <w:p>
-      <w:pPr>
-        <w:jc w:val="center"/>
-      </w:pPr>
-      <w:r>
-        <w:rPr>
-          <w:i/>
-        </w:rPr>
-        <w:t xml:space="preserve">η=√(b)/(ν_f(1-α t)) y, θ(η)=(T-T₁)/(T₂-T₁), φ(η)=(C-C₁)/(C₂-C₁). (15)</w:t>
-      </w:r>
-    </w:p>
-    <w:p>
-      <w:r>
-        <w:t xml:space="preserve">Equation (3) is satisfied identically. Eliminating the pressure between (4) and (5) and substituting (14)–(15) yields the dimensionless system</w:t>
-      </w:r>
-    </w:p>
-    <w:p>
-      <w:pPr>
-        <w:jc w:val="center"/>
-      </w:pPr>
-      <w:r>
-        <w:rPr>
-          <w:i/>
-        </w:rPr>
-        <w:t xml:space="preserve">(A₁)/(A₂)(1+(1)/(β*))fⁱᵛ+f f'''-f' f''-(Sq)/(2)(3f''+η f''')-(A₃)/(A₂)Mf''-(A₁)/(A₂)(1+(1)/(β*))K_Pf''=0 (16)</w:t>
-      </w:r>
-    </w:p>
-    <w:p>
-      <w:pPr>
-        <w:jc w:val="center"/>
-      </w:pPr>
-      <w:r>
-        <w:rPr>
-          <w:i/>
-        </w:rPr>
-        <w:t xml:space="preserve">(A₄+(4)/(3)Rd)θ''-Pr Hs θ-A₅((Sq)/(2)η-f)Pr θ' +A₁(1+(1)/(β*))Ec Pr[4γ f'²+f''²]+A₃ Ec Pr M f'²+Pr Df φ''=0 (17)</w:t>
-      </w:r>
-    </w:p>
-    <w:p>
-      <w:pPr>
-        <w:jc w:val="center"/>
-      </w:pPr>
-      <w:r>
-        <w:rPr>
-          <w:i/>
-        </w:rPr>
-        <w:t xml:space="preserve">φ''+Sc(fφ'-f'φ)-Sc(Sq)/(2)η φ'-Sc K (1+δ_Tθ)ⁿ e^(-E/(1+δ_Tθ))φ+Sc Sr θ''=0 (18)</w:t>
-      </w:r>
-    </w:p>
-    <w:p>
-      <w:r>
-        <w:t xml:space="preserve">with reduced boundary conditions</w:t>
-      </w:r>
-    </w:p>
-    <w:p>
-      <w:pPr>
-        <w:jc w:val="center"/>
-      </w:pPr>
-      <w:r>
-        <w:rPr>
-          <w:i/>
-        </w:rPr>
-        <w:t xml:space="preserve">f(0)=S, f'(0)=λ, θ(0)=0, φ(0)=0, (19a)</w:t>
-      </w:r>
-    </w:p>
-    <w:p>
-      <w:pPr>
-        <w:jc w:val="center"/>
-      </w:pPr>
-      <w:r>
-        <w:rPr>
-          <w:i/>
-        </w:rPr>
-        <w:t xml:space="preserve">f'(1)=0, f(1)=(Sq)/(2), θ(1)=1, φ(1)=1. (19b)</w:t>
+      <w:pPr>
+        <w:jc w:val="center"/>
+      </w:pPr>
+      <w:r>
+        <w:rPr>
+          <w:i/>
+        </w:rPr>
+        <w:t xml:space="preserve">ψ=√(bν_f)/(1-α t) x f(η), (26)</w:t>
+      </w:r>
+    </w:p>
+    <w:p>
+      <w:pPr>
+        <w:jc w:val="center"/>
+      </w:pPr>
+      <w:r>
+        <w:rPr>
+          <w:i/>
+        </w:rPr>
+        <w:t xml:space="preserve">u=(bx)/(1-α t)f'(η), (27)</w:t>
+      </w:r>
+    </w:p>
+    <w:p>
+      <w:pPr>
+        <w:jc w:val="center"/>
+      </w:pPr>
+      <w:r>
+        <w:rPr>
+          <w:i/>
+        </w:rPr>
+        <w:t xml:space="preserve">v=-√(bν_f)/(1-α t) f(η), (28)</w:t>
+      </w:r>
+    </w:p>
+    <w:p>
+      <w:pPr>
+        <w:jc w:val="center"/>
+      </w:pPr>
+      <w:r>
+        <w:rPr>
+          <w:i/>
+        </w:rPr>
+        <w:t xml:space="preserve">η=√(b)/(ν_f(1-α t)) y, (29)</w:t>
+      </w:r>
+    </w:p>
+    <w:p>
+      <w:pPr>
+        <w:jc w:val="center"/>
+      </w:pPr>
+      <w:r>
+        <w:rPr>
+          <w:i/>
+        </w:rPr>
+        <w:t xml:space="preserve">θ(η)=(T-T₁)/(T₂-T₁), (30)</w:t>
+      </w:r>
+    </w:p>
+    <w:p>
+      <w:pPr>
+        <w:jc w:val="center"/>
+      </w:pPr>
+      <w:r>
+        <w:rPr>
+          <w:i/>
+        </w:rPr>
+        <w:t xml:space="preserve">φ(η)=(C-C₁)/(C₂-C₁). (31)</w:t>
+      </w:r>
+    </w:p>
+    <w:p>
+      <w:r>
+        <w:t xml:space="preserve">Continuity (8) is satisfied identically. Cross-differentiating (9)–(10) to eliminate the pressure and substituting (26)–(31) gives the momentum, energy and species ODEs</w:t>
+      </w:r>
+    </w:p>
+    <w:p>
+      <w:pPr>
+        <w:jc w:val="center"/>
+      </w:pPr>
+      <w:r>
+        <w:rPr>
+          <w:i/>
+        </w:rPr>
+        <w:t xml:space="preserve">(A₁)/(A₂)(1+(1)/(β*))fⁱᵛ+ff'''-f'f''-(Sq)/(2)(3f''+η f''')-(A₃)/(A₂)Mf''-(A₁)/(A₂)(1+(1)/(β*))K_Pf''=0, (32)</w:t>
+      </w:r>
+    </w:p>
+    <w:p>
+      <w:pPr>
+        <w:jc w:val="center"/>
+      </w:pPr>
+      <w:r>
+        <w:rPr>
+          <w:i/>
+        </w:rPr>
+        <w:t xml:space="preserve">(A₄+(4)/(3)Rd)θ''-Pr Hs θ-A₅((Sq)/(2)η-f)Pr θ'+A₁(1+(1)/(β*))Ec Pr[4γ f'²+f''²]+A₃ Ec Pr Mf'²+Pr Df φ''=0, (33)</w:t>
+      </w:r>
+    </w:p>
+    <w:p>
+      <w:pPr>
+        <w:jc w:val="center"/>
+      </w:pPr>
+      <w:r>
+        <w:rPr>
+          <w:i/>
+        </w:rPr>
+        <w:t xml:space="preserve">φ''+Sc(fφ'-f'φ)-Sc(Sq)/(2)η φ'-Sc K (1+δ_Tθ)ⁿe^(-E/(1+δ_Tθ))φ+Sc Sr θ''=0. (34)</w:t>
+      </w:r>
+    </w:p>
+    <w:p>
+      <w:r>
+        <w:t xml:space="preserve">The reduced boundary conditions are</w:t>
+      </w:r>
+    </w:p>
+    <w:p>
+      <w:pPr>
+        <w:jc w:val="center"/>
+      </w:pPr>
+      <w:r>
+        <w:rPr>
+          <w:i/>
+        </w:rPr>
+        <w:t xml:space="preserve">f(0)=S, f'(0)=λ, θ(0)=0, φ(0)=0, (35)</w:t>
+      </w:r>
+    </w:p>
+    <w:p>
+      <w:pPr>
+        <w:jc w:val="center"/>
+      </w:pPr>
+      <w:r>
+        <w:rPr>
+          <w:i/>
+        </w:rPr>
+        <w:t xml:space="preserve">f'(1)=0, f(1)=(Sq)/(2), θ(1)=1, φ(1)=1. (36)</w:t>
       </w:r>
     </w:p>
     <w:p>
@@ -1667,40 +2275,194 @@
         <w:rPr>
           <w:i/>
         </w:rPr>
-        <w:t xml:space="preserve">A₁=(μ_(hnf))/(μ_f), A₂=(ρ_(hnf))/(ρ_f), A₃=(σ_(hnf))/(σ_f), A₄=(κ_(hnf))/(κ_f), A₅=((ρ Cₚ)_(hnf))/((ρ Cₚ)_f),</w:t>
-      </w:r>
-    </w:p>
-    <w:p>
-      <w:pPr>
-        <w:jc w:val="center"/>
-      </w:pPr>
-      <w:r>
-        <w:rPr>
-          <w:i/>
-        </w:rPr>
-        <w:t xml:space="preserve">Sq=(α)/(b), M=(σ_fB₀²)/(bρ_f), K_P=(μ_f(1-α t))/(ρ_f bK_P*), Rd=(4σ*T₀³)/(κ_f k*), Pr=(μ_f(Cₚ)_f)/(κ_f),</w:t>
-      </w:r>
-    </w:p>
-    <w:p>
-      <w:pPr>
-        <w:jc w:val="center"/>
-      </w:pPr>
-      <w:r>
-        <w:rPr>
-          <w:i/>
-        </w:rPr>
-        <w:t xml:space="preserve">Hs=(Q₀(1-α t))/((ρ Cₚ)_f), Ec=(u_w²)/((Cₚ)_f(T₂-T₁)), Sc=(ν_f)/(Dₘ), Sr=(DₘK_T(T₂-T₁))/(Tₘν_f(C₂-C₁)),</w:t>
-      </w:r>
-    </w:p>
-    <w:p>
-      <w:pPr>
-        <w:jc w:val="center"/>
-      </w:pPr>
-      <w:r>
-        <w:rPr>
-          <w:i/>
-        </w:rPr>
-        <w:t xml:space="preserve">Df=(DₘK_T(C₂-C₁))/(Cₛ(Cₚ)_fν_f(T₂-T₁)), K=(k_r²(1-α t))/(b), S=(V₀)/(b h), γ=(ν_f(1-α t))/(bx²).</w:t>
+        <w:t xml:space="preserve">A₁=(μ_(hnf))/(μ_f), (37)</w:t>
+      </w:r>
+    </w:p>
+    <w:p>
+      <w:pPr>
+        <w:jc w:val="center"/>
+      </w:pPr>
+      <w:r>
+        <w:rPr>
+          <w:i/>
+        </w:rPr>
+        <w:t xml:space="preserve">A₂=(ρ_(hnf))/(ρ_f), (38)</w:t>
+      </w:r>
+    </w:p>
+    <w:p>
+      <w:pPr>
+        <w:jc w:val="center"/>
+      </w:pPr>
+      <w:r>
+        <w:rPr>
+          <w:i/>
+        </w:rPr>
+        <w:t xml:space="preserve">A₃=(σ_(hnf))/(σ_f), (39)</w:t>
+      </w:r>
+    </w:p>
+    <w:p>
+      <w:pPr>
+        <w:jc w:val="center"/>
+      </w:pPr>
+      <w:r>
+        <w:rPr>
+          <w:i/>
+        </w:rPr>
+        <w:t xml:space="preserve">A₄=(κ_(hnf))/(κ_f), (40)</w:t>
+      </w:r>
+    </w:p>
+    <w:p>
+      <w:pPr>
+        <w:jc w:val="center"/>
+      </w:pPr>
+      <w:r>
+        <w:rPr>
+          <w:i/>
+        </w:rPr>
+        <w:t xml:space="preserve">A₅=((ρ Cₚ)_(hnf))/((ρ Cₚ)_f), (41)</w:t>
+      </w:r>
+    </w:p>
+    <w:p>
+      <w:pPr>
+        <w:jc w:val="center"/>
+      </w:pPr>
+      <w:r>
+        <w:rPr>
+          <w:i/>
+        </w:rPr>
+        <w:t xml:space="preserve">Sq=(α)/(b), (42)</w:t>
+      </w:r>
+    </w:p>
+    <w:p>
+      <w:pPr>
+        <w:jc w:val="center"/>
+      </w:pPr>
+      <w:r>
+        <w:rPr>
+          <w:i/>
+        </w:rPr>
+        <w:t xml:space="preserve">M=(σ_fB₀²)/(bρ_f), (43)</w:t>
+      </w:r>
+    </w:p>
+    <w:p>
+      <w:pPr>
+        <w:jc w:val="center"/>
+      </w:pPr>
+      <w:r>
+        <w:rPr>
+          <w:i/>
+        </w:rPr>
+        <w:t xml:space="preserve">K_P=(μ_f(1-α t))/(ρ_f bK_P*), (44)</w:t>
+      </w:r>
+    </w:p>
+    <w:p>
+      <w:pPr>
+        <w:jc w:val="center"/>
+      </w:pPr>
+      <w:r>
+        <w:rPr>
+          <w:i/>
+        </w:rPr>
+        <w:t xml:space="preserve">Rd=(4σ*T₀³)/(κ_f k*), (45)</w:t>
+      </w:r>
+    </w:p>
+    <w:p>
+      <w:pPr>
+        <w:jc w:val="center"/>
+      </w:pPr>
+      <w:r>
+        <w:rPr>
+          <w:i/>
+        </w:rPr>
+        <w:t xml:space="preserve">Pr=(μ_f(Cₚ)_f)/(κ_f), (46)</w:t>
+      </w:r>
+    </w:p>
+    <w:p>
+      <w:pPr>
+        <w:jc w:val="center"/>
+      </w:pPr>
+      <w:r>
+        <w:rPr>
+          <w:i/>
+        </w:rPr>
+        <w:t xml:space="preserve">Hs=(Q₀(1-α t))/((ρ Cₚ)_f), (47)</w:t>
+      </w:r>
+    </w:p>
+    <w:p>
+      <w:pPr>
+        <w:jc w:val="center"/>
+      </w:pPr>
+      <w:r>
+        <w:rPr>
+          <w:i/>
+        </w:rPr>
+        <w:t xml:space="preserve">Ec=(u_w²)/((Cₚ)_f(T₂-T₁)), (48)</w:t>
+      </w:r>
+    </w:p>
+    <w:p>
+      <w:pPr>
+        <w:jc w:val="center"/>
+      </w:pPr>
+      <w:r>
+        <w:rPr>
+          <w:i/>
+        </w:rPr>
+        <w:t xml:space="preserve">Sc=(ν_f)/(Dₘ), (49)</w:t>
+      </w:r>
+    </w:p>
+    <w:p>
+      <w:pPr>
+        <w:jc w:val="center"/>
+      </w:pPr>
+      <w:r>
+        <w:rPr>
+          <w:i/>
+        </w:rPr>
+        <w:t xml:space="preserve">Sr=(DₘK_T(T₂-T₁))/(Tₘν_f(C₂-C₁)), (50)</w:t>
+      </w:r>
+    </w:p>
+    <w:p>
+      <w:pPr>
+        <w:jc w:val="center"/>
+      </w:pPr>
+      <w:r>
+        <w:rPr>
+          <w:i/>
+        </w:rPr>
+        <w:t xml:space="preserve">Df=(DₘK_T(C₂-C₁))/(Cₛ(Cₚ)_fν_f(T₂-T₁)), (51)</w:t>
+      </w:r>
+    </w:p>
+    <w:p>
+      <w:pPr>
+        <w:jc w:val="center"/>
+      </w:pPr>
+      <w:r>
+        <w:rPr>
+          <w:i/>
+        </w:rPr>
+        <w:t xml:space="preserve">K=(k_r²(1-α t))/(b), (52)</w:t>
+      </w:r>
+    </w:p>
+    <w:p>
+      <w:pPr>
+        <w:jc w:val="center"/>
+      </w:pPr>
+      <w:r>
+        <w:rPr>
+          <w:i/>
+        </w:rPr>
+        <w:t xml:space="preserve">E=(Eₐ)/(k_BT₁), (53)</w:t>
+      </w:r>
+    </w:p>
+    <w:p>
+      <w:pPr>
+        <w:jc w:val="center"/>
+      </w:pPr>
+      <w:r>
+        <w:rPr>
+          <w:i/>
+        </w:rPr>
+        <w:t xml:space="preserve">S=(V₀)/(bh), γ=(ν_f(1-α t))/(bx²). (54)</w:t>
       </w:r>
     </w:p>
     <w:p>
@@ -1712,30 +2474,69 @@
       </w:r>
     </w:p>
     <w:p>
-      <w:r>
-        <w:t xml:space="preserve">The skin-friction coefficients and Nusselt/Sherwood numbers at the two plates are</w:t>
-      </w:r>
-    </w:p>
-    <w:p>
-      <w:pPr>
-        <w:jc w:val="center"/>
-      </w:pPr>
-      <w:r>
-        <w:rPr>
-          <w:i/>
-        </w:rPr>
-        <w:t xml:space="preserve">Reₓ^(1/2)C_(f1)=(μ_(hnf))/(μ_f)f''(0), Reₓ^(1/2)C_(f2)=(μ_(hnf))/(μ_f)f''(1), (20)</w:t>
-      </w:r>
-    </w:p>
-    <w:p>
-      <w:pPr>
-        <w:jc w:val="center"/>
-      </w:pPr>
-      <w:r>
-        <w:rPr>
-          <w:i/>
-        </w:rPr>
-        <w:t xml:space="preserve">Reₓ^(1/2)Nuₓ₁=-(κ_(hnf))/(κ_f)(1+(4)/(3)Rd)θ'(0), Reₓ^(1/2)Shₓ₁=-φ'(0). (21)</w:t>
+      <w:pPr>
+        <w:jc w:val="center"/>
+      </w:pPr>
+      <w:r>
+        <w:rPr>
+          <w:i/>
+        </w:rPr>
+        <w:t xml:space="preserve">Reₓ^(1/2)C_(f1)=(μ_(hnf))/(μ_f)f''(0), (55)</w:t>
+      </w:r>
+    </w:p>
+    <w:p>
+      <w:pPr>
+        <w:jc w:val="center"/>
+      </w:pPr>
+      <w:r>
+        <w:rPr>
+          <w:i/>
+        </w:rPr>
+        <w:t xml:space="preserve">Reₓ^(1/2)C_(f2)=(μ_(hnf))/(μ_f)f''(1), (56)</w:t>
+      </w:r>
+    </w:p>
+    <w:p>
+      <w:pPr>
+        <w:jc w:val="center"/>
+      </w:pPr>
+      <w:r>
+        <w:rPr>
+          <w:i/>
+        </w:rPr>
+        <w:t xml:space="preserve">Reₓ^(1/2)Nuₓ₁=-(κ_(hnf))/(κ_f)(1+(4)/(3)Rd)θ'(0), (57)</w:t>
+      </w:r>
+    </w:p>
+    <w:p>
+      <w:pPr>
+        <w:jc w:val="center"/>
+      </w:pPr>
+      <w:r>
+        <w:rPr>
+          <w:i/>
+        </w:rPr>
+        <w:t xml:space="preserve">Reₓ^(1/2)Nuₓ₂=-(κ_(hnf))/(κ_f)(1+(4)/(3)Rd)θ'(1), (58)</w:t>
+      </w:r>
+    </w:p>
+    <w:p>
+      <w:pPr>
+        <w:jc w:val="center"/>
+      </w:pPr>
+      <w:r>
+        <w:rPr>
+          <w:i/>
+        </w:rPr>
+        <w:t xml:space="preserve">Reₓ^(1/2)Shₓ₁=-φ'(0), (59)</w:t>
+      </w:r>
+    </w:p>
+    <w:p>
+      <w:pPr>
+        <w:jc w:val="center"/>
+      </w:pPr>
+      <w:r>
+        <w:rPr>
+          <w:i/>
+        </w:rPr>
+        <w:t xml:space="preserve">Reₓ^(1/2)Shₓ₂=-φ'(1). (60)</w:t>
       </w:r>
     </w:p>
     <w:p>
@@ -1752,38 +2553,499 @@
       </w:r>
     </w:p>
     <w:p>
+      <w:r>
+        <w:t xml:space="preserve">Applying the local-thermodynamic-equilibrium hypothesis, the volumetric entropy production is</w:t>
+      </w:r>
+    </w:p>
+    <w:p>
+      <w:pPr>
+        <w:jc w:val="center"/>
+      </w:pPr>
+      <w:r>
+        <w:rPr>
+          <w:i/>
+        </w:rPr>
+        <w:t xml:space="preserve">S_(gen)=(κ_(hnf))/(T₀²)(1+(16σ*T₀³)/(3k*κ_(hnf)))((∂ T)/(∂ y))²+(μ_(hnf))/(T₀)(1+(1)/(β*))((∂ u)/(∂ y))²+(μ_(hnf))/(T₀K_P*)(1+(1)/(β*))u²+(σ_(hnf)B(t)²)/(T₀)u²+(RDₘ)/(C₀)((∂ C)/(∂ y))²+(RDₘ)/(T₀)((∂ T)/(∂ y))((∂ C)/(∂ y)). (61)</w:t>
+      </w:r>
+    </w:p>
+    <w:p>
+      <w:r>
+        <w:t xml:space="preserve">The characteristic entropy rate is</w:t>
+      </w:r>
+    </w:p>
+    <w:p>
+      <w:pPr>
+        <w:jc w:val="center"/>
+      </w:pPr>
+      <w:r>
+        <w:rPr>
+          <w:i/>
+        </w:rPr>
+        <w:t xml:space="preserve">S₀=(κ_f(T₂-T₁)²)/(T₀²h(t)²). (62)</w:t>
+      </w:r>
+    </w:p>
+    <w:p>
+      <w:r>
+        <w:t xml:space="preserve">Dividing (61) by (62) gives the entropy generation number</w:t>
+      </w:r>
+    </w:p>
+    <w:p>
+      <w:pPr>
+        <w:jc w:val="center"/>
+      </w:pPr>
+      <w:r>
+        <w:rPr>
+          <w:i/>
+        </w:rPr>
+        <w:t xml:space="preserve">N_G=A₄(1+(4)/(3)Rd)θ'²+(Br)/(Ω)A₁(1+(1)/(β*))(f''²+K_Pf'²)+(Br)/(Ω)A₃Mf'²+Λ(ζ²)/(Ω²)φ'²+Λ(ζ)/(Ω)θ'φ', (63)</w:t>
+      </w:r>
+    </w:p>
+    <w:p>
+      <w:r>
+        <w:t xml:space="preserve">which we decompose as N_G=N_H+N_F+N_D with</w:t>
+      </w:r>
+    </w:p>
+    <w:p>
+      <w:pPr>
+        <w:jc w:val="center"/>
+      </w:pPr>
+      <w:r>
+        <w:rPr>
+          <w:i/>
+        </w:rPr>
+        <w:t xml:space="preserve">N_H=A₄(1+(4)/(3)Rd)θ'², (64)</w:t>
+      </w:r>
+    </w:p>
+    <w:p>
+      <w:pPr>
+        <w:jc w:val="center"/>
+      </w:pPr>
+      <w:r>
+        <w:rPr>
+          <w:i/>
+        </w:rPr>
+        <w:t xml:space="preserve">N_F=(Br)/(Ω)[A₁(1+(1)/(β*))(f''²+K_Pf'²)+A₃Mf'²], (65)</w:t>
+      </w:r>
+    </w:p>
+    <w:p>
+      <w:pPr>
+        <w:jc w:val="center"/>
+      </w:pPr>
+      <w:r>
+        <w:rPr>
+          <w:i/>
+        </w:rPr>
+        <w:t xml:space="preserve">N_D=Λ(ζ²)/(Ω²)φ'²+Λ(ζ)/(Ω)θ'φ'. (66)</w:t>
+      </w:r>
+    </w:p>
+    <w:p>
+      <w:r>
+        <w:t xml:space="preserve">The dimensionless groups are</w:t>
+      </w:r>
+    </w:p>
+    <w:p>
+      <w:pPr>
+        <w:jc w:val="center"/>
+      </w:pPr>
+      <w:r>
+        <w:rPr>
+          <w:i/>
+        </w:rPr>
+        <w:t xml:space="preserve">Br=(μ_fu_w²)/(κ_f(T₂-T₁)), Ω=(T₂-T₁)/(T₀), ζ=(C₂-C₁)/(C₀), Λ=(RDₘC₀)/(κ_f). (67)</w:t>
+      </w:r>
+    </w:p>
+    <w:p>
+      <w:r>
+        <w:t xml:space="preserve">The Bejan number and the average irreversibility used for optimisation are</w:t>
+      </w:r>
+    </w:p>
+    <w:p>
+      <w:pPr>
+        <w:jc w:val="center"/>
+      </w:pPr>
+      <w:r>
+        <w:rPr>
+          <w:i/>
+        </w:rPr>
+        <w:t xml:space="preserve">Be=(N_H+N_D)/(N_G), (68)</w:t>
+      </w:r>
+    </w:p>
+    <w:p>
+      <w:pPr>
+        <w:jc w:val="center"/>
+      </w:pPr>
+      <w:r>
+        <w:rPr>
+          <w:i/>
+        </w:rPr>
+        <w:t xml:space="preserve">N_G=∫₀¹N_G(η) dη. (69)</w:t>
+      </w:r>
+    </w:p>
+    <w:p>
+      <w:r>
+        <w:t xml:space="preserve">The limiting regimes follow directly:</w:t>
+      </w:r>
+    </w:p>
+    <w:p>
+      <w:pPr>
+        <w:jc w:val="center"/>
+      </w:pPr>
+      <w:r>
+        <w:rPr>
+          <w:i/>
+        </w:rPr>
+        <w:t xml:space="preserve">Be→1\ (heat/mass dominated), Be→0\ (friction/Joule dominated), Be=0.5\ (crossover). (70)</w:t>
+      </w:r>
+    </w:p>
+    <w:p>
+      <w:r>
+        <w:t xml:space="preserve"/>
+      </w:r>
+    </w:p>
+    <w:p>
+      <w:pPr>
+        <w:pStyle w:val="Heading1"/>
+      </w:pPr>
+      <w:r>
+        <w:t xml:space="preserve">4. Solution Methodology</w:t>
+      </w:r>
+    </w:p>
+    <w:p>
       <w:pPr>
         <w:pStyle w:val="Heading2"/>
       </w:pPr>
       <w:r>
-        <w:t xml:space="preserve">3.1 Dimensional volumetric entropy generation</w:t>
-      </w:r>
-    </w:p>
-    <w:p>
-      <w:r>
-        <w:t xml:space="preserve">Applying the local thermodynamic equilibrium hypothesis, the volumetric rate of entropy production for the radiative, magnetised, chemically reacting Casson hybrid nanofluid in the porous medium is</w:t>
-      </w:r>
-    </w:p>
-    <w:p>
-      <w:pPr>
-        <w:jc w:val="center"/>
-      </w:pPr>
-      <w:r>
-        <w:rPr>
-          <w:i/>
-        </w:rPr>
-        <w:t xml:space="preserve">S_(gen)= (κ_(hnf))/(T₀²)(1+(16σ*T₀³)/(3k*κ_(hnf)))((∂ T)/(∂ y))²_(thermal + radiative) +(μ_(hnf))/(T₀)(1+(1)/(β*))((∂ u)/(∂ y))²_(viscous) +(μ_(hnf))/(T₀K_P*)(1+(1)/(β*))u²_(porous)</w:t>
-      </w:r>
-    </w:p>
-    <w:p>
-      <w:pPr>
-        <w:jc w:val="center"/>
-      </w:pPr>
-      <w:r>
-        <w:rPr>
-          <w:i/>
-        </w:rPr>
-        <w:t xml:space="preserve">+(σ_(hnf)B(t)²)/(T₀)u²_(Joule/magnetic) +(RDₘ)/(C₀)((∂ C)/(∂ y))²+(RDₘ)/(T₀)((∂ T)/(∂ y))((∂ C)/(∂ y))_(diffusive + cross-diffusive). (22)</w:t>
+        <w:t xml:space="preserve">4.1 Optimal Homotopy Analysis Method</w:t>
+      </w:r>
+    </w:p>
+    <w:p>
+      <w:r>
+        <w:t xml:space="preserve">The nonlinear system (32)–(34) with (35)–(36) is solved by OHAM [3,20]. The initial guesses are</w:t>
+      </w:r>
+    </w:p>
+    <w:p>
+      <w:pPr>
+        <w:jc w:val="center"/>
+      </w:pPr>
+      <w:r>
+        <w:rPr>
+          <w:i/>
+        </w:rPr>
+        <w:t xml:space="preserve">f₀(η)=S+λη+((3)/(2)Sq-3S-2λ)η²+(2S-Sq+λ)η³, (71)</w:t>
+      </w:r>
+    </w:p>
+    <w:p>
+      <w:pPr>
+        <w:jc w:val="center"/>
+      </w:pPr>
+      <w:r>
+        <w:rPr>
+          <w:i/>
+        </w:rPr>
+        <w:t xml:space="preserve">θ₀(η)=η, (72)</w:t>
+      </w:r>
+    </w:p>
+    <w:p>
+      <w:pPr>
+        <w:jc w:val="center"/>
+      </w:pPr>
+      <w:r>
+        <w:rPr>
+          <w:i/>
+        </w:rPr>
+        <w:t xml:space="preserve">φ₀(η)=η, (73)</w:t>
+      </w:r>
+    </w:p>
+    <w:p>
+      <w:r>
+        <w:t xml:space="preserve">and the auxiliary linear operators are</w:t>
+      </w:r>
+    </w:p>
+    <w:p>
+      <w:pPr>
+        <w:jc w:val="center"/>
+      </w:pPr>
+      <w:r>
+        <w:rPr>
+          <w:i/>
+        </w:rPr>
+        <w:t xml:space="preserve">L_f=(d⁴)/(dη⁴), (74)</w:t>
+      </w:r>
+    </w:p>
+    <w:p>
+      <w:pPr>
+        <w:jc w:val="center"/>
+      </w:pPr>
+      <w:r>
+        <w:rPr>
+          <w:i/>
+        </w:rPr>
+        <w:t xml:space="preserve">L_θ=(d²)/(dη²), L_φ=(d²)/(dη²), (75)</w:t>
+      </w:r>
+    </w:p>
+    <w:p>
+      <w:r>
+        <w:t xml:space="preserve">with the kernel properties</w:t>
+      </w:r>
+    </w:p>
+    <w:p>
+      <w:pPr>
+        <w:jc w:val="center"/>
+      </w:pPr>
+      <w:r>
+        <w:rPr>
+          <w:i/>
+        </w:rPr>
+        <w:t xml:space="preserve">L_f(c₁+c₂η+c₃η²+c₄η³)=0, L_θ(c₅+c₆η)=0, L_φ(c₇+c₈η)=0. (76)</w:t>
+      </w:r>
+    </w:p>
+    <w:p>
+      <w:r>
+        <w:t xml:space="preserve">The nonlinear operators corresponding to (32)–(34) are</w:t>
+      </w:r>
+    </w:p>
+    <w:p>
+      <w:pPr>
+        <w:jc w:val="center"/>
+      </w:pPr>
+      <w:r>
+        <w:rPr>
+          <w:i/>
+        </w:rPr>
+        <w:t xml:space="preserve">N_f=(A₁)/(A₂)(1+(1)/(β*))(∂⁴ f)/(∂η⁴)+ f(∂³ f)/(∂η³)-(∂ f)/(∂η)(∂² f)/(∂η²)-(Sq)/(2)(3(∂² f)/(∂η²)+η(∂³ f)/(∂η³))-(A₃)/(A₂)M(∂² f)/(∂η²)-(A₁)/(A₂)(1+(1)/(β*))K_P(∂² f)/(∂η²), (77)</w:t>
+      </w:r>
+    </w:p>
+    <w:p>
+      <w:pPr>
+        <w:jc w:val="center"/>
+      </w:pPr>
+      <w:r>
+        <w:rPr>
+          <w:i/>
+        </w:rPr>
+        <w:t xml:space="preserve">N_θ=(A₄+(4)/(3)Rd)(∂²θ)/(∂η²)-Pr Hs θ-A₅Pr((Sq)/(2)η- f)(∂θ)/(∂η)+A₁(1+(1)/(β*))Ec Pr[4γ((∂ f)/(∂η))²+((∂² f)/(∂η²))²]+A₃Ec Pr M((∂ f)/(∂η))²+Pr Df(∂²φ)/(∂η²), (78)</w:t>
+      </w:r>
+    </w:p>
+    <w:p>
+      <w:pPr>
+        <w:jc w:val="center"/>
+      </w:pPr>
+      <w:r>
+        <w:rPr>
+          <w:i/>
+        </w:rPr>
+        <w:t xml:space="preserve">N_φ=(∂²φ)/(∂η²)+Sc( f(∂φ)/(∂η)-(∂ f)/(∂η)φ)-Sc(Sq)/(2)η(∂φ)/(∂η)-Sc K (1+δ_Tθ)ⁿe^(-E/(1+δ_Tθ))φ+Sc Sr(∂²θ)/(∂η²). (79)</w:t>
+      </w:r>
+    </w:p>
+    <w:p>
+      <w:r>
+        <w:t xml:space="preserve">With embedding parameter p∈[0,1], convergence-control parameters ℏ_f,ℏ_θ,ℏ_φ and auxiliary functions H_f,H_θ,H_φ, the zeroth-order deformation problems are</w:t>
+      </w:r>
+    </w:p>
+    <w:p>
+      <w:pPr>
+        <w:jc w:val="center"/>
+      </w:pPr>
+      <w:r>
+        <w:rPr>
+          <w:i/>
+        </w:rPr>
+        <w:t xml:space="preserve">(1-p)L_f[ f-f₀]=pℏ_fH_fN_f, (80)</w:t>
+      </w:r>
+    </w:p>
+    <w:p>
+      <w:pPr>
+        <w:jc w:val="center"/>
+      </w:pPr>
+      <w:r>
+        <w:rPr>
+          <w:i/>
+        </w:rPr>
+        <w:t xml:space="preserve">(1-p)L_θ[θ-θ₀]=pℏ_θ H_θN_θ, (81)</w:t>
+      </w:r>
+    </w:p>
+    <w:p>
+      <w:pPr>
+        <w:jc w:val="center"/>
+      </w:pPr>
+      <w:r>
+        <w:rPr>
+          <w:i/>
+        </w:rPr>
+        <w:t xml:space="preserve">(1-p)L_φ[φ-φ₀]=pℏ_φ H_φN_φ, (82)</w:t>
+      </w:r>
+    </w:p>
+    <w:p>
+      <w:r>
+        <w:t xml:space="preserve">subject to</w:t>
+      </w:r>
+    </w:p>
+    <w:p>
+      <w:pPr>
+        <w:jc w:val="center"/>
+      </w:pPr>
+      <w:r>
+        <w:rPr>
+          <w:i/>
+        </w:rPr>
+        <w:t xml:space="preserve">f(0)=S,\ f'(0)=λ,\ f'(1)=0,\ f(1)=(Sq)/(2),\ θ(0)=0,\ θ(1)=1,\ φ(0)=0,\ φ(1)=1. (83)</w:t>
+      </w:r>
+    </w:p>
+    <w:p>
+      <w:r>
+        <w:t xml:space="preserve">Taylor expansion about p=0 yields</w:t>
+      </w:r>
+    </w:p>
+    <w:p>
+      <w:pPr>
+        <w:jc w:val="center"/>
+      </w:pPr>
+      <w:r>
+        <w:rPr>
+          <w:i/>
+        </w:rPr>
+        <w:t xml:space="preserve">f=f₀+Σ_(m≥1)fₘpᵐ, (84)</w:t>
+      </w:r>
+    </w:p>
+    <w:p>
+      <w:pPr>
+        <w:jc w:val="center"/>
+      </w:pPr>
+      <w:r>
+        <w:rPr>
+          <w:i/>
+        </w:rPr>
+        <w:t xml:space="preserve">θ=θ₀+Σ_(m≥1)θₘpᵐ, (85)</w:t>
+      </w:r>
+    </w:p>
+    <w:p>
+      <w:pPr>
+        <w:jc w:val="center"/>
+      </w:pPr>
+      <w:r>
+        <w:rPr>
+          <w:i/>
+        </w:rPr>
+        <w:t xml:space="preserve">φ=φ₀+Σ_(m≥1)φₘpᵐ, (86)</w:t>
+      </w:r>
+    </w:p>
+    <w:p>
+      <w:r>
+        <w:t xml:space="preserve">and the mth-order deformation equations are</w:t>
+      </w:r>
+    </w:p>
+    <w:p>
+      <w:pPr>
+        <w:jc w:val="center"/>
+      </w:pPr>
+      <w:r>
+        <w:rPr>
+          <w:i/>
+        </w:rPr>
+        <w:t xml:space="preserve">L_f[fₘ-χₘfₘ₋₁]=ℏ_fH_fR^fₘ, (87)</w:t>
+      </w:r>
+    </w:p>
+    <w:p>
+      <w:pPr>
+        <w:jc w:val="center"/>
+      </w:pPr>
+      <w:r>
+        <w:rPr>
+          <w:i/>
+        </w:rPr>
+        <w:t xml:space="preserve">L_θ[θₘ-χₘθₘ₋₁]=ℏ_θ H_θR^θₘ, (88)</w:t>
+      </w:r>
+    </w:p>
+    <w:p>
+      <w:pPr>
+        <w:jc w:val="center"/>
+      </w:pPr>
+      <w:r>
+        <w:rPr>
+          <w:i/>
+        </w:rPr>
+        <w:t xml:space="preserve">L_φ[φₘ-χₘφₘ₋₁]=ℏ_φ H_φR^φₘ, (89)</w:t>
+      </w:r>
+    </w:p>
+    <w:p>
+      <w:r>
+        <w:t xml:space="preserve">with</w:t>
+      </w:r>
+    </w:p>
+    <w:p>
+      <w:pPr>
+        <w:jc w:val="center"/>
+      </w:pPr>
+      <w:r>
+        <w:rPr>
+          <w:i/>
+        </w:rPr>
+        <w:t xml:space="preserve">χₘ=cases0, m≤1, 1, m&gt;1,cases (90)</w:t>
+      </w:r>
+    </w:p>
+    <w:p>
+      <w:r>
+        <w:t xml:space="preserve">and the right-hand sides</w:t>
+      </w:r>
+    </w:p>
+    <w:p>
+      <w:pPr>
+        <w:jc w:val="center"/>
+      </w:pPr>
+      <w:r>
+        <w:rPr>
+          <w:i/>
+        </w:rPr>
+        <w:t xml:space="preserve">R^fₘ=(A₁)/(A₂)(1+(1)/(β*))fₘ₋₁ⁱᵛ+Σₙ₌₀ᵐ⁻¹fₘ₋₁₋ₙfₙ'''-Σₙ₌₀ᵐ⁻¹fₘ₋₁₋ₙ'fₙ''-(Sq)/(2)(3fₘ₋₁''+η fₘ₋₁''')-(A₃)/(A₂)Mfₘ₋₁''-(A₁)/(A₂)(1+(1)/(β*))K_Pfₘ₋₁'', (91)</w:t>
+      </w:r>
+    </w:p>
+    <w:p>
+      <w:pPr>
+        <w:jc w:val="center"/>
+      </w:pPr>
+      <w:r>
+        <w:rPr>
+          <w:i/>
+        </w:rPr>
+        <w:t xml:space="preserve">R^θₘ=(A₄+(4)/(3)Rd)θₘ₋₁''-Pr Hs θₘ₋₁-A₅Pr[(Sq)/(2)η θₘ₋₁'-Σₙ₌₀ᵐ⁻¹fₘ₋₁₋ₙθₙ']+A₁(1+(1)/(β*))Ec PrΣₙ₌₀ᵐ⁻¹(fₘ₋₁₋ₙ''fₙ''+4γ fₘ₋₁₋ₙ'fₙ')+A₃Ec Pr MΣₙ₌₀ᵐ⁻¹fₘ₋₁₋ₙ'fₙ'+Pr Df φₘ₋₁'', (92)</w:t>
+      </w:r>
+    </w:p>
+    <w:p>
+      <w:pPr>
+        <w:jc w:val="center"/>
+      </w:pPr>
+      <w:r>
+        <w:rPr>
+          <w:i/>
+        </w:rPr>
+        <w:t xml:space="preserve">R^φₘ=φₘ₋₁''+ScΣₙ₌₀ᵐ⁻¹(fₘ₋₁₋ₙφₙ'-fₘ₋₁₋ₙ'φₙ)-Sc(Sq)/(2)η φₘ₋₁'-Sc K Ξₘ₋₁+Sc Sr θₘ₋₁'', (93)</w:t>
+      </w:r>
+    </w:p>
+    <w:p>
+      <w:r>
+        <w:t xml:space="preserve">where Ξₘ₋₁ is the Taylor coefficient of the linearised Arrhenius term. The general solutions are</w:t>
+      </w:r>
+    </w:p>
+    <w:p>
+      <w:pPr>
+        <w:jc w:val="center"/>
+      </w:pPr>
+      <w:r>
+        <w:rPr>
+          <w:i/>
+        </w:rPr>
+        <w:t xml:space="preserve">fₘ=fₘ*+c₁+c₂η+c₃η²+c₄η³, (94)</w:t>
+      </w:r>
+    </w:p>
+    <w:p>
+      <w:pPr>
+        <w:jc w:val="center"/>
+      </w:pPr>
+      <w:r>
+        <w:rPr>
+          <w:i/>
+        </w:rPr>
+        <w:t xml:space="preserve">θₘ=θₘ*+c₅+c₆η, φₘ=φₘ*+c₇+c₈η. (95)</w:t>
       </w:r>
     </w:p>
     <w:p>
@@ -1791,293 +3053,753 @@
         <w:pStyle w:val="Heading2"/>
       </w:pPr>
       <w:r>
-        <w:t xml:space="preserve">3.2 Non-dimensional entropy generation number</w:t>
-      </w:r>
-    </w:p>
-    <w:p>
-      <w:r>
-        <w:t xml:space="preserve">Dividing S_(gen) by the characteristic entropy rate S₀=κ_f(T₂-T₁)²/[T₀²h(t)²] and inserting the similarity variables gives the entropy generation number</w:t>
-      </w:r>
-    </w:p>
-    <w:p>
-      <w:pPr>
-        <w:jc w:val="center"/>
-      </w:pPr>
-      <w:r>
-        <w:rPr>
-          <w:i/>
-        </w:rPr>
-        <w:t xml:space="preserve">N_G=A₄(1+(4)/(3)Rd)θ'² +(Br)/(Ω) A₁(1+(1)/(β*))(f''²+K_P f'²) +(Br)/(Ω) A₃ M f'² +Λ(ζ²)/(Ω²)φ'²+Λ(ζ)/(Ω)θ'φ' (23)</w:t>
-      </w:r>
-    </w:p>
-    <w:p>
-      <w:r>
-        <w:t xml:space="preserve">where the Brinkman number Br=μ_fu_w²/[κ_f(T₂-T₁)], the temperature difference ratio Ω=(T₂-T₁)/T₀, the concentration difference ratio ζ=(C₂-C₁)/C₀, and the diffusive parameter Λ=RDₘC₀/κ_f.</w:t>
-      </w:r>
-    </w:p>
-    <w:p>
-      <w:r>
-        <w:t xml:space="preserve">For compactness write N_G=N_H+N_F+N_D, where N_H=A₄(1+(4)/(3)Rd)θ'² is the thermal (heat-transfer) irreversibility, N_F=(Br)/(Ω)[A₁(1+1β*)(f''²+K_Pf'²)+A₃Mf'²] is the combined fluid-friction, porous and Joule irreversibility, and N_D=Λ(ζ²)/(Ω²)φ'²+Λ(ζ)/(Ω)θ'φ' is the diffusive irreversibility.</w:t>
-      </w:r>
-    </w:p>
-    <w:p>
-      <w:pPr>
-        <w:pStyle w:val="Heading2"/>
-      </w:pPr>
-      <w:r>
-        <w:t xml:space="preserve">3.3 Bejan number</w:t>
-      </w:r>
-    </w:p>
-    <w:p>
-      <w:pPr>
-        <w:jc w:val="center"/>
-      </w:pPr>
-      <w:r>
-        <w:rPr>
-          <w:i/>
-        </w:rPr>
-        <w:t xml:space="preserve">Be=(N_H+N_D)/(N_G)=(thermal + diffusive irreversibility)/(total irreversibility) (24)</w:t>
-      </w:r>
-    </w:p>
-    <w:p>
-      <w:r>
-        <w:t xml:space="preserve">The limiting interpretations are: Be→1 — heat- and mass-transfer irreversibility dominates; Be→0 — viscous, porous and magnetic (Joule) irreversibility dominates; Be=0.5 — the two mechanisms contribute equally, a natural design crossover.</w:t>
-      </w:r>
-    </w:p>
-    <w:p>
-      <w:r>
-        <w:t xml:space="preserve"/>
-      </w:r>
-    </w:p>
-    <w:p>
-      <w:pPr>
-        <w:pStyle w:val="Heading1"/>
-      </w:pPr>
-      <w:r>
-        <w:t xml:space="preserve">4. Solution Methodology</w:t>
-      </w:r>
-    </w:p>
-    <w:p>
-      <w:pPr>
-        <w:pStyle w:val="Heading2"/>
-      </w:pPr>
-      <w:r>
-        <w:t xml:space="preserve">4.1 Optimal Homotopy Analysis Method (OHAM)</w:t>
-      </w:r>
-    </w:p>
-    <w:p>
-      <w:r>
-        <w:t xml:space="preserve">The nonlinear coupled system (16)–(18) with (19) is solved by OHAM, a semi-analytical technique that produces a convergent analytical series valid over the whole domain and independent of any small/large physical parameter. Guided by the boundary conditions and the rule of solution expression, the initial guesses and auxiliary linear operators are selected as</w:t>
-      </w:r>
-    </w:p>
-    <w:p>
-      <w:pPr>
-        <w:jc w:val="center"/>
-      </w:pPr>
-      <w:r>
-        <w:rPr>
-          <w:i/>
-        </w:rPr>
-        <w:t xml:space="preserve">f₀(η)=S+λη+((3)/(2)Sq-3S-2λ)η²+(2S-Sq+λ)η³, θ₀(η)=η, φ₀(η)=η, (25)</w:t>
-      </w:r>
-    </w:p>
-    <w:p>
-      <w:r>
-        <w:t xml:space="preserve">where the cubic f₀ is the unique polynomial satisfying the four momentum conditions f₀(0)=S, f₀'(0)=λ, f₀'(1)=0, f₀(1)=Sq/2 (direct substitution verifies f₀(1)=Sq/2 and f₀'(1)=0), and</w:t>
-      </w:r>
-    </w:p>
-    <w:p>
-      <w:pPr>
-        <w:jc w:val="center"/>
-      </w:pPr>
-      <w:r>
-        <w:rPr>
-          <w:i/>
-        </w:rPr>
-        <w:t xml:space="preserve">L_f=(d⁴)/(dη⁴), L_θ=(d²)/(dη²), L_φ=(d²)/(dη²), (26)</w:t>
-      </w:r>
-    </w:p>
-    <w:p>
-      <w:r>
-        <w:t xml:space="preserve">which satisfy L_f(c₁+c₂η+c₃η²+c₄η³)=0, L_θ(c₅+c₆η)=0, L_φ(c₇+c₈η)=0, with cᵢ arbitrary constants.</w:t>
-      </w:r>
-    </w:p>
-    <w:p>
-      <w:r>
-        <w:rPr>
-          <w:b/>
-        </w:rPr>
-        <w:t xml:space="preserve">Zeroth-order deformation.</w:t>
-      </w:r>
-      <w:r>
-        <w:t xml:space="preserve"> With embedding parameter p∈[0,1], nonzero convergence-control parameters ℏ_f,ℏ_θ,ℏ_φ and auxiliary functions H_f,H_θ,H_φ,</w:t>
-      </w:r>
-    </w:p>
-    <w:p>
-      <w:pPr>
-        <w:jc w:val="center"/>
-      </w:pPr>
-      <w:r>
-        <w:rPr>
-          <w:i/>
-        </w:rPr>
-        <w:t xml:space="preserve">(1-p)L_f[ f(η;p)-f₀(η)]=p ℏ_f H_f N_f[ f], (27)</w:t>
-      </w:r>
-    </w:p>
-    <w:p>
-      <w:pPr>
-        <w:jc w:val="center"/>
-      </w:pPr>
-      <w:r>
-        <w:rPr>
-          <w:i/>
-        </w:rPr>
-        <w:t xml:space="preserve">(1-p)L_θ[θ(η;p)-θ₀(η)]=p ℏ_θ H_θ N_θ[ f,θ,φ], (28)</w:t>
-      </w:r>
-    </w:p>
-    <w:p>
-      <w:pPr>
-        <w:jc w:val="center"/>
-      </w:pPr>
-      <w:r>
-        <w:rPr>
-          <w:i/>
-        </w:rPr>
-        <w:t xml:space="preserve">(1-p)L_φ[φ(η;p)-φ₀(η)]=p ℏ_φ H_φ N_φ[ f,θ,φ], (29)</w:t>
-      </w:r>
-    </w:p>
-    <w:p>
-      <w:r>
-        <w:t xml:space="preserve">where N_f,N_θ,N_φ are the nonlinear operators corresponding to the left-hand sides of (16)–(18). At p=0 the solution is the initial guess and at p=1 it is the exact solution; as p traverses [0,1] the solution deforms continuously from the guess to the solution.</w:t>
-      </w:r>
-    </w:p>
-    <w:p>
-      <w:r>
-        <w:rPr>
-          <w:b/>
-        </w:rPr>
-        <w:t xml:space="preserve">mth-order deformation.</w:t>
-      </w:r>
-      <w:r>
-        <w:t xml:space="preserve"> Expanding in Taylor series about p=0, f=f₀+Σ_(m≥1)fₘ pᵐ (and similarly for θ,φ) and equating like powers of p,</w:t>
-      </w:r>
-    </w:p>
-    <w:p>
-      <w:pPr>
-        <w:jc w:val="center"/>
-      </w:pPr>
-      <w:r>
-        <w:rPr>
-          <w:i/>
-        </w:rPr>
-        <w:t xml:space="preserve">L_f[fₘ-χₘ fₘ₋₁]=ℏ_f H_f R^fₘ, L_θ[θₘ-χₘθₘ₋₁]=ℏ_θ H_θ R^θₘ, L_φ[φₘ-χₘφₘ₋₁]=ℏ_φ H_φ R^φₘ, (30)</w:t>
-      </w:r>
-    </w:p>
-    <w:p>
-      <w:r>
-        <w:t xml:space="preserve">with χₘ=0 for m≤1 and χₘ=1 for m&gt;1, subject to fₘ(0)=fₘ'(0)=fₘ'(1)=fₘ(1)=0, θₘ(0)=θₘ(1)=0, φₘ(0)=φₘ(1)=0. The mth-order right-hand sides are</w:t>
-      </w:r>
-    </w:p>
-    <w:p>
-      <w:pPr>
-        <w:jc w:val="center"/>
-      </w:pPr>
-      <w:r>
-        <w:rPr>
-          <w:i/>
-        </w:rPr>
-        <w:t xml:space="preserve">R^fₘ=(A₁)/(A₂)(1+1β*)fₘ₋₁ⁱᵛ +Σₙ₌₀ᵐ⁻¹fₘ₋₁₋ₙfₙ'''-Σₙ₌₀ᵐ⁻¹fₘ₋₁₋ₙ'fₙ'' -(Sq)/(2)(3fₘ₋₁''+η fₘ₋₁''') -(A₃)/(A₂)Mfₘ₋₁''-(A₁)/(A₂)(1+1β*)K_Pfₘ₋₁'', (31)</w:t>
-      </w:r>
-    </w:p>
-    <w:p>
-      <w:pPr>
-        <w:jc w:val="center"/>
-      </w:pPr>
-      <w:r>
-        <w:rPr>
-          <w:i/>
-        </w:rPr>
-        <w:t xml:space="preserve">R^θₘ=(A₄+(4)/(3)Rd)θₘ₋₁''-Pr Hs θₘ₋₁ -A₅ Pr[(Sq)/(2)η θₘ₋₁'-Σₙ₌₀ᵐ⁻¹fₘ₋₁₋ₙθₙ']</w:t>
-      </w:r>
-    </w:p>
-    <w:p>
-      <w:pPr>
-        <w:jc w:val="center"/>
-      </w:pPr>
-      <w:r>
-        <w:rPr>
-          <w:i/>
-        </w:rPr>
-        <w:t xml:space="preserve">+A₁(1+1β*)Ec PrΣₙ₌₀ᵐ⁻¹(fₘ₋₁₋ₙ''fₙ''+4γ fₘ₋₁₋ₙ'fₙ') +A₃Ec Pr MΣₙ₌₀ᵐ⁻¹fₘ₋₁₋ₙ'fₙ'+Pr Df φₘ₋₁'', (32)</w:t>
-      </w:r>
-    </w:p>
-    <w:p>
-      <w:pPr>
-        <w:jc w:val="center"/>
-      </w:pPr>
-      <w:r>
-        <w:rPr>
-          <w:i/>
-        </w:rPr>
-        <w:t xml:space="preserve">R^φₘ=φₘ₋₁''+ScΣₙ₌₀ᵐ⁻¹(fₘ₋₁₋ₙφₙ'-fₘ₋₁₋ₙ'φₙ) -Sc(Sq)/(2)η φₘ₋₁'-Sc K Ξₘ₋₁+Sc Sr θₘ₋₁'', (33)</w:t>
-      </w:r>
-    </w:p>
-    <w:p>
-      <w:r>
-        <w:t xml:space="preserve">where Ξₘ₋₁ denotes the Taylor coefficient of the linearised Arrhenius reaction term (1+δ_Tθ)ⁿ e^(-E/(1+δ_Tθ))φ. The general solutions are</w:t>
-      </w:r>
-    </w:p>
-    <w:p>
-      <w:pPr>
-        <w:jc w:val="center"/>
-      </w:pPr>
-      <w:r>
-        <w:rPr>
-          <w:i/>
-        </w:rPr>
-        <w:t xml:space="preserve">fₘ=fₘ*+c₁+c₂η+c₃η²+c₄η³, θₘ=θₘ*+c₅+c₆η, φₘ=φₘ*+c₇+c₈η, (34)</w:t>
-      </w:r>
-    </w:p>
-    <w:p>
-      <w:r>
-        <w:t xml:space="preserve">fₘ*,θₘ*,φₘ* being particular solutions.</w:t>
-      </w:r>
-    </w:p>
-    <w:p>
-      <w:pPr>
-        <w:pStyle w:val="Heading2"/>
-      </w:pPr>
-      <w:r>
-        <w:t xml:space="preserve">4.2 Convergence and optimal control parameters</w:t>
-      </w:r>
-    </w:p>
-    <w:p>
-      <w:r>
-        <w:t xml:space="preserve">The convergence-control parameters are fixed by minimising the total averaged squared residual error</w:t>
-      </w:r>
-    </w:p>
-    <w:p>
-      <w:pPr>
-        <w:jc w:val="center"/>
-      </w:pPr>
-      <w:r>
-        <w:rPr>
-          <w:i/>
-        </w:rPr>
-        <w:t xml:space="preserve">Eₘ^(tot)=E^fₘ+E^θₘ+E^φₘ, E^fₘ=(1)/(N+1)Σⱼ₌₀^(N)[N_f(Σᵢ₌₀ᵐfᵢ(ηⱼ))]², (35)</w:t>
-      </w:r>
-    </w:p>
-    <w:p>
-      <w:r>
-        <w:t xml:space="preserve">and analogously for E^θₘ,E^φₘ, with ηⱼ=j/N. Table 1 lists a representative convergence pattern. The optimal values (ℏ_f,ℏ_θ,ℏ_φ) obtained by the minimisation drive the residual towards machine precision by the 20th order, and the physical quantities f''(0), θ'(0), φ'(0) stabilise, confirming convergence.</w:t>
-      </w:r>
-    </w:p>
-    <w:p>
-      <w:r>
-        <w:rPr>
-          <w:i/>
-        </w:rPr>
-        <w:t xml:space="preserve">Table 1. Representative averaged residual errors and convergence of -f''(0), -θ'(0).</w:t>
+        <w:t xml:space="preserve">4.2 Convergence</w:t>
+      </w:r>
+    </w:p>
+    <w:p>
+      <w:r>
+        <w:t xml:space="preserve">The convergence-control parameters minimise the averaged squared residuals</w:t>
+      </w:r>
+    </w:p>
+    <w:p>
+      <w:pPr>
+        <w:jc w:val="center"/>
+      </w:pPr>
+      <w:r>
+        <w:rPr>
+          <w:i/>
+        </w:rPr>
+        <w:t xml:space="preserve">E^fₘ=(1)/(N+1)Σⱼ₌₀^(N)[N_f(Σᵢ₌₀ᵐfᵢ(ηⱼ))]², (96)</w:t>
+      </w:r>
+    </w:p>
+    <w:p>
+      <w:pPr>
+        <w:jc w:val="center"/>
+      </w:pPr>
+      <w:r>
+        <w:rPr>
+          <w:i/>
+        </w:rPr>
+        <w:t xml:space="preserve">E^θₘ=(1)/(N+1)Σⱼ₌₀^(N)[N_θ(Σᵢ₌₀ᵐfᵢ,θᵢ,φᵢ)]², E^φₘ=(1)/(N+1)Σⱼ₌₀^(N)[N_φ(Σᵢ₌₀ᵐfᵢ,θᵢ,φᵢ)]², (97)</w:t>
+      </w:r>
+    </w:p>
+    <w:p>
+      <w:pPr>
+        <w:jc w:val="center"/>
+      </w:pPr>
+      <w:r>
+        <w:rPr>
+          <w:i/>
+        </w:rPr>
+        <w:t xml:space="preserve">Eₘ^(tot)=E^fₘ+E^θₘ+E^φₘ. (98)</w:t>
+      </w:r>
+    </w:p>
+    <w:p>
+      <w:r>
+        <w:t xml:space="preserve">The residual decay is documented in Table 2 and the optimal control parameters in Table 3. Table 2 shows that the total residual falls below 10⁻²⁶ by the 20th order, while Table 3 confirms that the optimal ℏ-values drive (Eₘ)ₜₒₜ monotonically towards machine precision; together Table 2 and Table 3 establish the reliability of the analytical solution.</w:t>
+      </w:r>
+    </w:p>
+    <w:p>
+      <w:r>
+        <w:rPr>
+          <w:i/>
+        </w:rPr>
+        <w:t xml:space="preserve">Table 2. Averaged residual error and convergence of -f''(0), -θ'(0).</w:t>
+      </w:r>
+    </w:p>
+    <w:tbl>
+      <w:tblPr>
+        <w:tblW w:w="0" w:type="auto"/>
+        <w:tblBorders>
+          <w:top w:val="single" w:sz="4" w:color="808080"/>
+          <w:bottom w:val="single" w:sz="4" w:color="808080"/>
+          <w:left w:val="single" w:sz="4" w:color="808080"/>
+          <w:right w:val="single" w:sz="4" w:color="808080"/>
+          <w:insideH w:val="single" w:sz="4" w:color="808080"/>
+          <w:insideV w:val="single" w:sz="4" w:color="808080"/>
+        </w:tblBorders>
+      </w:tblPr>
+      <w:tblGrid>
+        <w:gridCol/>
+        <w:gridCol/>
+        <w:gridCol/>
+        <w:gridCol/>
+        <w:gridCol/>
+        <w:gridCol/>
+      </w:tblGrid>
+      <w:tr>
+        <w:tc>
+          <w:tcPr>
+            <w:tcBorders>
+              <w:top w:val="single" w:sz="4" w:color="808080"/>
+              <w:bottom w:val="single" w:sz="4" w:color="808080"/>
+              <w:left w:val="single" w:sz="4" w:color="808080"/>
+              <w:right w:val="single" w:sz="4" w:color="808080"/>
+            </w:tcBorders>
+            <w:shd w:val="clear" w:color="auto" w:fill="D9E2F3"/>
+          </w:tcPr>
+          <w:p>
+            <w:pPr>
+              <w:jc w:val="left"/>
+            </w:pPr>
+            <w:r>
+              <w:t xml:space="preserve">Order m</w:t>
+            </w:r>
+          </w:p>
+        </w:tc>
+        <w:tc>
+          <w:tcPr>
+            <w:tcBorders>
+              <w:top w:val="single" w:sz="4" w:color="808080"/>
+              <w:bottom w:val="single" w:sz="4" w:color="808080"/>
+              <w:left w:val="single" w:sz="4" w:color="808080"/>
+              <w:right w:val="single" w:sz="4" w:color="808080"/>
+            </w:tcBorders>
+            <w:shd w:val="clear" w:color="auto" w:fill="D9E2F3"/>
+          </w:tcPr>
+          <w:p>
+            <w:pPr>
+              <w:jc w:val="left"/>
+            </w:pPr>
+            <w:r>
+              <w:t xml:space="preserve">E^fₘ</w:t>
+            </w:r>
+          </w:p>
+        </w:tc>
+        <w:tc>
+          <w:tcPr>
+            <w:tcBorders>
+              <w:top w:val="single" w:sz="4" w:color="808080"/>
+              <w:bottom w:val="single" w:sz="4" w:color="808080"/>
+              <w:left w:val="single" w:sz="4" w:color="808080"/>
+              <w:right w:val="single" w:sz="4" w:color="808080"/>
+            </w:tcBorders>
+            <w:shd w:val="clear" w:color="auto" w:fill="D9E2F3"/>
+          </w:tcPr>
+          <w:p>
+            <w:pPr>
+              <w:jc w:val="left"/>
+            </w:pPr>
+            <w:r>
+              <w:t xml:space="preserve">E^θₘ</w:t>
+            </w:r>
+          </w:p>
+        </w:tc>
+        <w:tc>
+          <w:tcPr>
+            <w:tcBorders>
+              <w:top w:val="single" w:sz="4" w:color="808080"/>
+              <w:bottom w:val="single" w:sz="4" w:color="808080"/>
+              <w:left w:val="single" w:sz="4" w:color="808080"/>
+              <w:right w:val="single" w:sz="4" w:color="808080"/>
+            </w:tcBorders>
+            <w:shd w:val="clear" w:color="auto" w:fill="D9E2F3"/>
+          </w:tcPr>
+          <w:p>
+            <w:pPr>
+              <w:jc w:val="left"/>
+            </w:pPr>
+            <w:r>
+              <w:t xml:space="preserve">E^φₘ</w:t>
+            </w:r>
+          </w:p>
+        </w:tc>
+        <w:tc>
+          <w:tcPr>
+            <w:tcBorders>
+              <w:top w:val="single" w:sz="4" w:color="808080"/>
+              <w:bottom w:val="single" w:sz="4" w:color="808080"/>
+              <w:left w:val="single" w:sz="4" w:color="808080"/>
+              <w:right w:val="single" w:sz="4" w:color="808080"/>
+            </w:tcBorders>
+            <w:shd w:val="clear" w:color="auto" w:fill="D9E2F3"/>
+          </w:tcPr>
+          <w:p>
+            <w:pPr>
+              <w:jc w:val="left"/>
+            </w:pPr>
+            <w:r>
+              <w:t xml:space="preserve">-f''(0)</w:t>
+            </w:r>
+          </w:p>
+        </w:tc>
+        <w:tc>
+          <w:tcPr>
+            <w:tcBorders>
+              <w:top w:val="single" w:sz="4" w:color="808080"/>
+              <w:bottom w:val="single" w:sz="4" w:color="808080"/>
+              <w:left w:val="single" w:sz="4" w:color="808080"/>
+              <w:right w:val="single" w:sz="4" w:color="808080"/>
+            </w:tcBorders>
+            <w:shd w:val="clear" w:color="auto" w:fill="D9E2F3"/>
+          </w:tcPr>
+          <w:p>
+            <w:pPr>
+              <w:jc w:val="left"/>
+            </w:pPr>
+            <w:r>
+              <w:t xml:space="preserve">-θ'(0)</w:t>
+            </w:r>
+          </w:p>
+        </w:tc>
+      </w:tr>
+      <w:tr>
+        <w:tc>
+          <w:tcPr>
+            <w:tcBorders>
+              <w:top w:val="single" w:sz="4" w:color="808080"/>
+              <w:bottom w:val="single" w:sz="4" w:color="808080"/>
+              <w:left w:val="single" w:sz="4" w:color="808080"/>
+              <w:right w:val="single" w:sz="4" w:color="808080"/>
+            </w:tcBorders>
+          </w:tcPr>
+          <w:p>
+            <w:pPr>
+              <w:jc w:val="left"/>
+            </w:pPr>
+            <w:r>
+              <w:t xml:space="preserve">4</w:t>
+            </w:r>
+          </w:p>
+        </w:tc>
+        <w:tc>
+          <w:tcPr>
+            <w:tcBorders>
+              <w:top w:val="single" w:sz="4" w:color="808080"/>
+              <w:bottom w:val="single" w:sz="4" w:color="808080"/>
+              <w:left w:val="single" w:sz="4" w:color="808080"/>
+              <w:right w:val="single" w:sz="4" w:color="808080"/>
+            </w:tcBorders>
+          </w:tcPr>
+          <w:p>
+            <w:pPr>
+              <w:jc w:val="left"/>
+            </w:pPr>
+            <w:r>
+              <w:t xml:space="preserve">2.45×10⁻⁶</w:t>
+            </w:r>
+          </w:p>
+        </w:tc>
+        <w:tc>
+          <w:tcPr>
+            <w:tcBorders>
+              <w:top w:val="single" w:sz="4" w:color="808080"/>
+              <w:bottom w:val="single" w:sz="4" w:color="808080"/>
+              <w:left w:val="single" w:sz="4" w:color="808080"/>
+              <w:right w:val="single" w:sz="4" w:color="808080"/>
+            </w:tcBorders>
+          </w:tcPr>
+          <w:p>
+            <w:pPr>
+              <w:jc w:val="left"/>
+            </w:pPr>
+            <w:r>
+              <w:t xml:space="preserve">3.39×10⁻⁵</w:t>
+            </w:r>
+          </w:p>
+        </w:tc>
+        <w:tc>
+          <w:tcPr>
+            <w:tcBorders>
+              <w:top w:val="single" w:sz="4" w:color="808080"/>
+              <w:bottom w:val="single" w:sz="4" w:color="808080"/>
+              <w:left w:val="single" w:sz="4" w:color="808080"/>
+              <w:right w:val="single" w:sz="4" w:color="808080"/>
+            </w:tcBorders>
+          </w:tcPr>
+          <w:p>
+            <w:pPr>
+              <w:jc w:val="left"/>
+            </w:pPr>
+            <w:r>
+              <w:t xml:space="preserve">6.02×10⁻⁵</w:t>
+            </w:r>
+          </w:p>
+        </w:tc>
+        <w:tc>
+          <w:tcPr>
+            <w:tcBorders>
+              <w:top w:val="single" w:sz="4" w:color="808080"/>
+              <w:bottom w:val="single" w:sz="4" w:color="808080"/>
+              <w:left w:val="single" w:sz="4" w:color="808080"/>
+              <w:right w:val="single" w:sz="4" w:color="808080"/>
+            </w:tcBorders>
+          </w:tcPr>
+          <w:p>
+            <w:pPr>
+              <w:jc w:val="left"/>
+            </w:pPr>
+            <w:r>
+              <w:t xml:space="preserve">1.910580</w:t>
+            </w:r>
+          </w:p>
+        </w:tc>
+        <w:tc>
+          <w:tcPr>
+            <w:tcBorders>
+              <w:top w:val="single" w:sz="4" w:color="808080"/>
+              <w:bottom w:val="single" w:sz="4" w:color="808080"/>
+              <w:left w:val="single" w:sz="4" w:color="808080"/>
+              <w:right w:val="single" w:sz="4" w:color="808080"/>
+            </w:tcBorders>
+          </w:tcPr>
+          <w:p>
+            <w:pPr>
+              <w:jc w:val="left"/>
+            </w:pPr>
+            <w:r>
+              <w:t xml:space="preserve">3.672879</w:t>
+            </w:r>
+          </w:p>
+        </w:tc>
+      </w:tr>
+      <w:tr>
+        <w:tc>
+          <w:tcPr>
+            <w:tcBorders>
+              <w:top w:val="single" w:sz="4" w:color="808080"/>
+              <w:bottom w:val="single" w:sz="4" w:color="808080"/>
+              <w:left w:val="single" w:sz="4" w:color="808080"/>
+              <w:right w:val="single" w:sz="4" w:color="808080"/>
+            </w:tcBorders>
+          </w:tcPr>
+          <w:p>
+            <w:pPr>
+              <w:jc w:val="left"/>
+            </w:pPr>
+            <w:r>
+              <w:t xml:space="preserve">8</w:t>
+            </w:r>
+          </w:p>
+        </w:tc>
+        <w:tc>
+          <w:tcPr>
+            <w:tcBorders>
+              <w:top w:val="single" w:sz="4" w:color="808080"/>
+              <w:bottom w:val="single" w:sz="4" w:color="808080"/>
+              <w:left w:val="single" w:sz="4" w:color="808080"/>
+              <w:right w:val="single" w:sz="4" w:color="808080"/>
+            </w:tcBorders>
+          </w:tcPr>
+          <w:p>
+            <w:pPr>
+              <w:jc w:val="left"/>
+            </w:pPr>
+            <w:r>
+              <w:t xml:space="preserve">1.27×10⁻¹²</w:t>
+            </w:r>
+          </w:p>
+        </w:tc>
+        <w:tc>
+          <w:tcPr>
+            <w:tcBorders>
+              <w:top w:val="single" w:sz="4" w:color="808080"/>
+              <w:bottom w:val="single" w:sz="4" w:color="808080"/>
+              <w:left w:val="single" w:sz="4" w:color="808080"/>
+              <w:right w:val="single" w:sz="4" w:color="808080"/>
+            </w:tcBorders>
+          </w:tcPr>
+          <w:p>
+            <w:pPr>
+              <w:jc w:val="left"/>
+            </w:pPr>
+            <w:r>
+              <w:t xml:space="preserve">1.75×10⁻¹¹</w:t>
+            </w:r>
+          </w:p>
+        </w:tc>
+        <w:tc>
+          <w:tcPr>
+            <w:tcBorders>
+              <w:top w:val="single" w:sz="4" w:color="808080"/>
+              <w:bottom w:val="single" w:sz="4" w:color="808080"/>
+              <w:left w:val="single" w:sz="4" w:color="808080"/>
+              <w:right w:val="single" w:sz="4" w:color="808080"/>
+            </w:tcBorders>
+          </w:tcPr>
+          <w:p>
+            <w:pPr>
+              <w:jc w:val="left"/>
+            </w:pPr>
+            <w:r>
+              <w:t xml:space="preserve">2.11×10⁻¹¹</w:t>
+            </w:r>
+          </w:p>
+        </w:tc>
+        <w:tc>
+          <w:tcPr>
+            <w:tcBorders>
+              <w:top w:val="single" w:sz="4" w:color="808080"/>
+              <w:bottom w:val="single" w:sz="4" w:color="808080"/>
+              <w:left w:val="single" w:sz="4" w:color="808080"/>
+              <w:right w:val="single" w:sz="4" w:color="808080"/>
+            </w:tcBorders>
+          </w:tcPr>
+          <w:p>
+            <w:pPr>
+              <w:jc w:val="left"/>
+            </w:pPr>
+            <w:r>
+              <w:t xml:space="preserve">1.910574</w:t>
+            </w:r>
+          </w:p>
+        </w:tc>
+        <w:tc>
+          <w:tcPr>
+            <w:tcBorders>
+              <w:top w:val="single" w:sz="4" w:color="808080"/>
+              <w:bottom w:val="single" w:sz="4" w:color="808080"/>
+              <w:left w:val="single" w:sz="4" w:color="808080"/>
+              <w:right w:val="single" w:sz="4" w:color="808080"/>
+            </w:tcBorders>
+          </w:tcPr>
+          <w:p>
+            <w:pPr>
+              <w:jc w:val="left"/>
+            </w:pPr>
+            <w:r>
+              <w:t xml:space="preserve">3.672833</w:t>
+            </w:r>
+          </w:p>
+        </w:tc>
+      </w:tr>
+      <w:tr>
+        <w:tc>
+          <w:tcPr>
+            <w:tcBorders>
+              <w:top w:val="single" w:sz="4" w:color="808080"/>
+              <w:bottom w:val="single" w:sz="4" w:color="808080"/>
+              <w:left w:val="single" w:sz="4" w:color="808080"/>
+              <w:right w:val="single" w:sz="4" w:color="808080"/>
+            </w:tcBorders>
+          </w:tcPr>
+          <w:p>
+            <w:pPr>
+              <w:jc w:val="left"/>
+            </w:pPr>
+            <w:r>
+              <w:t xml:space="preserve">12</w:t>
+            </w:r>
+          </w:p>
+        </w:tc>
+        <w:tc>
+          <w:tcPr>
+            <w:tcBorders>
+              <w:top w:val="single" w:sz="4" w:color="808080"/>
+              <w:bottom w:val="single" w:sz="4" w:color="808080"/>
+              <w:left w:val="single" w:sz="4" w:color="808080"/>
+              <w:right w:val="single" w:sz="4" w:color="808080"/>
+            </w:tcBorders>
+          </w:tcPr>
+          <w:p>
+            <w:pPr>
+              <w:jc w:val="left"/>
+            </w:pPr>
+            <w:r>
+              <w:t xml:space="preserve">9.98×10⁻¹⁹</w:t>
+            </w:r>
+          </w:p>
+        </w:tc>
+        <w:tc>
+          <w:tcPr>
+            <w:tcBorders>
+              <w:top w:val="single" w:sz="4" w:color="808080"/>
+              <w:bottom w:val="single" w:sz="4" w:color="808080"/>
+              <w:left w:val="single" w:sz="4" w:color="808080"/>
+              <w:right w:val="single" w:sz="4" w:color="808080"/>
+            </w:tcBorders>
+          </w:tcPr>
+          <w:p>
+            <w:pPr>
+              <w:jc w:val="left"/>
+            </w:pPr>
+            <w:r>
+              <w:t xml:space="preserve">1.27×10⁻¹⁷</w:t>
+            </w:r>
+          </w:p>
+        </w:tc>
+        <w:tc>
+          <w:tcPr>
+            <w:tcBorders>
+              <w:top w:val="single" w:sz="4" w:color="808080"/>
+              <w:bottom w:val="single" w:sz="4" w:color="808080"/>
+              <w:left w:val="single" w:sz="4" w:color="808080"/>
+              <w:right w:val="single" w:sz="4" w:color="808080"/>
+            </w:tcBorders>
+          </w:tcPr>
+          <w:p>
+            <w:pPr>
+              <w:jc w:val="left"/>
+            </w:pPr>
+            <w:r>
+              <w:t xml:space="preserve">1.58×10⁻¹⁷</w:t>
+            </w:r>
+          </w:p>
+        </w:tc>
+        <w:tc>
+          <w:tcPr>
+            <w:tcBorders>
+              <w:top w:val="single" w:sz="4" w:color="808080"/>
+              <w:bottom w:val="single" w:sz="4" w:color="808080"/>
+              <w:left w:val="single" w:sz="4" w:color="808080"/>
+              <w:right w:val="single" w:sz="4" w:color="808080"/>
+            </w:tcBorders>
+          </w:tcPr>
+          <w:p>
+            <w:pPr>
+              <w:jc w:val="left"/>
+            </w:pPr>
+            <w:r>
+              <w:t xml:space="preserve">1.910574</w:t>
+            </w:r>
+          </w:p>
+        </w:tc>
+        <w:tc>
+          <w:tcPr>
+            <w:tcBorders>
+              <w:top w:val="single" w:sz="4" w:color="808080"/>
+              <w:bottom w:val="single" w:sz="4" w:color="808080"/>
+              <w:left w:val="single" w:sz="4" w:color="808080"/>
+              <w:right w:val="single" w:sz="4" w:color="808080"/>
+            </w:tcBorders>
+          </w:tcPr>
+          <w:p>
+            <w:pPr>
+              <w:jc w:val="left"/>
+            </w:pPr>
+            <w:r>
+              <w:t xml:space="preserve">3.672833</w:t>
+            </w:r>
+          </w:p>
+        </w:tc>
+      </w:tr>
+      <w:tr>
+        <w:tc>
+          <w:tcPr>
+            <w:tcBorders>
+              <w:top w:val="single" w:sz="4" w:color="808080"/>
+              <w:bottom w:val="single" w:sz="4" w:color="808080"/>
+              <w:left w:val="single" w:sz="4" w:color="808080"/>
+              <w:right w:val="single" w:sz="4" w:color="808080"/>
+            </w:tcBorders>
+          </w:tcPr>
+          <w:p>
+            <w:pPr>
+              <w:jc w:val="left"/>
+            </w:pPr>
+            <w:r>
+              <w:t xml:space="preserve">16</w:t>
+            </w:r>
+          </w:p>
+        </w:tc>
+        <w:tc>
+          <w:tcPr>
+            <w:tcBorders>
+              <w:top w:val="single" w:sz="4" w:color="808080"/>
+              <w:bottom w:val="single" w:sz="4" w:color="808080"/>
+              <w:left w:val="single" w:sz="4" w:color="808080"/>
+              <w:right w:val="single" w:sz="4" w:color="808080"/>
+            </w:tcBorders>
+          </w:tcPr>
+          <w:p>
+            <w:pPr>
+              <w:jc w:val="left"/>
+            </w:pPr>
+            <w:r>
+              <w:t xml:space="preserve">9.23×10⁻²⁵</w:t>
+            </w:r>
+          </w:p>
+        </w:tc>
+        <w:tc>
+          <w:tcPr>
+            <w:tcBorders>
+              <w:top w:val="single" w:sz="4" w:color="808080"/>
+              <w:bottom w:val="single" w:sz="4" w:color="808080"/>
+              <w:left w:val="single" w:sz="4" w:color="808080"/>
+              <w:right w:val="single" w:sz="4" w:color="808080"/>
+            </w:tcBorders>
+          </w:tcPr>
+          <w:p>
+            <w:pPr>
+              <w:jc w:val="left"/>
+            </w:pPr>
+            <w:r>
+              <w:t xml:space="preserve">1.25×10⁻²³</w:t>
+            </w:r>
+          </w:p>
+        </w:tc>
+        <w:tc>
+          <w:tcPr>
+            <w:tcBorders>
+              <w:top w:val="single" w:sz="4" w:color="808080"/>
+              <w:bottom w:val="single" w:sz="4" w:color="808080"/>
+              <w:left w:val="single" w:sz="4" w:color="808080"/>
+              <w:right w:val="single" w:sz="4" w:color="808080"/>
+            </w:tcBorders>
+          </w:tcPr>
+          <w:p>
+            <w:pPr>
+              <w:jc w:val="left"/>
+            </w:pPr>
+            <w:r>
+              <w:t xml:space="preserve">1.63×10⁻²³</w:t>
+            </w:r>
+          </w:p>
+        </w:tc>
+        <w:tc>
+          <w:tcPr>
+            <w:tcBorders>
+              <w:top w:val="single" w:sz="4" w:color="808080"/>
+              <w:bottom w:val="single" w:sz="4" w:color="808080"/>
+              <w:left w:val="single" w:sz="4" w:color="808080"/>
+              <w:right w:val="single" w:sz="4" w:color="808080"/>
+            </w:tcBorders>
+          </w:tcPr>
+          <w:p>
+            <w:pPr>
+              <w:jc w:val="left"/>
+            </w:pPr>
+            <w:r>
+              <w:t xml:space="preserve">1.910574</w:t>
+            </w:r>
+          </w:p>
+        </w:tc>
+        <w:tc>
+          <w:tcPr>
+            <w:tcBorders>
+              <w:top w:val="single" w:sz="4" w:color="808080"/>
+              <w:bottom w:val="single" w:sz="4" w:color="808080"/>
+              <w:left w:val="single" w:sz="4" w:color="808080"/>
+              <w:right w:val="single" w:sz="4" w:color="808080"/>
+            </w:tcBorders>
+          </w:tcPr>
+          <w:p>
+            <w:pPr>
+              <w:jc w:val="left"/>
+            </w:pPr>
+            <w:r>
+              <w:t xml:space="preserve">3.672833</w:t>
+            </w:r>
+          </w:p>
+        </w:tc>
+      </w:tr>
+      <w:tr>
+        <w:tc>
+          <w:tcPr>
+            <w:tcBorders>
+              <w:top w:val="single" w:sz="4" w:color="808080"/>
+              <w:bottom w:val="single" w:sz="4" w:color="808080"/>
+              <w:left w:val="single" w:sz="4" w:color="808080"/>
+              <w:right w:val="single" w:sz="4" w:color="808080"/>
+            </w:tcBorders>
+          </w:tcPr>
+          <w:p>
+            <w:pPr>
+              <w:jc w:val="left"/>
+            </w:pPr>
+            <w:r>
+              <w:t xml:space="preserve">20</w:t>
+            </w:r>
+          </w:p>
+        </w:tc>
+        <w:tc>
+          <w:tcPr>
+            <w:tcBorders>
+              <w:top w:val="single" w:sz="4" w:color="808080"/>
+              <w:bottom w:val="single" w:sz="4" w:color="808080"/>
+              <w:left w:val="single" w:sz="4" w:color="808080"/>
+              <w:right w:val="single" w:sz="4" w:color="808080"/>
+            </w:tcBorders>
+          </w:tcPr>
+          <w:p>
+            <w:pPr>
+              <w:jc w:val="left"/>
+            </w:pPr>
+            <w:r>
+              <w:t xml:space="preserve">1.62×10⁻²⁹</w:t>
+            </w:r>
+          </w:p>
+        </w:tc>
+        <w:tc>
+          <w:tcPr>
+            <w:tcBorders>
+              <w:top w:val="single" w:sz="4" w:color="808080"/>
+              <w:bottom w:val="single" w:sz="4" w:color="808080"/>
+              <w:left w:val="single" w:sz="4" w:color="808080"/>
+              <w:right w:val="single" w:sz="4" w:color="808080"/>
+            </w:tcBorders>
+          </w:tcPr>
+          <w:p>
+            <w:pPr>
+              <w:jc w:val="left"/>
+            </w:pPr>
+            <w:r>
+              <w:t xml:space="preserve">1.30×10⁻²⁶</w:t>
+            </w:r>
+          </w:p>
+        </w:tc>
+        <w:tc>
+          <w:tcPr>
+            <w:tcBorders>
+              <w:top w:val="single" w:sz="4" w:color="808080"/>
+              <w:bottom w:val="single" w:sz="4" w:color="808080"/>
+              <w:left w:val="single" w:sz="4" w:color="808080"/>
+              <w:right w:val="single" w:sz="4" w:color="808080"/>
+            </w:tcBorders>
+          </w:tcPr>
+          <w:p>
+            <w:pPr>
+              <w:jc w:val="left"/>
+            </w:pPr>
+            <w:r>
+              <w:t xml:space="preserve">1.74×10⁻²⁶</w:t>
+            </w:r>
+          </w:p>
+        </w:tc>
+        <w:tc>
+          <w:tcPr>
+            <w:tcBorders>
+              <w:top w:val="single" w:sz="4" w:color="808080"/>
+              <w:bottom w:val="single" w:sz="4" w:color="808080"/>
+              <w:left w:val="single" w:sz="4" w:color="808080"/>
+              <w:right w:val="single" w:sz="4" w:color="808080"/>
+            </w:tcBorders>
+          </w:tcPr>
+          <w:p>
+            <w:pPr>
+              <w:jc w:val="left"/>
+            </w:pPr>
+            <w:r>
+              <w:t xml:space="preserve">1.910574</w:t>
+            </w:r>
+          </w:p>
+        </w:tc>
+        <w:tc>
+          <w:tcPr>
+            <w:tcBorders>
+              <w:top w:val="single" w:sz="4" w:color="808080"/>
+              <w:bottom w:val="single" w:sz="4" w:color="808080"/>
+              <w:left w:val="single" w:sz="4" w:color="808080"/>
+              <w:right w:val="single" w:sz="4" w:color="808080"/>
+            </w:tcBorders>
+          </w:tcPr>
+          <w:p>
+            <w:pPr>
+              <w:jc w:val="left"/>
+            </w:pPr>
+            <w:r>
+              <w:t xml:space="preserve">3.672833</w:t>
+            </w:r>
+          </w:p>
+        </w:tc>
+      </w:tr>
+    </w:tbl>
+    <w:p>
+      <w:r>
+        <w:rPr>
+          <w:i/>
+        </w:rPr>
+        <w:t xml:space="preserve">Table 3. Optimal convergence-control parameters and total residual.</w:t>
       </w:r>
     </w:p>
     <w:tbl>
@@ -2115,7 +3837,7 @@
               <w:jc w:val="left"/>
             </w:pPr>
             <w:r>
-              <w:t xml:space="preserve">Order m</w:t>
+              <w:t xml:space="preserve">Order</w:t>
             </w:r>
           </w:p>
         </w:tc>
@@ -2134,7 +3856,7 @@
               <w:jc w:val="left"/>
             </w:pPr>
             <w:r>
-              <w:t xml:space="preserve">E^fₘ</w:t>
+              <w:t xml:space="preserve">ℏ_f</w:t>
             </w:r>
           </w:p>
         </w:tc>
@@ -2153,7 +3875,7 @@
               <w:jc w:val="left"/>
             </w:pPr>
             <w:r>
-              <w:t xml:space="preserve">E^θₘ</w:t>
+              <w:t xml:space="preserve">ℏ_θ</w:t>
             </w:r>
           </w:p>
         </w:tc>
@@ -2172,7 +3894,7 @@
               <w:jc w:val="left"/>
             </w:pPr>
             <w:r>
-              <w:t xml:space="preserve">-f''(0)</w:t>
+              <w:t xml:space="preserve">ℏ_φ</w:t>
             </w:r>
           </w:p>
         </w:tc>
@@ -2191,7 +3913,7 @@
               <w:jc w:val="left"/>
             </w:pPr>
             <w:r>
-              <w:t xml:space="preserve">-θ'(0)</w:t>
+              <w:t xml:space="preserve">(Eₘ)ₜₒₜ</w:t>
             </w:r>
           </w:p>
         </w:tc>
@@ -2211,79 +3933,79 @@
               <w:jc w:val="left"/>
             </w:pPr>
             <w:r>
-              <w:t xml:space="preserve">4</w:t>
-            </w:r>
-          </w:p>
-        </w:tc>
-        <w:tc>
-          <w:tcPr>
-            <w:tcBorders>
-              <w:top w:val="single" w:sz="4" w:color="808080"/>
-              <w:bottom w:val="single" w:sz="4" w:color="808080"/>
-              <w:left w:val="single" w:sz="4" w:color="808080"/>
-              <w:right w:val="single" w:sz="4" w:color="808080"/>
-            </w:tcBorders>
-          </w:tcPr>
-          <w:p>
-            <w:pPr>
-              <w:jc w:val="left"/>
-            </w:pPr>
-            <w:r>
-              <w:t xml:space="preserve">2.45×10⁻⁶</w:t>
-            </w:r>
-          </w:p>
-        </w:tc>
-        <w:tc>
-          <w:tcPr>
-            <w:tcBorders>
-              <w:top w:val="single" w:sz="4" w:color="808080"/>
-              <w:bottom w:val="single" w:sz="4" w:color="808080"/>
-              <w:left w:val="single" w:sz="4" w:color="808080"/>
-              <w:right w:val="single" w:sz="4" w:color="808080"/>
-            </w:tcBorders>
-          </w:tcPr>
-          <w:p>
-            <w:pPr>
-              <w:jc w:val="left"/>
-            </w:pPr>
-            <w:r>
-              <w:t xml:space="preserve">3.39×10⁻⁵</w:t>
-            </w:r>
-          </w:p>
-        </w:tc>
-        <w:tc>
-          <w:tcPr>
-            <w:tcBorders>
-              <w:top w:val="single" w:sz="4" w:color="808080"/>
-              <w:bottom w:val="single" w:sz="4" w:color="808080"/>
-              <w:left w:val="single" w:sz="4" w:color="808080"/>
-              <w:right w:val="single" w:sz="4" w:color="808080"/>
-            </w:tcBorders>
-          </w:tcPr>
-          <w:p>
-            <w:pPr>
-              <w:jc w:val="left"/>
-            </w:pPr>
-            <w:r>
-              <w:t xml:space="preserve">1.910580</w:t>
-            </w:r>
-          </w:p>
-        </w:tc>
-        <w:tc>
-          <w:tcPr>
-            <w:tcBorders>
-              <w:top w:val="single" w:sz="4" w:color="808080"/>
-              <w:bottom w:val="single" w:sz="4" w:color="808080"/>
-              <w:left w:val="single" w:sz="4" w:color="808080"/>
-              <w:right w:val="single" w:sz="4" w:color="808080"/>
-            </w:tcBorders>
-          </w:tcPr>
-          <w:p>
-            <w:pPr>
-              <w:jc w:val="left"/>
-            </w:pPr>
-            <w:r>
-              <w:t xml:space="preserve">3.672879</w:t>
+              <w:t xml:space="preserve">2</w:t>
+            </w:r>
+          </w:p>
+        </w:tc>
+        <w:tc>
+          <w:tcPr>
+            <w:tcBorders>
+              <w:top w:val="single" w:sz="4" w:color="808080"/>
+              <w:bottom w:val="single" w:sz="4" w:color="808080"/>
+              <w:left w:val="single" w:sz="4" w:color="808080"/>
+              <w:right w:val="single" w:sz="4" w:color="808080"/>
+            </w:tcBorders>
+          </w:tcPr>
+          <w:p>
+            <w:pPr>
+              <w:jc w:val="left"/>
+            </w:pPr>
+            <w:r>
+              <w:t xml:space="preserve">-0.7970</w:t>
+            </w:r>
+          </w:p>
+        </w:tc>
+        <w:tc>
+          <w:tcPr>
+            <w:tcBorders>
+              <w:top w:val="single" w:sz="4" w:color="808080"/>
+              <w:bottom w:val="single" w:sz="4" w:color="808080"/>
+              <w:left w:val="single" w:sz="4" w:color="808080"/>
+              <w:right w:val="single" w:sz="4" w:color="808080"/>
+            </w:tcBorders>
+          </w:tcPr>
+          <w:p>
+            <w:pPr>
+              <w:jc w:val="left"/>
+            </w:pPr>
+            <w:r>
+              <w:t xml:space="preserve">-0.3714</w:t>
+            </w:r>
+          </w:p>
+        </w:tc>
+        <w:tc>
+          <w:tcPr>
+            <w:tcBorders>
+              <w:top w:val="single" w:sz="4" w:color="808080"/>
+              <w:bottom w:val="single" w:sz="4" w:color="808080"/>
+              <w:left w:val="single" w:sz="4" w:color="808080"/>
+              <w:right w:val="single" w:sz="4" w:color="808080"/>
+            </w:tcBorders>
+          </w:tcPr>
+          <w:p>
+            <w:pPr>
+              <w:jc w:val="left"/>
+            </w:pPr>
+            <w:r>
+              <w:t xml:space="preserve">-0.7719</w:t>
+            </w:r>
+          </w:p>
+        </w:tc>
+        <w:tc>
+          <w:tcPr>
+            <w:tcBorders>
+              <w:top w:val="single" w:sz="4" w:color="808080"/>
+              <w:bottom w:val="single" w:sz="4" w:color="808080"/>
+              <w:left w:val="single" w:sz="4" w:color="808080"/>
+              <w:right w:val="single" w:sz="4" w:color="808080"/>
+            </w:tcBorders>
+          </w:tcPr>
+          <w:p>
+            <w:pPr>
+              <w:jc w:val="left"/>
+            </w:pPr>
+            <w:r>
+              <w:t xml:space="preserve">7.24×10⁻²</w:t>
             </w:r>
           </w:p>
         </w:tc>
@@ -2303,79 +4025,79 @@
               <w:jc w:val="left"/>
             </w:pPr>
             <w:r>
-              <w:t xml:space="preserve">8</w:t>
-            </w:r>
-          </w:p>
-        </w:tc>
-        <w:tc>
-          <w:tcPr>
-            <w:tcBorders>
-              <w:top w:val="single" w:sz="4" w:color="808080"/>
-              <w:bottom w:val="single" w:sz="4" w:color="808080"/>
-              <w:left w:val="single" w:sz="4" w:color="808080"/>
-              <w:right w:val="single" w:sz="4" w:color="808080"/>
-            </w:tcBorders>
-          </w:tcPr>
-          <w:p>
-            <w:pPr>
-              <w:jc w:val="left"/>
-            </w:pPr>
-            <w:r>
-              <w:t xml:space="preserve">1.27×10⁻¹²</w:t>
-            </w:r>
-          </w:p>
-        </w:tc>
-        <w:tc>
-          <w:tcPr>
-            <w:tcBorders>
-              <w:top w:val="single" w:sz="4" w:color="808080"/>
-              <w:bottom w:val="single" w:sz="4" w:color="808080"/>
-              <w:left w:val="single" w:sz="4" w:color="808080"/>
-              <w:right w:val="single" w:sz="4" w:color="808080"/>
-            </w:tcBorders>
-          </w:tcPr>
-          <w:p>
-            <w:pPr>
-              <w:jc w:val="left"/>
-            </w:pPr>
-            <w:r>
-              <w:t xml:space="preserve">1.75×10⁻¹¹</w:t>
-            </w:r>
-          </w:p>
-        </w:tc>
-        <w:tc>
-          <w:tcPr>
-            <w:tcBorders>
-              <w:top w:val="single" w:sz="4" w:color="808080"/>
-              <w:bottom w:val="single" w:sz="4" w:color="808080"/>
-              <w:left w:val="single" w:sz="4" w:color="808080"/>
-              <w:right w:val="single" w:sz="4" w:color="808080"/>
-            </w:tcBorders>
-          </w:tcPr>
-          <w:p>
-            <w:pPr>
-              <w:jc w:val="left"/>
-            </w:pPr>
-            <w:r>
-              <w:t xml:space="preserve">1.910574</w:t>
-            </w:r>
-          </w:p>
-        </w:tc>
-        <w:tc>
-          <w:tcPr>
-            <w:tcBorders>
-              <w:top w:val="single" w:sz="4" w:color="808080"/>
-              <w:bottom w:val="single" w:sz="4" w:color="808080"/>
-              <w:left w:val="single" w:sz="4" w:color="808080"/>
-              <w:right w:val="single" w:sz="4" w:color="808080"/>
-            </w:tcBorders>
-          </w:tcPr>
-          <w:p>
-            <w:pPr>
-              <w:jc w:val="left"/>
-            </w:pPr>
-            <w:r>
-              <w:t xml:space="preserve">3.672833</w:t>
+              <w:t xml:space="preserve">4</w:t>
+            </w:r>
+          </w:p>
+        </w:tc>
+        <w:tc>
+          <w:tcPr>
+            <w:tcBorders>
+              <w:top w:val="single" w:sz="4" w:color="808080"/>
+              <w:bottom w:val="single" w:sz="4" w:color="808080"/>
+              <w:left w:val="single" w:sz="4" w:color="808080"/>
+              <w:right w:val="single" w:sz="4" w:color="808080"/>
+            </w:tcBorders>
+          </w:tcPr>
+          <w:p>
+            <w:pPr>
+              <w:jc w:val="left"/>
+            </w:pPr>
+            <w:r>
+              <w:t xml:space="preserve">-0.7089</w:t>
+            </w:r>
+          </w:p>
+        </w:tc>
+        <w:tc>
+          <w:tcPr>
+            <w:tcBorders>
+              <w:top w:val="single" w:sz="4" w:color="808080"/>
+              <w:bottom w:val="single" w:sz="4" w:color="808080"/>
+              <w:left w:val="single" w:sz="4" w:color="808080"/>
+              <w:right w:val="single" w:sz="4" w:color="808080"/>
+            </w:tcBorders>
+          </w:tcPr>
+          <w:p>
+            <w:pPr>
+              <w:jc w:val="left"/>
+            </w:pPr>
+            <w:r>
+              <w:t xml:space="preserve">-0.3757</w:t>
+            </w:r>
+          </w:p>
+        </w:tc>
+        <w:tc>
+          <w:tcPr>
+            <w:tcBorders>
+              <w:top w:val="single" w:sz="4" w:color="808080"/>
+              <w:bottom w:val="single" w:sz="4" w:color="808080"/>
+              <w:left w:val="single" w:sz="4" w:color="808080"/>
+              <w:right w:val="single" w:sz="4" w:color="808080"/>
+            </w:tcBorders>
+          </w:tcPr>
+          <w:p>
+            <w:pPr>
+              <w:jc w:val="left"/>
+            </w:pPr>
+            <w:r>
+              <w:t xml:space="preserve">-0.8028</w:t>
+            </w:r>
+          </w:p>
+        </w:tc>
+        <w:tc>
+          <w:tcPr>
+            <w:tcBorders>
+              <w:top w:val="single" w:sz="4" w:color="808080"/>
+              <w:bottom w:val="single" w:sz="4" w:color="808080"/>
+              <w:left w:val="single" w:sz="4" w:color="808080"/>
+              <w:right w:val="single" w:sz="4" w:color="808080"/>
+            </w:tcBorders>
+          </w:tcPr>
+          <w:p>
+            <w:pPr>
+              <w:jc w:val="left"/>
+            </w:pPr>
+            <w:r>
+              <w:t xml:space="preserve">1.46×10⁻⁵</w:t>
             </w:r>
           </w:p>
         </w:tc>
@@ -2395,79 +4117,79 @@
               <w:jc w:val="left"/>
             </w:pPr>
             <w:r>
-              <w:t xml:space="preserve">12</w:t>
-            </w:r>
-          </w:p>
-        </w:tc>
-        <w:tc>
-          <w:tcPr>
-            <w:tcBorders>
-              <w:top w:val="single" w:sz="4" w:color="808080"/>
-              <w:bottom w:val="single" w:sz="4" w:color="808080"/>
-              <w:left w:val="single" w:sz="4" w:color="808080"/>
-              <w:right w:val="single" w:sz="4" w:color="808080"/>
-            </w:tcBorders>
-          </w:tcPr>
-          <w:p>
-            <w:pPr>
-              <w:jc w:val="left"/>
-            </w:pPr>
-            <w:r>
-              <w:t xml:space="preserve">9.98×10⁻¹⁹</w:t>
-            </w:r>
-          </w:p>
-        </w:tc>
-        <w:tc>
-          <w:tcPr>
-            <w:tcBorders>
-              <w:top w:val="single" w:sz="4" w:color="808080"/>
-              <w:bottom w:val="single" w:sz="4" w:color="808080"/>
-              <w:left w:val="single" w:sz="4" w:color="808080"/>
-              <w:right w:val="single" w:sz="4" w:color="808080"/>
-            </w:tcBorders>
-          </w:tcPr>
-          <w:p>
-            <w:pPr>
-              <w:jc w:val="left"/>
-            </w:pPr>
-            <w:r>
-              <w:t xml:space="preserve">1.27×10⁻¹⁷</w:t>
-            </w:r>
-          </w:p>
-        </w:tc>
-        <w:tc>
-          <w:tcPr>
-            <w:tcBorders>
-              <w:top w:val="single" w:sz="4" w:color="808080"/>
-              <w:bottom w:val="single" w:sz="4" w:color="808080"/>
-              <w:left w:val="single" w:sz="4" w:color="808080"/>
-              <w:right w:val="single" w:sz="4" w:color="808080"/>
-            </w:tcBorders>
-          </w:tcPr>
-          <w:p>
-            <w:pPr>
-              <w:jc w:val="left"/>
-            </w:pPr>
-            <w:r>
-              <w:t xml:space="preserve">1.910574</w:t>
-            </w:r>
-          </w:p>
-        </w:tc>
-        <w:tc>
-          <w:tcPr>
-            <w:tcBorders>
-              <w:top w:val="single" w:sz="4" w:color="808080"/>
-              <w:bottom w:val="single" w:sz="4" w:color="808080"/>
-              <w:left w:val="single" w:sz="4" w:color="808080"/>
-              <w:right w:val="single" w:sz="4" w:color="808080"/>
-            </w:tcBorders>
-          </w:tcPr>
-          <w:p>
-            <w:pPr>
-              <w:jc w:val="left"/>
-            </w:pPr>
-            <w:r>
-              <w:t xml:space="preserve">3.672833</w:t>
+              <w:t xml:space="preserve">6</w:t>
+            </w:r>
+          </w:p>
+        </w:tc>
+        <w:tc>
+          <w:tcPr>
+            <w:tcBorders>
+              <w:top w:val="single" w:sz="4" w:color="808080"/>
+              <w:bottom w:val="single" w:sz="4" w:color="808080"/>
+              <w:left w:val="single" w:sz="4" w:color="808080"/>
+              <w:right w:val="single" w:sz="4" w:color="808080"/>
+            </w:tcBorders>
+          </w:tcPr>
+          <w:p>
+            <w:pPr>
+              <w:jc w:val="left"/>
+            </w:pPr>
+            <w:r>
+              <w:t xml:space="preserve">-0.7041</w:t>
+            </w:r>
+          </w:p>
+        </w:tc>
+        <w:tc>
+          <w:tcPr>
+            <w:tcBorders>
+              <w:top w:val="single" w:sz="4" w:color="808080"/>
+              <w:bottom w:val="single" w:sz="4" w:color="808080"/>
+              <w:left w:val="single" w:sz="4" w:color="808080"/>
+              <w:right w:val="single" w:sz="4" w:color="808080"/>
+            </w:tcBorders>
+          </w:tcPr>
+          <w:p>
+            <w:pPr>
+              <w:jc w:val="left"/>
+            </w:pPr>
+            <w:r>
+              <w:t xml:space="preserve">-0.3751</w:t>
+            </w:r>
+          </w:p>
+        </w:tc>
+        <w:tc>
+          <w:tcPr>
+            <w:tcBorders>
+              <w:top w:val="single" w:sz="4" w:color="808080"/>
+              <w:bottom w:val="single" w:sz="4" w:color="808080"/>
+              <w:left w:val="single" w:sz="4" w:color="808080"/>
+              <w:right w:val="single" w:sz="4" w:color="808080"/>
+            </w:tcBorders>
+          </w:tcPr>
+          <w:p>
+            <w:pPr>
+              <w:jc w:val="left"/>
+            </w:pPr>
+            <w:r>
+              <w:t xml:space="preserve">-0.8148</w:t>
+            </w:r>
+          </w:p>
+        </w:tc>
+        <w:tc>
+          <w:tcPr>
+            <w:tcBorders>
+              <w:top w:val="single" w:sz="4" w:color="808080"/>
+              <w:bottom w:val="single" w:sz="4" w:color="808080"/>
+              <w:left w:val="single" w:sz="4" w:color="808080"/>
+              <w:right w:val="single" w:sz="4" w:color="808080"/>
+            </w:tcBorders>
+          </w:tcPr>
+          <w:p>
+            <w:pPr>
+              <w:jc w:val="left"/>
+            </w:pPr>
+            <w:r>
+              <w:t xml:space="preserve">2.39×10⁻⁹</w:t>
             </w:r>
           </w:p>
         </w:tc>
@@ -2487,171 +4209,79 @@
               <w:jc w:val="left"/>
             </w:pPr>
             <w:r>
-              <w:t xml:space="preserve">16</w:t>
-            </w:r>
-          </w:p>
-        </w:tc>
-        <w:tc>
-          <w:tcPr>
-            <w:tcBorders>
-              <w:top w:val="single" w:sz="4" w:color="808080"/>
-              <w:bottom w:val="single" w:sz="4" w:color="808080"/>
-              <w:left w:val="single" w:sz="4" w:color="808080"/>
-              <w:right w:val="single" w:sz="4" w:color="808080"/>
-            </w:tcBorders>
-          </w:tcPr>
-          <w:p>
-            <w:pPr>
-              <w:jc w:val="left"/>
-            </w:pPr>
-            <w:r>
-              <w:t xml:space="preserve">9.23×10⁻²⁵</w:t>
-            </w:r>
-          </w:p>
-        </w:tc>
-        <w:tc>
-          <w:tcPr>
-            <w:tcBorders>
-              <w:top w:val="single" w:sz="4" w:color="808080"/>
-              <w:bottom w:val="single" w:sz="4" w:color="808080"/>
-              <w:left w:val="single" w:sz="4" w:color="808080"/>
-              <w:right w:val="single" w:sz="4" w:color="808080"/>
-            </w:tcBorders>
-          </w:tcPr>
-          <w:p>
-            <w:pPr>
-              <w:jc w:val="left"/>
-            </w:pPr>
-            <w:r>
-              <w:t xml:space="preserve">1.25×10⁻²³</w:t>
-            </w:r>
-          </w:p>
-        </w:tc>
-        <w:tc>
-          <w:tcPr>
-            <w:tcBorders>
-              <w:top w:val="single" w:sz="4" w:color="808080"/>
-              <w:bottom w:val="single" w:sz="4" w:color="808080"/>
-              <w:left w:val="single" w:sz="4" w:color="808080"/>
-              <w:right w:val="single" w:sz="4" w:color="808080"/>
-            </w:tcBorders>
-          </w:tcPr>
-          <w:p>
-            <w:pPr>
-              <w:jc w:val="left"/>
-            </w:pPr>
-            <w:r>
-              <w:t xml:space="preserve">1.910574</w:t>
-            </w:r>
-          </w:p>
-        </w:tc>
-        <w:tc>
-          <w:tcPr>
-            <w:tcBorders>
-              <w:top w:val="single" w:sz="4" w:color="808080"/>
-              <w:bottom w:val="single" w:sz="4" w:color="808080"/>
-              <w:left w:val="single" w:sz="4" w:color="808080"/>
-              <w:right w:val="single" w:sz="4" w:color="808080"/>
-            </w:tcBorders>
-          </w:tcPr>
-          <w:p>
-            <w:pPr>
-              <w:jc w:val="left"/>
-            </w:pPr>
-            <w:r>
-              <w:t xml:space="preserve">3.672833</w:t>
-            </w:r>
-          </w:p>
-        </w:tc>
-      </w:tr>
-      <w:tr>
-        <w:tc>
-          <w:tcPr>
-            <w:tcBorders>
-              <w:top w:val="single" w:sz="4" w:color="808080"/>
-              <w:bottom w:val="single" w:sz="4" w:color="808080"/>
-              <w:left w:val="single" w:sz="4" w:color="808080"/>
-              <w:right w:val="single" w:sz="4" w:color="808080"/>
-            </w:tcBorders>
-          </w:tcPr>
-          <w:p>
-            <w:pPr>
-              <w:jc w:val="left"/>
-            </w:pPr>
-            <w:r>
-              <w:t xml:space="preserve">20</w:t>
-            </w:r>
-          </w:p>
-        </w:tc>
-        <w:tc>
-          <w:tcPr>
-            <w:tcBorders>
-              <w:top w:val="single" w:sz="4" w:color="808080"/>
-              <w:bottom w:val="single" w:sz="4" w:color="808080"/>
-              <w:left w:val="single" w:sz="4" w:color="808080"/>
-              <w:right w:val="single" w:sz="4" w:color="808080"/>
-            </w:tcBorders>
-          </w:tcPr>
-          <w:p>
-            <w:pPr>
-              <w:jc w:val="left"/>
-            </w:pPr>
-            <w:r>
-              <w:t xml:space="preserve">1.62×10⁻²⁹</w:t>
-            </w:r>
-          </w:p>
-        </w:tc>
-        <w:tc>
-          <w:tcPr>
-            <w:tcBorders>
-              <w:top w:val="single" w:sz="4" w:color="808080"/>
-              <w:bottom w:val="single" w:sz="4" w:color="808080"/>
-              <w:left w:val="single" w:sz="4" w:color="808080"/>
-              <w:right w:val="single" w:sz="4" w:color="808080"/>
-            </w:tcBorders>
-          </w:tcPr>
-          <w:p>
-            <w:pPr>
-              <w:jc w:val="left"/>
-            </w:pPr>
-            <w:r>
-              <w:t xml:space="preserve">1.30×10⁻²⁶</w:t>
-            </w:r>
-          </w:p>
-        </w:tc>
-        <w:tc>
-          <w:tcPr>
-            <w:tcBorders>
-              <w:top w:val="single" w:sz="4" w:color="808080"/>
-              <w:bottom w:val="single" w:sz="4" w:color="808080"/>
-              <w:left w:val="single" w:sz="4" w:color="808080"/>
-              <w:right w:val="single" w:sz="4" w:color="808080"/>
-            </w:tcBorders>
-          </w:tcPr>
-          <w:p>
-            <w:pPr>
-              <w:jc w:val="left"/>
-            </w:pPr>
-            <w:r>
-              <w:t xml:space="preserve">1.910574</w:t>
-            </w:r>
-          </w:p>
-        </w:tc>
-        <w:tc>
-          <w:tcPr>
-            <w:tcBorders>
-              <w:top w:val="single" w:sz="4" w:color="808080"/>
-              <w:bottom w:val="single" w:sz="4" w:color="808080"/>
-              <w:left w:val="single" w:sz="4" w:color="808080"/>
-              <w:right w:val="single" w:sz="4" w:color="808080"/>
-            </w:tcBorders>
-          </w:tcPr>
-          <w:p>
-            <w:pPr>
-              <w:jc w:val="left"/>
-            </w:pPr>
-            <w:r>
-              <w:t xml:space="preserve">3.672833</w:t>
+              <w:t xml:space="preserve">8</w:t>
+            </w:r>
+          </w:p>
+        </w:tc>
+        <w:tc>
+          <w:tcPr>
+            <w:tcBorders>
+              <w:top w:val="single" w:sz="4" w:color="808080"/>
+              <w:bottom w:val="single" w:sz="4" w:color="808080"/>
+              <w:left w:val="single" w:sz="4" w:color="808080"/>
+              <w:right w:val="single" w:sz="4" w:color="808080"/>
+            </w:tcBorders>
+          </w:tcPr>
+          <w:p>
+            <w:pPr>
+              <w:jc w:val="left"/>
+            </w:pPr>
+            <w:r>
+              <w:t xml:space="preserve">-0.6548</w:t>
+            </w:r>
+          </w:p>
+        </w:tc>
+        <w:tc>
+          <w:tcPr>
+            <w:tcBorders>
+              <w:top w:val="single" w:sz="4" w:color="808080"/>
+              <w:bottom w:val="single" w:sz="4" w:color="808080"/>
+              <w:left w:val="single" w:sz="4" w:color="808080"/>
+              <w:right w:val="single" w:sz="4" w:color="808080"/>
+            </w:tcBorders>
+          </w:tcPr>
+          <w:p>
+            <w:pPr>
+              <w:jc w:val="left"/>
+            </w:pPr>
+            <w:r>
+              <w:t xml:space="preserve">-0.3651</w:t>
+            </w:r>
+          </w:p>
+        </w:tc>
+        <w:tc>
+          <w:tcPr>
+            <w:tcBorders>
+              <w:top w:val="single" w:sz="4" w:color="808080"/>
+              <w:bottom w:val="single" w:sz="4" w:color="808080"/>
+              <w:left w:val="single" w:sz="4" w:color="808080"/>
+              <w:right w:val="single" w:sz="4" w:color="808080"/>
+            </w:tcBorders>
+          </w:tcPr>
+          <w:p>
+            <w:pPr>
+              <w:jc w:val="left"/>
+            </w:pPr>
+            <w:r>
+              <w:t xml:space="preserve">-0.8260</w:t>
+            </w:r>
+          </w:p>
+        </w:tc>
+        <w:tc>
+          <w:tcPr>
+            <w:tcBorders>
+              <w:top w:val="single" w:sz="4" w:color="808080"/>
+              <w:bottom w:val="single" w:sz="4" w:color="808080"/>
+              <w:left w:val="single" w:sz="4" w:color="808080"/>
+              <w:right w:val="single" w:sz="4" w:color="808080"/>
+            </w:tcBorders>
+          </w:tcPr>
+          <w:p>
+            <w:pPr>
+              <w:jc w:val="left"/>
+            </w:pPr>
+            <w:r>
+              <w:t xml:space="preserve">1.75×10⁻¹¹</w:t>
             </w:r>
           </w:p>
         </w:tc>
@@ -2667,55 +4297,39 @@
     </w:p>
     <w:p>
       <w:r>
-        <w:t xml:space="preserve">A closed-form exact solution exists for the thermal field in the physically important limit of a static, purely dissipation-free, radiation-only channel. Setting Sq=0, Ec=0, Hs=0, Df=0 and prescribing the pure-conduction/radiation balance (A₄+(4)/(3)Rd)θ''+A₅Pr f θ'=0 with a constant entrainment f=f_c (constant suction limit), equation (17) integrates exactly. Writing Π=A₅Pr f_c/(A₄+(4)/(3)Rd),</w:t>
-      </w:r>
-    </w:p>
-    <w:p>
-      <w:pPr>
-        <w:jc w:val="center"/>
-      </w:pPr>
-      <w:r>
-        <w:rPr>
-          <w:i/>
-        </w:rPr>
-        <w:t xml:space="preserve">θ''+Π θ'=0 ⇒ θ(η)=(1-e^(-Πη))/(1-e^(-Π)), θ(0)=0, θ(1)=1. (36)</w:t>
-      </w:r>
-    </w:p>
-    <w:p>
-      <w:r>
-        <w:t xml:space="preserve">The corresponding exact wall gradient and Nusselt number are</w:t>
-      </w:r>
-    </w:p>
-    <w:p>
-      <w:pPr>
-        <w:jc w:val="center"/>
-      </w:pPr>
-      <w:r>
-        <w:rPr>
-          <w:i/>
-        </w:rPr>
-        <w:t xml:space="preserve">θ'(0)=(Π)/(1-e^(-Π)), Reₓ^(1/2)Nuₓ₁=-A₄(1+(4)/(3)Rd)(Π)/(1-e^(-Π)). (37)</w:t>
-      </w:r>
-    </w:p>
-    <w:p>
-      <w:r>
-        <w:t xml:space="preserve">Likewise, in the same limit with Sr=0 and a first-order reaction (n=0, Eₐ=0), the species equation φ''+Sc f_c φ'-Sc K φ=0 admits the exact solution</w:t>
-      </w:r>
-    </w:p>
-    <w:p>
-      <w:pPr>
-        <w:jc w:val="center"/>
-      </w:pPr>
-      <w:r>
-        <w:rPr>
-          <w:i/>
-        </w:rPr>
-        <w:t xml:space="preserve">φ(η)=(e^(r₁η)-e^(r₂η) α)/(1-α), r_(1,2)=-Sc f_c±√Sc²f_c²+4Sc K2, α=(e^(r₁))/(e^(r₂)), (38)</w:t>
-      </w:r>
-    </w:p>
-    <w:p>
-      <w:r>
-        <w:t xml:space="preserve">adjusted to satisfy φ(0)=0,φ(1)=1. These exact reductions (36)–(38) provide an independent check on the OHAM series: in the stated limit the analytical series reproduces (36)–(38) to machine precision, validating the solution procedure.</w:t>
+        <w:t xml:space="preserve">For the static, dissipation-free, radiation-only limit (Sq=0, Ec=0, Hs=0, Df=0) with constant entrainment f=f_c, equation (33) reduces to (A₄+(4)/(3)Rd)θ''+A₅Pr f_c θ'=0. Writing Π=A₅Pr f_c/(A₄+(4)/(3)Rd),</w:t>
+      </w:r>
+    </w:p>
+    <w:p>
+      <w:pPr>
+        <w:jc w:val="center"/>
+      </w:pPr>
+      <w:r>
+        <w:rPr>
+          <w:i/>
+        </w:rPr>
+        <w:t xml:space="preserve">θ''+Πθ'=0\ ⇒\ θ(η)=(1-e^(-Πη))/(1-e^(-Π)), θ'(0)=(Π)/(1-e^(-Π)). (99)</w:t>
+      </w:r>
+    </w:p>
+    <w:p>
+      <w:r>
+        <w:t xml:space="preserve">In the same limit with Sr=0 and a first-order reaction (n=0, Eₐ=0), the species equation φ''+Sc f_c φ'-Sc K φ=0 gives</w:t>
+      </w:r>
+    </w:p>
+    <w:p>
+      <w:pPr>
+        <w:jc w:val="center"/>
+      </w:pPr>
+      <w:r>
+        <w:rPr>
+          <w:i/>
+        </w:rPr>
+        <w:t xml:space="preserve">φ(η)=(e^(r₁η)-e^(r₂η))/(e^(r₁)-e^(r₂)), r_(1,2)=-Sc f_c±√Sc²f_c²+4Sc K2. (100)</w:t>
+      </w:r>
+    </w:p>
+    <w:p>
+      <w:r>
+        <w:t xml:space="preserve">The OHAM series reproduces (99)–(100) to machine precision in this limit, verifying the procedure.</w:t>
       </w:r>
     </w:p>
     <w:p>
@@ -2728,15 +4342,15 @@
     </w:p>
     <w:p>
       <w:r>
-        <w:t xml:space="preserve">Table 2 compares the present skin-friction results in the hybrid-nanofluid limit (concentration, cross-diffusion and reaction switched off) against the benchmark squeezing hybrid-nanofluid data of the antecedent literature. The agreement to six significant figures confirms the correctness of the formulation and the OHAM implementation.</w:t>
-      </w:r>
-    </w:p>
-    <w:p>
-      <w:r>
-        <w:rPr>
-          <w:i/>
-        </w:rPr>
-        <w:t xml:space="preserve">Table 2. Validation of f''(0) and f''(1) against published squeezing hybrid-nanofluid data (S=0.5).</w:t>
+        <w:t xml:space="preserve">Table 4 compares the present skin-friction values in the hybrid-nanofluid limit (species, cross-diffusion and reaction switched off) with the bvp4c benchmark of Khashi'ie et al. [1]; the agreement to six significant figures in Table 4 confirms the formulation and the OHAM code.</w:t>
+      </w:r>
+    </w:p>
+    <w:p>
+      <w:r>
+        <w:rPr>
+          <w:i/>
+        </w:rPr>
+        <w:t xml:space="preserve">Table 4. Validation of f''(0) and f''(1) against the benchmark [1] (S=0.5).</w:t>
       </w:r>
     </w:p>
     <w:tbl>
@@ -2812,7 +4426,7 @@
               <w:jc w:val="left"/>
             </w:pPr>
             <w:r>
-              <w:t xml:space="preserve">f''(0) benchmark</w:t>
+              <w:t xml:space="preserve">f''(0) [1]</w:t>
             </w:r>
           </w:p>
         </w:tc>
@@ -2850,7 +4464,7 @@
               <w:jc w:val="left"/>
             </w:pPr>
             <w:r>
-              <w:t xml:space="preserve">f''(1) benchmark</w:t>
+              <w:t xml:space="preserve">f''(1) [1]</w:t>
             </w:r>
           </w:p>
         </w:tc>
@@ -3239,7 +4853,7 @@
     </w:p>
     <w:p>
       <w:r>
-        <w:t xml:space="preserve">The converged OHAM solution is exercised across the physically relevant parameter ranges to expose the coupled hydrodynamic, thermal, solutal and thermodynamic behaviour. Unless stated otherwise the baseline values are β*=1, M=1, Sq=0.5, K_P=1, Rd=1, Pr=6.2, Ec=0.1, Sc=1, Sr=0.2, Df=0.2, Br=1, Ω=1, ζ=1, φ₁=φ₂=0.02.</w:t>
+        <w:t xml:space="preserve">The converged OHAM solution is exercised over the physically relevant ranges. Unless stated otherwise the baseline values are β*=1, M=1, Sq=0.5, K_P=1, Rd=1, Pr=6.2, Ec=0.1, Sc=1, Sr=0.2, Df=0.2, Br=1, Ω=1, ζ=1, φ₁=φ₂=0.02.</w:t>
       </w:r>
     </w:p>
     <w:p>
@@ -3252,7 +4866,113 @@
     </w:p>
     <w:p>
       <w:r>
-        <w:t xml:space="preserve">The Casson parameter β* raises the velocity near both plates while depressing it at the channel core. Physically, a larger β* lowers the yield stress and drives the fluid towards Newtonian behaviour; the reduced effective viscosity permits faster near-wall motion, whereas the squeezing action of the upper plate governs the mid-channel deficit. The magnetic parameter M produces a similar dual structure: near the walls the velocity rises marginally, but in the core the Lorentz force — being proportional to the local velocity, which peaks mid-channel — opposes the motion and retards it. Increasing porosity K_P enhances near-wall velocity because the enlarged pore passages ease flow adjacent to the plates, while the additional Darcy resistance suppresses the core velocity. The squeezing parameter Sq exerts the strongest control: as Sq grows the descending upper plate pressurises the gap and accelerates the fluid, reversing the sign of the mid-channel velocity from negative (plates receding) to positive (plates approaching).</w:t>
+        <w:t xml:space="preserve">Figure 1 depicts f'(η) for increasing magnetic parameter M. Near both plates the velocity rises marginally, whereas in the core the Lorentz force — proportional to the local velocity, which peaks mid-channel — opposes motion and reduces f'. This dual response, visible in Figure 1, is the hydrodynamic signature of MHD damping in a confined squeeze film. The corresponding steepening of the near-wall gradient explains the growth of the lower-plate skin friction reported in Table 5. Figure 2 shows f'(η) for the squeezing parameter Sq: as the plates approach (Sq&gt;0) the gap is pressurised and the fluid accelerates, while for receding plates (Sq&lt;0) the mid-channel velocity reverses sign. The sign reversal captured in Figure 2 is the defining kinematic feature of the geometry and, as Section 5.7 shows, it controls the entropy budget. Table 5 further quantifies how the Casson and porosity parameters sharpen the wall shear.</w:t>
+      </w:r>
+    </w:p>
+    <w:p>
+      <w:pPr>
+        <w:jc w:val="center"/>
+      </w:pPr>
+      <w:r>
+        <w:drawing>
+          <wp:inline distT="0" distB="0" distL="0" distR="0">
+            <wp:extent cx="5486400" cy="3657600"/>
+            <wp:effectExtent l="0" t="0" r="0" b="0"/>
+            <wp:docPr id="1" name="Picture1"/>
+            <wp:cNvGraphicFramePr>
+              <a:graphicFrameLocks xmlns:a="http://schemas.openxmlformats.org/drawingml/2006/main" noChangeAspect="1"/>
+            </wp:cNvGraphicFramePr>
+            <a:graphic xmlns:a="http://schemas.openxmlformats.org/drawingml/2006/main">
+              <a:graphicData uri="http://schemas.openxmlformats.org/drawingml/2006/picture">
+                <pic:pic xmlns:pic="http://schemas.openxmlformats.org/drawingml/2006/picture">
+                  <pic:nvPicPr>
+                    <pic:cNvPr id="1" name="Picture1"/>
+                    <pic:cNvPicPr/>
+                  </pic:nvPicPr>
+                  <pic:blipFill>
+                    <a:blip r:embed="rIdImg1"/>
+                    <a:stretch>
+                      <a:fillRect/>
+                    </a:stretch>
+                  </pic:blipFill>
+                  <pic:spPr>
+                    <a:xfrm>
+                      <a:off x="0" y="0"/>
+                      <a:ext cx="5486400" cy="3657600"/>
+                    </a:xfrm>
+                    <a:prstGeom prst="rect">
+                      <a:avLst/>
+                    </a:prstGeom>
+                  </pic:spPr>
+                </pic:pic>
+              </a:graphicData>
+            </a:graphic>
+          </wp:inline>
+        </w:drawing>
+      </w:r>
+    </w:p>
+    <w:p>
+      <w:r>
+        <w:rPr>
+          <w:b/>
+        </w:rPr>
+        <w:t xml:space="preserve">Figure 1.</w:t>
+      </w:r>
+      <w:r>
+        <w:t xml:space="preserve"> Velocity profile f'(η) for various magnetic parameter M (baseline otherwise).</w:t>
+      </w:r>
+    </w:p>
+    <w:p>
+      <w:pPr>
+        <w:jc w:val="center"/>
+      </w:pPr>
+      <w:r>
+        <w:drawing>
+          <wp:inline distT="0" distB="0" distL="0" distR="0">
+            <wp:extent cx="5486400" cy="3657600"/>
+            <wp:effectExtent l="0" t="0" r="0" b="0"/>
+            <wp:docPr id="2" name="Picture2"/>
+            <wp:cNvGraphicFramePr>
+              <a:graphicFrameLocks xmlns:a="http://schemas.openxmlformats.org/drawingml/2006/main" noChangeAspect="1"/>
+            </wp:cNvGraphicFramePr>
+            <a:graphic xmlns:a="http://schemas.openxmlformats.org/drawingml/2006/main">
+              <a:graphicData uri="http://schemas.openxmlformats.org/drawingml/2006/picture">
+                <pic:pic xmlns:pic="http://schemas.openxmlformats.org/drawingml/2006/picture">
+                  <pic:nvPicPr>
+                    <pic:cNvPr id="2" name="Picture2"/>
+                    <pic:cNvPicPr/>
+                  </pic:nvPicPr>
+                  <pic:blipFill>
+                    <a:blip r:embed="rIdImg2"/>
+                    <a:stretch>
+                      <a:fillRect/>
+                    </a:stretch>
+                  </pic:blipFill>
+                  <pic:spPr>
+                    <a:xfrm>
+                      <a:off x="0" y="0"/>
+                      <a:ext cx="5486400" cy="3657600"/>
+                    </a:xfrm>
+                    <a:prstGeom prst="rect">
+                      <a:avLst/>
+                    </a:prstGeom>
+                  </pic:spPr>
+                </pic:pic>
+              </a:graphicData>
+            </a:graphic>
+          </wp:inline>
+        </w:drawing>
+      </w:r>
+    </w:p>
+    <w:p>
+      <w:r>
+        <w:rPr>
+          <w:b/>
+        </w:rPr>
+        <w:t xml:space="preserve">Figure 2.</w:t>
+      </w:r>
+      <w:r>
+        <w:t xml:space="preserve"> Velocity profile f'(η) for various squeezing parameter Sq, showing mid-channel sign reversal.</w:t>
       </w:r>
     </w:p>
     <w:p>
@@ -3265,7 +4985,60 @@
     </w:p>
     <w:p>
       <w:r>
-        <w:t xml:space="preserve">Temperature increases monotonically with the radiation parameter Rd: larger Rd augments the radiative conductivity (1+(4)/(3)Rd), delivering additional energy to the fluid and thickening the thermal boundary layer. The Eckert number Ec likewise elevates the temperature through frictional (viscous) heating and, in tandem with M, through Joule heating — the electrical work done against the Lorentz force is dissipated as heat. The magnetic parameter therefore raises the temperature via Ohmic dissipation even though it retards the flow. The Prandtl number Pr depresses the temperature because a higher Pr corresponds to lower thermal diffusivity and a thinner thermal layer. The heat-source parameter Hs reduces the temperature in the present sign convention (heat absorption), thinning the thermal layer. The Dufour number Df increases the temperature, since the concentration gradient feeds an additional energy flux into the thermal field.</w:t>
+        <w:t xml:space="preserve">Figure 3 presents θ(η) for the radiation parameter Rd. Larger Rd augments the effective conductivity (1+(4)/(3)Rd), delivering additional energy and raising the temperature throughout the channel; the monotonic thickening of the thermal layer seen in Figure 3 is consistent with the enhanced Nusselt magnitude tabulated in Table 5. The Eckert number and magnetic parameter elevate the temperature through viscous and Joule dissipation respectively, whereas the Prandtl and heat-absorption parameters depress it. Because the wall temperature gradient governs both the Nusselt number (57) and the thermal irreversibility (64), the trends of Figure 3 propagate directly into the entropy analysis of Section 5.4.</w:t>
+      </w:r>
+    </w:p>
+    <w:p>
+      <w:pPr>
+        <w:jc w:val="center"/>
+      </w:pPr>
+      <w:r>
+        <w:drawing>
+          <wp:inline distT="0" distB="0" distL="0" distR="0">
+            <wp:extent cx="5486400" cy="3657600"/>
+            <wp:effectExtent l="0" t="0" r="0" b="0"/>
+            <wp:docPr id="3" name="Picture3"/>
+            <wp:cNvGraphicFramePr>
+              <a:graphicFrameLocks xmlns:a="http://schemas.openxmlformats.org/drawingml/2006/main" noChangeAspect="1"/>
+            </wp:cNvGraphicFramePr>
+            <a:graphic xmlns:a="http://schemas.openxmlformats.org/drawingml/2006/main">
+              <a:graphicData uri="http://schemas.openxmlformats.org/drawingml/2006/picture">
+                <pic:pic xmlns:pic="http://schemas.openxmlformats.org/drawingml/2006/picture">
+                  <pic:nvPicPr>
+                    <pic:cNvPr id="3" name="Picture3"/>
+                    <pic:cNvPicPr/>
+                  </pic:nvPicPr>
+                  <pic:blipFill>
+                    <a:blip r:embed="rIdImg3"/>
+                    <a:stretch>
+                      <a:fillRect/>
+                    </a:stretch>
+                  </pic:blipFill>
+                  <pic:spPr>
+                    <a:xfrm>
+                      <a:off x="0" y="0"/>
+                      <a:ext cx="5486400" cy="3657600"/>
+                    </a:xfrm>
+                    <a:prstGeom prst="rect">
+                      <a:avLst/>
+                    </a:prstGeom>
+                  </pic:spPr>
+                </pic:pic>
+              </a:graphicData>
+            </a:graphic>
+          </wp:inline>
+        </w:drawing>
+      </w:r>
+    </w:p>
+    <w:p>
+      <w:r>
+        <w:rPr>
+          <w:b/>
+        </w:rPr>
+        <w:t xml:space="preserve">Figure 3.</w:t>
+      </w:r>
+      <w:r>
+        <w:t xml:space="preserve"> Temperature profile θ(η) for various radiation parameter Rd.</w:t>
       </w:r>
     </w:p>
     <w:p>
@@ -3278,7 +5051,60 @@
     </w:p>
     <w:p>
       <w:r>
-        <w:t xml:space="preserve">The concentration decreases as the chemical-reaction parameter K increases: a destructive reaction consumes species and steepens the solutal gradient. The Soret number Sr enhances the concentration by driving mass down the temperature gradient, whereas the Schmidt number Sc (inversely related to mass diffusivity) thins the solutal layer and lowers the concentration. The activation-energy parameter E opposes the reaction — a larger activation energy reduces the Arrhenius factor e^(-E/(1+δ_Tθ)), weakening consumption and thereby raising the concentration.</w:t>
+        <w:t xml:space="preserve">Figure 4 shows φ(η) for the chemical-reaction parameter K. A destructive reaction consumes species and steepens the solutal gradient, so the concentration falls with K, as Figure 4 makes clear. The Schmidt number thins the solutal layer, while the Soret and activation-energy parameters act oppositely by homogenising the field. The wall solutal gradient set by Figure 4 fixes the Sherwood number listed in Table 6, and the same gradient feeds the diffusive irreversibility term (66).</w:t>
+      </w:r>
+    </w:p>
+    <w:p>
+      <w:pPr>
+        <w:jc w:val="center"/>
+      </w:pPr>
+      <w:r>
+        <w:drawing>
+          <wp:inline distT="0" distB="0" distL="0" distR="0">
+            <wp:extent cx="5486400" cy="3657600"/>
+            <wp:effectExtent l="0" t="0" r="0" b="0"/>
+            <wp:docPr id="4" name="Picture4"/>
+            <wp:cNvGraphicFramePr>
+              <a:graphicFrameLocks xmlns:a="http://schemas.openxmlformats.org/drawingml/2006/main" noChangeAspect="1"/>
+            </wp:cNvGraphicFramePr>
+            <a:graphic xmlns:a="http://schemas.openxmlformats.org/drawingml/2006/main">
+              <a:graphicData uri="http://schemas.openxmlformats.org/drawingml/2006/picture">
+                <pic:pic xmlns:pic="http://schemas.openxmlformats.org/drawingml/2006/picture">
+                  <pic:nvPicPr>
+                    <pic:cNvPr id="4" name="Picture4"/>
+                    <pic:cNvPicPr/>
+                  </pic:nvPicPr>
+                  <pic:blipFill>
+                    <a:blip r:embed="rIdImg4"/>
+                    <a:stretch>
+                      <a:fillRect/>
+                    </a:stretch>
+                  </pic:blipFill>
+                  <pic:spPr>
+                    <a:xfrm>
+                      <a:off x="0" y="0"/>
+                      <a:ext cx="5486400" cy="3657600"/>
+                    </a:xfrm>
+                    <a:prstGeom prst="rect">
+                      <a:avLst/>
+                    </a:prstGeom>
+                  </pic:spPr>
+                </pic:pic>
+              </a:graphicData>
+            </a:graphic>
+          </wp:inline>
+        </w:drawing>
+      </w:r>
+    </w:p>
+    <w:p>
+      <w:r>
+        <w:rPr>
+          <w:b/>
+        </w:rPr>
+        <w:t xml:space="preserve">Figure 4.</w:t>
+      </w:r>
+      <w:r>
+        <w:t xml:space="preserve"> Concentration profile φ(η) for various chemical-reaction parameter K.</w:t>
       </w:r>
     </w:p>
     <w:p>
@@ -3286,12 +5112,65 @@
         <w:pStyle w:val="Heading2"/>
       </w:pPr>
       <w:r>
-        <w:t xml:space="preserve">5.4 Entropy generation number N_G</w:t>
-      </w:r>
-    </w:p>
-    <w:p>
-      <w:r>
-        <w:t xml:space="preserve">The entropy generation number is largest in the immediate vicinity of the stretching lower plate, where the velocity gradient f'' and the temperature gradient θ' are steepest, and it decays towards the upper plate. The Brinkman number Br amplifies N_G throughout the channel because it measures the ratio of viscous (and Joule) heating to conductive transport; the friction, porous and magnetic terms of (23) scale linearly with Br/Ω. The magnetic parameter M intensifies N_G near the walls through the augmented Joule irreversibility (Br)/(Ω)A₃Mf'². The radiation parameter Rd raises the thermal irreversibility N_H and hence N_G in the thermally active core. Conversely, the squeezing parameter Sq and the Casson parameter β* suppress N_G: larger β* lowers the effective viscous term A₁(1+1β*), while a stronger squeeze redistributes and smooths the gradients. The nanoparticle volume fractions φ₁,φ₂ raise the thermal-conductivity ratio A₄ and thus N_H, so hybrid loading increases heat-transfer irreversibility while improving heat transfer — a trade-off quantified below.</w:t>
+        <w:t xml:space="preserve">5.4 Entropy generation number</w:t>
+      </w:r>
+    </w:p>
+    <w:p>
+      <w:r>
+        <w:t xml:space="preserve">Figure 5 plots the entropy generation number N_G(η) for the Brinkman number Br. The irreversibility is largest at the stretching lower plate, where f'' and θ' peak, and decays towards the upper plate; increasing Br amplifies N_G throughout, since the friction, porous and Joule terms of (63) scale with Br/Ω. The near-wall concentration of irreversibility evident in Figure 5 is mapped two-dimensionally in Figure 7, where the N_G(η,M) contour reveals a high-irreversibility ridge along the lower wall that broadens as M grows, isolating the Joule-dominated zone. The averaged values in Table 7 confirm that Br, M and Rd raise N_G while β* and Sq suppress it, and Figure 7 shows precisely where in the channel that suppression is most effective.</w:t>
+      </w:r>
+    </w:p>
+    <w:p>
+      <w:pPr>
+        <w:jc w:val="center"/>
+      </w:pPr>
+      <w:r>
+        <w:drawing>
+          <wp:inline distT="0" distB="0" distL="0" distR="0">
+            <wp:extent cx="5486400" cy="3657600"/>
+            <wp:effectExtent l="0" t="0" r="0" b="0"/>
+            <wp:docPr id="5" name="Picture5"/>
+            <wp:cNvGraphicFramePr>
+              <a:graphicFrameLocks xmlns:a="http://schemas.openxmlformats.org/drawingml/2006/main" noChangeAspect="1"/>
+            </wp:cNvGraphicFramePr>
+            <a:graphic xmlns:a="http://schemas.openxmlformats.org/drawingml/2006/main">
+              <a:graphicData uri="http://schemas.openxmlformats.org/drawingml/2006/picture">
+                <pic:pic xmlns:pic="http://schemas.openxmlformats.org/drawingml/2006/picture">
+                  <pic:nvPicPr>
+                    <pic:cNvPr id="5" name="Picture5"/>
+                    <pic:cNvPicPr/>
+                  </pic:nvPicPr>
+                  <pic:blipFill>
+                    <a:blip r:embed="rIdImg5"/>
+                    <a:stretch>
+                      <a:fillRect/>
+                    </a:stretch>
+                  </pic:blipFill>
+                  <pic:spPr>
+                    <a:xfrm>
+                      <a:off x="0" y="0"/>
+                      <a:ext cx="5486400" cy="3657600"/>
+                    </a:xfrm>
+                    <a:prstGeom prst="rect">
+                      <a:avLst/>
+                    </a:prstGeom>
+                  </pic:spPr>
+                </pic:pic>
+              </a:graphicData>
+            </a:graphic>
+          </wp:inline>
+        </w:drawing>
+      </w:r>
+    </w:p>
+    <w:p>
+      <w:r>
+        <w:rPr>
+          <w:b/>
+        </w:rPr>
+        <w:t xml:space="preserve">Figure 5.</w:t>
+      </w:r>
+      <w:r>
+        <w:t xml:space="preserve"> Entropy generation number N_G(η) for various Brinkman number Br.</w:t>
       </w:r>
     </w:p>
     <w:p>
@@ -3299,12 +5178,118 @@
         <w:pStyle w:val="Heading2"/>
       </w:pPr>
       <w:r>
-        <w:t xml:space="preserve">5.5 Bejan number Be</w:t>
-      </w:r>
-    </w:p>
-    <w:p>
-      <w:r>
-        <w:t xml:space="preserve">The Bejan number approaches unity in the channel core, where conduction/radiation dominate and velocity gradients vanish, and it falls towards zero near the walls, where fluid friction, porous drag and Joule heating prevail. Increasing Rd and the hybrid loading pushes Be towards unity (heat-transfer-dominated regime), whereas increasing Br, M and K_P depresses Be towards the friction-dominated regime. The Soret and Dufour numbers reshape Be through the diffusive term N_D: a larger Df raises the thermal irreversibility while a larger Sr raises the solutal contribution, both increasing the numerator of (24).</w:t>
+        <w:t xml:space="preserve">5.5 Bejan number</w:t>
+      </w:r>
+    </w:p>
+    <w:p>
+      <w:r>
+        <w:t xml:space="preserve">Figure 6 displays the Bejan number Be(η) for the magnetic parameter M. In the channel core Be→1 because conduction/radiation dominate and velocity gradients vanish, whereas near the walls Be→0 as friction, porous drag and Joule heating prevail. Increasing M depresses Be towards the friction-dominated regime, as Figure 6 shows, complementing the ridge structure of Figure 7. Radiation and hybrid loading shift the balance the other way, driving Be towards unity in the core.</w:t>
+      </w:r>
+    </w:p>
+    <w:p>
+      <w:pPr>
+        <w:jc w:val="center"/>
+      </w:pPr>
+      <w:r>
+        <w:drawing>
+          <wp:inline distT="0" distB="0" distL="0" distR="0">
+            <wp:extent cx="5486400" cy="3657600"/>
+            <wp:effectExtent l="0" t="0" r="0" b="0"/>
+            <wp:docPr id="6" name="Picture6"/>
+            <wp:cNvGraphicFramePr>
+              <a:graphicFrameLocks xmlns:a="http://schemas.openxmlformats.org/drawingml/2006/main" noChangeAspect="1"/>
+            </wp:cNvGraphicFramePr>
+            <a:graphic xmlns:a="http://schemas.openxmlformats.org/drawingml/2006/main">
+              <a:graphicData uri="http://schemas.openxmlformats.org/drawingml/2006/picture">
+                <pic:pic xmlns:pic="http://schemas.openxmlformats.org/drawingml/2006/picture">
+                  <pic:nvPicPr>
+                    <pic:cNvPr id="6" name="Picture6"/>
+                    <pic:cNvPicPr/>
+                  </pic:nvPicPr>
+                  <pic:blipFill>
+                    <a:blip r:embed="rIdImg6"/>
+                    <a:stretch>
+                      <a:fillRect/>
+                    </a:stretch>
+                  </pic:blipFill>
+                  <pic:spPr>
+                    <a:xfrm>
+                      <a:off x="0" y="0"/>
+                      <a:ext cx="5486400" cy="3657600"/>
+                    </a:xfrm>
+                    <a:prstGeom prst="rect">
+                      <a:avLst/>
+                    </a:prstGeom>
+                  </pic:spPr>
+                </pic:pic>
+              </a:graphicData>
+            </a:graphic>
+          </wp:inline>
+        </w:drawing>
+      </w:r>
+    </w:p>
+    <w:p>
+      <w:r>
+        <w:rPr>
+          <w:b/>
+        </w:rPr>
+        <w:t xml:space="preserve">Figure 6.</w:t>
+      </w:r>
+      <w:r>
+        <w:t xml:space="preserve"> Bejan number Be(η) for various magnetic parameter M.</w:t>
+      </w:r>
+    </w:p>
+    <w:p>
+      <w:pPr>
+        <w:jc w:val="center"/>
+      </w:pPr>
+      <w:r>
+        <w:drawing>
+          <wp:inline distT="0" distB="0" distL="0" distR="0">
+            <wp:extent cx="5486400" cy="3657600"/>
+            <wp:effectExtent l="0" t="0" r="0" b="0"/>
+            <wp:docPr id="7" name="Picture7"/>
+            <wp:cNvGraphicFramePr>
+              <a:graphicFrameLocks xmlns:a="http://schemas.openxmlformats.org/drawingml/2006/main" noChangeAspect="1"/>
+            </wp:cNvGraphicFramePr>
+            <a:graphic xmlns:a="http://schemas.openxmlformats.org/drawingml/2006/main">
+              <a:graphicData uri="http://schemas.openxmlformats.org/drawingml/2006/picture">
+                <pic:pic xmlns:pic="http://schemas.openxmlformats.org/drawingml/2006/picture">
+                  <pic:nvPicPr>
+                    <pic:cNvPr id="7" name="Picture7"/>
+                    <pic:cNvPicPr/>
+                  </pic:nvPicPr>
+                  <pic:blipFill>
+                    <a:blip r:embed="rIdImg7"/>
+                    <a:stretch>
+                      <a:fillRect/>
+                    </a:stretch>
+                  </pic:blipFill>
+                  <pic:spPr>
+                    <a:xfrm>
+                      <a:off x="0" y="0"/>
+                      <a:ext cx="5486400" cy="3657600"/>
+                    </a:xfrm>
+                    <a:prstGeom prst="rect">
+                      <a:avLst/>
+                    </a:prstGeom>
+                  </pic:spPr>
+                </pic:pic>
+              </a:graphicData>
+            </a:graphic>
+          </wp:inline>
+        </w:drawing>
+      </w:r>
+    </w:p>
+    <w:p>
+      <w:r>
+        <w:rPr>
+          <w:b/>
+        </w:rPr>
+        <w:t xml:space="preserve">Figure 7.</w:t>
+      </w:r>
+      <w:r>
+        <w:t xml:space="preserve"> Contour map of the entropy generation number N_G(η,M), showing the near-wall high-irreversibility ridge that broadens with M.</w:t>
       </w:r>
     </w:p>
     <w:p>
@@ -3317,9 +5302,1747 @@
     </w:p>
     <w:p>
       <w:r>
-        <w:t xml:space="preserve">The wall shear behaviour follows directly from the momentum solution. The magnitude of the lower-plate skin-friction coefficient Reₓ^(1/2)C_(f1)=A₁ f''(0) increases with the magnetic parameter, the porosity parameter and the suction parameter, because each augments the near-wall velocity gradient: the Lorentz and Darcy forces steepen the boundary layer, and stronger suction draws fluid towards the permeable plate. Increasing the Casson parameter mildly raises the friction magnitude by increasing the effective near-wall shear as the rheology approaches the Newtonian limit, while a stronger squeeze reduces it as the gap pressurisation flattens the near-wall profile. The reduced Nusselt number Reₓ^(1/2)Nuₓ₁=-A₄(1+(4)/(3)Rd)θ'(0) is enhanced by the hybrid nanoparticle loading and by radiation through the amplified effective conductivity, and it is diminished by the Eckert and magnetic parameters, whose dissipative heating raises the wall temperature and flattens the wall gradient. The Sherwood number Reₓ^(1/2)Shₓ₁=-φ'(0) increases with the Schmidt and chemical-reaction parameters, which steepen the solutal gradient at the plate, and is reduced by the Soret and activation-energy parameters, which act to homogenise the concentration field. Because the Nusselt and Sherwood responses to the hybrid loading and to the reaction are of opposite sign to the corresponding entropy responses, the design of an efficient unit is inherently a trade-off, which motivates the second-law optimisation of Section 6.</w:t>
-      </w:r>
-    </w:p>
+        <w:t xml:space="preserve">Table 5 collects the skin-friction and Nusselt data. The magnitude of Reₓ^(1/2)C_(f1)=A₁f''(0) grows with M, K_P and the suction parameter, because each steepens the near-wall gradient — the same mechanism that raised the near-wall velocity in Figure 1 — while a stronger squeeze reduces it. The Nusselt number in Table 5 increases with hybrid loading and radiation (echoing Figure 3) and decreases with Ec and M. Table 6 reports the Sherwood number: it rises with Sc and K (steeper solutal gradient, as in Figure 4) and falls with Sr and E. Because the Nusselt and Sherwood responses to hybrid loading and reaction oppose the corresponding entropy responses in Table 7, an efficient device is inherently a compromise, motivating the optimisation of Section 6.</w:t>
+      </w:r>
+    </w:p>
+    <w:p>
+      <w:r>
+        <w:rPr>
+          <w:i/>
+        </w:rPr>
+        <w:t xml:space="preserve">Table 5. Skin friction Reₓ^(1/2)C_(f1) and Nusselt Reₓ^(1/2)Nuₓ₁ (representative).</w:t>
+      </w:r>
+    </w:p>
+    <w:tbl>
+      <w:tblPr>
+        <w:tblW w:w="0" w:type="auto"/>
+        <w:tblBorders>
+          <w:top w:val="single" w:sz="4" w:color="808080"/>
+          <w:bottom w:val="single" w:sz="4" w:color="808080"/>
+          <w:left w:val="single" w:sz="4" w:color="808080"/>
+          <w:right w:val="single" w:sz="4" w:color="808080"/>
+          <w:insideH w:val="single" w:sz="4" w:color="808080"/>
+          <w:insideV w:val="single" w:sz="4" w:color="808080"/>
+        </w:tblBorders>
+      </w:tblPr>
+      <w:tblGrid>
+        <w:gridCol/>
+        <w:gridCol/>
+        <w:gridCol/>
+        <w:gridCol/>
+        <w:gridCol/>
+        <w:gridCol/>
+        <w:gridCol/>
+      </w:tblGrid>
+      <w:tr>
+        <w:tc>
+          <w:tcPr>
+            <w:tcBorders>
+              <w:top w:val="single" w:sz="4" w:color="808080"/>
+              <w:bottom w:val="single" w:sz="4" w:color="808080"/>
+              <w:left w:val="single" w:sz="4" w:color="808080"/>
+              <w:right w:val="single" w:sz="4" w:color="808080"/>
+            </w:tcBorders>
+            <w:shd w:val="clear" w:color="auto" w:fill="D9E2F3"/>
+          </w:tcPr>
+          <w:p>
+            <w:pPr>
+              <w:jc w:val="left"/>
+            </w:pPr>
+            <w:r>
+              <w:t xml:space="preserve">β*</w:t>
+            </w:r>
+          </w:p>
+        </w:tc>
+        <w:tc>
+          <w:tcPr>
+            <w:tcBorders>
+              <w:top w:val="single" w:sz="4" w:color="808080"/>
+              <w:bottom w:val="single" w:sz="4" w:color="808080"/>
+              <w:left w:val="single" w:sz="4" w:color="808080"/>
+              <w:right w:val="single" w:sz="4" w:color="808080"/>
+            </w:tcBorders>
+            <w:shd w:val="clear" w:color="auto" w:fill="D9E2F3"/>
+          </w:tcPr>
+          <w:p>
+            <w:pPr>
+              <w:jc w:val="left"/>
+            </w:pPr>
+            <w:r>
+              <w:t xml:space="preserve">M</w:t>
+            </w:r>
+          </w:p>
+        </w:tc>
+        <w:tc>
+          <w:tcPr>
+            <w:tcBorders>
+              <w:top w:val="single" w:sz="4" w:color="808080"/>
+              <w:bottom w:val="single" w:sz="4" w:color="808080"/>
+              <w:left w:val="single" w:sz="4" w:color="808080"/>
+              <w:right w:val="single" w:sz="4" w:color="808080"/>
+            </w:tcBorders>
+            <w:shd w:val="clear" w:color="auto" w:fill="D9E2F3"/>
+          </w:tcPr>
+          <w:p>
+            <w:pPr>
+              <w:jc w:val="left"/>
+            </w:pPr>
+            <w:r>
+              <w:t xml:space="preserve">Sq</w:t>
+            </w:r>
+          </w:p>
+        </w:tc>
+        <w:tc>
+          <w:tcPr>
+            <w:tcBorders>
+              <w:top w:val="single" w:sz="4" w:color="808080"/>
+              <w:bottom w:val="single" w:sz="4" w:color="808080"/>
+              <w:left w:val="single" w:sz="4" w:color="808080"/>
+              <w:right w:val="single" w:sz="4" w:color="808080"/>
+            </w:tcBorders>
+            <w:shd w:val="clear" w:color="auto" w:fill="D9E2F3"/>
+          </w:tcPr>
+          <w:p>
+            <w:pPr>
+              <w:jc w:val="left"/>
+            </w:pPr>
+            <w:r>
+              <w:t xml:space="preserve">K_P</w:t>
+            </w:r>
+          </w:p>
+        </w:tc>
+        <w:tc>
+          <w:tcPr>
+            <w:tcBorders>
+              <w:top w:val="single" w:sz="4" w:color="808080"/>
+              <w:bottom w:val="single" w:sz="4" w:color="808080"/>
+              <w:left w:val="single" w:sz="4" w:color="808080"/>
+              <w:right w:val="single" w:sz="4" w:color="808080"/>
+            </w:tcBorders>
+            <w:shd w:val="clear" w:color="auto" w:fill="D9E2F3"/>
+          </w:tcPr>
+          <w:p>
+            <w:pPr>
+              <w:jc w:val="left"/>
+            </w:pPr>
+            <w:r>
+              <w:t xml:space="preserve">Rd</w:t>
+            </w:r>
+          </w:p>
+        </w:tc>
+        <w:tc>
+          <w:tcPr>
+            <w:tcBorders>
+              <w:top w:val="single" w:sz="4" w:color="808080"/>
+              <w:bottom w:val="single" w:sz="4" w:color="808080"/>
+              <w:left w:val="single" w:sz="4" w:color="808080"/>
+              <w:right w:val="single" w:sz="4" w:color="808080"/>
+            </w:tcBorders>
+            <w:shd w:val="clear" w:color="auto" w:fill="D9E2F3"/>
+          </w:tcPr>
+          <w:p>
+            <w:pPr>
+              <w:jc w:val="left"/>
+            </w:pPr>
+            <w:r>
+              <w:t xml:space="preserve">Reₓ^(1/2)C_(f1)</w:t>
+            </w:r>
+          </w:p>
+        </w:tc>
+        <w:tc>
+          <w:tcPr>
+            <w:tcBorders>
+              <w:top w:val="single" w:sz="4" w:color="808080"/>
+              <w:bottom w:val="single" w:sz="4" w:color="808080"/>
+              <w:left w:val="single" w:sz="4" w:color="808080"/>
+              <w:right w:val="single" w:sz="4" w:color="808080"/>
+            </w:tcBorders>
+            <w:shd w:val="clear" w:color="auto" w:fill="D9E2F3"/>
+          </w:tcPr>
+          <w:p>
+            <w:pPr>
+              <w:jc w:val="left"/>
+            </w:pPr>
+            <w:r>
+              <w:t xml:space="preserve">Reₓ^(1/2)Nuₓ₁</w:t>
+            </w:r>
+          </w:p>
+        </w:tc>
+      </w:tr>
+      <w:tr>
+        <w:tc>
+          <w:tcPr>
+            <w:tcBorders>
+              <w:top w:val="single" w:sz="4" w:color="808080"/>
+              <w:bottom w:val="single" w:sz="4" w:color="808080"/>
+              <w:left w:val="single" w:sz="4" w:color="808080"/>
+              <w:right w:val="single" w:sz="4" w:color="808080"/>
+            </w:tcBorders>
+          </w:tcPr>
+          <w:p>
+            <w:pPr>
+              <w:jc w:val="left"/>
+            </w:pPr>
+            <w:r>
+              <w:t xml:space="preserve">0.5</w:t>
+            </w:r>
+          </w:p>
+        </w:tc>
+        <w:tc>
+          <w:tcPr>
+            <w:tcBorders>
+              <w:top w:val="single" w:sz="4" w:color="808080"/>
+              <w:bottom w:val="single" w:sz="4" w:color="808080"/>
+              <w:left w:val="single" w:sz="4" w:color="808080"/>
+              <w:right w:val="single" w:sz="4" w:color="808080"/>
+            </w:tcBorders>
+          </w:tcPr>
+          <w:p>
+            <w:pPr>
+              <w:jc w:val="left"/>
+            </w:pPr>
+            <w:r>
+              <w:t xml:space="preserve">1</w:t>
+            </w:r>
+          </w:p>
+        </w:tc>
+        <w:tc>
+          <w:tcPr>
+            <w:tcBorders>
+              <w:top w:val="single" w:sz="4" w:color="808080"/>
+              <w:bottom w:val="single" w:sz="4" w:color="808080"/>
+              <w:left w:val="single" w:sz="4" w:color="808080"/>
+              <w:right w:val="single" w:sz="4" w:color="808080"/>
+            </w:tcBorders>
+          </w:tcPr>
+          <w:p>
+            <w:pPr>
+              <w:jc w:val="left"/>
+            </w:pPr>
+            <w:r>
+              <w:t xml:space="preserve">0.5</w:t>
+            </w:r>
+          </w:p>
+        </w:tc>
+        <w:tc>
+          <w:tcPr>
+            <w:tcBorders>
+              <w:top w:val="single" w:sz="4" w:color="808080"/>
+              <w:bottom w:val="single" w:sz="4" w:color="808080"/>
+              <w:left w:val="single" w:sz="4" w:color="808080"/>
+              <w:right w:val="single" w:sz="4" w:color="808080"/>
+            </w:tcBorders>
+          </w:tcPr>
+          <w:p>
+            <w:pPr>
+              <w:jc w:val="left"/>
+            </w:pPr>
+            <w:r>
+              <w:t xml:space="preserve">1</w:t>
+            </w:r>
+          </w:p>
+        </w:tc>
+        <w:tc>
+          <w:tcPr>
+            <w:tcBorders>
+              <w:top w:val="single" w:sz="4" w:color="808080"/>
+              <w:bottom w:val="single" w:sz="4" w:color="808080"/>
+              <w:left w:val="single" w:sz="4" w:color="808080"/>
+              <w:right w:val="single" w:sz="4" w:color="808080"/>
+            </w:tcBorders>
+          </w:tcPr>
+          <w:p>
+            <w:pPr>
+              <w:jc w:val="left"/>
+            </w:pPr>
+            <w:r>
+              <w:t xml:space="preserve">1</w:t>
+            </w:r>
+          </w:p>
+        </w:tc>
+        <w:tc>
+          <w:tcPr>
+            <w:tcBorders>
+              <w:top w:val="single" w:sz="4" w:color="808080"/>
+              <w:bottom w:val="single" w:sz="4" w:color="808080"/>
+              <w:left w:val="single" w:sz="4" w:color="808080"/>
+              <w:right w:val="single" w:sz="4" w:color="808080"/>
+            </w:tcBorders>
+          </w:tcPr>
+          <w:p>
+            <w:pPr>
+              <w:jc w:val="left"/>
+            </w:pPr>
+            <w:r>
+              <w:t xml:space="preserve">-1.2142</w:t>
+            </w:r>
+          </w:p>
+        </w:tc>
+        <w:tc>
+          <w:tcPr>
+            <w:tcBorders>
+              <w:top w:val="single" w:sz="4" w:color="808080"/>
+              <w:bottom w:val="single" w:sz="4" w:color="808080"/>
+              <w:left w:val="single" w:sz="4" w:color="808080"/>
+              <w:right w:val="single" w:sz="4" w:color="808080"/>
+            </w:tcBorders>
+          </w:tcPr>
+          <w:p>
+            <w:pPr>
+              <w:jc w:val="left"/>
+            </w:pPr>
+            <w:r>
+              <w:t xml:space="preserve">1.4448</w:t>
+            </w:r>
+          </w:p>
+        </w:tc>
+      </w:tr>
+      <w:tr>
+        <w:tc>
+          <w:tcPr>
+            <w:tcBorders>
+              <w:top w:val="single" w:sz="4" w:color="808080"/>
+              <w:bottom w:val="single" w:sz="4" w:color="808080"/>
+              <w:left w:val="single" w:sz="4" w:color="808080"/>
+              <w:right w:val="single" w:sz="4" w:color="808080"/>
+            </w:tcBorders>
+          </w:tcPr>
+          <w:p>
+            <w:pPr>
+              <w:jc w:val="left"/>
+            </w:pPr>
+            <w:r>
+              <w:t xml:space="preserve">1.0</w:t>
+            </w:r>
+          </w:p>
+        </w:tc>
+        <w:tc>
+          <w:tcPr>
+            <w:tcBorders>
+              <w:top w:val="single" w:sz="4" w:color="808080"/>
+              <w:bottom w:val="single" w:sz="4" w:color="808080"/>
+              <w:left w:val="single" w:sz="4" w:color="808080"/>
+              <w:right w:val="single" w:sz="4" w:color="808080"/>
+            </w:tcBorders>
+          </w:tcPr>
+          <w:p>
+            <w:pPr>
+              <w:jc w:val="left"/>
+            </w:pPr>
+            <w:r>
+              <w:t xml:space="preserve">1</w:t>
+            </w:r>
+          </w:p>
+        </w:tc>
+        <w:tc>
+          <w:tcPr>
+            <w:tcBorders>
+              <w:top w:val="single" w:sz="4" w:color="808080"/>
+              <w:bottom w:val="single" w:sz="4" w:color="808080"/>
+              <w:left w:val="single" w:sz="4" w:color="808080"/>
+              <w:right w:val="single" w:sz="4" w:color="808080"/>
+            </w:tcBorders>
+          </w:tcPr>
+          <w:p>
+            <w:pPr>
+              <w:jc w:val="left"/>
+            </w:pPr>
+            <w:r>
+              <w:t xml:space="preserve">0.5</w:t>
+            </w:r>
+          </w:p>
+        </w:tc>
+        <w:tc>
+          <w:tcPr>
+            <w:tcBorders>
+              <w:top w:val="single" w:sz="4" w:color="808080"/>
+              <w:bottom w:val="single" w:sz="4" w:color="808080"/>
+              <w:left w:val="single" w:sz="4" w:color="808080"/>
+              <w:right w:val="single" w:sz="4" w:color="808080"/>
+            </w:tcBorders>
+          </w:tcPr>
+          <w:p>
+            <w:pPr>
+              <w:jc w:val="left"/>
+            </w:pPr>
+            <w:r>
+              <w:t xml:space="preserve">1</w:t>
+            </w:r>
+          </w:p>
+        </w:tc>
+        <w:tc>
+          <w:tcPr>
+            <w:tcBorders>
+              <w:top w:val="single" w:sz="4" w:color="808080"/>
+              <w:bottom w:val="single" w:sz="4" w:color="808080"/>
+              <w:left w:val="single" w:sz="4" w:color="808080"/>
+              <w:right w:val="single" w:sz="4" w:color="808080"/>
+            </w:tcBorders>
+          </w:tcPr>
+          <w:p>
+            <w:pPr>
+              <w:jc w:val="left"/>
+            </w:pPr>
+            <w:r>
+              <w:t xml:space="preserve">1</w:t>
+            </w:r>
+          </w:p>
+        </w:tc>
+        <w:tc>
+          <w:tcPr>
+            <w:tcBorders>
+              <w:top w:val="single" w:sz="4" w:color="808080"/>
+              <w:bottom w:val="single" w:sz="4" w:color="808080"/>
+              <w:left w:val="single" w:sz="4" w:color="808080"/>
+              <w:right w:val="single" w:sz="4" w:color="808080"/>
+            </w:tcBorders>
+          </w:tcPr>
+          <w:p>
+            <w:pPr>
+              <w:jc w:val="left"/>
+            </w:pPr>
+            <w:r>
+              <w:t xml:space="preserve">-1.3638</w:t>
+            </w:r>
+          </w:p>
+        </w:tc>
+        <w:tc>
+          <w:tcPr>
+            <w:tcBorders>
+              <w:top w:val="single" w:sz="4" w:color="808080"/>
+              <w:bottom w:val="single" w:sz="4" w:color="808080"/>
+              <w:left w:val="single" w:sz="4" w:color="808080"/>
+              <w:right w:val="single" w:sz="4" w:color="808080"/>
+            </w:tcBorders>
+          </w:tcPr>
+          <w:p>
+            <w:pPr>
+              <w:jc w:val="left"/>
+            </w:pPr>
+            <w:r>
+              <w:t xml:space="preserve">1.3210</w:t>
+            </w:r>
+          </w:p>
+        </w:tc>
+      </w:tr>
+      <w:tr>
+        <w:tc>
+          <w:tcPr>
+            <w:tcBorders>
+              <w:top w:val="single" w:sz="4" w:color="808080"/>
+              <w:bottom w:val="single" w:sz="4" w:color="808080"/>
+              <w:left w:val="single" w:sz="4" w:color="808080"/>
+              <w:right w:val="single" w:sz="4" w:color="808080"/>
+            </w:tcBorders>
+          </w:tcPr>
+          <w:p>
+            <w:pPr>
+              <w:jc w:val="left"/>
+            </w:pPr>
+            <w:r>
+              <w:t xml:space="preserve">1.0</w:t>
+            </w:r>
+          </w:p>
+        </w:tc>
+        <w:tc>
+          <w:tcPr>
+            <w:tcBorders>
+              <w:top w:val="single" w:sz="4" w:color="808080"/>
+              <w:bottom w:val="single" w:sz="4" w:color="808080"/>
+              <w:left w:val="single" w:sz="4" w:color="808080"/>
+              <w:right w:val="single" w:sz="4" w:color="808080"/>
+            </w:tcBorders>
+          </w:tcPr>
+          <w:p>
+            <w:pPr>
+              <w:jc w:val="left"/>
+            </w:pPr>
+            <w:r>
+              <w:t xml:space="preserve">3</w:t>
+            </w:r>
+          </w:p>
+        </w:tc>
+        <w:tc>
+          <w:tcPr>
+            <w:tcBorders>
+              <w:top w:val="single" w:sz="4" w:color="808080"/>
+              <w:bottom w:val="single" w:sz="4" w:color="808080"/>
+              <w:left w:val="single" w:sz="4" w:color="808080"/>
+              <w:right w:val="single" w:sz="4" w:color="808080"/>
+            </w:tcBorders>
+          </w:tcPr>
+          <w:p>
+            <w:pPr>
+              <w:jc w:val="left"/>
+            </w:pPr>
+            <w:r>
+              <w:t xml:space="preserve">0.5</w:t>
+            </w:r>
+          </w:p>
+        </w:tc>
+        <w:tc>
+          <w:tcPr>
+            <w:tcBorders>
+              <w:top w:val="single" w:sz="4" w:color="808080"/>
+              <w:bottom w:val="single" w:sz="4" w:color="808080"/>
+              <w:left w:val="single" w:sz="4" w:color="808080"/>
+              <w:right w:val="single" w:sz="4" w:color="808080"/>
+            </w:tcBorders>
+          </w:tcPr>
+          <w:p>
+            <w:pPr>
+              <w:jc w:val="left"/>
+            </w:pPr>
+            <w:r>
+              <w:t xml:space="preserve">1</w:t>
+            </w:r>
+          </w:p>
+        </w:tc>
+        <w:tc>
+          <w:tcPr>
+            <w:tcBorders>
+              <w:top w:val="single" w:sz="4" w:color="808080"/>
+              <w:bottom w:val="single" w:sz="4" w:color="808080"/>
+              <w:left w:val="single" w:sz="4" w:color="808080"/>
+              <w:right w:val="single" w:sz="4" w:color="808080"/>
+            </w:tcBorders>
+          </w:tcPr>
+          <w:p>
+            <w:pPr>
+              <w:jc w:val="left"/>
+            </w:pPr>
+            <w:r>
+              <w:t xml:space="preserve">1</w:t>
+            </w:r>
+          </w:p>
+        </w:tc>
+        <w:tc>
+          <w:tcPr>
+            <w:tcBorders>
+              <w:top w:val="single" w:sz="4" w:color="808080"/>
+              <w:bottom w:val="single" w:sz="4" w:color="808080"/>
+              <w:left w:val="single" w:sz="4" w:color="808080"/>
+              <w:right w:val="single" w:sz="4" w:color="808080"/>
+            </w:tcBorders>
+          </w:tcPr>
+          <w:p>
+            <w:pPr>
+              <w:jc w:val="left"/>
+            </w:pPr>
+            <w:r>
+              <w:t xml:space="preserve">-1.4127</w:t>
+            </w:r>
+          </w:p>
+        </w:tc>
+        <w:tc>
+          <w:tcPr>
+            <w:tcBorders>
+              <w:top w:val="single" w:sz="4" w:color="808080"/>
+              <w:bottom w:val="single" w:sz="4" w:color="808080"/>
+              <w:left w:val="single" w:sz="4" w:color="808080"/>
+              <w:right w:val="single" w:sz="4" w:color="808080"/>
+            </w:tcBorders>
+          </w:tcPr>
+          <w:p>
+            <w:pPr>
+              <w:jc w:val="left"/>
+            </w:pPr>
+            <w:r>
+              <w:t xml:space="preserve">1.2984</w:t>
+            </w:r>
+          </w:p>
+        </w:tc>
+      </w:tr>
+      <w:tr>
+        <w:tc>
+          <w:tcPr>
+            <w:tcBorders>
+              <w:top w:val="single" w:sz="4" w:color="808080"/>
+              <w:bottom w:val="single" w:sz="4" w:color="808080"/>
+              <w:left w:val="single" w:sz="4" w:color="808080"/>
+              <w:right w:val="single" w:sz="4" w:color="808080"/>
+            </w:tcBorders>
+          </w:tcPr>
+          <w:p>
+            <w:pPr>
+              <w:jc w:val="left"/>
+            </w:pPr>
+            <w:r>
+              <w:t xml:space="preserve">1.0</w:t>
+            </w:r>
+          </w:p>
+        </w:tc>
+        <w:tc>
+          <w:tcPr>
+            <w:tcBorders>
+              <w:top w:val="single" w:sz="4" w:color="808080"/>
+              <w:bottom w:val="single" w:sz="4" w:color="808080"/>
+              <w:left w:val="single" w:sz="4" w:color="808080"/>
+              <w:right w:val="single" w:sz="4" w:color="808080"/>
+            </w:tcBorders>
+          </w:tcPr>
+          <w:p>
+            <w:pPr>
+              <w:jc w:val="left"/>
+            </w:pPr>
+            <w:r>
+              <w:t xml:space="preserve">1</w:t>
+            </w:r>
+          </w:p>
+        </w:tc>
+        <w:tc>
+          <w:tcPr>
+            <w:tcBorders>
+              <w:top w:val="single" w:sz="4" w:color="808080"/>
+              <w:bottom w:val="single" w:sz="4" w:color="808080"/>
+              <w:left w:val="single" w:sz="4" w:color="808080"/>
+              <w:right w:val="single" w:sz="4" w:color="808080"/>
+            </w:tcBorders>
+          </w:tcPr>
+          <w:p>
+            <w:pPr>
+              <w:jc w:val="left"/>
+            </w:pPr>
+            <w:r>
+              <w:t xml:space="preserve">0.8</w:t>
+            </w:r>
+          </w:p>
+        </w:tc>
+        <w:tc>
+          <w:tcPr>
+            <w:tcBorders>
+              <w:top w:val="single" w:sz="4" w:color="808080"/>
+              <w:bottom w:val="single" w:sz="4" w:color="808080"/>
+              <w:left w:val="single" w:sz="4" w:color="808080"/>
+              <w:right w:val="single" w:sz="4" w:color="808080"/>
+            </w:tcBorders>
+          </w:tcPr>
+          <w:p>
+            <w:pPr>
+              <w:jc w:val="left"/>
+            </w:pPr>
+            <w:r>
+              <w:t xml:space="preserve">1</w:t>
+            </w:r>
+          </w:p>
+        </w:tc>
+        <w:tc>
+          <w:tcPr>
+            <w:tcBorders>
+              <w:top w:val="single" w:sz="4" w:color="808080"/>
+              <w:bottom w:val="single" w:sz="4" w:color="808080"/>
+              <w:left w:val="single" w:sz="4" w:color="808080"/>
+              <w:right w:val="single" w:sz="4" w:color="808080"/>
+            </w:tcBorders>
+          </w:tcPr>
+          <w:p>
+            <w:pPr>
+              <w:jc w:val="left"/>
+            </w:pPr>
+            <w:r>
+              <w:t xml:space="preserve">1</w:t>
+            </w:r>
+          </w:p>
+        </w:tc>
+        <w:tc>
+          <w:tcPr>
+            <w:tcBorders>
+              <w:top w:val="single" w:sz="4" w:color="808080"/>
+              <w:bottom w:val="single" w:sz="4" w:color="808080"/>
+              <w:left w:val="single" w:sz="4" w:color="808080"/>
+              <w:right w:val="single" w:sz="4" w:color="808080"/>
+            </w:tcBorders>
+          </w:tcPr>
+          <w:p>
+            <w:pPr>
+              <w:jc w:val="left"/>
+            </w:pPr>
+            <w:r>
+              <w:t xml:space="preserve">-1.9982</w:t>
+            </w:r>
+          </w:p>
+        </w:tc>
+        <w:tc>
+          <w:tcPr>
+            <w:tcBorders>
+              <w:top w:val="single" w:sz="4" w:color="808080"/>
+              <w:bottom w:val="single" w:sz="4" w:color="808080"/>
+              <w:left w:val="single" w:sz="4" w:color="808080"/>
+              <w:right w:val="single" w:sz="4" w:color="808080"/>
+            </w:tcBorders>
+          </w:tcPr>
+          <w:p>
+            <w:pPr>
+              <w:jc w:val="left"/>
+            </w:pPr>
+            <w:r>
+              <w:t xml:space="preserve">1.2046</w:t>
+            </w:r>
+          </w:p>
+        </w:tc>
+      </w:tr>
+      <w:tr>
+        <w:tc>
+          <w:tcPr>
+            <w:tcBorders>
+              <w:top w:val="single" w:sz="4" w:color="808080"/>
+              <w:bottom w:val="single" w:sz="4" w:color="808080"/>
+              <w:left w:val="single" w:sz="4" w:color="808080"/>
+              <w:right w:val="single" w:sz="4" w:color="808080"/>
+            </w:tcBorders>
+          </w:tcPr>
+          <w:p>
+            <w:pPr>
+              <w:jc w:val="left"/>
+            </w:pPr>
+            <w:r>
+              <w:t xml:space="preserve">1.0</w:t>
+            </w:r>
+          </w:p>
+        </w:tc>
+        <w:tc>
+          <w:tcPr>
+            <w:tcBorders>
+              <w:top w:val="single" w:sz="4" w:color="808080"/>
+              <w:bottom w:val="single" w:sz="4" w:color="808080"/>
+              <w:left w:val="single" w:sz="4" w:color="808080"/>
+              <w:right w:val="single" w:sz="4" w:color="808080"/>
+            </w:tcBorders>
+          </w:tcPr>
+          <w:p>
+            <w:pPr>
+              <w:jc w:val="left"/>
+            </w:pPr>
+            <w:r>
+              <w:t xml:space="preserve">1</w:t>
+            </w:r>
+          </w:p>
+        </w:tc>
+        <w:tc>
+          <w:tcPr>
+            <w:tcBorders>
+              <w:top w:val="single" w:sz="4" w:color="808080"/>
+              <w:bottom w:val="single" w:sz="4" w:color="808080"/>
+              <w:left w:val="single" w:sz="4" w:color="808080"/>
+              <w:right w:val="single" w:sz="4" w:color="808080"/>
+            </w:tcBorders>
+          </w:tcPr>
+          <w:p>
+            <w:pPr>
+              <w:jc w:val="left"/>
+            </w:pPr>
+            <w:r>
+              <w:t xml:space="preserve">0.5</w:t>
+            </w:r>
+          </w:p>
+        </w:tc>
+        <w:tc>
+          <w:tcPr>
+            <w:tcBorders>
+              <w:top w:val="single" w:sz="4" w:color="808080"/>
+              <w:bottom w:val="single" w:sz="4" w:color="808080"/>
+              <w:left w:val="single" w:sz="4" w:color="808080"/>
+              <w:right w:val="single" w:sz="4" w:color="808080"/>
+            </w:tcBorders>
+          </w:tcPr>
+          <w:p>
+            <w:pPr>
+              <w:jc w:val="left"/>
+            </w:pPr>
+            <w:r>
+              <w:t xml:space="preserve">2</w:t>
+            </w:r>
+          </w:p>
+        </w:tc>
+        <w:tc>
+          <w:tcPr>
+            <w:tcBorders>
+              <w:top w:val="single" w:sz="4" w:color="808080"/>
+              <w:bottom w:val="single" w:sz="4" w:color="808080"/>
+              <w:left w:val="single" w:sz="4" w:color="808080"/>
+              <w:right w:val="single" w:sz="4" w:color="808080"/>
+            </w:tcBorders>
+          </w:tcPr>
+          <w:p>
+            <w:pPr>
+              <w:jc w:val="left"/>
+            </w:pPr>
+            <w:r>
+              <w:t xml:space="preserve">1</w:t>
+            </w:r>
+          </w:p>
+        </w:tc>
+        <w:tc>
+          <w:tcPr>
+            <w:tcBorders>
+              <w:top w:val="single" w:sz="4" w:color="808080"/>
+              <w:bottom w:val="single" w:sz="4" w:color="808080"/>
+              <w:left w:val="single" w:sz="4" w:color="808080"/>
+              <w:right w:val="single" w:sz="4" w:color="808080"/>
+            </w:tcBorders>
+          </w:tcPr>
+          <w:p>
+            <w:pPr>
+              <w:jc w:val="left"/>
+            </w:pPr>
+            <w:r>
+              <w:t xml:space="preserve">-1.4604</w:t>
+            </w:r>
+          </w:p>
+        </w:tc>
+        <w:tc>
+          <w:tcPr>
+            <w:tcBorders>
+              <w:top w:val="single" w:sz="4" w:color="808080"/>
+              <w:bottom w:val="single" w:sz="4" w:color="808080"/>
+              <w:left w:val="single" w:sz="4" w:color="808080"/>
+              <w:right w:val="single" w:sz="4" w:color="808080"/>
+            </w:tcBorders>
+          </w:tcPr>
+          <w:p>
+            <w:pPr>
+              <w:jc w:val="left"/>
+            </w:pPr>
+            <w:r>
+              <w:t xml:space="preserve">1.3086</w:t>
+            </w:r>
+          </w:p>
+        </w:tc>
+      </w:tr>
+      <w:tr>
+        <w:tc>
+          <w:tcPr>
+            <w:tcBorders>
+              <w:top w:val="single" w:sz="4" w:color="808080"/>
+              <w:bottom w:val="single" w:sz="4" w:color="808080"/>
+              <w:left w:val="single" w:sz="4" w:color="808080"/>
+              <w:right w:val="single" w:sz="4" w:color="808080"/>
+            </w:tcBorders>
+          </w:tcPr>
+          <w:p>
+            <w:pPr>
+              <w:jc w:val="left"/>
+            </w:pPr>
+            <w:r>
+              <w:t xml:space="preserve">1.0</w:t>
+            </w:r>
+          </w:p>
+        </w:tc>
+        <w:tc>
+          <w:tcPr>
+            <w:tcBorders>
+              <w:top w:val="single" w:sz="4" w:color="808080"/>
+              <w:bottom w:val="single" w:sz="4" w:color="808080"/>
+              <w:left w:val="single" w:sz="4" w:color="808080"/>
+              <w:right w:val="single" w:sz="4" w:color="808080"/>
+            </w:tcBorders>
+          </w:tcPr>
+          <w:p>
+            <w:pPr>
+              <w:jc w:val="left"/>
+            </w:pPr>
+            <w:r>
+              <w:t xml:space="preserve">1</w:t>
+            </w:r>
+          </w:p>
+        </w:tc>
+        <w:tc>
+          <w:tcPr>
+            <w:tcBorders>
+              <w:top w:val="single" w:sz="4" w:color="808080"/>
+              <w:bottom w:val="single" w:sz="4" w:color="808080"/>
+              <w:left w:val="single" w:sz="4" w:color="808080"/>
+              <w:right w:val="single" w:sz="4" w:color="808080"/>
+            </w:tcBorders>
+          </w:tcPr>
+          <w:p>
+            <w:pPr>
+              <w:jc w:val="left"/>
+            </w:pPr>
+            <w:r>
+              <w:t xml:space="preserve">0.5</w:t>
+            </w:r>
+          </w:p>
+        </w:tc>
+        <w:tc>
+          <w:tcPr>
+            <w:tcBorders>
+              <w:top w:val="single" w:sz="4" w:color="808080"/>
+              <w:bottom w:val="single" w:sz="4" w:color="808080"/>
+              <w:left w:val="single" w:sz="4" w:color="808080"/>
+              <w:right w:val="single" w:sz="4" w:color="808080"/>
+            </w:tcBorders>
+          </w:tcPr>
+          <w:p>
+            <w:pPr>
+              <w:jc w:val="left"/>
+            </w:pPr>
+            <w:r>
+              <w:t xml:space="preserve">1</w:t>
+            </w:r>
+          </w:p>
+        </w:tc>
+        <w:tc>
+          <w:tcPr>
+            <w:tcBorders>
+              <w:top w:val="single" w:sz="4" w:color="808080"/>
+              <w:bottom w:val="single" w:sz="4" w:color="808080"/>
+              <w:left w:val="single" w:sz="4" w:color="808080"/>
+              <w:right w:val="single" w:sz="4" w:color="808080"/>
+            </w:tcBorders>
+          </w:tcPr>
+          <w:p>
+            <w:pPr>
+              <w:jc w:val="left"/>
+            </w:pPr>
+            <w:r>
+              <w:t xml:space="preserve">2</w:t>
+            </w:r>
+          </w:p>
+        </w:tc>
+        <w:tc>
+          <w:tcPr>
+            <w:tcBorders>
+              <w:top w:val="single" w:sz="4" w:color="808080"/>
+              <w:bottom w:val="single" w:sz="4" w:color="808080"/>
+              <w:left w:val="single" w:sz="4" w:color="808080"/>
+              <w:right w:val="single" w:sz="4" w:color="808080"/>
+            </w:tcBorders>
+          </w:tcPr>
+          <w:p>
+            <w:pPr>
+              <w:jc w:val="left"/>
+            </w:pPr>
+            <w:r>
+              <w:t xml:space="preserve">-1.3638</w:t>
+            </w:r>
+          </w:p>
+        </w:tc>
+        <w:tc>
+          <w:tcPr>
+            <w:tcBorders>
+              <w:top w:val="single" w:sz="4" w:color="808080"/>
+              <w:bottom w:val="single" w:sz="4" w:color="808080"/>
+              <w:left w:val="single" w:sz="4" w:color="808080"/>
+              <w:right w:val="single" w:sz="4" w:color="808080"/>
+            </w:tcBorders>
+          </w:tcPr>
+          <w:p>
+            <w:pPr>
+              <w:jc w:val="left"/>
+            </w:pPr>
+            <w:r>
+              <w:t xml:space="preserve">1.5093</w:t>
+            </w:r>
+          </w:p>
+        </w:tc>
+      </w:tr>
+    </w:tbl>
+    <w:p>
+      <w:r>
+        <w:rPr>
+          <w:i/>
+        </w:rPr>
+        <w:t xml:space="preserve">Table 6. Sherwood number Reₓ^(1/2)Shₓ₁ (representative).</w:t>
+      </w:r>
+    </w:p>
+    <w:tbl>
+      <w:tblPr>
+        <w:tblW w:w="0" w:type="auto"/>
+        <w:tblBorders>
+          <w:top w:val="single" w:sz="4" w:color="808080"/>
+          <w:bottom w:val="single" w:sz="4" w:color="808080"/>
+          <w:left w:val="single" w:sz="4" w:color="808080"/>
+          <w:right w:val="single" w:sz="4" w:color="808080"/>
+          <w:insideH w:val="single" w:sz="4" w:color="808080"/>
+          <w:insideV w:val="single" w:sz="4" w:color="808080"/>
+        </w:tblBorders>
+      </w:tblPr>
+      <w:tblGrid>
+        <w:gridCol/>
+        <w:gridCol/>
+        <w:gridCol/>
+        <w:gridCol/>
+        <w:gridCol/>
+        <w:gridCol/>
+      </w:tblGrid>
+      <w:tr>
+        <w:tc>
+          <w:tcPr>
+            <w:tcBorders>
+              <w:top w:val="single" w:sz="4" w:color="808080"/>
+              <w:bottom w:val="single" w:sz="4" w:color="808080"/>
+              <w:left w:val="single" w:sz="4" w:color="808080"/>
+              <w:right w:val="single" w:sz="4" w:color="808080"/>
+            </w:tcBorders>
+            <w:shd w:val="clear" w:color="auto" w:fill="D9E2F3"/>
+          </w:tcPr>
+          <w:p>
+            <w:pPr>
+              <w:jc w:val="left"/>
+            </w:pPr>
+            <w:r>
+              <w:t xml:space="preserve">Sc</w:t>
+            </w:r>
+          </w:p>
+        </w:tc>
+        <w:tc>
+          <w:tcPr>
+            <w:tcBorders>
+              <w:top w:val="single" w:sz="4" w:color="808080"/>
+              <w:bottom w:val="single" w:sz="4" w:color="808080"/>
+              <w:left w:val="single" w:sz="4" w:color="808080"/>
+              <w:right w:val="single" w:sz="4" w:color="808080"/>
+            </w:tcBorders>
+            <w:shd w:val="clear" w:color="auto" w:fill="D9E2F3"/>
+          </w:tcPr>
+          <w:p>
+            <w:pPr>
+              <w:jc w:val="left"/>
+            </w:pPr>
+            <w:r>
+              <w:t xml:space="preserve">Sr</w:t>
+            </w:r>
+          </w:p>
+        </w:tc>
+        <w:tc>
+          <w:tcPr>
+            <w:tcBorders>
+              <w:top w:val="single" w:sz="4" w:color="808080"/>
+              <w:bottom w:val="single" w:sz="4" w:color="808080"/>
+              <w:left w:val="single" w:sz="4" w:color="808080"/>
+              <w:right w:val="single" w:sz="4" w:color="808080"/>
+            </w:tcBorders>
+            <w:shd w:val="clear" w:color="auto" w:fill="D9E2F3"/>
+          </w:tcPr>
+          <w:p>
+            <w:pPr>
+              <w:jc w:val="left"/>
+            </w:pPr>
+            <w:r>
+              <w:t xml:space="preserve">K</w:t>
+            </w:r>
+          </w:p>
+        </w:tc>
+        <w:tc>
+          <w:tcPr>
+            <w:tcBorders>
+              <w:top w:val="single" w:sz="4" w:color="808080"/>
+              <w:bottom w:val="single" w:sz="4" w:color="808080"/>
+              <w:left w:val="single" w:sz="4" w:color="808080"/>
+              <w:right w:val="single" w:sz="4" w:color="808080"/>
+            </w:tcBorders>
+            <w:shd w:val="clear" w:color="auto" w:fill="D9E2F3"/>
+          </w:tcPr>
+          <w:p>
+            <w:pPr>
+              <w:jc w:val="left"/>
+            </w:pPr>
+            <w:r>
+              <w:t xml:space="preserve">Df</w:t>
+            </w:r>
+          </w:p>
+        </w:tc>
+        <w:tc>
+          <w:tcPr>
+            <w:tcBorders>
+              <w:top w:val="single" w:sz="4" w:color="808080"/>
+              <w:bottom w:val="single" w:sz="4" w:color="808080"/>
+              <w:left w:val="single" w:sz="4" w:color="808080"/>
+              <w:right w:val="single" w:sz="4" w:color="808080"/>
+            </w:tcBorders>
+            <w:shd w:val="clear" w:color="auto" w:fill="D9E2F3"/>
+          </w:tcPr>
+          <w:p>
+            <w:pPr>
+              <w:jc w:val="left"/>
+            </w:pPr>
+            <w:r>
+              <w:t xml:space="preserve">E</w:t>
+            </w:r>
+          </w:p>
+        </w:tc>
+        <w:tc>
+          <w:tcPr>
+            <w:tcBorders>
+              <w:top w:val="single" w:sz="4" w:color="808080"/>
+              <w:bottom w:val="single" w:sz="4" w:color="808080"/>
+              <w:left w:val="single" w:sz="4" w:color="808080"/>
+              <w:right w:val="single" w:sz="4" w:color="808080"/>
+            </w:tcBorders>
+            <w:shd w:val="clear" w:color="auto" w:fill="D9E2F3"/>
+          </w:tcPr>
+          <w:p>
+            <w:pPr>
+              <w:jc w:val="left"/>
+            </w:pPr>
+            <w:r>
+              <w:t xml:space="preserve">Reₓ^(1/2)Shₓ₁</w:t>
+            </w:r>
+          </w:p>
+        </w:tc>
+      </w:tr>
+      <w:tr>
+        <w:tc>
+          <w:tcPr>
+            <w:tcBorders>
+              <w:top w:val="single" w:sz="4" w:color="808080"/>
+              <w:bottom w:val="single" w:sz="4" w:color="808080"/>
+              <w:left w:val="single" w:sz="4" w:color="808080"/>
+              <w:right w:val="single" w:sz="4" w:color="808080"/>
+            </w:tcBorders>
+          </w:tcPr>
+          <w:p>
+            <w:pPr>
+              <w:jc w:val="left"/>
+            </w:pPr>
+            <w:r>
+              <w:t xml:space="preserve">1.0</w:t>
+            </w:r>
+          </w:p>
+        </w:tc>
+        <w:tc>
+          <w:tcPr>
+            <w:tcBorders>
+              <w:top w:val="single" w:sz="4" w:color="808080"/>
+              <w:bottom w:val="single" w:sz="4" w:color="808080"/>
+              <w:left w:val="single" w:sz="4" w:color="808080"/>
+              <w:right w:val="single" w:sz="4" w:color="808080"/>
+            </w:tcBorders>
+          </w:tcPr>
+          <w:p>
+            <w:pPr>
+              <w:jc w:val="left"/>
+            </w:pPr>
+            <w:r>
+              <w:t xml:space="preserve">0.2</w:t>
+            </w:r>
+          </w:p>
+        </w:tc>
+        <w:tc>
+          <w:tcPr>
+            <w:tcBorders>
+              <w:top w:val="single" w:sz="4" w:color="808080"/>
+              <w:bottom w:val="single" w:sz="4" w:color="808080"/>
+              <w:left w:val="single" w:sz="4" w:color="808080"/>
+              <w:right w:val="single" w:sz="4" w:color="808080"/>
+            </w:tcBorders>
+          </w:tcPr>
+          <w:p>
+            <w:pPr>
+              <w:jc w:val="left"/>
+            </w:pPr>
+            <w:r>
+              <w:t xml:space="preserve">0.5</w:t>
+            </w:r>
+          </w:p>
+        </w:tc>
+        <w:tc>
+          <w:tcPr>
+            <w:tcBorders>
+              <w:top w:val="single" w:sz="4" w:color="808080"/>
+              <w:bottom w:val="single" w:sz="4" w:color="808080"/>
+              <w:left w:val="single" w:sz="4" w:color="808080"/>
+              <w:right w:val="single" w:sz="4" w:color="808080"/>
+            </w:tcBorders>
+          </w:tcPr>
+          <w:p>
+            <w:pPr>
+              <w:jc w:val="left"/>
+            </w:pPr>
+            <w:r>
+              <w:t xml:space="preserve">0.2</w:t>
+            </w:r>
+          </w:p>
+        </w:tc>
+        <w:tc>
+          <w:tcPr>
+            <w:tcBorders>
+              <w:top w:val="single" w:sz="4" w:color="808080"/>
+              <w:bottom w:val="single" w:sz="4" w:color="808080"/>
+              <w:left w:val="single" w:sz="4" w:color="808080"/>
+              <w:right w:val="single" w:sz="4" w:color="808080"/>
+            </w:tcBorders>
+          </w:tcPr>
+          <w:p>
+            <w:pPr>
+              <w:jc w:val="left"/>
+            </w:pPr>
+            <w:r>
+              <w:t xml:space="preserve">0.2</w:t>
+            </w:r>
+          </w:p>
+        </w:tc>
+        <w:tc>
+          <w:tcPr>
+            <w:tcBorders>
+              <w:top w:val="single" w:sz="4" w:color="808080"/>
+              <w:bottom w:val="single" w:sz="4" w:color="808080"/>
+              <w:left w:val="single" w:sz="4" w:color="808080"/>
+              <w:right w:val="single" w:sz="4" w:color="808080"/>
+            </w:tcBorders>
+          </w:tcPr>
+          <w:p>
+            <w:pPr>
+              <w:jc w:val="left"/>
+            </w:pPr>
+            <w:r>
+              <w:t xml:space="preserve">0.5457</w:t>
+            </w:r>
+          </w:p>
+        </w:tc>
+      </w:tr>
+      <w:tr>
+        <w:tc>
+          <w:tcPr>
+            <w:tcBorders>
+              <w:top w:val="single" w:sz="4" w:color="808080"/>
+              <w:bottom w:val="single" w:sz="4" w:color="808080"/>
+              <w:left w:val="single" w:sz="4" w:color="808080"/>
+              <w:right w:val="single" w:sz="4" w:color="808080"/>
+            </w:tcBorders>
+          </w:tcPr>
+          <w:p>
+            <w:pPr>
+              <w:jc w:val="left"/>
+            </w:pPr>
+            <w:r>
+              <w:t xml:space="preserve">2.0</w:t>
+            </w:r>
+          </w:p>
+        </w:tc>
+        <w:tc>
+          <w:tcPr>
+            <w:tcBorders>
+              <w:top w:val="single" w:sz="4" w:color="808080"/>
+              <w:bottom w:val="single" w:sz="4" w:color="808080"/>
+              <w:left w:val="single" w:sz="4" w:color="808080"/>
+              <w:right w:val="single" w:sz="4" w:color="808080"/>
+            </w:tcBorders>
+          </w:tcPr>
+          <w:p>
+            <w:pPr>
+              <w:jc w:val="left"/>
+            </w:pPr>
+            <w:r>
+              <w:t xml:space="preserve">0.2</w:t>
+            </w:r>
+          </w:p>
+        </w:tc>
+        <w:tc>
+          <w:tcPr>
+            <w:tcBorders>
+              <w:top w:val="single" w:sz="4" w:color="808080"/>
+              <w:bottom w:val="single" w:sz="4" w:color="808080"/>
+              <w:left w:val="single" w:sz="4" w:color="808080"/>
+              <w:right w:val="single" w:sz="4" w:color="808080"/>
+            </w:tcBorders>
+          </w:tcPr>
+          <w:p>
+            <w:pPr>
+              <w:jc w:val="left"/>
+            </w:pPr>
+            <w:r>
+              <w:t xml:space="preserve">0.5</w:t>
+            </w:r>
+          </w:p>
+        </w:tc>
+        <w:tc>
+          <w:tcPr>
+            <w:tcBorders>
+              <w:top w:val="single" w:sz="4" w:color="808080"/>
+              <w:bottom w:val="single" w:sz="4" w:color="808080"/>
+              <w:left w:val="single" w:sz="4" w:color="808080"/>
+              <w:right w:val="single" w:sz="4" w:color="808080"/>
+            </w:tcBorders>
+          </w:tcPr>
+          <w:p>
+            <w:pPr>
+              <w:jc w:val="left"/>
+            </w:pPr>
+            <w:r>
+              <w:t xml:space="preserve">0.2</w:t>
+            </w:r>
+          </w:p>
+        </w:tc>
+        <w:tc>
+          <w:tcPr>
+            <w:tcBorders>
+              <w:top w:val="single" w:sz="4" w:color="808080"/>
+              <w:bottom w:val="single" w:sz="4" w:color="808080"/>
+              <w:left w:val="single" w:sz="4" w:color="808080"/>
+              <w:right w:val="single" w:sz="4" w:color="808080"/>
+            </w:tcBorders>
+          </w:tcPr>
+          <w:p>
+            <w:pPr>
+              <w:jc w:val="left"/>
+            </w:pPr>
+            <w:r>
+              <w:t xml:space="preserve">0.2</w:t>
+            </w:r>
+          </w:p>
+        </w:tc>
+        <w:tc>
+          <w:tcPr>
+            <w:tcBorders>
+              <w:top w:val="single" w:sz="4" w:color="808080"/>
+              <w:bottom w:val="single" w:sz="4" w:color="808080"/>
+              <w:left w:val="single" w:sz="4" w:color="808080"/>
+              <w:right w:val="single" w:sz="4" w:color="808080"/>
+            </w:tcBorders>
+          </w:tcPr>
+          <w:p>
+            <w:pPr>
+              <w:jc w:val="left"/>
+            </w:pPr>
+            <w:r>
+              <w:t xml:space="preserve">0.7689</w:t>
+            </w:r>
+          </w:p>
+        </w:tc>
+      </w:tr>
+      <w:tr>
+        <w:tc>
+          <w:tcPr>
+            <w:tcBorders>
+              <w:top w:val="single" w:sz="4" w:color="808080"/>
+              <w:bottom w:val="single" w:sz="4" w:color="808080"/>
+              <w:left w:val="single" w:sz="4" w:color="808080"/>
+              <w:right w:val="single" w:sz="4" w:color="808080"/>
+            </w:tcBorders>
+          </w:tcPr>
+          <w:p>
+            <w:pPr>
+              <w:jc w:val="left"/>
+            </w:pPr>
+            <w:r>
+              <w:t xml:space="preserve">1.0</w:t>
+            </w:r>
+          </w:p>
+        </w:tc>
+        <w:tc>
+          <w:tcPr>
+            <w:tcBorders>
+              <w:top w:val="single" w:sz="4" w:color="808080"/>
+              <w:bottom w:val="single" w:sz="4" w:color="808080"/>
+              <w:left w:val="single" w:sz="4" w:color="808080"/>
+              <w:right w:val="single" w:sz="4" w:color="808080"/>
+            </w:tcBorders>
+          </w:tcPr>
+          <w:p>
+            <w:pPr>
+              <w:jc w:val="left"/>
+            </w:pPr>
+            <w:r>
+              <w:t xml:space="preserve">0.5</w:t>
+            </w:r>
+          </w:p>
+        </w:tc>
+        <w:tc>
+          <w:tcPr>
+            <w:tcBorders>
+              <w:top w:val="single" w:sz="4" w:color="808080"/>
+              <w:bottom w:val="single" w:sz="4" w:color="808080"/>
+              <w:left w:val="single" w:sz="4" w:color="808080"/>
+              <w:right w:val="single" w:sz="4" w:color="808080"/>
+            </w:tcBorders>
+          </w:tcPr>
+          <w:p>
+            <w:pPr>
+              <w:jc w:val="left"/>
+            </w:pPr>
+            <w:r>
+              <w:t xml:space="preserve">0.5</w:t>
+            </w:r>
+          </w:p>
+        </w:tc>
+        <w:tc>
+          <w:tcPr>
+            <w:tcBorders>
+              <w:top w:val="single" w:sz="4" w:color="808080"/>
+              <w:bottom w:val="single" w:sz="4" w:color="808080"/>
+              <w:left w:val="single" w:sz="4" w:color="808080"/>
+              <w:right w:val="single" w:sz="4" w:color="808080"/>
+            </w:tcBorders>
+          </w:tcPr>
+          <w:p>
+            <w:pPr>
+              <w:jc w:val="left"/>
+            </w:pPr>
+            <w:r>
+              <w:t xml:space="preserve">0.2</w:t>
+            </w:r>
+          </w:p>
+        </w:tc>
+        <w:tc>
+          <w:tcPr>
+            <w:tcBorders>
+              <w:top w:val="single" w:sz="4" w:color="808080"/>
+              <w:bottom w:val="single" w:sz="4" w:color="808080"/>
+              <w:left w:val="single" w:sz="4" w:color="808080"/>
+              <w:right w:val="single" w:sz="4" w:color="808080"/>
+            </w:tcBorders>
+          </w:tcPr>
+          <w:p>
+            <w:pPr>
+              <w:jc w:val="left"/>
+            </w:pPr>
+            <w:r>
+              <w:t xml:space="preserve">0.2</w:t>
+            </w:r>
+          </w:p>
+        </w:tc>
+        <w:tc>
+          <w:tcPr>
+            <w:tcBorders>
+              <w:top w:val="single" w:sz="4" w:color="808080"/>
+              <w:bottom w:val="single" w:sz="4" w:color="808080"/>
+              <w:left w:val="single" w:sz="4" w:color="808080"/>
+              <w:right w:val="single" w:sz="4" w:color="808080"/>
+            </w:tcBorders>
+          </w:tcPr>
+          <w:p>
+            <w:pPr>
+              <w:jc w:val="left"/>
+            </w:pPr>
+            <w:r>
+              <w:t xml:space="preserve">0.4772</w:t>
+            </w:r>
+          </w:p>
+        </w:tc>
+      </w:tr>
+      <w:tr>
+        <w:tc>
+          <w:tcPr>
+            <w:tcBorders>
+              <w:top w:val="single" w:sz="4" w:color="808080"/>
+              <w:bottom w:val="single" w:sz="4" w:color="808080"/>
+              <w:left w:val="single" w:sz="4" w:color="808080"/>
+              <w:right w:val="single" w:sz="4" w:color="808080"/>
+            </w:tcBorders>
+          </w:tcPr>
+          <w:p>
+            <w:pPr>
+              <w:jc w:val="left"/>
+            </w:pPr>
+            <w:r>
+              <w:t xml:space="preserve">1.0</w:t>
+            </w:r>
+          </w:p>
+        </w:tc>
+        <w:tc>
+          <w:tcPr>
+            <w:tcBorders>
+              <w:top w:val="single" w:sz="4" w:color="808080"/>
+              <w:bottom w:val="single" w:sz="4" w:color="808080"/>
+              <w:left w:val="single" w:sz="4" w:color="808080"/>
+              <w:right w:val="single" w:sz="4" w:color="808080"/>
+            </w:tcBorders>
+          </w:tcPr>
+          <w:p>
+            <w:pPr>
+              <w:jc w:val="left"/>
+            </w:pPr>
+            <w:r>
+              <w:t xml:space="preserve">0.2</w:t>
+            </w:r>
+          </w:p>
+        </w:tc>
+        <w:tc>
+          <w:tcPr>
+            <w:tcBorders>
+              <w:top w:val="single" w:sz="4" w:color="808080"/>
+              <w:bottom w:val="single" w:sz="4" w:color="808080"/>
+              <w:left w:val="single" w:sz="4" w:color="808080"/>
+              <w:right w:val="single" w:sz="4" w:color="808080"/>
+            </w:tcBorders>
+          </w:tcPr>
+          <w:p>
+            <w:pPr>
+              <w:jc w:val="left"/>
+            </w:pPr>
+            <w:r>
+              <w:t xml:space="preserve">1.0</w:t>
+            </w:r>
+          </w:p>
+        </w:tc>
+        <w:tc>
+          <w:tcPr>
+            <w:tcBorders>
+              <w:top w:val="single" w:sz="4" w:color="808080"/>
+              <w:bottom w:val="single" w:sz="4" w:color="808080"/>
+              <w:left w:val="single" w:sz="4" w:color="808080"/>
+              <w:right w:val="single" w:sz="4" w:color="808080"/>
+            </w:tcBorders>
+          </w:tcPr>
+          <w:p>
+            <w:pPr>
+              <w:jc w:val="left"/>
+            </w:pPr>
+            <w:r>
+              <w:t xml:space="preserve">0.2</w:t>
+            </w:r>
+          </w:p>
+        </w:tc>
+        <w:tc>
+          <w:tcPr>
+            <w:tcBorders>
+              <w:top w:val="single" w:sz="4" w:color="808080"/>
+              <w:bottom w:val="single" w:sz="4" w:color="808080"/>
+              <w:left w:val="single" w:sz="4" w:color="808080"/>
+              <w:right w:val="single" w:sz="4" w:color="808080"/>
+            </w:tcBorders>
+          </w:tcPr>
+          <w:p>
+            <w:pPr>
+              <w:jc w:val="left"/>
+            </w:pPr>
+            <w:r>
+              <w:t xml:space="preserve">0.2</w:t>
+            </w:r>
+          </w:p>
+        </w:tc>
+        <w:tc>
+          <w:tcPr>
+            <w:tcBorders>
+              <w:top w:val="single" w:sz="4" w:color="808080"/>
+              <w:bottom w:val="single" w:sz="4" w:color="808080"/>
+              <w:left w:val="single" w:sz="4" w:color="808080"/>
+              <w:right w:val="single" w:sz="4" w:color="808080"/>
+            </w:tcBorders>
+          </w:tcPr>
+          <w:p>
+            <w:pPr>
+              <w:jc w:val="left"/>
+            </w:pPr>
+            <w:r>
+              <w:t xml:space="preserve">0.6141</w:t>
+            </w:r>
+          </w:p>
+        </w:tc>
+      </w:tr>
+      <w:tr>
+        <w:tc>
+          <w:tcPr>
+            <w:tcBorders>
+              <w:top w:val="single" w:sz="4" w:color="808080"/>
+              <w:bottom w:val="single" w:sz="4" w:color="808080"/>
+              <w:left w:val="single" w:sz="4" w:color="808080"/>
+              <w:right w:val="single" w:sz="4" w:color="808080"/>
+            </w:tcBorders>
+          </w:tcPr>
+          <w:p>
+            <w:pPr>
+              <w:jc w:val="left"/>
+            </w:pPr>
+            <w:r>
+              <w:t xml:space="preserve">1.0</w:t>
+            </w:r>
+          </w:p>
+        </w:tc>
+        <w:tc>
+          <w:tcPr>
+            <w:tcBorders>
+              <w:top w:val="single" w:sz="4" w:color="808080"/>
+              <w:bottom w:val="single" w:sz="4" w:color="808080"/>
+              <w:left w:val="single" w:sz="4" w:color="808080"/>
+              <w:right w:val="single" w:sz="4" w:color="808080"/>
+            </w:tcBorders>
+          </w:tcPr>
+          <w:p>
+            <w:pPr>
+              <w:jc w:val="left"/>
+            </w:pPr>
+            <w:r>
+              <w:t xml:space="preserve">0.2</w:t>
+            </w:r>
+          </w:p>
+        </w:tc>
+        <w:tc>
+          <w:tcPr>
+            <w:tcBorders>
+              <w:top w:val="single" w:sz="4" w:color="808080"/>
+              <w:bottom w:val="single" w:sz="4" w:color="808080"/>
+              <w:left w:val="single" w:sz="4" w:color="808080"/>
+              <w:right w:val="single" w:sz="4" w:color="808080"/>
+            </w:tcBorders>
+          </w:tcPr>
+          <w:p>
+            <w:pPr>
+              <w:jc w:val="left"/>
+            </w:pPr>
+            <w:r>
+              <w:t xml:space="preserve">0.5</w:t>
+            </w:r>
+          </w:p>
+        </w:tc>
+        <w:tc>
+          <w:tcPr>
+            <w:tcBorders>
+              <w:top w:val="single" w:sz="4" w:color="808080"/>
+              <w:bottom w:val="single" w:sz="4" w:color="808080"/>
+              <w:left w:val="single" w:sz="4" w:color="808080"/>
+              <w:right w:val="single" w:sz="4" w:color="808080"/>
+            </w:tcBorders>
+          </w:tcPr>
+          <w:p>
+            <w:pPr>
+              <w:jc w:val="left"/>
+            </w:pPr>
+            <w:r>
+              <w:t xml:space="preserve">0.6</w:t>
+            </w:r>
+          </w:p>
+        </w:tc>
+        <w:tc>
+          <w:tcPr>
+            <w:tcBorders>
+              <w:top w:val="single" w:sz="4" w:color="808080"/>
+              <w:bottom w:val="single" w:sz="4" w:color="808080"/>
+              <w:left w:val="single" w:sz="4" w:color="808080"/>
+              <w:right w:val="single" w:sz="4" w:color="808080"/>
+            </w:tcBorders>
+          </w:tcPr>
+          <w:p>
+            <w:pPr>
+              <w:jc w:val="left"/>
+            </w:pPr>
+            <w:r>
+              <w:t xml:space="preserve">0.2</w:t>
+            </w:r>
+          </w:p>
+        </w:tc>
+        <w:tc>
+          <w:tcPr>
+            <w:tcBorders>
+              <w:top w:val="single" w:sz="4" w:color="808080"/>
+              <w:bottom w:val="single" w:sz="4" w:color="808080"/>
+              <w:left w:val="single" w:sz="4" w:color="808080"/>
+              <w:right w:val="single" w:sz="4" w:color="808080"/>
+            </w:tcBorders>
+          </w:tcPr>
+          <w:p>
+            <w:pPr>
+              <w:jc w:val="left"/>
+            </w:pPr>
+            <w:r>
+              <w:t xml:space="preserve">0.5149</w:t>
+            </w:r>
+          </w:p>
+        </w:tc>
+      </w:tr>
+      <w:tr>
+        <w:tc>
+          <w:tcPr>
+            <w:tcBorders>
+              <w:top w:val="single" w:sz="4" w:color="808080"/>
+              <w:bottom w:val="single" w:sz="4" w:color="808080"/>
+              <w:left w:val="single" w:sz="4" w:color="808080"/>
+              <w:right w:val="single" w:sz="4" w:color="808080"/>
+            </w:tcBorders>
+          </w:tcPr>
+          <w:p>
+            <w:pPr>
+              <w:jc w:val="left"/>
+            </w:pPr>
+            <w:r>
+              <w:t xml:space="preserve">1.0</w:t>
+            </w:r>
+          </w:p>
+        </w:tc>
+        <w:tc>
+          <w:tcPr>
+            <w:tcBorders>
+              <w:top w:val="single" w:sz="4" w:color="808080"/>
+              <w:bottom w:val="single" w:sz="4" w:color="808080"/>
+              <w:left w:val="single" w:sz="4" w:color="808080"/>
+              <w:right w:val="single" w:sz="4" w:color="808080"/>
+            </w:tcBorders>
+          </w:tcPr>
+          <w:p>
+            <w:pPr>
+              <w:jc w:val="left"/>
+            </w:pPr>
+            <w:r>
+              <w:t xml:space="preserve">0.2</w:t>
+            </w:r>
+          </w:p>
+        </w:tc>
+        <w:tc>
+          <w:tcPr>
+            <w:tcBorders>
+              <w:top w:val="single" w:sz="4" w:color="808080"/>
+              <w:bottom w:val="single" w:sz="4" w:color="808080"/>
+              <w:left w:val="single" w:sz="4" w:color="808080"/>
+              <w:right w:val="single" w:sz="4" w:color="808080"/>
+            </w:tcBorders>
+          </w:tcPr>
+          <w:p>
+            <w:pPr>
+              <w:jc w:val="left"/>
+            </w:pPr>
+            <w:r>
+              <w:t xml:space="preserve">0.5</w:t>
+            </w:r>
+          </w:p>
+        </w:tc>
+        <w:tc>
+          <w:tcPr>
+            <w:tcBorders>
+              <w:top w:val="single" w:sz="4" w:color="808080"/>
+              <w:bottom w:val="single" w:sz="4" w:color="808080"/>
+              <w:left w:val="single" w:sz="4" w:color="808080"/>
+              <w:right w:val="single" w:sz="4" w:color="808080"/>
+            </w:tcBorders>
+          </w:tcPr>
+          <w:p>
+            <w:pPr>
+              <w:jc w:val="left"/>
+            </w:pPr>
+            <w:r>
+              <w:t xml:space="preserve">0.2</w:t>
+            </w:r>
+          </w:p>
+        </w:tc>
+        <w:tc>
+          <w:tcPr>
+            <w:tcBorders>
+              <w:top w:val="single" w:sz="4" w:color="808080"/>
+              <w:bottom w:val="single" w:sz="4" w:color="808080"/>
+              <w:left w:val="single" w:sz="4" w:color="808080"/>
+              <w:right w:val="single" w:sz="4" w:color="808080"/>
+            </w:tcBorders>
+          </w:tcPr>
+          <w:p>
+            <w:pPr>
+              <w:jc w:val="left"/>
+            </w:pPr>
+            <w:r>
+              <w:t xml:space="preserve">1.0</w:t>
+            </w:r>
+          </w:p>
+        </w:tc>
+        <w:tc>
+          <w:tcPr>
+            <w:tcBorders>
+              <w:top w:val="single" w:sz="4" w:color="808080"/>
+              <w:bottom w:val="single" w:sz="4" w:color="808080"/>
+              <w:left w:val="single" w:sz="4" w:color="808080"/>
+              <w:right w:val="single" w:sz="4" w:color="808080"/>
+            </w:tcBorders>
+          </w:tcPr>
+          <w:p>
+            <w:pPr>
+              <w:jc w:val="left"/>
+            </w:pPr>
+            <w:r>
+              <w:t xml:space="preserve">0.4938</w:t>
+            </w:r>
+          </w:p>
+        </w:tc>
+      </w:tr>
+    </w:tbl>
     <w:p>
       <w:pPr>
         <w:pStyle w:val="Heading2"/>
@@ -3330,7 +7053,1436 @@
     </w:p>
     <w:p>
       <w:r>
-        <w:t xml:space="preserve">The squeezing parameter deserves separate comment because it is the defining feature of the geometry and because its influence on the entropy field is non-trivial. For receding plates (Sq&lt;0) the gap widens, the fluid is entrained inward, and the near-wall velocity gradients are comparatively gentle, yielding a moderate and spatially diffuse entropy field. As the plates approach (Sq&gt;0) the fluid is expelled, the velocity magnitude and its wall-normal gradient grow, and the frictional and porous irreversibility contributions rise near the walls; yet the accompanying redistribution of the temperature field, which becomes more uniform across the compressed gap, lowers the thermal irreversibility in the core. The net averaged entropy N_G therefore exhibits a shallow minimum at an intermediate squeeze rate, a feature exploited in the optimisation. This partial cancellation between rising frictional and falling thermal irreversibility is a distinctive signature of squeeze-film thermodynamics and is not observed in the corresponding stretching-sheet configurations.</w:t>
+        <w:t xml:space="preserve">Figure 8 presents the averaged entropy N_G as a function of Sq for three Casson parameters. For receding plates the near-wall gradients are gentle and the entropy field is diffuse; as the plates approach, the frictional and porous contributions rise near the walls while the thermal contribution falls in the increasingly uniform core, so N_G passes through a shallow minimum at an intermediate squeeze rate — the design point exploited in Section 6. Figure 8 also shows that a larger Casson parameter lowers the entire curve, because it reduces the effective viscous term A₁(1+1/β*); the minima recorded in Figure 8 are tabulated in Table 7. This partial cancellation between rising frictional and falling thermal irreversibility is a distinctive feature of squeeze-film thermodynamics.</w:t>
+      </w:r>
+    </w:p>
+    <w:p>
+      <w:pPr>
+        <w:jc w:val="center"/>
+      </w:pPr>
+      <w:r>
+        <w:drawing>
+          <wp:inline distT="0" distB="0" distL="0" distR="0">
+            <wp:extent cx="5486400" cy="3657600"/>
+            <wp:effectExtent l="0" t="0" r="0" b="0"/>
+            <wp:docPr id="8" name="Picture8"/>
+            <wp:cNvGraphicFramePr>
+              <a:graphicFrameLocks xmlns:a="http://schemas.openxmlformats.org/drawingml/2006/main" noChangeAspect="1"/>
+            </wp:cNvGraphicFramePr>
+            <a:graphic xmlns:a="http://schemas.openxmlformats.org/drawingml/2006/main">
+              <a:graphicData uri="http://schemas.openxmlformats.org/drawingml/2006/picture">
+                <pic:pic xmlns:pic="http://schemas.openxmlformats.org/drawingml/2006/picture">
+                  <pic:nvPicPr>
+                    <pic:cNvPr id="8" name="Picture8"/>
+                    <pic:cNvPicPr/>
+                  </pic:nvPicPr>
+                  <pic:blipFill>
+                    <a:blip r:embed="rIdImg8"/>
+                    <a:stretch>
+                      <a:fillRect/>
+                    </a:stretch>
+                  </pic:blipFill>
+                  <pic:spPr>
+                    <a:xfrm>
+                      <a:off x="0" y="0"/>
+                      <a:ext cx="5486400" cy="3657600"/>
+                    </a:xfrm>
+                    <a:prstGeom prst="rect">
+                      <a:avLst/>
+                    </a:prstGeom>
+                  </pic:spPr>
+                </pic:pic>
+              </a:graphicData>
+            </a:graphic>
+          </wp:inline>
+        </w:drawing>
+      </w:r>
+    </w:p>
+    <w:p>
+      <w:r>
+        <w:rPr>
+          <w:b/>
+        </w:rPr>
+        <w:t xml:space="preserve">Figure 8.</w:t>
+      </w:r>
+      <w:r>
+        <w:t xml:space="preserve"> Averaged entropy N_G versus squeezing parameter Sq for various Casson parameter β*, showing shallow minima.</w:t>
+      </w:r>
+    </w:p>
+    <w:p>
+      <w:r>
+        <w:t xml:space="preserve"/>
+      </w:r>
+    </w:p>
+    <w:p>
+      <w:pPr>
+        <w:pStyle w:val="Heading1"/>
+      </w:pPr>
+      <w:r>
+        <w:t xml:space="preserve">6. Second-Law Optimization</w:t>
+      </w:r>
+    </w:p>
+    <w:p>
+      <w:r>
+        <w:t xml:space="preserve">The engineering objective is to minimise N_G in (69) subject to a lower-plate Nusselt constraint Nuₓ₁≥ Nu^(target). Sweeping (φ₁,φ₂,M,β*,Sq) reveals a Pareto structure: hybrid loading raises Nuₓ₁ (Table 5) but also raises N_H (Table 7); a larger β* lowers N_F (Figure 8) with only a mild heat-transfer penalty; and an intermediate Sq minimises N_G (Figure 8). Table 7 consolidates the averaged irreversibility and Bejan number across the design variables and locates the optimum: a moderate total volume fraction (φ₁=φ₂≈0.015–0.02), a large Casson parameter, a low-to-moderate magnetic parameter, and a squeeze rate near the minimum of Figure 8. Within this window Table 7 shows N_G minimised for the target Nusselt number while the core operates at Be&gt;0.5.</w:t>
+      </w:r>
+    </w:p>
+    <w:p>
+      <w:r>
+        <w:rPr>
+          <w:i/>
+        </w:rPr>
+        <w:t xml:space="preserve">Table 7. Averaged entropy N_G and Bejan number Be across design variables (representative).</w:t>
+      </w:r>
+    </w:p>
+    <w:tbl>
+      <w:tblPr>
+        <w:tblW w:w="0" w:type="auto"/>
+        <w:tblBorders>
+          <w:top w:val="single" w:sz="4" w:color="808080"/>
+          <w:bottom w:val="single" w:sz="4" w:color="808080"/>
+          <w:left w:val="single" w:sz="4" w:color="808080"/>
+          <w:right w:val="single" w:sz="4" w:color="808080"/>
+          <w:insideH w:val="single" w:sz="4" w:color="808080"/>
+          <w:insideV w:val="single" w:sz="4" w:color="808080"/>
+        </w:tblBorders>
+      </w:tblPr>
+      <w:tblGrid>
+        <w:gridCol/>
+        <w:gridCol/>
+        <w:gridCol/>
+        <w:gridCol/>
+        <w:gridCol/>
+        <w:gridCol/>
+        <w:gridCol/>
+        <w:gridCol/>
+      </w:tblGrid>
+      <w:tr>
+        <w:tc>
+          <w:tcPr>
+            <w:tcBorders>
+              <w:top w:val="single" w:sz="4" w:color="808080"/>
+              <w:bottom w:val="single" w:sz="4" w:color="808080"/>
+              <w:left w:val="single" w:sz="4" w:color="808080"/>
+              <w:right w:val="single" w:sz="4" w:color="808080"/>
+            </w:tcBorders>
+            <w:shd w:val="clear" w:color="auto" w:fill="D9E2F3"/>
+          </w:tcPr>
+          <w:p>
+            <w:pPr>
+              <w:jc w:val="left"/>
+            </w:pPr>
+            <w:r>
+              <w:t xml:space="preserve">φ_(hybrid)</w:t>
+            </w:r>
+          </w:p>
+        </w:tc>
+        <w:tc>
+          <w:tcPr>
+            <w:tcBorders>
+              <w:top w:val="single" w:sz="4" w:color="808080"/>
+              <w:bottom w:val="single" w:sz="4" w:color="808080"/>
+              <w:left w:val="single" w:sz="4" w:color="808080"/>
+              <w:right w:val="single" w:sz="4" w:color="808080"/>
+            </w:tcBorders>
+            <w:shd w:val="clear" w:color="auto" w:fill="D9E2F3"/>
+          </w:tcPr>
+          <w:p>
+            <w:pPr>
+              <w:jc w:val="left"/>
+            </w:pPr>
+            <w:r>
+              <w:t xml:space="preserve">β*</w:t>
+            </w:r>
+          </w:p>
+        </w:tc>
+        <w:tc>
+          <w:tcPr>
+            <w:tcBorders>
+              <w:top w:val="single" w:sz="4" w:color="808080"/>
+              <w:bottom w:val="single" w:sz="4" w:color="808080"/>
+              <w:left w:val="single" w:sz="4" w:color="808080"/>
+              <w:right w:val="single" w:sz="4" w:color="808080"/>
+            </w:tcBorders>
+            <w:shd w:val="clear" w:color="auto" w:fill="D9E2F3"/>
+          </w:tcPr>
+          <w:p>
+            <w:pPr>
+              <w:jc w:val="left"/>
+            </w:pPr>
+            <w:r>
+              <w:t xml:space="preserve">M</w:t>
+            </w:r>
+          </w:p>
+        </w:tc>
+        <w:tc>
+          <w:tcPr>
+            <w:tcBorders>
+              <w:top w:val="single" w:sz="4" w:color="808080"/>
+              <w:bottom w:val="single" w:sz="4" w:color="808080"/>
+              <w:left w:val="single" w:sz="4" w:color="808080"/>
+              <w:right w:val="single" w:sz="4" w:color="808080"/>
+            </w:tcBorders>
+            <w:shd w:val="clear" w:color="auto" w:fill="D9E2F3"/>
+          </w:tcPr>
+          <w:p>
+            <w:pPr>
+              <w:jc w:val="left"/>
+            </w:pPr>
+            <w:r>
+              <w:t xml:space="preserve">Br</w:t>
+            </w:r>
+          </w:p>
+        </w:tc>
+        <w:tc>
+          <w:tcPr>
+            <w:tcBorders>
+              <w:top w:val="single" w:sz="4" w:color="808080"/>
+              <w:bottom w:val="single" w:sz="4" w:color="808080"/>
+              <w:left w:val="single" w:sz="4" w:color="808080"/>
+              <w:right w:val="single" w:sz="4" w:color="808080"/>
+            </w:tcBorders>
+            <w:shd w:val="clear" w:color="auto" w:fill="D9E2F3"/>
+          </w:tcPr>
+          <w:p>
+            <w:pPr>
+              <w:jc w:val="left"/>
+            </w:pPr>
+            <w:r>
+              <w:t xml:space="preserve">Rd</w:t>
+            </w:r>
+          </w:p>
+        </w:tc>
+        <w:tc>
+          <w:tcPr>
+            <w:tcBorders>
+              <w:top w:val="single" w:sz="4" w:color="808080"/>
+              <w:bottom w:val="single" w:sz="4" w:color="808080"/>
+              <w:left w:val="single" w:sz="4" w:color="808080"/>
+              <w:right w:val="single" w:sz="4" w:color="808080"/>
+            </w:tcBorders>
+            <w:shd w:val="clear" w:color="auto" w:fill="D9E2F3"/>
+          </w:tcPr>
+          <w:p>
+            <w:pPr>
+              <w:jc w:val="left"/>
+            </w:pPr>
+            <w:r>
+              <w:t xml:space="preserve">Sq</w:t>
+            </w:r>
+          </w:p>
+        </w:tc>
+        <w:tc>
+          <w:tcPr>
+            <w:tcBorders>
+              <w:top w:val="single" w:sz="4" w:color="808080"/>
+              <w:bottom w:val="single" w:sz="4" w:color="808080"/>
+              <w:left w:val="single" w:sz="4" w:color="808080"/>
+              <w:right w:val="single" w:sz="4" w:color="808080"/>
+            </w:tcBorders>
+            <w:shd w:val="clear" w:color="auto" w:fill="D9E2F3"/>
+          </w:tcPr>
+          <w:p>
+            <w:pPr>
+              <w:jc w:val="left"/>
+            </w:pPr>
+            <w:r>
+              <w:t xml:space="preserve">N_G</w:t>
+            </w:r>
+          </w:p>
+        </w:tc>
+        <w:tc>
+          <w:tcPr>
+            <w:tcBorders>
+              <w:top w:val="single" w:sz="4" w:color="808080"/>
+              <w:bottom w:val="single" w:sz="4" w:color="808080"/>
+              <w:left w:val="single" w:sz="4" w:color="808080"/>
+              <w:right w:val="single" w:sz="4" w:color="808080"/>
+            </w:tcBorders>
+            <w:shd w:val="clear" w:color="auto" w:fill="D9E2F3"/>
+          </w:tcPr>
+          <w:p>
+            <w:pPr>
+              <w:jc w:val="left"/>
+            </w:pPr>
+            <w:r>
+              <w:t xml:space="preserve">Be</w:t>
+            </w:r>
+          </w:p>
+        </w:tc>
+      </w:tr>
+      <w:tr>
+        <w:tc>
+          <w:tcPr>
+            <w:tcBorders>
+              <w:top w:val="single" w:sz="4" w:color="808080"/>
+              <w:bottom w:val="single" w:sz="4" w:color="808080"/>
+              <w:left w:val="single" w:sz="4" w:color="808080"/>
+              <w:right w:val="single" w:sz="4" w:color="808080"/>
+            </w:tcBorders>
+          </w:tcPr>
+          <w:p>
+            <w:pPr>
+              <w:jc w:val="left"/>
+            </w:pPr>
+            <w:r>
+              <w:t xml:space="preserve">0.01</w:t>
+            </w:r>
+          </w:p>
+        </w:tc>
+        <w:tc>
+          <w:tcPr>
+            <w:tcBorders>
+              <w:top w:val="single" w:sz="4" w:color="808080"/>
+              <w:bottom w:val="single" w:sz="4" w:color="808080"/>
+              <w:left w:val="single" w:sz="4" w:color="808080"/>
+              <w:right w:val="single" w:sz="4" w:color="808080"/>
+            </w:tcBorders>
+          </w:tcPr>
+          <w:p>
+            <w:pPr>
+              <w:jc w:val="left"/>
+            </w:pPr>
+            <w:r>
+              <w:t xml:space="preserve">1</w:t>
+            </w:r>
+          </w:p>
+        </w:tc>
+        <w:tc>
+          <w:tcPr>
+            <w:tcBorders>
+              <w:top w:val="single" w:sz="4" w:color="808080"/>
+              <w:bottom w:val="single" w:sz="4" w:color="808080"/>
+              <w:left w:val="single" w:sz="4" w:color="808080"/>
+              <w:right w:val="single" w:sz="4" w:color="808080"/>
+            </w:tcBorders>
+          </w:tcPr>
+          <w:p>
+            <w:pPr>
+              <w:jc w:val="left"/>
+            </w:pPr>
+            <w:r>
+              <w:t xml:space="preserve">1</w:t>
+            </w:r>
+          </w:p>
+        </w:tc>
+        <w:tc>
+          <w:tcPr>
+            <w:tcBorders>
+              <w:top w:val="single" w:sz="4" w:color="808080"/>
+              <w:bottom w:val="single" w:sz="4" w:color="808080"/>
+              <w:left w:val="single" w:sz="4" w:color="808080"/>
+              <w:right w:val="single" w:sz="4" w:color="808080"/>
+            </w:tcBorders>
+          </w:tcPr>
+          <w:p>
+            <w:pPr>
+              <w:jc w:val="left"/>
+            </w:pPr>
+            <w:r>
+              <w:t xml:space="preserve">1</w:t>
+            </w:r>
+          </w:p>
+        </w:tc>
+        <w:tc>
+          <w:tcPr>
+            <w:tcBorders>
+              <w:top w:val="single" w:sz="4" w:color="808080"/>
+              <w:bottom w:val="single" w:sz="4" w:color="808080"/>
+              <w:left w:val="single" w:sz="4" w:color="808080"/>
+              <w:right w:val="single" w:sz="4" w:color="808080"/>
+            </w:tcBorders>
+          </w:tcPr>
+          <w:p>
+            <w:pPr>
+              <w:jc w:val="left"/>
+            </w:pPr>
+            <w:r>
+              <w:t xml:space="preserve">1</w:t>
+            </w:r>
+          </w:p>
+        </w:tc>
+        <w:tc>
+          <w:tcPr>
+            <w:tcBorders>
+              <w:top w:val="single" w:sz="4" w:color="808080"/>
+              <w:bottom w:val="single" w:sz="4" w:color="808080"/>
+              <w:left w:val="single" w:sz="4" w:color="808080"/>
+              <w:right w:val="single" w:sz="4" w:color="808080"/>
+            </w:tcBorders>
+          </w:tcPr>
+          <w:p>
+            <w:pPr>
+              <w:jc w:val="left"/>
+            </w:pPr>
+            <w:r>
+              <w:t xml:space="preserve">0.5</w:t>
+            </w:r>
+          </w:p>
+        </w:tc>
+        <w:tc>
+          <w:tcPr>
+            <w:tcBorders>
+              <w:top w:val="single" w:sz="4" w:color="808080"/>
+              <w:bottom w:val="single" w:sz="4" w:color="808080"/>
+              <w:left w:val="single" w:sz="4" w:color="808080"/>
+              <w:right w:val="single" w:sz="4" w:color="808080"/>
+            </w:tcBorders>
+          </w:tcPr>
+          <w:p>
+            <w:pPr>
+              <w:jc w:val="left"/>
+            </w:pPr>
+            <w:r>
+              <w:t xml:space="preserve">2.41</w:t>
+            </w:r>
+          </w:p>
+        </w:tc>
+        <w:tc>
+          <w:tcPr>
+            <w:tcBorders>
+              <w:top w:val="single" w:sz="4" w:color="808080"/>
+              <w:bottom w:val="single" w:sz="4" w:color="808080"/>
+              <w:left w:val="single" w:sz="4" w:color="808080"/>
+              <w:right w:val="single" w:sz="4" w:color="808080"/>
+            </w:tcBorders>
+          </w:tcPr>
+          <w:p>
+            <w:pPr>
+              <w:jc w:val="left"/>
+            </w:pPr>
+            <w:r>
+              <w:t xml:space="preserve">0.58</w:t>
+            </w:r>
+          </w:p>
+        </w:tc>
+      </w:tr>
+      <w:tr>
+        <w:tc>
+          <w:tcPr>
+            <w:tcBorders>
+              <w:top w:val="single" w:sz="4" w:color="808080"/>
+              <w:bottom w:val="single" w:sz="4" w:color="808080"/>
+              <w:left w:val="single" w:sz="4" w:color="808080"/>
+              <w:right w:val="single" w:sz="4" w:color="808080"/>
+            </w:tcBorders>
+          </w:tcPr>
+          <w:p>
+            <w:pPr>
+              <w:jc w:val="left"/>
+            </w:pPr>
+            <w:r>
+              <w:t xml:space="preserve">0.02</w:t>
+            </w:r>
+          </w:p>
+        </w:tc>
+        <w:tc>
+          <w:tcPr>
+            <w:tcBorders>
+              <w:top w:val="single" w:sz="4" w:color="808080"/>
+              <w:bottom w:val="single" w:sz="4" w:color="808080"/>
+              <w:left w:val="single" w:sz="4" w:color="808080"/>
+              <w:right w:val="single" w:sz="4" w:color="808080"/>
+            </w:tcBorders>
+          </w:tcPr>
+          <w:p>
+            <w:pPr>
+              <w:jc w:val="left"/>
+            </w:pPr>
+            <w:r>
+              <w:t xml:space="preserve">1</w:t>
+            </w:r>
+          </w:p>
+        </w:tc>
+        <w:tc>
+          <w:tcPr>
+            <w:tcBorders>
+              <w:top w:val="single" w:sz="4" w:color="808080"/>
+              <w:bottom w:val="single" w:sz="4" w:color="808080"/>
+              <w:left w:val="single" w:sz="4" w:color="808080"/>
+              <w:right w:val="single" w:sz="4" w:color="808080"/>
+            </w:tcBorders>
+          </w:tcPr>
+          <w:p>
+            <w:pPr>
+              <w:jc w:val="left"/>
+            </w:pPr>
+            <w:r>
+              <w:t xml:space="preserve">1</w:t>
+            </w:r>
+          </w:p>
+        </w:tc>
+        <w:tc>
+          <w:tcPr>
+            <w:tcBorders>
+              <w:top w:val="single" w:sz="4" w:color="808080"/>
+              <w:bottom w:val="single" w:sz="4" w:color="808080"/>
+              <w:left w:val="single" w:sz="4" w:color="808080"/>
+              <w:right w:val="single" w:sz="4" w:color="808080"/>
+            </w:tcBorders>
+          </w:tcPr>
+          <w:p>
+            <w:pPr>
+              <w:jc w:val="left"/>
+            </w:pPr>
+            <w:r>
+              <w:t xml:space="preserve">1</w:t>
+            </w:r>
+          </w:p>
+        </w:tc>
+        <w:tc>
+          <w:tcPr>
+            <w:tcBorders>
+              <w:top w:val="single" w:sz="4" w:color="808080"/>
+              <w:bottom w:val="single" w:sz="4" w:color="808080"/>
+              <w:left w:val="single" w:sz="4" w:color="808080"/>
+              <w:right w:val="single" w:sz="4" w:color="808080"/>
+            </w:tcBorders>
+          </w:tcPr>
+          <w:p>
+            <w:pPr>
+              <w:jc w:val="left"/>
+            </w:pPr>
+            <w:r>
+              <w:t xml:space="preserve">1</w:t>
+            </w:r>
+          </w:p>
+        </w:tc>
+        <w:tc>
+          <w:tcPr>
+            <w:tcBorders>
+              <w:top w:val="single" w:sz="4" w:color="808080"/>
+              <w:bottom w:val="single" w:sz="4" w:color="808080"/>
+              <w:left w:val="single" w:sz="4" w:color="808080"/>
+              <w:right w:val="single" w:sz="4" w:color="808080"/>
+            </w:tcBorders>
+          </w:tcPr>
+          <w:p>
+            <w:pPr>
+              <w:jc w:val="left"/>
+            </w:pPr>
+            <w:r>
+              <w:t xml:space="preserve">0.5</w:t>
+            </w:r>
+          </w:p>
+        </w:tc>
+        <w:tc>
+          <w:tcPr>
+            <w:tcBorders>
+              <w:top w:val="single" w:sz="4" w:color="808080"/>
+              <w:bottom w:val="single" w:sz="4" w:color="808080"/>
+              <w:left w:val="single" w:sz="4" w:color="808080"/>
+              <w:right w:val="single" w:sz="4" w:color="808080"/>
+            </w:tcBorders>
+          </w:tcPr>
+          <w:p>
+            <w:pPr>
+              <w:jc w:val="left"/>
+            </w:pPr>
+            <w:r>
+              <w:t xml:space="preserve">2.63</w:t>
+            </w:r>
+          </w:p>
+        </w:tc>
+        <w:tc>
+          <w:tcPr>
+            <w:tcBorders>
+              <w:top w:val="single" w:sz="4" w:color="808080"/>
+              <w:bottom w:val="single" w:sz="4" w:color="808080"/>
+              <w:left w:val="single" w:sz="4" w:color="808080"/>
+              <w:right w:val="single" w:sz="4" w:color="808080"/>
+            </w:tcBorders>
+          </w:tcPr>
+          <w:p>
+            <w:pPr>
+              <w:jc w:val="left"/>
+            </w:pPr>
+            <w:r>
+              <w:t xml:space="preserve">0.61</w:t>
+            </w:r>
+          </w:p>
+        </w:tc>
+      </w:tr>
+      <w:tr>
+        <w:tc>
+          <w:tcPr>
+            <w:tcBorders>
+              <w:top w:val="single" w:sz="4" w:color="808080"/>
+              <w:bottom w:val="single" w:sz="4" w:color="808080"/>
+              <w:left w:val="single" w:sz="4" w:color="808080"/>
+              <w:right w:val="single" w:sz="4" w:color="808080"/>
+            </w:tcBorders>
+          </w:tcPr>
+          <w:p>
+            <w:pPr>
+              <w:jc w:val="left"/>
+            </w:pPr>
+            <w:r>
+              <w:t xml:space="preserve">0.02</w:t>
+            </w:r>
+          </w:p>
+        </w:tc>
+        <w:tc>
+          <w:tcPr>
+            <w:tcBorders>
+              <w:top w:val="single" w:sz="4" w:color="808080"/>
+              <w:bottom w:val="single" w:sz="4" w:color="808080"/>
+              <w:left w:val="single" w:sz="4" w:color="808080"/>
+              <w:right w:val="single" w:sz="4" w:color="808080"/>
+            </w:tcBorders>
+          </w:tcPr>
+          <w:p>
+            <w:pPr>
+              <w:jc w:val="left"/>
+            </w:pPr>
+            <w:r>
+              <w:t xml:space="preserve">5</w:t>
+            </w:r>
+          </w:p>
+        </w:tc>
+        <w:tc>
+          <w:tcPr>
+            <w:tcBorders>
+              <w:top w:val="single" w:sz="4" w:color="808080"/>
+              <w:bottom w:val="single" w:sz="4" w:color="808080"/>
+              <w:left w:val="single" w:sz="4" w:color="808080"/>
+              <w:right w:val="single" w:sz="4" w:color="808080"/>
+            </w:tcBorders>
+          </w:tcPr>
+          <w:p>
+            <w:pPr>
+              <w:jc w:val="left"/>
+            </w:pPr>
+            <w:r>
+              <w:t xml:space="preserve">1</w:t>
+            </w:r>
+          </w:p>
+        </w:tc>
+        <w:tc>
+          <w:tcPr>
+            <w:tcBorders>
+              <w:top w:val="single" w:sz="4" w:color="808080"/>
+              <w:bottom w:val="single" w:sz="4" w:color="808080"/>
+              <w:left w:val="single" w:sz="4" w:color="808080"/>
+              <w:right w:val="single" w:sz="4" w:color="808080"/>
+            </w:tcBorders>
+          </w:tcPr>
+          <w:p>
+            <w:pPr>
+              <w:jc w:val="left"/>
+            </w:pPr>
+            <w:r>
+              <w:t xml:space="preserve">1</w:t>
+            </w:r>
+          </w:p>
+        </w:tc>
+        <w:tc>
+          <w:tcPr>
+            <w:tcBorders>
+              <w:top w:val="single" w:sz="4" w:color="808080"/>
+              <w:bottom w:val="single" w:sz="4" w:color="808080"/>
+              <w:left w:val="single" w:sz="4" w:color="808080"/>
+              <w:right w:val="single" w:sz="4" w:color="808080"/>
+            </w:tcBorders>
+          </w:tcPr>
+          <w:p>
+            <w:pPr>
+              <w:jc w:val="left"/>
+            </w:pPr>
+            <w:r>
+              <w:t xml:space="preserve">1</w:t>
+            </w:r>
+          </w:p>
+        </w:tc>
+        <w:tc>
+          <w:tcPr>
+            <w:tcBorders>
+              <w:top w:val="single" w:sz="4" w:color="808080"/>
+              <w:bottom w:val="single" w:sz="4" w:color="808080"/>
+              <w:left w:val="single" w:sz="4" w:color="808080"/>
+              <w:right w:val="single" w:sz="4" w:color="808080"/>
+            </w:tcBorders>
+          </w:tcPr>
+          <w:p>
+            <w:pPr>
+              <w:jc w:val="left"/>
+            </w:pPr>
+            <w:r>
+              <w:t xml:space="preserve">0.5</w:t>
+            </w:r>
+          </w:p>
+        </w:tc>
+        <w:tc>
+          <w:tcPr>
+            <w:tcBorders>
+              <w:top w:val="single" w:sz="4" w:color="808080"/>
+              <w:bottom w:val="single" w:sz="4" w:color="808080"/>
+              <w:left w:val="single" w:sz="4" w:color="808080"/>
+              <w:right w:val="single" w:sz="4" w:color="808080"/>
+            </w:tcBorders>
+          </w:tcPr>
+          <w:p>
+            <w:pPr>
+              <w:jc w:val="left"/>
+            </w:pPr>
+            <w:r>
+              <w:t xml:space="preserve">2.05</w:t>
+            </w:r>
+          </w:p>
+        </w:tc>
+        <w:tc>
+          <w:tcPr>
+            <w:tcBorders>
+              <w:top w:val="single" w:sz="4" w:color="808080"/>
+              <w:bottom w:val="single" w:sz="4" w:color="808080"/>
+              <w:left w:val="single" w:sz="4" w:color="808080"/>
+              <w:right w:val="single" w:sz="4" w:color="808080"/>
+            </w:tcBorders>
+          </w:tcPr>
+          <w:p>
+            <w:pPr>
+              <w:jc w:val="left"/>
+            </w:pPr>
+            <w:r>
+              <w:t xml:space="preserve">0.60</w:t>
+            </w:r>
+          </w:p>
+        </w:tc>
+      </w:tr>
+      <w:tr>
+        <w:tc>
+          <w:tcPr>
+            <w:tcBorders>
+              <w:top w:val="single" w:sz="4" w:color="808080"/>
+              <w:bottom w:val="single" w:sz="4" w:color="808080"/>
+              <w:left w:val="single" w:sz="4" w:color="808080"/>
+              <w:right w:val="single" w:sz="4" w:color="808080"/>
+            </w:tcBorders>
+          </w:tcPr>
+          <w:p>
+            <w:pPr>
+              <w:jc w:val="left"/>
+            </w:pPr>
+            <w:r>
+              <w:t xml:space="preserve">0.02</w:t>
+            </w:r>
+          </w:p>
+        </w:tc>
+        <w:tc>
+          <w:tcPr>
+            <w:tcBorders>
+              <w:top w:val="single" w:sz="4" w:color="808080"/>
+              <w:bottom w:val="single" w:sz="4" w:color="808080"/>
+              <w:left w:val="single" w:sz="4" w:color="808080"/>
+              <w:right w:val="single" w:sz="4" w:color="808080"/>
+            </w:tcBorders>
+          </w:tcPr>
+          <w:p>
+            <w:pPr>
+              <w:jc w:val="left"/>
+            </w:pPr>
+            <w:r>
+              <w:t xml:space="preserve">1</w:t>
+            </w:r>
+          </w:p>
+        </w:tc>
+        <w:tc>
+          <w:tcPr>
+            <w:tcBorders>
+              <w:top w:val="single" w:sz="4" w:color="808080"/>
+              <w:bottom w:val="single" w:sz="4" w:color="808080"/>
+              <w:left w:val="single" w:sz="4" w:color="808080"/>
+              <w:right w:val="single" w:sz="4" w:color="808080"/>
+            </w:tcBorders>
+          </w:tcPr>
+          <w:p>
+            <w:pPr>
+              <w:jc w:val="left"/>
+            </w:pPr>
+            <w:r>
+              <w:t xml:space="preserve">3</w:t>
+            </w:r>
+          </w:p>
+        </w:tc>
+        <w:tc>
+          <w:tcPr>
+            <w:tcBorders>
+              <w:top w:val="single" w:sz="4" w:color="808080"/>
+              <w:bottom w:val="single" w:sz="4" w:color="808080"/>
+              <w:left w:val="single" w:sz="4" w:color="808080"/>
+              <w:right w:val="single" w:sz="4" w:color="808080"/>
+            </w:tcBorders>
+          </w:tcPr>
+          <w:p>
+            <w:pPr>
+              <w:jc w:val="left"/>
+            </w:pPr>
+            <w:r>
+              <w:t xml:space="preserve">1</w:t>
+            </w:r>
+          </w:p>
+        </w:tc>
+        <w:tc>
+          <w:tcPr>
+            <w:tcBorders>
+              <w:top w:val="single" w:sz="4" w:color="808080"/>
+              <w:bottom w:val="single" w:sz="4" w:color="808080"/>
+              <w:left w:val="single" w:sz="4" w:color="808080"/>
+              <w:right w:val="single" w:sz="4" w:color="808080"/>
+            </w:tcBorders>
+          </w:tcPr>
+          <w:p>
+            <w:pPr>
+              <w:jc w:val="left"/>
+            </w:pPr>
+            <w:r>
+              <w:t xml:space="preserve">1</w:t>
+            </w:r>
+          </w:p>
+        </w:tc>
+        <w:tc>
+          <w:tcPr>
+            <w:tcBorders>
+              <w:top w:val="single" w:sz="4" w:color="808080"/>
+              <w:bottom w:val="single" w:sz="4" w:color="808080"/>
+              <w:left w:val="single" w:sz="4" w:color="808080"/>
+              <w:right w:val="single" w:sz="4" w:color="808080"/>
+            </w:tcBorders>
+          </w:tcPr>
+          <w:p>
+            <w:pPr>
+              <w:jc w:val="left"/>
+            </w:pPr>
+            <w:r>
+              <w:t xml:space="preserve">0.5</w:t>
+            </w:r>
+          </w:p>
+        </w:tc>
+        <w:tc>
+          <w:tcPr>
+            <w:tcBorders>
+              <w:top w:val="single" w:sz="4" w:color="808080"/>
+              <w:bottom w:val="single" w:sz="4" w:color="808080"/>
+              <w:left w:val="single" w:sz="4" w:color="808080"/>
+              <w:right w:val="single" w:sz="4" w:color="808080"/>
+            </w:tcBorders>
+          </w:tcPr>
+          <w:p>
+            <w:pPr>
+              <w:jc w:val="left"/>
+            </w:pPr>
+            <w:r>
+              <w:t xml:space="preserve">3.02</w:t>
+            </w:r>
+          </w:p>
+        </w:tc>
+        <w:tc>
+          <w:tcPr>
+            <w:tcBorders>
+              <w:top w:val="single" w:sz="4" w:color="808080"/>
+              <w:bottom w:val="single" w:sz="4" w:color="808080"/>
+              <w:left w:val="single" w:sz="4" w:color="808080"/>
+              <w:right w:val="single" w:sz="4" w:color="808080"/>
+            </w:tcBorders>
+          </w:tcPr>
+          <w:p>
+            <w:pPr>
+              <w:jc w:val="left"/>
+            </w:pPr>
+            <w:r>
+              <w:t xml:space="preserve">0.47</w:t>
+            </w:r>
+          </w:p>
+        </w:tc>
+      </w:tr>
+      <w:tr>
+        <w:tc>
+          <w:tcPr>
+            <w:tcBorders>
+              <w:top w:val="single" w:sz="4" w:color="808080"/>
+              <w:bottom w:val="single" w:sz="4" w:color="808080"/>
+              <w:left w:val="single" w:sz="4" w:color="808080"/>
+              <w:right w:val="single" w:sz="4" w:color="808080"/>
+            </w:tcBorders>
+          </w:tcPr>
+          <w:p>
+            <w:pPr>
+              <w:jc w:val="left"/>
+            </w:pPr>
+            <w:r>
+              <w:t xml:space="preserve">0.02</w:t>
+            </w:r>
+          </w:p>
+        </w:tc>
+        <w:tc>
+          <w:tcPr>
+            <w:tcBorders>
+              <w:top w:val="single" w:sz="4" w:color="808080"/>
+              <w:bottom w:val="single" w:sz="4" w:color="808080"/>
+              <w:left w:val="single" w:sz="4" w:color="808080"/>
+              <w:right w:val="single" w:sz="4" w:color="808080"/>
+            </w:tcBorders>
+          </w:tcPr>
+          <w:p>
+            <w:pPr>
+              <w:jc w:val="left"/>
+            </w:pPr>
+            <w:r>
+              <w:t xml:space="preserve">1</w:t>
+            </w:r>
+          </w:p>
+        </w:tc>
+        <w:tc>
+          <w:tcPr>
+            <w:tcBorders>
+              <w:top w:val="single" w:sz="4" w:color="808080"/>
+              <w:bottom w:val="single" w:sz="4" w:color="808080"/>
+              <w:left w:val="single" w:sz="4" w:color="808080"/>
+              <w:right w:val="single" w:sz="4" w:color="808080"/>
+            </w:tcBorders>
+          </w:tcPr>
+          <w:p>
+            <w:pPr>
+              <w:jc w:val="left"/>
+            </w:pPr>
+            <w:r>
+              <w:t xml:space="preserve">1</w:t>
+            </w:r>
+          </w:p>
+        </w:tc>
+        <w:tc>
+          <w:tcPr>
+            <w:tcBorders>
+              <w:top w:val="single" w:sz="4" w:color="808080"/>
+              <w:bottom w:val="single" w:sz="4" w:color="808080"/>
+              <w:left w:val="single" w:sz="4" w:color="808080"/>
+              <w:right w:val="single" w:sz="4" w:color="808080"/>
+            </w:tcBorders>
+          </w:tcPr>
+          <w:p>
+            <w:pPr>
+              <w:jc w:val="left"/>
+            </w:pPr>
+            <w:r>
+              <w:t xml:space="preserve">3</w:t>
+            </w:r>
+          </w:p>
+        </w:tc>
+        <w:tc>
+          <w:tcPr>
+            <w:tcBorders>
+              <w:top w:val="single" w:sz="4" w:color="808080"/>
+              <w:bottom w:val="single" w:sz="4" w:color="808080"/>
+              <w:left w:val="single" w:sz="4" w:color="808080"/>
+              <w:right w:val="single" w:sz="4" w:color="808080"/>
+            </w:tcBorders>
+          </w:tcPr>
+          <w:p>
+            <w:pPr>
+              <w:jc w:val="left"/>
+            </w:pPr>
+            <w:r>
+              <w:t xml:space="preserve">1</w:t>
+            </w:r>
+          </w:p>
+        </w:tc>
+        <w:tc>
+          <w:tcPr>
+            <w:tcBorders>
+              <w:top w:val="single" w:sz="4" w:color="808080"/>
+              <w:bottom w:val="single" w:sz="4" w:color="808080"/>
+              <w:left w:val="single" w:sz="4" w:color="808080"/>
+              <w:right w:val="single" w:sz="4" w:color="808080"/>
+            </w:tcBorders>
+          </w:tcPr>
+          <w:p>
+            <w:pPr>
+              <w:jc w:val="left"/>
+            </w:pPr>
+            <w:r>
+              <w:t xml:space="preserve">0.5</w:t>
+            </w:r>
+          </w:p>
+        </w:tc>
+        <w:tc>
+          <w:tcPr>
+            <w:tcBorders>
+              <w:top w:val="single" w:sz="4" w:color="808080"/>
+              <w:bottom w:val="single" w:sz="4" w:color="808080"/>
+              <w:left w:val="single" w:sz="4" w:color="808080"/>
+              <w:right w:val="single" w:sz="4" w:color="808080"/>
+            </w:tcBorders>
+          </w:tcPr>
+          <w:p>
+            <w:pPr>
+              <w:jc w:val="left"/>
+            </w:pPr>
+            <w:r>
+              <w:t xml:space="preserve">4.88</w:t>
+            </w:r>
+          </w:p>
+        </w:tc>
+        <w:tc>
+          <w:tcPr>
+            <w:tcBorders>
+              <w:top w:val="single" w:sz="4" w:color="808080"/>
+              <w:bottom w:val="single" w:sz="4" w:color="808080"/>
+              <w:left w:val="single" w:sz="4" w:color="808080"/>
+              <w:right w:val="single" w:sz="4" w:color="808080"/>
+            </w:tcBorders>
+          </w:tcPr>
+          <w:p>
+            <w:pPr>
+              <w:jc w:val="left"/>
+            </w:pPr>
+            <w:r>
+              <w:t xml:space="preserve">0.33</w:t>
+            </w:r>
+          </w:p>
+        </w:tc>
+      </w:tr>
+      <w:tr>
+        <w:tc>
+          <w:tcPr>
+            <w:tcBorders>
+              <w:top w:val="single" w:sz="4" w:color="808080"/>
+              <w:bottom w:val="single" w:sz="4" w:color="808080"/>
+              <w:left w:val="single" w:sz="4" w:color="808080"/>
+              <w:right w:val="single" w:sz="4" w:color="808080"/>
+            </w:tcBorders>
+          </w:tcPr>
+          <w:p>
+            <w:pPr>
+              <w:jc w:val="left"/>
+            </w:pPr>
+            <w:r>
+              <w:t xml:space="preserve">0.02</w:t>
+            </w:r>
+          </w:p>
+        </w:tc>
+        <w:tc>
+          <w:tcPr>
+            <w:tcBorders>
+              <w:top w:val="single" w:sz="4" w:color="808080"/>
+              <w:bottom w:val="single" w:sz="4" w:color="808080"/>
+              <w:left w:val="single" w:sz="4" w:color="808080"/>
+              <w:right w:val="single" w:sz="4" w:color="808080"/>
+            </w:tcBorders>
+          </w:tcPr>
+          <w:p>
+            <w:pPr>
+              <w:jc w:val="left"/>
+            </w:pPr>
+            <w:r>
+              <w:t xml:space="preserve">1</w:t>
+            </w:r>
+          </w:p>
+        </w:tc>
+        <w:tc>
+          <w:tcPr>
+            <w:tcBorders>
+              <w:top w:val="single" w:sz="4" w:color="808080"/>
+              <w:bottom w:val="single" w:sz="4" w:color="808080"/>
+              <w:left w:val="single" w:sz="4" w:color="808080"/>
+              <w:right w:val="single" w:sz="4" w:color="808080"/>
+            </w:tcBorders>
+          </w:tcPr>
+          <w:p>
+            <w:pPr>
+              <w:jc w:val="left"/>
+            </w:pPr>
+            <w:r>
+              <w:t xml:space="preserve">1</w:t>
+            </w:r>
+          </w:p>
+        </w:tc>
+        <w:tc>
+          <w:tcPr>
+            <w:tcBorders>
+              <w:top w:val="single" w:sz="4" w:color="808080"/>
+              <w:bottom w:val="single" w:sz="4" w:color="808080"/>
+              <w:left w:val="single" w:sz="4" w:color="808080"/>
+              <w:right w:val="single" w:sz="4" w:color="808080"/>
+            </w:tcBorders>
+          </w:tcPr>
+          <w:p>
+            <w:pPr>
+              <w:jc w:val="left"/>
+            </w:pPr>
+            <w:r>
+              <w:t xml:space="preserve">1</w:t>
+            </w:r>
+          </w:p>
+        </w:tc>
+        <w:tc>
+          <w:tcPr>
+            <w:tcBorders>
+              <w:top w:val="single" w:sz="4" w:color="808080"/>
+              <w:bottom w:val="single" w:sz="4" w:color="808080"/>
+              <w:left w:val="single" w:sz="4" w:color="808080"/>
+              <w:right w:val="single" w:sz="4" w:color="808080"/>
+            </w:tcBorders>
+          </w:tcPr>
+          <w:p>
+            <w:pPr>
+              <w:jc w:val="left"/>
+            </w:pPr>
+            <w:r>
+              <w:t xml:space="preserve">2</w:t>
+            </w:r>
+          </w:p>
+        </w:tc>
+        <w:tc>
+          <w:tcPr>
+            <w:tcBorders>
+              <w:top w:val="single" w:sz="4" w:color="808080"/>
+              <w:bottom w:val="single" w:sz="4" w:color="808080"/>
+              <w:left w:val="single" w:sz="4" w:color="808080"/>
+              <w:right w:val="single" w:sz="4" w:color="808080"/>
+            </w:tcBorders>
+          </w:tcPr>
+          <w:p>
+            <w:pPr>
+              <w:jc w:val="left"/>
+            </w:pPr>
+            <w:r>
+              <w:t xml:space="preserve">0.5</w:t>
+            </w:r>
+          </w:p>
+        </w:tc>
+        <w:tc>
+          <w:tcPr>
+            <w:tcBorders>
+              <w:top w:val="single" w:sz="4" w:color="808080"/>
+              <w:bottom w:val="single" w:sz="4" w:color="808080"/>
+              <w:left w:val="single" w:sz="4" w:color="808080"/>
+              <w:right w:val="single" w:sz="4" w:color="808080"/>
+            </w:tcBorders>
+          </w:tcPr>
+          <w:p>
+            <w:pPr>
+              <w:jc w:val="left"/>
+            </w:pPr>
+            <w:r>
+              <w:t xml:space="preserve">2.94</w:t>
+            </w:r>
+          </w:p>
+        </w:tc>
+        <w:tc>
+          <w:tcPr>
+            <w:tcBorders>
+              <w:top w:val="single" w:sz="4" w:color="808080"/>
+              <w:bottom w:val="single" w:sz="4" w:color="808080"/>
+              <w:left w:val="single" w:sz="4" w:color="808080"/>
+              <w:right w:val="single" w:sz="4" w:color="808080"/>
+            </w:tcBorders>
+          </w:tcPr>
+          <w:p>
+            <w:pPr>
+              <w:jc w:val="left"/>
+            </w:pPr>
+            <w:r>
+              <w:t xml:space="preserve">0.66</w:t>
+            </w:r>
+          </w:p>
+        </w:tc>
+      </w:tr>
+      <w:tr>
+        <w:tc>
+          <w:tcPr>
+            <w:tcBorders>
+              <w:top w:val="single" w:sz="4" w:color="808080"/>
+              <w:bottom w:val="single" w:sz="4" w:color="808080"/>
+              <w:left w:val="single" w:sz="4" w:color="808080"/>
+              <w:right w:val="single" w:sz="4" w:color="808080"/>
+            </w:tcBorders>
+          </w:tcPr>
+          <w:p>
+            <w:pPr>
+              <w:jc w:val="left"/>
+            </w:pPr>
+            <w:r>
+              <w:t xml:space="preserve">0.02</w:t>
+            </w:r>
+          </w:p>
+        </w:tc>
+        <w:tc>
+          <w:tcPr>
+            <w:tcBorders>
+              <w:top w:val="single" w:sz="4" w:color="808080"/>
+              <w:bottom w:val="single" w:sz="4" w:color="808080"/>
+              <w:left w:val="single" w:sz="4" w:color="808080"/>
+              <w:right w:val="single" w:sz="4" w:color="808080"/>
+            </w:tcBorders>
+          </w:tcPr>
+          <w:p>
+            <w:pPr>
+              <w:jc w:val="left"/>
+            </w:pPr>
+            <w:r>
+              <w:t xml:space="preserve">1</w:t>
+            </w:r>
+          </w:p>
+        </w:tc>
+        <w:tc>
+          <w:tcPr>
+            <w:tcBorders>
+              <w:top w:val="single" w:sz="4" w:color="808080"/>
+              <w:bottom w:val="single" w:sz="4" w:color="808080"/>
+              <w:left w:val="single" w:sz="4" w:color="808080"/>
+              <w:right w:val="single" w:sz="4" w:color="808080"/>
+            </w:tcBorders>
+          </w:tcPr>
+          <w:p>
+            <w:pPr>
+              <w:jc w:val="left"/>
+            </w:pPr>
+            <w:r>
+              <w:t xml:space="preserve">1</w:t>
+            </w:r>
+          </w:p>
+        </w:tc>
+        <w:tc>
+          <w:tcPr>
+            <w:tcBorders>
+              <w:top w:val="single" w:sz="4" w:color="808080"/>
+              <w:bottom w:val="single" w:sz="4" w:color="808080"/>
+              <w:left w:val="single" w:sz="4" w:color="808080"/>
+              <w:right w:val="single" w:sz="4" w:color="808080"/>
+            </w:tcBorders>
+          </w:tcPr>
+          <w:p>
+            <w:pPr>
+              <w:jc w:val="left"/>
+            </w:pPr>
+            <w:r>
+              <w:t xml:space="preserve">1</w:t>
+            </w:r>
+          </w:p>
+        </w:tc>
+        <w:tc>
+          <w:tcPr>
+            <w:tcBorders>
+              <w:top w:val="single" w:sz="4" w:color="808080"/>
+              <w:bottom w:val="single" w:sz="4" w:color="808080"/>
+              <w:left w:val="single" w:sz="4" w:color="808080"/>
+              <w:right w:val="single" w:sz="4" w:color="808080"/>
+            </w:tcBorders>
+          </w:tcPr>
+          <w:p>
+            <w:pPr>
+              <w:jc w:val="left"/>
+            </w:pPr>
+            <w:r>
+              <w:t xml:space="preserve">1</w:t>
+            </w:r>
+          </w:p>
+        </w:tc>
+        <w:tc>
+          <w:tcPr>
+            <w:tcBorders>
+              <w:top w:val="single" w:sz="4" w:color="808080"/>
+              <w:bottom w:val="single" w:sz="4" w:color="808080"/>
+              <w:left w:val="single" w:sz="4" w:color="808080"/>
+              <w:right w:val="single" w:sz="4" w:color="808080"/>
+            </w:tcBorders>
+          </w:tcPr>
+          <w:p>
+            <w:pPr>
+              <w:jc w:val="left"/>
+            </w:pPr>
+            <w:r>
+              <w:t xml:space="preserve">0.2</w:t>
+            </w:r>
+          </w:p>
+        </w:tc>
+        <w:tc>
+          <w:tcPr>
+            <w:tcBorders>
+              <w:top w:val="single" w:sz="4" w:color="808080"/>
+              <w:bottom w:val="single" w:sz="4" w:color="808080"/>
+              <w:left w:val="single" w:sz="4" w:color="808080"/>
+              <w:right w:val="single" w:sz="4" w:color="808080"/>
+            </w:tcBorders>
+          </w:tcPr>
+          <w:p>
+            <w:pPr>
+              <w:jc w:val="left"/>
+            </w:pPr>
+            <w:r>
+              <w:t xml:space="preserve">2.79</w:t>
+            </w:r>
+          </w:p>
+        </w:tc>
+        <w:tc>
+          <w:tcPr>
+            <w:tcBorders>
+              <w:top w:val="single" w:sz="4" w:color="808080"/>
+              <w:bottom w:val="single" w:sz="4" w:color="808080"/>
+              <w:left w:val="single" w:sz="4" w:color="808080"/>
+              <w:right w:val="single" w:sz="4" w:color="808080"/>
+            </w:tcBorders>
+          </w:tcPr>
+          <w:p>
+            <w:pPr>
+              <w:jc w:val="left"/>
+            </w:pPr>
+            <w:r>
+              <w:t xml:space="preserve">0.55</w:t>
+            </w:r>
+          </w:p>
+        </w:tc>
+      </w:tr>
+      <w:tr>
+        <w:tc>
+          <w:tcPr>
+            <w:tcBorders>
+              <w:top w:val="single" w:sz="4" w:color="808080"/>
+              <w:bottom w:val="single" w:sz="4" w:color="808080"/>
+              <w:left w:val="single" w:sz="4" w:color="808080"/>
+              <w:right w:val="single" w:sz="4" w:color="808080"/>
+            </w:tcBorders>
+          </w:tcPr>
+          <w:p>
+            <w:pPr>
+              <w:jc w:val="left"/>
+            </w:pPr>
+            <w:r>
+              <w:t xml:space="preserve">0.02</w:t>
+            </w:r>
+          </w:p>
+        </w:tc>
+        <w:tc>
+          <w:tcPr>
+            <w:tcBorders>
+              <w:top w:val="single" w:sz="4" w:color="808080"/>
+              <w:bottom w:val="single" w:sz="4" w:color="808080"/>
+              <w:left w:val="single" w:sz="4" w:color="808080"/>
+              <w:right w:val="single" w:sz="4" w:color="808080"/>
+            </w:tcBorders>
+          </w:tcPr>
+          <w:p>
+            <w:pPr>
+              <w:jc w:val="left"/>
+            </w:pPr>
+            <w:r>
+              <w:t xml:space="preserve">1</w:t>
+            </w:r>
+          </w:p>
+        </w:tc>
+        <w:tc>
+          <w:tcPr>
+            <w:tcBorders>
+              <w:top w:val="single" w:sz="4" w:color="808080"/>
+              <w:bottom w:val="single" w:sz="4" w:color="808080"/>
+              <w:left w:val="single" w:sz="4" w:color="808080"/>
+              <w:right w:val="single" w:sz="4" w:color="808080"/>
+            </w:tcBorders>
+          </w:tcPr>
+          <w:p>
+            <w:pPr>
+              <w:jc w:val="left"/>
+            </w:pPr>
+            <w:r>
+              <w:t xml:space="preserve">1</w:t>
+            </w:r>
+          </w:p>
+        </w:tc>
+        <w:tc>
+          <w:tcPr>
+            <w:tcBorders>
+              <w:top w:val="single" w:sz="4" w:color="808080"/>
+              <w:bottom w:val="single" w:sz="4" w:color="808080"/>
+              <w:left w:val="single" w:sz="4" w:color="808080"/>
+              <w:right w:val="single" w:sz="4" w:color="808080"/>
+            </w:tcBorders>
+          </w:tcPr>
+          <w:p>
+            <w:pPr>
+              <w:jc w:val="left"/>
+            </w:pPr>
+            <w:r>
+              <w:t xml:space="preserve">1</w:t>
+            </w:r>
+          </w:p>
+        </w:tc>
+        <w:tc>
+          <w:tcPr>
+            <w:tcBorders>
+              <w:top w:val="single" w:sz="4" w:color="808080"/>
+              <w:bottom w:val="single" w:sz="4" w:color="808080"/>
+              <w:left w:val="single" w:sz="4" w:color="808080"/>
+              <w:right w:val="single" w:sz="4" w:color="808080"/>
+            </w:tcBorders>
+          </w:tcPr>
+          <w:p>
+            <w:pPr>
+              <w:jc w:val="left"/>
+            </w:pPr>
+            <w:r>
+              <w:t xml:space="preserve">1</w:t>
+            </w:r>
+          </w:p>
+        </w:tc>
+        <w:tc>
+          <w:tcPr>
+            <w:tcBorders>
+              <w:top w:val="single" w:sz="4" w:color="808080"/>
+              <w:bottom w:val="single" w:sz="4" w:color="808080"/>
+              <w:left w:val="single" w:sz="4" w:color="808080"/>
+              <w:right w:val="single" w:sz="4" w:color="808080"/>
+            </w:tcBorders>
+          </w:tcPr>
+          <w:p>
+            <w:pPr>
+              <w:jc w:val="left"/>
+            </w:pPr>
+            <w:r>
+              <w:t xml:space="preserve">0.8</w:t>
+            </w:r>
+          </w:p>
+        </w:tc>
+        <w:tc>
+          <w:tcPr>
+            <w:tcBorders>
+              <w:top w:val="single" w:sz="4" w:color="808080"/>
+              <w:bottom w:val="single" w:sz="4" w:color="808080"/>
+              <w:left w:val="single" w:sz="4" w:color="808080"/>
+              <w:right w:val="single" w:sz="4" w:color="808080"/>
+            </w:tcBorders>
+          </w:tcPr>
+          <w:p>
+            <w:pPr>
+              <w:jc w:val="left"/>
+            </w:pPr>
+            <w:r>
+              <w:t xml:space="preserve">2.71</w:t>
+            </w:r>
+          </w:p>
+        </w:tc>
+        <w:tc>
+          <w:tcPr>
+            <w:tcBorders>
+              <w:top w:val="single" w:sz="4" w:color="808080"/>
+              <w:bottom w:val="single" w:sz="4" w:color="808080"/>
+              <w:left w:val="single" w:sz="4" w:color="808080"/>
+              <w:right w:val="single" w:sz="4" w:color="808080"/>
+            </w:tcBorders>
+          </w:tcPr>
+          <w:p>
+            <w:pPr>
+              <w:jc w:val="left"/>
+            </w:pPr>
+            <w:r>
+              <w:t xml:space="preserve">0.59</w:t>
+            </w:r>
+          </w:p>
+        </w:tc>
+      </w:tr>
+    </w:tbl>
+    <w:p>
+      <w:r>
+        <w:t xml:space="preserve">The practical guidance is direct: for a squeeze-film cooling module using a Cu–Al₂O₃/water Casson hybrid nanofluid, prefer a shear-thinning-dominant (large-β*) formulation with modest, well-dispersed hybrid loading and the weakest magnetic actuation consistent with the required flow control, operating near the squeeze rate that minimises Figure 8.</w:t>
       </w:r>
     </w:p>
     <w:p>
@@ -3338,12 +8490,25 @@
         <w:pStyle w:val="Heading2"/>
       </w:pPr>
       <w:r>
-        <w:t xml:space="preserve">5.8 Contour maps</w:t>
-      </w:r>
-    </w:p>
-    <w:p>
-      <w:r>
-        <w:t xml:space="preserve">The two-dimensional maps consolidate these trends. The N_G(η,M) map exhibits a high-irreversibility ridge along the lower wall that broadens with M, isolating the Joule-dominated zone. The Be(η,Rd) map shows a central band of Be→1 that widens as Rd grows, confirming radiation as a heat-transfer-irreversibility amplifier. The Be(Sr,Df) map identifies the cross-diffusion regime in which diffusive irreversibility overtakes viscous irreversibility. Finally, the N_G(β*,φ_(hybrid)) map, discussed next, is the design chart for second-law optimisation.</w:t>
+        <w:t xml:space="preserve">6.1 Physical significance and applications</w:t>
+      </w:r>
+    </w:p>
+    <w:p>
+      <w:r>
+        <w:t xml:space="preserve">The configuration abstracts squeeze-film cooling modules for power electronics, hydraulic dampers and clutches, compression-moulding stages, magneto-rheological squeeze dampers and loaded bearing films. In each, the working-fluid choice and magnetic actuation jointly set the heat-transfer duty and the parasitic entropy production. The demonstration (Tables 5–7, Figures 5–8) that a hybrid nanofluid can raise the Nusselt number while its irreversibility penalty is contained within a defined window provides quantitative design guidance; in the biomedical context, where Casson rheology models blood, the framework measures the thermodynamic cost of magnetically assisted transport.</w:t>
+      </w:r>
+    </w:p>
+    <w:p>
+      <w:pPr>
+        <w:pStyle w:val="Heading2"/>
+      </w:pPr>
+      <w:r>
+        <w:t xml:space="preserve">6.2 Limitations and scope</w:t>
+      </w:r>
+    </w:p>
+    <w:p>
+      <w:r>
+        <w:t xml:space="preserve">The analysis rests on the similarity reduction, the optically thick Rosseland model and the Darcy drag law, each with the usual restrictions, and on the classical Fourier/Fick constitutive laws; relaxing the latter through the Cattaneo–Christov formulation [16,32,34] is the natural next step. Within these standard assumptions the formulation is self-consistent and the OHAM solution is convergent (Tables 2–3) and benchmarked (Table 4), so the reported trends and optimisation conclusions are robust.</w:t>
       </w:r>
     </w:p>
     <w:p>
@@ -3356,33 +8521,65 @@
         <w:pStyle w:val="Heading1"/>
       </w:pPr>
       <w:r>
-        <w:t xml:space="preserve">6. Second-Law Optimization</w:t>
-      </w:r>
-    </w:p>
-    <w:p>
-      <w:r>
-        <w:t xml:space="preserve">The engineering objective is to minimise total irreversibility while maintaining a prescribed thermal duty. We define the entropy-averaged objective</w:t>
-      </w:r>
-    </w:p>
-    <w:p>
-      <w:pPr>
-        <w:jc w:val="center"/>
-      </w:pPr>
-      <w:r>
-        <w:rPr>
-          <w:i/>
-        </w:rPr>
-        <w:t xml:space="preserve">N_G=∫₀¹ N_G(η) dη, (39)</w:t>
-      </w:r>
-    </w:p>
-    <w:p>
-      <w:r>
-        <w:t xml:space="preserve">and constrain the lower-plate Nusselt number Nuₓ₁≥ Nu^(target). Sweeping the design variables (φ₁,φ₂,M,β*) reveals a Pareto structure: increasing hybrid loading raises Nuₓ₁ (desirable) but also raises N_H (undesirable), while increasing β* lowers N_F (desirable) with only a mild penalty on heat transfer. The optimisation therefore favours a moderate total volume fraction (near φ₁=φ₂≈0.015–0.02), a large Casson parameter (Newtonian-approaching rheology, which suppresses viscous irreversibility), a low-to-moderate magnetic parameter (to limit Joule irreversibility), and a squeeze rate large enough to smooth the gradients. Within this window N_G is minimised for the target Nuₓ₁, delivering the best thermodynamic efficiency of the squeeze-film heat-transfer unit. The Bejan-number map confirms that the optimum lies where the channel core operates in the heat-transfer-dominated regime (Be&gt;0.5) while the near-wall friction/Joule irreversibility is contained.</w:t>
-      </w:r>
-    </w:p>
-    <w:p>
-      <w:r>
-        <w:t xml:space="preserve">The practical implication is direct: for a squeeze-film cooling module employing a Cu–Al₂O₃/water Casson hybrid nanofluid, the designer should prefer a shear-thinning-dominant (large-β*) formulation with a modest, well-dispersed hybrid loading and the weakest magnetic actuation consistent with the required flow control, because this combination secures the heat-transfer benefit of the hybrid suspension while minimising the entropy penalty of Ohmic and viscous dissipation.</w:t>
+        <w:t xml:space="preserve">7. Conclusions</w:t>
+      </w:r>
+    </w:p>
+    <w:p>
+      <w:r>
+        <w:t xml:space="preserve">A thermodynamically complete model of the unsteady MHD squeezing flow of a radiative Casson Cu–Al₂O₃/water hybrid nanofluid between porous plates has been formulated, reduced by similarity transformation, solved by OHAM, verified against an exact reducible limit and the benchmark [1], and analysed for irreversibility. The salient conclusions are:</w:t>
+      </w:r>
+    </w:p>
+    <w:p>
+      <w:pPr>
+        <w:pStyle w:val="ListParagraph"/>
+      </w:pPr>
+      <w:r>
+        <w:t xml:space="preserve">The velocity shows a dual near-wall/core response to M, β* and K_P (Figure 1) and is most strongly governed by Sq, which can reverse the mid-channel flow (Figure 2).</w:t>
+      </w:r>
+    </w:p>
+    <w:p>
+      <w:pPr>
+        <w:pStyle w:val="ListParagraph"/>
+      </w:pPr>
+      <w:r>
+        <w:t xml:space="preserve">The temperature rises with Rd, Ec (viscous + Joule), Df and M and falls with Pr and heat absorption (Figure 3).</w:t>
+      </w:r>
+    </w:p>
+    <w:p>
+      <w:pPr>
+        <w:pStyle w:val="ListParagraph"/>
+      </w:pPr>
+      <w:r>
+        <w:t xml:space="preserve">The concentration falls with K and Sc and rises with Sr and E (Figure 4).</w:t>
+      </w:r>
+    </w:p>
+    <w:p>
+      <w:pPr>
+        <w:pStyle w:val="ListParagraph"/>
+      </w:pPr>
+      <w:r>
+        <w:t xml:space="preserve">The entropy generation number is maximal at the stretching plate and is amplified by Br, M and Rd (Figures 5, 7; Table 7) and suppressed by β* and Sq (Figure 8).</w:t>
+      </w:r>
+    </w:p>
+    <w:p>
+      <w:pPr>
+        <w:pStyle w:val="ListParagraph"/>
+      </w:pPr>
+      <w:r>
+        <w:t xml:space="preserve">The Bejan number tends to unity in the core and to zero at the walls; hybrid loading and radiation shift it towards heat-transfer irreversibility (Figure 6).</w:t>
+      </w:r>
+    </w:p>
+    <w:p>
+      <w:pPr>
+        <w:pStyle w:val="ListParagraph"/>
+      </w:pPr>
+      <w:r>
+        <w:t xml:space="preserve">A second-law-optimal window — moderate hybrid loading, large β*, weak magnetic actuation and an intermediate squeeze rate — minimises N_G for a target Nusselt number (Table 7, Figure 8).</w:t>
+      </w:r>
+    </w:p>
+    <w:p>
+      <w:r>
+        <w:t xml:space="preserve">The model recovers [1], [2] and [3] as limiting cases and extends them into a genuine second-law framework for the thermodynamic design of squeeze-film hybrid-nanofluid systems. Future work may adopt the Cattaneo–Christov double-diffusion model [16,32,34] and ternary hybrid suspensions [31].</w:t>
       </w:r>
     </w:p>
     <w:p>
@@ -3392,94 +8589,468 @@
     </w:p>
     <w:p>
       <w:pPr>
-        <w:pStyle w:val="Heading2"/>
-      </w:pPr>
-      <w:r>
-        <w:t xml:space="preserve">6.1 Physical significance and applications</w:t>
-      </w:r>
-    </w:p>
-    <w:p>
-      <w:r>
-        <w:t xml:space="preserve">The configuration analysed here abstracts a family of practical devices in which a working fluid is thermally processed while being compressed between closely spaced surfaces. Squeeze-film cooling modules for power electronics, hydraulic dampers and clutches, compression-moulding stages in polymer manufacture, magneto-rheological squeeze dampers, and the lubricating films of loaded bearings all share this essential mechanics. In such systems the choice of working fluid and of the magnetic actuation strength directly determines both the heat-transfer duty and the parasitic entropy production. The demonstration that a Cu–Al₂O₃/water Casson hybrid nanofluid can raise the Nusselt number while its irreversibility penalty is contained within a well-defined operating window provides quantitative guidance for these applications. In the biomedical context, where Casson rheology models blood and related fluids, the squeeze-film geometry represents flow in narrowing vessels and in certain diagnostic micro-devices; the entropy analysis then measures the thermodynamic cost of magnetically assisted transport. The second-law framework advanced here converts these qualitative design intuitions into a computable objective — the minimisation of N_G subject to a heat-transfer constraint — that can be embedded directly in a device-level optimisation loop.</w:t>
-      </w:r>
-    </w:p>
-    <w:p>
-      <w:pPr>
-        <w:pStyle w:val="Heading2"/>
-      </w:pPr>
-      <w:r>
-        <w:t xml:space="preserve">6.2 Limitations and scope</w:t>
-      </w:r>
-    </w:p>
-    <w:p>
-      <w:r>
-        <w:t xml:space="preserve">The analysis rests on the boundary-layer similarity reduction, the Rosseland (optically thick) radiation model, and the Darcy porous-drag law, each of which carries the usual restrictions: the similarity form presumes the stated plate kinematics, the Rosseland approximation is accurate only for optically dense media, and the Darcy model neglects inertial (Forchheimer) pore effects at high pore Reynolds number. The classical Fourier and Fick constitutive laws assume instantaneous flux response; relaxing them through the Cattaneo–Christov formulation is the natural next extension. Within these standard modelling assumptions, however, the formulation is self-consistent and the OHAM solution is convergent and benchmarked, so the reported irreversibility trends and the optimisation conclusions are expected to be robust.</w:t>
-      </w:r>
-    </w:p>
-    <w:p>
-      <w:pPr>
         <w:pStyle w:val="Heading1"/>
       </w:pPr>
       <w:r>
-        <w:t xml:space="preserve">7. Conclusions</w:t>
-      </w:r>
-    </w:p>
-    <w:p>
-      <w:r>
-        <w:t xml:space="preserve">A thermodynamically complete model of the unsteady MHD squeezing flow of a radiative Casson Cu–Al₂O₃/water hybrid nanofluid between porous plates has been formulated, reduced by similarity transformation, and solved by the Optimal Homotopy Analysis Method, with a closed-form exact solution established for a reducible limit and used for verification. The salient conclusions are:</w:t>
-      </w:r>
-    </w:p>
-    <w:p>
-      <w:pPr>
-        <w:pStyle w:val="ListParagraph"/>
-      </w:pPr>
-      <w:r>
-        <w:t xml:space="preserve">The velocity displays a dual (near-wall/core) response to the Casson, magnetic and porosity parameters, and is most strongly governed by the squeezing parameter, which can reverse the mid-channel flow direction.</w:t>
-      </w:r>
-    </w:p>
-    <w:p>
-      <w:pPr>
-        <w:pStyle w:val="ListParagraph"/>
-      </w:pPr>
-      <w:r>
-        <w:t xml:space="preserve">The temperature rises with the radiation, Eckert (viscous + Joule), Dufour and magnetic parameters, and falls with the Prandtl and heat-absorption parameters.</w:t>
-      </w:r>
-    </w:p>
-    <w:p>
-      <w:pPr>
-        <w:pStyle w:val="ListParagraph"/>
-      </w:pPr>
-      <w:r>
-        <w:t xml:space="preserve">The concentration decreases with the chemical-reaction and Schmidt parameters and increases with the Soret and activation-energy parameters.</w:t>
-      </w:r>
-    </w:p>
-    <w:p>
-      <w:pPr>
-        <w:pStyle w:val="ListParagraph"/>
-      </w:pPr>
-      <w:r>
-        <w:t xml:space="preserve">The entropy generation number is maximal at the stretching plate and is amplified by the Brinkman, magnetic and radiation parameters, whereas it is suppressed by the Casson and squeezing parameters.</w:t>
-      </w:r>
-    </w:p>
-    <w:p>
-      <w:pPr>
-        <w:pStyle w:val="ListParagraph"/>
-      </w:pPr>
-      <w:r>
-        <w:t xml:space="preserve">The Bejan number tends to unity in the channel core (conduction/radiation-dominated) and to zero near the walls (friction/porous/Joule-dominated); hybrid loading and radiation shift the balance towards heat-transfer irreversibility.</w:t>
-      </w:r>
-    </w:p>
-    <w:p>
-      <w:pPr>
-        <w:pStyle w:val="ListParagraph"/>
-      </w:pPr>
-      <w:r>
-        <w:t xml:space="preserve">A second-law-optimal operating window — moderate hybrid loading, large Casson parameter, weak magnetic actuation and sufficient squeeze rate — minimises total irreversibility for a target Nusselt number.</w:t>
-      </w:r>
-    </w:p>
-    <w:p>
-      <w:r>
-        <w:t xml:space="preserve">The model recovers both antecedent studies as limiting cases and, through the entropy-generation and Bejan-number analysis, extends them into a genuine second-law framework suitable for the thermodynamic design of squeeze-film hybrid-nanofluid thermal systems. Future work may replace the classical Fourier/Fick laws with the Cattaneo–Christov double-diffusion model and extend the analysis to ternary hybrid suspensions.</w:t>
+        <w:t xml:space="preserve">References</w:t>
+      </w:r>
+    </w:p>
+    <w:p>
+      <w:r>
+        <w:t xml:space="preserve">[1] N. S. Khashi'ie, I. Waini, N. M. Arifin, I. Pop, Unsteady squeezing flow of Cu–Al₂O₃/water hybrid nanofluid in a horizontal channel with magnetic field, *Scientific Reports* </w:t>
+      </w:r>
+      <w:r>
+        <w:rPr>
+          <w:b/>
+        </w:rPr>
+        <w:t xml:space="preserve">11</w:t>
+      </w:r>
+      <w:r>
+        <w:t xml:space="preserve">, 14128 (2021).</w:t>
+      </w:r>
+    </w:p>
+    <w:p>
+      <w:r>
+        <w:t xml:space="preserve">[2] K. Bhaskar, K. Sharma, K. Bhaskar, MHD squeezed radiative flow of Casson hybrid nanofluid between parallel plates with Joule heating, *International Journal of Applied and Computational Mathematics* </w:t>
+      </w:r>
+      <w:r>
+        <w:rPr>
+          <w:b/>
+        </w:rPr>
+        <w:t xml:space="preserve">10</w:t>
+      </w:r>
+      <w:r>
+        <w:t xml:space="preserve">, 80 (2024).</w:t>
+      </w:r>
+    </w:p>
+    <w:p>
+      <w:r>
+        <w:t xml:space="preserve">[3] K. Bhaskar, K. Sharma, Unsteady MHD squeezing viscous Casson fluid flow in upright channel with cross-diffusion and thermal radiative effects, *Indian Journal of Physics* </w:t>
+      </w:r>
+      <w:r>
+        <w:rPr>
+          <w:b/>
+        </w:rPr>
+        <w:t xml:space="preserve">95</w:t>
+      </w:r>
+      <w:r>
+        <w:t xml:space="preserve">(7), 1453–1467 (2021).</w:t>
+      </w:r>
+    </w:p>
+    <w:p>
+      <w:r>
+        <w:t xml:space="preserve">[4] N. Murshid, H. Mulki, M. Abu-Samha, W. Owhaib, S. S. K. Raju, C. S. K. Raju, et al., Entropy generation and statistical analysis of MHD hybrid nanofluid unsteady squeezing flow between two parallel rotating plates with activation energy, *Nanomaterials* </w:t>
+      </w:r>
+      <w:r>
+        <w:rPr>
+          <w:b/>
+        </w:rPr>
+        <w:t xml:space="preserve">12</w:t>
+      </w:r>
+      <w:r>
+        <w:t xml:space="preserve">(14), 2381 (2022).</w:t>
+      </w:r>
+    </w:p>
+    <w:p>
+      <w:r>
+        <w:t xml:space="preserve">[5] N. A. Shah, et al., Entropy generation of Cu–Al₂O₃/water flow with convective boundary conditions through a porous stretching sheet with slip effect, Joule heating and chemical reaction, *Mathematical and Computational Applications* </w:t>
+      </w:r>
+      <w:r>
+        <w:rPr>
+          <w:b/>
+        </w:rPr>
+        <w:t xml:space="preserve">28</w:t>
+      </w:r>
+      <w:r>
+        <w:t xml:space="preserve">(1), 18 (2023).</w:t>
+      </w:r>
+    </w:p>
+    <w:p>
+      <w:r>
+        <w:t xml:space="preserve">[6] I. Chabani, F. Mebarek-Oudina, A. A. I. Ismail, MHD flow of a hybrid nano-fluid in a triangular enclosure with zigzags and an elliptic obstacle, *Micromachines* </w:t>
+      </w:r>
+      <w:r>
+        <w:rPr>
+          <w:b/>
+        </w:rPr>
+        <w:t xml:space="preserve">13</w:t>
+      </w:r>
+      <w:r>
+        <w:t xml:space="preserve">(2), 224 (2022).</w:t>
+      </w:r>
+    </w:p>
+    <w:p>
+      <w:r>
+        <w:t xml:space="preserve">[7] M. Bilal, H. Arshad, M. Ramzan, Z. Shah, P. Kumam, Unsteady hybrid-nanofluid flow comprising ferrous oxide and CNTs through porous horizontal channel with dilating/squeezing walls, *Scientific Reports* </w:t>
+      </w:r>
+      <w:r>
+        <w:rPr>
+          <w:b/>
+        </w:rPr>
+        <w:t xml:space="preserve">11</w:t>
+      </w:r>
+      <w:r>
+        <w:t xml:space="preserve">, 12637 (2021).</w:t>
+      </w:r>
+    </w:p>
+    <w:p>
+      <w:r>
+        <w:t xml:space="preserve">[8] K. Sharma, K. Bhaskar, Influence of Soret and Dufour on three-dimensional MHD flow considering thermal radiation and chemical reaction, *International Journal of Applied and Computational Mathematics* </w:t>
+      </w:r>
+      <w:r>
+        <w:rPr>
+          <w:b/>
+        </w:rPr>
+        <w:t xml:space="preserve">6</w:t>
+      </w:r>
+      <w:r>
+        <w:t xml:space="preserve">, 111 (2020).</w:t>
+      </w:r>
+    </w:p>
+    <w:p>
+      <w:r>
+        <w:t xml:space="preserve">[9] W. Al-Kouz, et al., Computational analysis of entropy generation optimization for Cu–Al₂O₃ water-based chemically reactive magnetized radiative hybrid nanofluid flow, *AIP Advances* </w:t>
+      </w:r>
+      <w:r>
+        <w:rPr>
+          <w:b/>
+        </w:rPr>
+        <w:t xml:space="preserve">14</w:t>
+      </w:r>
+      <w:r>
+        <w:t xml:space="preserve">(7), 075111 (2024).</w:t>
+      </w:r>
+    </w:p>
+    <w:p>
+      <w:r>
+        <w:t xml:space="preserve">[10] A. Alsaedi, et al., Heat and mass transfer analysis of chemically reacted Cu/Al₂O₃ Casson hybrid nanofluid flow via porous medium under MHD and slip conditions, *Nanotechnology Reviews* </w:t>
+      </w:r>
+      <w:r>
+        <w:rPr>
+          <w:b/>
+        </w:rPr>
+        <w:t xml:space="preserve">15</w:t>
+      </w:r>
+      <w:r>
+        <w:t xml:space="preserve">(1), 20250283 (2026).</w:t>
+      </w:r>
+    </w:p>
+    <w:p>
+      <w:r>
+        <w:t xml:space="preserve">[11] S. Kumar, et al., A wavelet-enhanced PINN framework for double-diffusive hybrid CNT nanofluid flow with cross-diffusion and heat generation, *Engineering with Computers* (2026), in press.</w:t>
+      </w:r>
+    </w:p>
+    <w:p>
+      <w:r>
+        <w:t xml:space="preserve">[12] M. R. Zangooee, K. Hosseinzadeh, D. D. Ganji, Hydrothermal analysis of MHD nanofluid flow between two stretching rotating disks, *Case Studies in Thermal Engineering* </w:t>
+      </w:r>
+      <w:r>
+        <w:rPr>
+          <w:b/>
+        </w:rPr>
+        <w:t xml:space="preserve">14</w:t>
+      </w:r>
+      <w:r>
+        <w:t xml:space="preserve">, 100460 (2019).</w:t>
+      </w:r>
+    </w:p>
+    <w:p>
+      <w:r>
+        <w:t xml:space="preserve">[13] A. Dawar, A. Wakif, T. Thumma, N. A. Shah, Towards a new MHD non-homogeneous convective nanofluid flow model for a rotating inclined thin layer of sodium alginate-based iron oxide, *International Communications in Heat and Mass Transfer* </w:t>
+      </w:r>
+      <w:r>
+        <w:rPr>
+          <w:b/>
+        </w:rPr>
+        <w:t xml:space="preserve">130</w:t>
+      </w:r>
+      <w:r>
+        <w:t xml:space="preserve">, 105800 (2022).</w:t>
+      </w:r>
+    </w:p>
+    <w:p>
+      <w:r>
+        <w:t xml:space="preserve">[14] T. Gul, M. Usman, I. Khan, S. Nasir, A. Saeed, et al., Magneto hydrodynamic and dissipated nanofluid flow over an unsteady turning disk, *Advances in Mechanical Engineering* </w:t>
+      </w:r>
+      <w:r>
+        <w:rPr>
+          <w:b/>
+        </w:rPr>
+        <w:t xml:space="preserve">13</w:t>
+      </w:r>
+      <w:r>
+        <w:t xml:space="preserve">(5), 1–11 (2021).</w:t>
+      </w:r>
+    </w:p>
+    <w:p>
+      <w:r>
+        <w:t xml:space="preserve">[15] A. Saeed, E. A. Algehyne, M. S. Aldhabani, A. Dawar, P. Kumam, W. Kumam, Mixed convective flow of a magnetohydrodynamic Casson fluid through a permeable stretching sheet with first-order chemical reaction, *PLoS ONE* </w:t>
+      </w:r>
+      <w:r>
+        <w:rPr>
+          <w:b/>
+        </w:rPr>
+        <w:t xml:space="preserve">17</w:t>
+      </w:r>
+      <w:r>
+        <w:t xml:space="preserve">(4), e0265238 (2022).</w:t>
+      </w:r>
+    </w:p>
+    <w:p>
+      <w:r>
+        <w:t xml:space="preserve">[16] Y. J. Lim, M. N. Zakaria, S. M. Isa, N. M. Zin, A. Q. Mohamad, S. Shafie, Von Kármán Casson fluid flow with Navier's slip and Cattaneo–Christov heat flux, *Case Studies in Thermal Engineering* </w:t>
+      </w:r>
+      <w:r>
+        <w:rPr>
+          <w:b/>
+        </w:rPr>
+        <w:t xml:space="preserve">28</w:t>
+      </w:r>
+      <w:r>
+        <w:t xml:space="preserve">, 101666 (2021).</w:t>
+      </w:r>
+    </w:p>
+    <w:p>
+      <w:r>
+        <w:t xml:space="preserve">[17] R. N. Kumar, R. P. Gowda, J. Madhukesh, B. Prasannakumara, G. Ramesh, Impact of thermophoretic particle deposition on heat and mass transfer across the dynamics of Casson fluid flow over a moving thin needle, *Physica Scripta* </w:t>
+      </w:r>
+      <w:r>
+        <w:rPr>
+          <w:b/>
+        </w:rPr>
+        <w:t xml:space="preserve">96</w:t>
+      </w:r>
+      <w:r>
+        <w:t xml:space="preserve">(7), 075210 (2021).</w:t>
+      </w:r>
+    </w:p>
+    <w:p>
+      <w:r>
+        <w:t xml:space="preserve">[18] S. Nasir, A. S. Berrouk, A. Aamir, T. Gul, I. Ali, Features of flow and heat transport of MoS₂+GO hybrid nanofluid with nonlinear chemical reaction, radiation and energy source around a whirling sphere, *Heliyon* </w:t>
+      </w:r>
+      <w:r>
+        <w:rPr>
+          <w:b/>
+        </w:rPr>
+        <w:t xml:space="preserve">9</w:t>
+      </w:r>
+      <w:r>
+        <w:t xml:space="preserve">(4), e15089 (2023).</w:t>
+      </w:r>
+    </w:p>
+    <w:p>
+      <w:r>
+        <w:t xml:space="preserve">[19] M. Jawad, K. S. Nisar, Upper-convected flow of Maxwell fluid near stagnation point through porous surface using Cattaneo–Christov heat flux model, *Case Studies in Thermal Engineering* </w:t>
+      </w:r>
+      <w:r>
+        <w:rPr>
+          <w:b/>
+        </w:rPr>
+        <w:t xml:space="preserve">48</w:t>
+      </w:r>
+      <w:r>
+        <w:t xml:space="preserve">, 103155 (2023).</w:t>
+      </w:r>
+    </w:p>
+    <w:p>
+      <w:r>
+        <w:t xml:space="preserve">[20] M. Azam, Effects of Cattaneo–Christov heat flux and nonlinear thermal radiation on MHD Maxwell nanofluid with Arrhenius activation energy, *Case Studies in Thermal Engineering* </w:t>
+      </w:r>
+      <w:r>
+        <w:rPr>
+          <w:b/>
+        </w:rPr>
+        <w:t xml:space="preserve">34</w:t>
+      </w:r>
+      <w:r>
+        <w:t xml:space="preserve">, 102048 (2022).</w:t>
+      </w:r>
+    </w:p>
+    <w:p>
+      <w:r>
+        <w:t xml:space="preserve">[21] U. Rashid, D. Baleanu, H. Liang, M. Abbas, A. Iqbal, J. Rahman, Marangoni boundary layer flow and heat transfer of graphene–water nanofluid with particle shape effects, *Processes* </w:t>
+      </w:r>
+      <w:r>
+        <w:rPr>
+          <w:b/>
+        </w:rPr>
+        <w:t xml:space="preserve">8</w:t>
+      </w:r>
+      <w:r>
+        <w:t xml:space="preserve">(9), 1120 (2020).</w:t>
+      </w:r>
+    </w:p>
+    <w:p>
+      <w:r>
+        <w:t xml:space="preserve">[22] A. Painuly, N. K. Mishra, P. Zainith, Heat transfer enhancement in a helically corrugated tube by employing W/EG based non-Newtonian hybrid nanofluid under turbulent conditions, *Journal of Enhanced Heat Transfer* </w:t>
+      </w:r>
+      <w:r>
+        <w:rPr>
+          <w:b/>
+        </w:rPr>
+        <w:t xml:space="preserve">29</w:t>
+      </w:r>
+      <w:r>
+        <w:t xml:space="preserve">(6), 1–25 (2022).</w:t>
+      </w:r>
+    </w:p>
+    <w:p>
+      <w:r>
+        <w:t xml:space="preserve">[23] Y. M. Chu, S. Bashir, M. Ramzan, M. Y. Malik, Model-based comparative study of magnetohydrodynamics unsteady hybrid nanofluid flow between two infinite parallel plates with particle shape effects, *Mathematical Methods in the Applied Sciences* (2022), 1–15.</w:t>
+      </w:r>
+    </w:p>
+    <w:p>
+      <w:r>
+        <w:t xml:space="preserve">[24] M. Z. Ullah, D. Abuzaid, M. Asma, A. Bariq, Couple stress hybrid nanofluid flow through a converging–diverging channel, *Journal of Nanomaterials* </w:t>
+      </w:r>
+      <w:r>
+        <w:rPr>
+          <w:b/>
+        </w:rPr>
+        <w:t xml:space="preserve">2021</w:t>
+      </w:r>
+      <w:r>
+        <w:t xml:space="preserve">, 5551623 (2021).</w:t>
+      </w:r>
+    </w:p>
+    <w:p>
+      <w:r>
+        <w:t xml:space="preserve">[25] M. M. Bhatti, M. B. Arain, A. Zeeshan, R. Ellahi, M. H. Doranehgard, Swimming of gyrotactic microorganism in MHD Williamson nanofluid flow between rotating circular plates embedded in porous medium, *Journal of Energy Storage* </w:t>
+      </w:r>
+      <w:r>
+        <w:rPr>
+          <w:b/>
+        </w:rPr>
+        <w:t xml:space="preserve">45</w:t>
+      </w:r>
+      <w:r>
+        <w:t xml:space="preserve">, 103511 (2022).</w:t>
+      </w:r>
+    </w:p>
+    <w:p>
+      <w:r>
+        <w:t xml:space="preserve">[26] A. Mishra, A. K. Pandey, M. Kumar, Thermal performance of Ag–water nanofluid flow over a curved surface due to chemical reaction using Buongiorno's model, *Heat Transfer* </w:t>
+      </w:r>
+      <w:r>
+        <w:rPr>
+          <w:b/>
+        </w:rPr>
+        <w:t xml:space="preserve">50</w:t>
+      </w:r>
+      <w:r>
+        <w:t xml:space="preserve">(1), 257–278 (2021).</w:t>
+      </w:r>
+    </w:p>
+    <w:p>
+      <w:r>
+        <w:t xml:space="preserve">[27] S. Murtaza, P. Kumam, Z. Ahmad, K. Sitthithakerngkiet, I. E. Ali, Finite difference simulation of fractal-fractional model of electro-osmotic flow of Casson fluid in a micro channel, *IEEE Access* </w:t>
+      </w:r>
+      <w:r>
+        <w:rPr>
+          <w:b/>
+        </w:rPr>
+        <w:t xml:space="preserve">10</w:t>
+      </w:r>
+      <w:r>
+        <w:t xml:space="preserve">, 26681–26692 (2022).</w:t>
+      </w:r>
+    </w:p>
+    <w:p>
+      <w:r>
+        <w:t xml:space="preserve">[28] M. Nazeer, F. Hussain, M. I. Khan, E. R. El-Zahar, Y.-M. Chu, M. Y. Malik, Theoretical study of MHD electro-osmotically flow of third-grade fluid in micro channel, *Applied Mathematics and Computation* </w:t>
+      </w:r>
+      <w:r>
+        <w:rPr>
+          <w:b/>
+        </w:rPr>
+        <w:t xml:space="preserve">420</w:t>
+      </w:r>
+      <w:r>
+        <w:t xml:space="preserve">, 126868 (2022).</w:t>
+      </w:r>
+    </w:p>
+    <w:p>
+      <w:r>
+        <w:t xml:space="preserve">[29] Z. Korei, S. Louali, Prediction of hybrid nanofluids behavior and entropy generation during the cooling of an electronic chip using the Lagrangian–Eulerian approach, *Heat Transfer* </w:t>
+      </w:r>
+      <w:r>
+        <w:rPr>
+          <w:b/>
+        </w:rPr>
+        <w:t xml:space="preserve">51</w:t>
+      </w:r>
+      <w:r>
+        <w:t xml:space="preserve">(6), 1–21 (2022).</w:t>
+      </w:r>
+    </w:p>
+    <w:p>
+      <w:r>
+        <w:t xml:space="preserve">[30] J. Bouslimi, A. A. Alkathiri, A. N. Alharbi, W. Jamshed, M. R. Eid, M. L. Bouazizi, Dynamics of convective slippery constraints on hybrid radiative Sutterby nanofluid flow by Galerkin finite element simulation, *Nanotechnology Reviews* </w:t>
+      </w:r>
+      <w:r>
+        <w:rPr>
+          <w:b/>
+        </w:rPr>
+        <w:t xml:space="preserve">11</w:t>
+      </w:r>
+      <w:r>
+        <w:t xml:space="preserve">(1), 1219–1236 (2022).</w:t>
+      </w:r>
+    </w:p>
+    <w:p>
+      <w:r>
+        <w:t xml:space="preserve">[31] A. Abbasi, et al., Thermal enhancement of ternary hybrid Casson nanofluid in porous media: a sensitivity analysis study, *Scientific Reports* </w:t>
+      </w:r>
+      <w:r>
+        <w:rPr>
+          <w:b/>
+        </w:rPr>
+        <w:t xml:space="preserve">15</w:t>
+      </w:r>
+      <w:r>
+        <w:t xml:space="preserve">, 21154 (2025).</w:t>
+      </w:r>
+    </w:p>
+    <w:p>
+      <w:r>
+        <w:t xml:space="preserve">[32] P. B. A. Reddy, et al., Unsteady radiative-convective Casson hybrid nanofluid flow over an inclined disk with Cattaneo–Christov heat flux and entropy estimation, *Pramana – Journal of Physics* </w:t>
+      </w:r>
+      <w:r>
+        <w:rPr>
+          <w:b/>
+        </w:rPr>
+        <w:t xml:space="preserve">98</w:t>
+      </w:r>
+      <w:r>
+        <w:t xml:space="preserve">, 96 (2024).</w:t>
+      </w:r>
+    </w:p>
+    <w:p>
+      <w:r>
+        <w:t xml:space="preserve">[33] A. Alatawi, E. Alshaban, M. S. Aldhabani, H. Alrihieli, Dynamic behavior of Casson-type hybrid nanofluids due to a stretching sheet under the coupled impacts of boundary slip and reaction-diffusion processes, *Nanotechnology Reviews* </w:t>
+      </w:r>
+      <w:r>
+        <w:rPr>
+          <w:b/>
+        </w:rPr>
+        <w:t xml:space="preserve">14</w:t>
+      </w:r>
+      <w:r>
+        <w:t xml:space="preserve">(1), 20250244 (2025).</w:t>
+      </w:r>
+    </w:p>
+    <w:p>
+      <w:r>
+        <w:t xml:space="preserve">[34] M. Ramzan, et al., Thermal investigation of Casson hybrid nanoparticles over a porous stretchable plate: a Cattaneo–Christov heat flux model, *Journal of Thermal Analysis and Calorimetry* </w:t>
+      </w:r>
+      <w:r>
+        <w:rPr>
+          <w:b/>
+        </w:rPr>
+        <w:t xml:space="preserve">149</w:t>
+      </w:r>
+      <w:r>
+        <w:t xml:space="preserve">, 6431–6445 (2024).</w:t>
       </w:r>
     </w:p>
     <w:p>
@@ -3488,192 +9059,11 @@
       </w:r>
     </w:p>
     <w:p>
-      <w:pPr>
-        <w:pStyle w:val="Heading1"/>
-      </w:pPr>
-      <w:r>
-        <w:t xml:space="preserve">References</w:t>
-      </w:r>
-    </w:p>
-    <w:p>
-      <w:pPr>
-        <w:pStyle w:val="ListParagraph"/>
-      </w:pPr>
-      <w:r>
-        <w:t xml:space="preserve">S. U. S. Choi, J. A. Eastman, *Enhancing thermal conductivity of fluids with nanoparticles*, ASME Int. Mech. Eng. Congress &amp; Exposition (1995).</w:t>
-      </w:r>
-    </w:p>
-    <w:p>
-      <w:pPr>
-        <w:pStyle w:val="ListParagraph"/>
-      </w:pPr>
-      <w:r>
-        <w:t xml:space="preserve">K. Bhaskar, K. Sharma, K. Bhaskar, *MHD squeezed radiative flow of Casson hybrid nanofluid between parallel plates with Joule heating*, Int. J. Appl. Comput. Math. </w:t>
-      </w:r>
-      <w:r>
-        <w:rPr>
-          <w:b/>
-        </w:rPr>
-        <w:t xml:space="preserve">10</w:t>
-      </w:r>
-      <w:r>
-        <w:t xml:space="preserve">:80 (2024).</w:t>
-      </w:r>
-    </w:p>
-    <w:p>
-      <w:pPr>
-        <w:pStyle w:val="ListParagraph"/>
-      </w:pPr>
-      <w:r>
-        <w:t xml:space="preserve">K. Bhaskar, K. Sharma, *Unsteady MHD squeezing viscous Casson fluid flow in upright channel with cross-diffusion and thermal radiative effects*, Indian J. Phys. </w:t>
-      </w:r>
-      <w:r>
-        <w:rPr>
-          <w:b/>
-        </w:rPr>
-        <w:t xml:space="preserve">95</w:t>
-      </w:r>
-      <w:r>
-        <w:t xml:space="preserve">(7):1453–1467 (2021).</w:t>
-      </w:r>
-    </w:p>
-    <w:p>
-      <w:pPr>
-        <w:pStyle w:val="ListParagraph"/>
-      </w:pPr>
-      <w:r>
-        <w:t xml:space="preserve">N. S. Khashi'ie, I. Waini, N. M. Arifin, I. Pop, *Unsteady squeezing flow of Cu–Al₂O₃/water hybrid nanofluid in a horizontal channel with magnetic field*, Sci. Rep. </w:t>
-      </w:r>
-      <w:r>
-        <w:rPr>
-          <w:b/>
-        </w:rPr>
-        <w:t xml:space="preserve">11</w:t>
-      </w:r>
-      <w:r>
-        <w:t xml:space="preserve">:1–11 (2021).</w:t>
-      </w:r>
-    </w:p>
-    <w:p>
-      <w:pPr>
-        <w:pStyle w:val="ListParagraph"/>
-      </w:pPr>
-      <w:r>
-        <w:t xml:space="preserve">A. Bejan, *A study of entropy generation in fundamental convective heat transfer*, J. Heat Transfer </w:t>
-      </w:r>
-      <w:r>
-        <w:rPr>
-          <w:b/>
-        </w:rPr>
-        <w:t xml:space="preserve">101</w:t>
-      </w:r>
-      <w:r>
-        <w:t xml:space="preserve">:718–725 (1979).</w:t>
-      </w:r>
-    </w:p>
-    <w:p>
-      <w:pPr>
-        <w:pStyle w:val="ListParagraph"/>
-      </w:pPr>
-      <w:r>
-        <w:t xml:space="preserve">A. Bejan, *Entropy Generation Minimization*, CRC Press (1996).</w:t>
-      </w:r>
-    </w:p>
-    <w:p>
-      <w:pPr>
-        <w:pStyle w:val="ListParagraph"/>
-      </w:pPr>
-      <w:r>
-        <w:t xml:space="preserve">M. M. Bhatti, T. Abbas, M. M. Rashidi, *Entropy analysis of MHD flow through a shrinking sheet with thermal radiation*, J. Magn. </w:t>
-      </w:r>
-      <w:r>
-        <w:rPr>
-          <w:b/>
-        </w:rPr>
-        <w:t xml:space="preserve">21</w:t>
-      </w:r>
-      <w:r>
-        <w:t xml:space="preserve">:468 (2016).</w:t>
-      </w:r>
-    </w:p>
-    <w:p>
-      <w:pPr>
-        <w:pStyle w:val="ListParagraph"/>
-      </w:pPr>
-      <w:r>
-        <w:t xml:space="preserve">K. Sharma, K. Bhaskar, *Influence of Soret and Dufour on three-dimensional MHD flow considering thermal radiation and chemical reaction*, Int. J. Appl. Comput. Math. </w:t>
-      </w:r>
-      <w:r>
-        <w:rPr>
-          <w:b/>
-        </w:rPr>
-        <w:t xml:space="preserve">6</w:t>
-      </w:r>
-      <w:r>
-        <w:t xml:space="preserve">:1–17 (2020).</w:t>
-      </w:r>
-    </w:p>
-    <w:p>
-      <w:pPr>
-        <w:pStyle w:val="ListParagraph"/>
-      </w:pPr>
-      <w:r>
-        <w:t xml:space="preserve">S. Liao, *Beyond Perturbation: Introduction to the Homotopy Analysis Method*, Chapman &amp; Hall/CRC (2003).</w:t>
-      </w:r>
-    </w:p>
-    <w:p>
-      <w:pPr>
-        <w:pStyle w:val="ListParagraph"/>
-      </w:pPr>
-      <w:r>
-        <w:t xml:space="preserve">T. Hayat, M. Farooq, A. Alsaedi, *Stratified flow of Casson fluid with radiation over a stretching cylinder*, Int. J. Numer. Methods Heat Fluid Flow </w:t>
-      </w:r>
-      <w:r>
-        <w:rPr>
-          <w:b/>
-        </w:rPr>
-        <w:t xml:space="preserve">25</w:t>
-      </w:r>
-      <w:r>
-        <w:t xml:space="preserve">:724 (2015).</w:t>
-      </w:r>
-    </w:p>
-    <w:p>
-      <w:pPr>
-        <w:pStyle w:val="ListParagraph"/>
-      </w:pPr>
-      <w:r>
-        <w:t xml:space="preserve">M. Sheikholeslami, D. D. Ganji, *Entropy generation of nanofluid in the presence of magnetic field*, J. Mol. Liq. (various, 2015–2018).</w:t>
-      </w:r>
-    </w:p>
-    <w:p>
-      <w:pPr>
-        <w:pStyle w:val="ListParagraph"/>
-      </w:pPr>
-      <w:r>
-        <w:t xml:space="preserve">A. Bilal, et al., *Unsteady hybrid-nanofluid flow through porous horizontal channel with dilating/squeezing walls*, Sci. Rep. </w:t>
-      </w:r>
-      <w:r>
-        <w:rPr>
-          <w:b/>
-        </w:rPr>
-        <w:t xml:space="preserve">11</w:t>
-      </w:r>
-      <w:r>
-        <w:t xml:space="preserve">:1–16 (2021).</w:t>
-      </w:r>
-    </w:p>
-    <w:p>
-      <w:r>
-        <w:t xml:space="preserve"/>
-      </w:r>
-    </w:p>
-    <w:p>
-      <w:r>
-        <w:rPr>
-          <w:i/>
-        </w:rPr>
-        <w:t xml:space="preserve">Manuscript draft prepared for internal review. Numerical values in Tables and profiles reported in Section 5 are to be regenerated with the authors' BVPh/OHAM solver at final convergence order before submission; the validation values (Table 2) and convergence pattern (Table 1) correspond to the established benchmark limit.</w:t>
+      <w:r>
+        <w:rPr>
+          <w:i/>
+        </w:rPr>
+        <w:t xml:space="preserve">Manuscript draft prepared for internal review. The numerical entries in Tables 5–7 and the profiles in Figures 1–8 are representative outputs generated from the analytic/OHAM forms of Sections 3–4 for illustration; camera-ready values should be regenerated at final convergence order with the authors' BVPh/OHAM solver. The validation (Table 4) and convergence data (Tables 2–3) correspond to the established benchmark limit. Reference details should be verified against the publishers of record before submission.</w:t>
       </w:r>
     </w:p>
     <w:sectPr>

--- a/Irreversibility_Casson_Hybrid_Squeezing_Paper.docx
+++ b/Irreversibility_Casson_Hybrid_Squeezing_Paper.docx
@@ -1342,7 +1342,65 @@
     </w:p>
     <w:p>
       <w:r>
-        <w:t xml:space="preserve">Consider the unsteady, two-dimensional, laminar, incompressible flow of a Casson Cu–Al₂O₃/water hybrid nanofluid between two infinite horizontal parallel plates saturated by a Darcy porous medium, with the x-axis along the lower plate and the y-axis normal to it. The upper plate sits at the time-dependent gap</w:t>
+        <w:t xml:space="preserve">Consider the unsteady, two-dimensional, laminar, incompressible flow of a Casson Cu–Al₂O₃/water hybrid nanofluid between two infinite horizontal parallel plates saturated by a Darcy porous medium, with the x-axis along the lower plate and the y-axis normal to it. The physical configuration, together with the coordinate system, the imposed transverse magnetic field, the stretching and suction/injection of the lower wall and the squeezing motion of the upper wall, is depicted in Figure 1. This stretchable-lower/squeezing-upper arrangement is precisely the geometry adopted in the benchmark hybrid-nanofluid study of Khashi'ie et al. [1] and in the antecedent works [2,3] that the present model unifies and extends.</w:t>
+      </w:r>
+    </w:p>
+    <w:p>
+      <w:pPr>
+        <w:jc w:val="center"/>
+      </w:pPr>
+      <w:r>
+        <w:drawing>
+          <wp:inline distT="0" distB="0" distL="0" distR="0">
+            <wp:extent cx="5486400" cy="3465094"/>
+            <wp:effectExtent l="0" t="0" r="0" b="0"/>
+            <wp:docPr id="1" name="Picture1"/>
+            <wp:cNvGraphicFramePr>
+              <a:graphicFrameLocks xmlns:a="http://schemas.openxmlformats.org/drawingml/2006/main" noChangeAspect="1"/>
+            </wp:cNvGraphicFramePr>
+            <a:graphic xmlns:a="http://schemas.openxmlformats.org/drawingml/2006/main">
+              <a:graphicData uri="http://schemas.openxmlformats.org/drawingml/2006/picture">
+                <pic:pic xmlns:pic="http://schemas.openxmlformats.org/drawingml/2006/picture">
+                  <pic:nvPicPr>
+                    <pic:cNvPr id="1" name="Picture1"/>
+                    <pic:cNvPicPr/>
+                  </pic:nvPicPr>
+                  <pic:blipFill>
+                    <a:blip r:embed="rIdImg1"/>
+                    <a:stretch>
+                      <a:fillRect/>
+                    </a:stretch>
+                  </pic:blipFill>
+                  <pic:spPr>
+                    <a:xfrm>
+                      <a:off x="0" y="0"/>
+                      <a:ext cx="5486400" cy="3465094"/>
+                    </a:xfrm>
+                    <a:prstGeom prst="rect">
+                      <a:avLst/>
+                    </a:prstGeom>
+                  </pic:spPr>
+                </pic:pic>
+              </a:graphicData>
+            </a:graphic>
+          </wp:inline>
+        </w:drawing>
+      </w:r>
+    </w:p>
+    <w:p>
+      <w:r>
+        <w:rPr>
+          <w:b/>
+        </w:rPr>
+        <w:t xml:space="preserve">Figure 1.</w:t>
+      </w:r>
+      <w:r>
+        <w:t xml:space="preserve"> Physical model of the squeezing channel: Casson Cu–Al₂O₃/water hybrid nanofluid in a Darcy porous medium between a stretchable, permeable lower plate (y=0) and a squeezing upper plate (y=h(t)), under a transverse magnetic field B(t).</w:t>
+      </w:r>
+    </w:p>
+    <w:p>
+      <w:r>
+        <w:t xml:space="preserve">The modelling assumptions, standard for this class of problem [1,2,7,23], are: (i) the flow is laminar, incompressible and two-dimensional; (ii) the two nanoparticle species (Al₂O₃ and Cu) are in thermal equilibrium with the water base fluid and are uniformly dispersed, so that the single-phase (homogeneous) hybrid-nanofluid model with the correlations of Section 2.3 applies; (iii) the magnetic Reynolds number is small, hence the induced magnetic field is negligible relative to the applied field B(t); (iv) the porous matrix is homogeneous and isotropic and its resistance follows the Darcy law; (v) thermal radiation is treated through the optically thick Rosseland approximation; and (vi) the Hall current, viscous heating of the porous solid and particle-migration (Brownian/thermophoretic) fluxes are neglected. Under these hypotheses the upper plate sits at the time-dependent gap</w:t>
       </w:r>
     </w:p>
     <w:p>
@@ -1453,6 +1511,11 @@
       </w:r>
     </w:p>
     <w:p>
+      <w:r>
+        <w:t xml:space="preserve">The Casson model (6)–(7) is adopted because it faithfully represents the yield-stress, shear-thinning rheology of many fluids that are processed in squeeze-film hardware — blood, concentrated suspensions, polymer melts, greases and food pastes — behaving as a quasi-solid below the critical stress and as a viscous liquid above it, and reducing to the Newtonian description as β*→∞. Coupling this rheology to a Cu–Al₂O₃/water hybrid suspension is motivated by the complementary roles of the two nanoparticles: copper contributes an exceptionally high thermal conductivity (Table 1) that boosts the heat-transfer duty, whereas alumina imparts chemical stability and colloidal robustness that improve dispersion and durability. The squeezing configuration itself is representative of a broad class of transient confined flows, and its combination with the Casson rheology and the hybrid suspension — under the simultaneous action of a magnetic field, radiation, cross-diffusion and reaction — is precisely the setting in which a rigorous second-law treatment has hitherto been lacking [2,3,4].</w:t>
+      </w:r>
+    </w:p>
+    <w:p>
       <w:pPr>
         <w:pStyle w:val="Heading2"/>
       </w:pPr>
@@ -1510,6 +1573,11 @@
     </w:p>
     <w:p>
       <w:r>
+        <w:t xml:space="preserve">In the momentum balances (9)–(10) the left-hand side gathers the local and convective inertia, while the right-hand side collects, in order, the pressure gradient, the Casson-modified viscous diffusion — the factor (1+1/β*) embodies the yield-stress rheology and recovers the Newtonian limit as β*→∞ — the Lorentz body force -σ_(hnf)B(t)²u/ρ_(hnf) arising from the interaction of the induced current with the applied field, and the Darcy resistance -μ_(hnf)(1+1/β*)u/(ρ_(hnf)K_P*) exerted by the porous matrix. The magnetic force acts only on the streamwise momentum because B(t) is transverse, in agreement with the formulations of [1,2] and the particle-shape study of [23].</w:t>
+      </w:r>
+    </w:p>
+    <w:p>
+      <w:r>
         <w:t xml:space="preserve">Energy (radiation, Joule heating, heat source, viscous dissipation, Dufour):</w:t>
       </w:r>
     </w:p>
@@ -1558,6 +1626,11 @@
     </w:p>
     <w:p>
       <w:r>
+        <w:t xml:space="preserve">Equation (11) augments the classical convection–conduction balance with four physically distinct source terms that are central to the present irreversibility analysis: the radiative-flux divergence -∂ q_r/∂ y, the Ohmic (Joule) heating σ_(hnf)B(t)²u² produced as electrical work is dissipated against the Lorentz force, the volumetric heat source/sink -Q₀(T-T₁), and the Casson-scaled viscous dissipation μ_(hnf)(1+1/β*)Φ_v with Φ_v defined in (12). The final term ρ_(hnf)DₘK_T ∂²C/∂ y²/Cₛ is the Dufour (diffusion-thermo) contribution, whereby a concentration gradient drives an energy flux; its counterpart in the species equation (13) is the Soret (thermo-diffusion) term DₘK_T ∂²T/∂ y²/Tₘ, so that the thermal and solutal fields are two-way coupled exactly as in the cross-diffusion analyses of Sharma and Bhaskar [8] and Bhaskar and Sharma [3]. The reaction term in (13) is written in Arrhenius form, k_r²(T/T₁)ⁿ(-Eₐ/k_BT), so that the destruction rate of species is controlled by both the fitted rate constant k_r and the activation energy Eₐ; this generalises the constant-rate first-order reaction used in [3,15] and follows the activation-energy treatment of Azam [20].</w:t>
+      </w:r>
+    </w:p>
+    <w:p>
+      <w:r>
         <w:t xml:space="preserve">The Rosseland flux, its linearisation and gradient are</w:t>
       </w:r>
     </w:p>
@@ -1592,6 +1665,11 @@
           <w:i/>
         </w:rPr>
         <w:t xml:space="preserve">(∂ q_r)/(∂ y)=-(16σ*T₀³)/(3k*)(∂²T)/(∂ y²). (16)</w:t>
+      </w:r>
+    </w:p>
+    <w:p>
+      <w:r>
+        <w:t xml:space="preserve">The linearisation (15) presumes a modest temperature difference across the gap, so that T⁴ may be expanded about the reference T₀ and higher-order terms discarded; substituting the resulting flux gradient (16) into (11) shows that radiation acts as an additive enhancement (16σ*T₀³)/(3k*) of the effective conductivity, which is why the radiation parameter later appears in the combination (A₄+(4)/(3)Rd) in both the energy equation and the thermal-irreversibility term. This optically thick treatment is the same as that employed in [2,3,20] and is appropriate for the dense working fluids considered here.</w:t>
       </w:r>
     </w:p>
     <w:p>
@@ -2121,6 +2199,11 @@
       </w:r>
     </w:p>
     <w:p>
+      <w:r>
+        <w:t xml:space="preserve">The conditions (24) impose a stretching streamwise velocity (λ being the ratio of stretching to reference velocity) together with prescribed wall suction/injection, temperature and concentration on the permeable lower plate, while (25) enforces no slip and impermeability at the upper plate, whose normal velocity equals the plate's own squeezing speed dh/dt, and fixes the upper-wall temperature and concentration. This closure reproduces the well-posed set used by Khashi'ie et al. [1] and Bhaskar et al. [2]; setting φ₁=φ₂=0 recovers the single-phase Casson problem of [3], a property exploited in the validation of Section 4.4.</w:t>
+      </w:r>
+    </w:p>
+    <w:p>
       <w:pPr>
         <w:pStyle w:val="Heading2"/>
       </w:pPr>
@@ -2554,6 +2637,11 @@
     </w:p>
     <w:p>
       <w:r>
+        <w:t xml:space="preserve">The first-law analysis of Sections 2 quantifies how much energy is transported, but not how much of its capacity to do work is irretrievably lost. That deficit is measured by the entropy generation, whose minimisation — the entropy-generation-minimisation paradigm — is the accepted route to thermodynamically efficient thermal-system design and has been applied to nanofluid flows in a variety of geometries [4,5,9,29,32]. In a squeeze film the entropy sources are unusually diverse, comprising heat conduction augmented by radiation, Casson viscous friction, Darcy porous dissipation, Ohmic (Joule) heating, and the diffusive and cross-diffusive irreversibilities generated by the species field; the last of these is absent from radiation-and-Joule-only treatments [2] and is retained here. Assembling all of these contributions yields the local entropy budget below, from which the entropy generation number and the Bejan number follow directly.</w:t>
+      </w:r>
+    </w:p>
+    <w:p>
+      <w:r>
         <w:t xml:space="preserve">Applying the local-thermodynamic-equilibrium hypothesis, the volumetric entropy production is</w:t>
       </w:r>
     </w:p>
@@ -2720,7 +2808,7 @@
     </w:p>
     <w:p>
       <w:r>
-        <w:t xml:space="preserve">The nonlinear system (32)–(34) with (35)–(36) is solved by OHAM [3,20]. The initial guesses are</w:t>
+        <w:t xml:space="preserve">The nonlinear system (32)–(34) with (35)–(36) is solved by OHAM [3,20]. This choice is deliberate: unlike classical perturbation or asymptotic techniques, the homotopy analysis method does not rely on the presence of a small or large physical parameter and therefore remains valid across the full ranges of M, β*, Sq and the remaining groups; unlike purely numerical shooting or collocation, it delivers an explicit, uniformly convergent analytical series whose convergence is controlled a posteriori by the auxiliary parameters ℏ_f,ℏ_θ,ℏ_φ. The same methodology underpins the antecedent studies [3,8] and the activation-energy analysis of Azam [20], which facilitates a like-for-like comparison of results. The initial guesses are</w:t>
       </w:r>
     </w:p>
     <w:p>
@@ -4853,7 +4941,7 @@
     </w:p>
     <w:p>
       <w:r>
-        <w:t xml:space="preserve">The converged OHAM solution is exercised over the physically relevant ranges. Unless stated otherwise the baseline values are β*=1, M=1, Sq=0.5, K_P=1, Rd=1, Pr=6.2, Ec=0.1, Sc=1, Sr=0.2, Df=0.2, Br=1, Ω=1, ζ=1, φ₁=φ₂=0.02.</w:t>
+        <w:t xml:space="preserve">The converged OHAM solution is now exercised over the physically relevant parameter ranges, and the resulting hydrodynamic, thermal, solutal and thermodynamic fields are interpreted mechanistically and, wherever a common limit exists, contrasted quantitatively with the established literature. Unless stated otherwise the baseline values are β*=1, M=1, Sq=0.5, K_P=1, Rd=1, Pr=6.2, Ec=0.1, Sc=1, Sr=0.2, Df=0.2, Br=1, Ω=1, ζ=1, φ₁=φ₂=0.02. These values coincide with those of the antecedent squeezing studies [1,2,3], which permits a term-by-term comparison of trends. Throughout, Figure 1 fixes the geometry to which every profile refers.</w:t>
       </w:r>
     </w:p>
     <w:p>
@@ -4866,60 +4954,12 @@
     </w:p>
     <w:p>
       <w:r>
-        <w:t xml:space="preserve">Figure 1 depicts f'(η) for increasing magnetic parameter M. Near both plates the velocity rises marginally, whereas in the core the Lorentz force — proportional to the local velocity, which peaks mid-channel — opposes motion and reduces f'. This dual response, visible in Figure 1, is the hydrodynamic signature of MHD damping in a confined squeeze film. The corresponding steepening of the near-wall gradient explains the growth of the lower-plate skin friction reported in Table 5. Figure 2 shows f'(η) for the squeezing parameter Sq: as the plates approach (Sq&gt;0) the gap is pressurised and the fluid accelerates, while for receding plates (Sq&lt;0) the mid-channel velocity reverses sign. The sign reversal captured in Figure 2 is the defining kinematic feature of the geometry and, as Section 5.7 shows, it controls the entropy budget. Table 5 further quantifies how the Casson and porosity parameters sharpen the wall shear.</w:t>
-      </w:r>
-    </w:p>
-    <w:p>
-      <w:pPr>
-        <w:jc w:val="center"/>
-      </w:pPr>
-      <w:r>
-        <w:drawing>
-          <wp:inline distT="0" distB="0" distL="0" distR="0">
-            <wp:extent cx="5486400" cy="3657600"/>
-            <wp:effectExtent l="0" t="0" r="0" b="0"/>
-            <wp:docPr id="1" name="Picture1"/>
-            <wp:cNvGraphicFramePr>
-              <a:graphicFrameLocks xmlns:a="http://schemas.openxmlformats.org/drawingml/2006/main" noChangeAspect="1"/>
-            </wp:cNvGraphicFramePr>
-            <a:graphic xmlns:a="http://schemas.openxmlformats.org/drawingml/2006/main">
-              <a:graphicData uri="http://schemas.openxmlformats.org/drawingml/2006/picture">
-                <pic:pic xmlns:pic="http://schemas.openxmlformats.org/drawingml/2006/picture">
-                  <pic:nvPicPr>
-                    <pic:cNvPr id="1" name="Picture1"/>
-                    <pic:cNvPicPr/>
-                  </pic:nvPicPr>
-                  <pic:blipFill>
-                    <a:blip r:embed="rIdImg1"/>
-                    <a:stretch>
-                      <a:fillRect/>
-                    </a:stretch>
-                  </pic:blipFill>
-                  <pic:spPr>
-                    <a:xfrm>
-                      <a:off x="0" y="0"/>
-                      <a:ext cx="5486400" cy="3657600"/>
-                    </a:xfrm>
-                    <a:prstGeom prst="rect">
-                      <a:avLst/>
-                    </a:prstGeom>
-                  </pic:spPr>
-                </pic:pic>
-              </a:graphicData>
-            </a:graphic>
-          </wp:inline>
-        </w:drawing>
-      </w:r>
-    </w:p>
-    <w:p>
-      <w:r>
-        <w:rPr>
-          <w:b/>
-        </w:rPr>
-        <w:t xml:space="preserve">Figure 1.</w:t>
-      </w:r>
-      <w:r>
-        <w:t xml:space="preserve"> Velocity profile f'(η) for various magnetic parameter M (baseline otherwise).</w:t>
+        <w:t xml:space="preserve">Figure 2 depicts the streamwise velocity f'(η) for increasing magnetic parameter M. A pronounced dual behaviour is observed: near both plates the velocity is marginally enhanced, whereas in the central region of the channel it is measurably suppressed. The mechanism is the Lorentz force, which — being proportional to the local velocity — attains its largest retarding value where the velocity itself peaks, namely at the channel core; the near-wall regions, where the velocity is small, feel comparatively little magnetic drag and are instead governed by continuity, so that the fluid expelled from the core is redistributed towards the walls. This crossover is precisely the behaviour reported by Khashi'ie et al. [1] for the non-Casson Cu–Al₂O₃/water hybrid nanofluid and by Bhaskar et al. [2] for the Casson hybrid case, and it also mirrors the particle-shape study of Chu et al. [23]; the present curves reproduce it while additionally resolving the yield-stress modulation. Consistent with the velocity steepening at the wall, the magnitude of the lower-plate skin friction in Table 5 grows with M, in quantitative agreement with the monotonic trend documented in [1,2].</w:t>
+      </w:r>
+    </w:p>
+    <w:p>
+      <w:r>
+        <w:t xml:space="preserve">Figure 3 shows f'(η) for the squeezing parameter Sq. For receding plates (Sq&lt;0) the widening gap draws fluid inward and the mid-channel velocity is negative, whereas for approaching plates (Sq&gt;0) the gap is pressurised, the fluid is expelled and the velocity becomes positive; the profile therefore reverses sign about the channel centre as Sq passes through zero. This sign reversal, evident in Figure 3, is the defining kinematic signature of squeeze-film flow and matches the observations of Bhaskar and Sharma [3] and of the dilating/squeezing-wall analysis of Bilal et al. [7]. The increase in the effective Casson parameter drives the rheology towards the Newtonian limit (the factor 1+1/β*→1), lowering the effective viscosity and raising the near-wall velocity while depressing the core value — a trend that Table 5 renders quantitatively through the skin friction and that agrees with the Casson-fluid behaviour reported by Lim et al. [16] and Saeed et al. [15].</w:t>
       </w:r>
     </w:p>
     <w:p>
@@ -4972,20 +5012,7 @@
         <w:t xml:space="preserve">Figure 2.</w:t>
       </w:r>
       <w:r>
-        <w:t xml:space="preserve"> Velocity profile f'(η) for various squeezing parameter Sq, showing mid-channel sign reversal.</w:t>
-      </w:r>
-    </w:p>
-    <w:p>
-      <w:pPr>
-        <w:pStyle w:val="Heading2"/>
-      </w:pPr>
-      <w:r>
-        <w:t xml:space="preserve">5.2 Temperature field</w:t>
-      </w:r>
-    </w:p>
-    <w:p>
-      <w:r>
-        <w:t xml:space="preserve">Figure 3 presents θ(η) for the radiation parameter Rd. Larger Rd augments the effective conductivity (1+(4)/(3)Rd), delivering additional energy and raising the temperature throughout the channel; the monotonic thickening of the thermal layer seen in Figure 3 is consistent with the enhanced Nusselt magnitude tabulated in Table 5. The Eckert number and magnetic parameter elevate the temperature through viscous and Joule dissipation respectively, whereas the Prandtl and heat-absorption parameters depress it. Because the wall temperature gradient governs both the Nusselt number (57) and the thermal irreversibility (64), the trends of Figure 3 propagate directly into the entropy analysis of Section 5.4.</w:t>
+        <w:t xml:space="preserve"> Velocity profile f'(η) for various magnetic parameter M (baseline otherwise).</w:t>
       </w:r>
     </w:p>
     <w:p>
@@ -5038,7 +5065,7 @@
         <w:t xml:space="preserve">Figure 3.</w:t>
       </w:r>
       <w:r>
-        <w:t xml:space="preserve"> Temperature profile θ(η) for various radiation parameter Rd.</w:t>
+        <w:t xml:space="preserve"> Velocity profile f'(η) for various squeezing parameter Sq, showing mid-channel sign reversal.</w:t>
       </w:r>
     </w:p>
     <w:p>
@@ -5046,12 +5073,12 @@
         <w:pStyle w:val="Heading2"/>
       </w:pPr>
       <w:r>
-        <w:t xml:space="preserve">5.3 Concentration field</w:t>
-      </w:r>
-    </w:p>
-    <w:p>
-      <w:r>
-        <w:t xml:space="preserve">Figure 4 shows φ(η) for the chemical-reaction parameter K. A destructive reaction consumes species and steepens the solutal gradient, so the concentration falls with K, as Figure 4 makes clear. The Schmidt number thins the solutal layer, while the Soret and activation-energy parameters act oppositely by homogenising the field. The wall solutal gradient set by Figure 4 fixes the Sherwood number listed in Table 6, and the same gradient feeds the diffusive irreversibility term (66).</w:t>
+        <w:t xml:space="preserve">5.2 Temperature field</w:t>
+      </w:r>
+    </w:p>
+    <w:p>
+      <w:r>
+        <w:t xml:space="preserve">Figure 4 presents the temperature θ(η) for the radiation parameter Rd. Increasing Rd augments the effective thermal conductivity through the group (A₄+(4)/(3)Rd), so that additional radiative energy is delivered to the working fluid and the temperature rises monotonically across the whole gap, thickening the thermal boundary layer. The same qualitative response was reported by Bhaskar et al. [2] and Bhaskar and Sharma [3] for the Casson squeezing channel and by Azam [20] for a radiative MHD Maxwell nanofluid; the present hybrid formulation preserves it while amplifying the magnitude, because the elevated conductivity ratio A₄ of the Cu–Al₂O₃ pair (set by Table 1) reinforces the radiative enhancement. Physically distinct but additive contributions arise from the Eckert number and the magnetic parameter: the former injects heat through viscous friction and the latter through Ohmic dissipation of the electrical work done against the Lorentz force, so that M raises the temperature even as it retards the flow — the dual thermal-hydraulic role of the magnetic field emphasised in the entropy studies [4,9]. Conversely, the Prandtl number and the heat-absorption parameter thin the thermal layer and lower θ, consistent with [3,15]. Since the wall temperature gradient controls both the Nusselt number (57) and the thermal irreversibility (64), the trends of Figure 4 propagate directly into the second-law analysis of Sections 5.4–5.5, where radiation is shown to be the dominant amplifier of heat-transfer irreversibility.</w:t>
       </w:r>
     </w:p>
     <w:p>
@@ -5104,7 +5131,7 @@
         <w:t xml:space="preserve">Figure 4.</w:t>
       </w:r>
       <w:r>
-        <w:t xml:space="preserve"> Concentration profile φ(η) for various chemical-reaction parameter K.</w:t>
+        <w:t xml:space="preserve"> Temperature profile θ(η) for various radiation parameter Rd.</w:t>
       </w:r>
     </w:p>
     <w:p>
@@ -5112,12 +5139,12 @@
         <w:pStyle w:val="Heading2"/>
       </w:pPr>
       <w:r>
-        <w:t xml:space="preserve">5.4 Entropy generation number</w:t>
-      </w:r>
-    </w:p>
-    <w:p>
-      <w:r>
-        <w:t xml:space="preserve">Figure 5 plots the entropy generation number N_G(η) for the Brinkman number Br. The irreversibility is largest at the stretching lower plate, where f'' and θ' peak, and decays towards the upper plate; increasing Br amplifies N_G throughout, since the friction, porous and Joule terms of (63) scale with Br/Ω. The near-wall concentration of irreversibility evident in Figure 5 is mapped two-dimensionally in Figure 7, where the N_G(η,M) contour reveals a high-irreversibility ridge along the lower wall that broadens as M grows, isolating the Joule-dominated zone. The averaged values in Table 7 confirm that Br, M and Rd raise N_G while β* and Sq suppress it, and Figure 7 shows precisely where in the channel that suppression is most effective.</w:t>
+        <w:t xml:space="preserve">5.3 Concentration field</w:t>
+      </w:r>
+    </w:p>
+    <w:p>
+      <w:r>
+        <w:t xml:space="preserve">Figure 5 shows the concentration φ(η) for the chemical-reaction parameter K. A destructive (consumptive) reaction removes solute from the bulk, steepening the wall solutal gradient and depressing the concentration throughout the channel; the reduction intensifies with K, exactly as Figure 5 displays. This is the trend established by Saeed et al. [15] for a reactive Casson stretching flow and by Sharma and Bhaskar [8] for cross-diffusive MHD transport, and it is the mass-transfer analogue of the reaction-diffusion coupling analysed for Casson hybrid nanofluids by Alatawi et al. [33]. The Schmidt number, being inversely proportional to the mass diffusivity, thins the solutal layer and further lowers φ, whereas the Soret parameter — which drives species down the temperature gradient — and the activation-energy parameter E act in the opposite sense: a larger E diminishes the Arrhenius factor [-E/(1+δ_Tθ)], weakens the consumption and thereby raises the concentration, reproducing the activation-energy behaviour reported by Azam [20] and Murshid et al. [4]. The wall solutal gradient set by Figure 5 fixes the Sherwood number tabulated in Table 6 and simultaneously feeds the diffusive irreversibility term (66), coupling the species field to the entropy budget in a way that the single-species antecedent [2] could not capture.</w:t>
       </w:r>
     </w:p>
     <w:p>
@@ -5170,7 +5197,7 @@
         <w:t xml:space="preserve">Figure 5.</w:t>
       </w:r>
       <w:r>
-        <w:t xml:space="preserve"> Entropy generation number N_G(η) for various Brinkman number Br.</w:t>
+        <w:t xml:space="preserve"> Concentration profile φ(η) for various chemical-reaction parameter K.</w:t>
       </w:r>
     </w:p>
     <w:p>
@@ -5178,12 +5205,17 @@
         <w:pStyle w:val="Heading2"/>
       </w:pPr>
       <w:r>
-        <w:t xml:space="preserve">5.5 Bejan number</w:t>
-      </w:r>
-    </w:p>
-    <w:p>
-      <w:r>
-        <w:t xml:space="preserve">Figure 6 displays the Bejan number Be(η) for the magnetic parameter M. In the channel core Be→1 because conduction/radiation dominate and velocity gradients vanish, whereas near the walls Be→0 as friction, porous drag and Joule heating prevail. Increasing M depresses Be towards the friction-dominated regime, as Figure 6 shows, complementing the ridge structure of Figure 7. Radiation and hybrid loading shift the balance the other way, driving Be towards unity in the core.</w:t>
+        <w:t xml:space="preserve">5.4 Entropy generation number</w:t>
+      </w:r>
+    </w:p>
+    <w:p>
+      <w:r>
+        <w:t xml:space="preserve">Figure 6 plots the local entropy generation number N_G(η) for a range of Brinkman numbers Br. In every case the irreversibility is greatest in the immediate neighbourhood of the stretching lower plate, where the velocity gradient f'' and the temperature gradient θ' are simultaneously largest, and it decays monotonically towards the upper plate. Raising Br amplifies N_G across the whole channel because the frictional, porous and Joule contributions in (63) scale linearly with Br/Ω; the Brinkman number thus measures the competition between dissipative heating and conductive removal, and its dominant influence on entropy is precisely that identified by Murshid et al. [4] for a rotating-plate hybrid nanofluid and in the Cu–Al₂O₃ optimisation of [9]. The present result extends those findings to the Casson hybrid squeeze film and, crucially, retains the diffusive term (66) absent from the single-species treatments [2,4], so that near the walls the concentration gradient makes a non-negligible additional contribution to N_G.</w:t>
+      </w:r>
+    </w:p>
+    <w:p>
+      <w:r>
+        <w:t xml:space="preserve">The spatial structure of the irreversibility is displayed two-dimensionally in Figure 8, which maps N_G(η,M). A high-irreversibility ridge runs along the lower wall and broadens as the magnetic parameter increases, isolating the Joule-dominated zone in which electrical dissipation, viscous friction and porous drag jointly concentrate the entropy production. This contour representation, seldom provided for squeezing hybrid nanofluids, complements the line profiles of Figure 6 and localises the regions that the second-law optimisation of Section 6 must target. The averaged data in Table 7 corroborate the pointwise picture: Br, M and Rd raise N_G, whereas the Casson and squeezing parameters suppress it — the suppression by β* following from the reduction of the effective viscous coefficient A₁(1+1/β*), in line with the Casson entropy behaviour noted by Lim et al. [16].</w:t>
       </w:r>
     </w:p>
     <w:p>
@@ -5236,7 +5268,20 @@
         <w:t xml:space="preserve">Figure 6.</w:t>
       </w:r>
       <w:r>
-        <w:t xml:space="preserve"> Bejan number Be(η) for various magnetic parameter M.</w:t>
+        <w:t xml:space="preserve"> Entropy generation number N_G(η) for various Brinkman number Br.</w:t>
+      </w:r>
+    </w:p>
+    <w:p>
+      <w:pPr>
+        <w:pStyle w:val="Heading2"/>
+      </w:pPr>
+      <w:r>
+        <w:t xml:space="preserve">5.5 Bejan number</w:t>
+      </w:r>
+    </w:p>
+    <w:p>
+      <w:r>
+        <w:t xml:space="preserve">Figure 7 displays the Bejan number Be(η) for several magnetic parameters. In the channel core Be→1, signifying that heat- and mass-transfer irreversibility overwhelmingly dominate where the velocity gradients vanish, whereas near the walls Be→0, where fluid friction, porous drag and Joule heating prevail; the profile therefore traverses the entire admissible range within a single gap, crossing the equipartition level Be=0.5 (70) at an interior station. Increasing M depresses Be towards the friction-dominated regime, because the added Joule term inflates the denominator of (68); this is the same magnetic signature reported by [4,9], now resolved across the squeeze-film gap. Radiation and hybrid loading act oppositely, driving Be towards unity in the core, consistent with the conductivity-enhancement mechanism discussed for Figure 4 and with the radiative entropy trends of [20,32]. The interplay is summarised compactly by the contour of Figure 8, whose Joule-dominated ridge is the spatial complement of the low-Be near-wall band seen in Figure 7.</w:t>
       </w:r>
     </w:p>
     <w:p>
@@ -5289,1771 +5334,7 @@
         <w:t xml:space="preserve">Figure 7.</w:t>
       </w:r>
       <w:r>
-        <w:t xml:space="preserve"> Contour map of the entropy generation number N_G(η,M), showing the near-wall high-irreversibility ridge that broadens with M.</w:t>
-      </w:r>
-    </w:p>
-    <w:p>
-      <w:pPr>
-        <w:pStyle w:val="Heading2"/>
-      </w:pPr>
-      <w:r>
-        <w:t xml:space="preserve">5.6 Skin friction, Nusselt and Sherwood numbers</w:t>
-      </w:r>
-    </w:p>
-    <w:p>
-      <w:r>
-        <w:t xml:space="preserve">Table 5 collects the skin-friction and Nusselt data. The magnitude of Reₓ^(1/2)C_(f1)=A₁f''(0) grows with M, K_P and the suction parameter, because each steepens the near-wall gradient — the same mechanism that raised the near-wall velocity in Figure 1 — while a stronger squeeze reduces it. The Nusselt number in Table 5 increases with hybrid loading and radiation (echoing Figure 3) and decreases with Ec and M. Table 6 reports the Sherwood number: it rises with Sc and K (steeper solutal gradient, as in Figure 4) and falls with Sr and E. Because the Nusselt and Sherwood responses to hybrid loading and reaction oppose the corresponding entropy responses in Table 7, an efficient device is inherently a compromise, motivating the optimisation of Section 6.</w:t>
-      </w:r>
-    </w:p>
-    <w:p>
-      <w:r>
-        <w:rPr>
-          <w:i/>
-        </w:rPr>
-        <w:t xml:space="preserve">Table 5. Skin friction Reₓ^(1/2)C_(f1) and Nusselt Reₓ^(1/2)Nuₓ₁ (representative).</w:t>
-      </w:r>
-    </w:p>
-    <w:tbl>
-      <w:tblPr>
-        <w:tblW w:w="0" w:type="auto"/>
-        <w:tblBorders>
-          <w:top w:val="single" w:sz="4" w:color="808080"/>
-          <w:bottom w:val="single" w:sz="4" w:color="808080"/>
-          <w:left w:val="single" w:sz="4" w:color="808080"/>
-          <w:right w:val="single" w:sz="4" w:color="808080"/>
-          <w:insideH w:val="single" w:sz="4" w:color="808080"/>
-          <w:insideV w:val="single" w:sz="4" w:color="808080"/>
-        </w:tblBorders>
-      </w:tblPr>
-      <w:tblGrid>
-        <w:gridCol/>
-        <w:gridCol/>
-        <w:gridCol/>
-        <w:gridCol/>
-        <w:gridCol/>
-        <w:gridCol/>
-        <w:gridCol/>
-      </w:tblGrid>
-      <w:tr>
-        <w:tc>
-          <w:tcPr>
-            <w:tcBorders>
-              <w:top w:val="single" w:sz="4" w:color="808080"/>
-              <w:bottom w:val="single" w:sz="4" w:color="808080"/>
-              <w:left w:val="single" w:sz="4" w:color="808080"/>
-              <w:right w:val="single" w:sz="4" w:color="808080"/>
-            </w:tcBorders>
-            <w:shd w:val="clear" w:color="auto" w:fill="D9E2F3"/>
-          </w:tcPr>
-          <w:p>
-            <w:pPr>
-              <w:jc w:val="left"/>
-            </w:pPr>
-            <w:r>
-              <w:t xml:space="preserve">β*</w:t>
-            </w:r>
-          </w:p>
-        </w:tc>
-        <w:tc>
-          <w:tcPr>
-            <w:tcBorders>
-              <w:top w:val="single" w:sz="4" w:color="808080"/>
-              <w:bottom w:val="single" w:sz="4" w:color="808080"/>
-              <w:left w:val="single" w:sz="4" w:color="808080"/>
-              <w:right w:val="single" w:sz="4" w:color="808080"/>
-            </w:tcBorders>
-            <w:shd w:val="clear" w:color="auto" w:fill="D9E2F3"/>
-          </w:tcPr>
-          <w:p>
-            <w:pPr>
-              <w:jc w:val="left"/>
-            </w:pPr>
-            <w:r>
-              <w:t xml:space="preserve">M</w:t>
-            </w:r>
-          </w:p>
-        </w:tc>
-        <w:tc>
-          <w:tcPr>
-            <w:tcBorders>
-              <w:top w:val="single" w:sz="4" w:color="808080"/>
-              <w:bottom w:val="single" w:sz="4" w:color="808080"/>
-              <w:left w:val="single" w:sz="4" w:color="808080"/>
-              <w:right w:val="single" w:sz="4" w:color="808080"/>
-            </w:tcBorders>
-            <w:shd w:val="clear" w:color="auto" w:fill="D9E2F3"/>
-          </w:tcPr>
-          <w:p>
-            <w:pPr>
-              <w:jc w:val="left"/>
-            </w:pPr>
-            <w:r>
-              <w:t xml:space="preserve">Sq</w:t>
-            </w:r>
-          </w:p>
-        </w:tc>
-        <w:tc>
-          <w:tcPr>
-            <w:tcBorders>
-              <w:top w:val="single" w:sz="4" w:color="808080"/>
-              <w:bottom w:val="single" w:sz="4" w:color="808080"/>
-              <w:left w:val="single" w:sz="4" w:color="808080"/>
-              <w:right w:val="single" w:sz="4" w:color="808080"/>
-            </w:tcBorders>
-            <w:shd w:val="clear" w:color="auto" w:fill="D9E2F3"/>
-          </w:tcPr>
-          <w:p>
-            <w:pPr>
-              <w:jc w:val="left"/>
-            </w:pPr>
-            <w:r>
-              <w:t xml:space="preserve">K_P</w:t>
-            </w:r>
-          </w:p>
-        </w:tc>
-        <w:tc>
-          <w:tcPr>
-            <w:tcBorders>
-              <w:top w:val="single" w:sz="4" w:color="808080"/>
-              <w:bottom w:val="single" w:sz="4" w:color="808080"/>
-              <w:left w:val="single" w:sz="4" w:color="808080"/>
-              <w:right w:val="single" w:sz="4" w:color="808080"/>
-            </w:tcBorders>
-            <w:shd w:val="clear" w:color="auto" w:fill="D9E2F3"/>
-          </w:tcPr>
-          <w:p>
-            <w:pPr>
-              <w:jc w:val="left"/>
-            </w:pPr>
-            <w:r>
-              <w:t xml:space="preserve">Rd</w:t>
-            </w:r>
-          </w:p>
-        </w:tc>
-        <w:tc>
-          <w:tcPr>
-            <w:tcBorders>
-              <w:top w:val="single" w:sz="4" w:color="808080"/>
-              <w:bottom w:val="single" w:sz="4" w:color="808080"/>
-              <w:left w:val="single" w:sz="4" w:color="808080"/>
-              <w:right w:val="single" w:sz="4" w:color="808080"/>
-            </w:tcBorders>
-            <w:shd w:val="clear" w:color="auto" w:fill="D9E2F3"/>
-          </w:tcPr>
-          <w:p>
-            <w:pPr>
-              <w:jc w:val="left"/>
-            </w:pPr>
-            <w:r>
-              <w:t xml:space="preserve">Reₓ^(1/2)C_(f1)</w:t>
-            </w:r>
-          </w:p>
-        </w:tc>
-        <w:tc>
-          <w:tcPr>
-            <w:tcBorders>
-              <w:top w:val="single" w:sz="4" w:color="808080"/>
-              <w:bottom w:val="single" w:sz="4" w:color="808080"/>
-              <w:left w:val="single" w:sz="4" w:color="808080"/>
-              <w:right w:val="single" w:sz="4" w:color="808080"/>
-            </w:tcBorders>
-            <w:shd w:val="clear" w:color="auto" w:fill="D9E2F3"/>
-          </w:tcPr>
-          <w:p>
-            <w:pPr>
-              <w:jc w:val="left"/>
-            </w:pPr>
-            <w:r>
-              <w:t xml:space="preserve">Reₓ^(1/2)Nuₓ₁</w:t>
-            </w:r>
-          </w:p>
-        </w:tc>
-      </w:tr>
-      <w:tr>
-        <w:tc>
-          <w:tcPr>
-            <w:tcBorders>
-              <w:top w:val="single" w:sz="4" w:color="808080"/>
-              <w:bottom w:val="single" w:sz="4" w:color="808080"/>
-              <w:left w:val="single" w:sz="4" w:color="808080"/>
-              <w:right w:val="single" w:sz="4" w:color="808080"/>
-            </w:tcBorders>
-          </w:tcPr>
-          <w:p>
-            <w:pPr>
-              <w:jc w:val="left"/>
-            </w:pPr>
-            <w:r>
-              <w:t xml:space="preserve">0.5</w:t>
-            </w:r>
-          </w:p>
-        </w:tc>
-        <w:tc>
-          <w:tcPr>
-            <w:tcBorders>
-              <w:top w:val="single" w:sz="4" w:color="808080"/>
-              <w:bottom w:val="single" w:sz="4" w:color="808080"/>
-              <w:left w:val="single" w:sz="4" w:color="808080"/>
-              <w:right w:val="single" w:sz="4" w:color="808080"/>
-            </w:tcBorders>
-          </w:tcPr>
-          <w:p>
-            <w:pPr>
-              <w:jc w:val="left"/>
-            </w:pPr>
-            <w:r>
-              <w:t xml:space="preserve">1</w:t>
-            </w:r>
-          </w:p>
-        </w:tc>
-        <w:tc>
-          <w:tcPr>
-            <w:tcBorders>
-              <w:top w:val="single" w:sz="4" w:color="808080"/>
-              <w:bottom w:val="single" w:sz="4" w:color="808080"/>
-              <w:left w:val="single" w:sz="4" w:color="808080"/>
-              <w:right w:val="single" w:sz="4" w:color="808080"/>
-            </w:tcBorders>
-          </w:tcPr>
-          <w:p>
-            <w:pPr>
-              <w:jc w:val="left"/>
-            </w:pPr>
-            <w:r>
-              <w:t xml:space="preserve">0.5</w:t>
-            </w:r>
-          </w:p>
-        </w:tc>
-        <w:tc>
-          <w:tcPr>
-            <w:tcBorders>
-              <w:top w:val="single" w:sz="4" w:color="808080"/>
-              <w:bottom w:val="single" w:sz="4" w:color="808080"/>
-              <w:left w:val="single" w:sz="4" w:color="808080"/>
-              <w:right w:val="single" w:sz="4" w:color="808080"/>
-            </w:tcBorders>
-          </w:tcPr>
-          <w:p>
-            <w:pPr>
-              <w:jc w:val="left"/>
-            </w:pPr>
-            <w:r>
-              <w:t xml:space="preserve">1</w:t>
-            </w:r>
-          </w:p>
-        </w:tc>
-        <w:tc>
-          <w:tcPr>
-            <w:tcBorders>
-              <w:top w:val="single" w:sz="4" w:color="808080"/>
-              <w:bottom w:val="single" w:sz="4" w:color="808080"/>
-              <w:left w:val="single" w:sz="4" w:color="808080"/>
-              <w:right w:val="single" w:sz="4" w:color="808080"/>
-            </w:tcBorders>
-          </w:tcPr>
-          <w:p>
-            <w:pPr>
-              <w:jc w:val="left"/>
-            </w:pPr>
-            <w:r>
-              <w:t xml:space="preserve">1</w:t>
-            </w:r>
-          </w:p>
-        </w:tc>
-        <w:tc>
-          <w:tcPr>
-            <w:tcBorders>
-              <w:top w:val="single" w:sz="4" w:color="808080"/>
-              <w:bottom w:val="single" w:sz="4" w:color="808080"/>
-              <w:left w:val="single" w:sz="4" w:color="808080"/>
-              <w:right w:val="single" w:sz="4" w:color="808080"/>
-            </w:tcBorders>
-          </w:tcPr>
-          <w:p>
-            <w:pPr>
-              <w:jc w:val="left"/>
-            </w:pPr>
-            <w:r>
-              <w:t xml:space="preserve">-1.2142</w:t>
-            </w:r>
-          </w:p>
-        </w:tc>
-        <w:tc>
-          <w:tcPr>
-            <w:tcBorders>
-              <w:top w:val="single" w:sz="4" w:color="808080"/>
-              <w:bottom w:val="single" w:sz="4" w:color="808080"/>
-              <w:left w:val="single" w:sz="4" w:color="808080"/>
-              <w:right w:val="single" w:sz="4" w:color="808080"/>
-            </w:tcBorders>
-          </w:tcPr>
-          <w:p>
-            <w:pPr>
-              <w:jc w:val="left"/>
-            </w:pPr>
-            <w:r>
-              <w:t xml:space="preserve">1.4448</w:t>
-            </w:r>
-          </w:p>
-        </w:tc>
-      </w:tr>
-      <w:tr>
-        <w:tc>
-          <w:tcPr>
-            <w:tcBorders>
-              <w:top w:val="single" w:sz="4" w:color="808080"/>
-              <w:bottom w:val="single" w:sz="4" w:color="808080"/>
-              <w:left w:val="single" w:sz="4" w:color="808080"/>
-              <w:right w:val="single" w:sz="4" w:color="808080"/>
-            </w:tcBorders>
-          </w:tcPr>
-          <w:p>
-            <w:pPr>
-              <w:jc w:val="left"/>
-            </w:pPr>
-            <w:r>
-              <w:t xml:space="preserve">1.0</w:t>
-            </w:r>
-          </w:p>
-        </w:tc>
-        <w:tc>
-          <w:tcPr>
-            <w:tcBorders>
-              <w:top w:val="single" w:sz="4" w:color="808080"/>
-              <w:bottom w:val="single" w:sz="4" w:color="808080"/>
-              <w:left w:val="single" w:sz="4" w:color="808080"/>
-              <w:right w:val="single" w:sz="4" w:color="808080"/>
-            </w:tcBorders>
-          </w:tcPr>
-          <w:p>
-            <w:pPr>
-              <w:jc w:val="left"/>
-            </w:pPr>
-            <w:r>
-              <w:t xml:space="preserve">1</w:t>
-            </w:r>
-          </w:p>
-        </w:tc>
-        <w:tc>
-          <w:tcPr>
-            <w:tcBorders>
-              <w:top w:val="single" w:sz="4" w:color="808080"/>
-              <w:bottom w:val="single" w:sz="4" w:color="808080"/>
-              <w:left w:val="single" w:sz="4" w:color="808080"/>
-              <w:right w:val="single" w:sz="4" w:color="808080"/>
-            </w:tcBorders>
-          </w:tcPr>
-          <w:p>
-            <w:pPr>
-              <w:jc w:val="left"/>
-            </w:pPr>
-            <w:r>
-              <w:t xml:space="preserve">0.5</w:t>
-            </w:r>
-          </w:p>
-        </w:tc>
-        <w:tc>
-          <w:tcPr>
-            <w:tcBorders>
-              <w:top w:val="single" w:sz="4" w:color="808080"/>
-              <w:bottom w:val="single" w:sz="4" w:color="808080"/>
-              <w:left w:val="single" w:sz="4" w:color="808080"/>
-              <w:right w:val="single" w:sz="4" w:color="808080"/>
-            </w:tcBorders>
-          </w:tcPr>
-          <w:p>
-            <w:pPr>
-              <w:jc w:val="left"/>
-            </w:pPr>
-            <w:r>
-              <w:t xml:space="preserve">1</w:t>
-            </w:r>
-          </w:p>
-        </w:tc>
-        <w:tc>
-          <w:tcPr>
-            <w:tcBorders>
-              <w:top w:val="single" w:sz="4" w:color="808080"/>
-              <w:bottom w:val="single" w:sz="4" w:color="808080"/>
-              <w:left w:val="single" w:sz="4" w:color="808080"/>
-              <w:right w:val="single" w:sz="4" w:color="808080"/>
-            </w:tcBorders>
-          </w:tcPr>
-          <w:p>
-            <w:pPr>
-              <w:jc w:val="left"/>
-            </w:pPr>
-            <w:r>
-              <w:t xml:space="preserve">1</w:t>
-            </w:r>
-          </w:p>
-        </w:tc>
-        <w:tc>
-          <w:tcPr>
-            <w:tcBorders>
-              <w:top w:val="single" w:sz="4" w:color="808080"/>
-              <w:bottom w:val="single" w:sz="4" w:color="808080"/>
-              <w:left w:val="single" w:sz="4" w:color="808080"/>
-              <w:right w:val="single" w:sz="4" w:color="808080"/>
-            </w:tcBorders>
-          </w:tcPr>
-          <w:p>
-            <w:pPr>
-              <w:jc w:val="left"/>
-            </w:pPr>
-            <w:r>
-              <w:t xml:space="preserve">-1.3638</w:t>
-            </w:r>
-          </w:p>
-        </w:tc>
-        <w:tc>
-          <w:tcPr>
-            <w:tcBorders>
-              <w:top w:val="single" w:sz="4" w:color="808080"/>
-              <w:bottom w:val="single" w:sz="4" w:color="808080"/>
-              <w:left w:val="single" w:sz="4" w:color="808080"/>
-              <w:right w:val="single" w:sz="4" w:color="808080"/>
-            </w:tcBorders>
-          </w:tcPr>
-          <w:p>
-            <w:pPr>
-              <w:jc w:val="left"/>
-            </w:pPr>
-            <w:r>
-              <w:t xml:space="preserve">1.3210</w:t>
-            </w:r>
-          </w:p>
-        </w:tc>
-      </w:tr>
-      <w:tr>
-        <w:tc>
-          <w:tcPr>
-            <w:tcBorders>
-              <w:top w:val="single" w:sz="4" w:color="808080"/>
-              <w:bottom w:val="single" w:sz="4" w:color="808080"/>
-              <w:left w:val="single" w:sz="4" w:color="808080"/>
-              <w:right w:val="single" w:sz="4" w:color="808080"/>
-            </w:tcBorders>
-          </w:tcPr>
-          <w:p>
-            <w:pPr>
-              <w:jc w:val="left"/>
-            </w:pPr>
-            <w:r>
-              <w:t xml:space="preserve">1.0</w:t>
-            </w:r>
-          </w:p>
-        </w:tc>
-        <w:tc>
-          <w:tcPr>
-            <w:tcBorders>
-              <w:top w:val="single" w:sz="4" w:color="808080"/>
-              <w:bottom w:val="single" w:sz="4" w:color="808080"/>
-              <w:left w:val="single" w:sz="4" w:color="808080"/>
-              <w:right w:val="single" w:sz="4" w:color="808080"/>
-            </w:tcBorders>
-          </w:tcPr>
-          <w:p>
-            <w:pPr>
-              <w:jc w:val="left"/>
-            </w:pPr>
-            <w:r>
-              <w:t xml:space="preserve">3</w:t>
-            </w:r>
-          </w:p>
-        </w:tc>
-        <w:tc>
-          <w:tcPr>
-            <w:tcBorders>
-              <w:top w:val="single" w:sz="4" w:color="808080"/>
-              <w:bottom w:val="single" w:sz="4" w:color="808080"/>
-              <w:left w:val="single" w:sz="4" w:color="808080"/>
-              <w:right w:val="single" w:sz="4" w:color="808080"/>
-            </w:tcBorders>
-          </w:tcPr>
-          <w:p>
-            <w:pPr>
-              <w:jc w:val="left"/>
-            </w:pPr>
-            <w:r>
-              <w:t xml:space="preserve">0.5</w:t>
-            </w:r>
-          </w:p>
-        </w:tc>
-        <w:tc>
-          <w:tcPr>
-            <w:tcBorders>
-              <w:top w:val="single" w:sz="4" w:color="808080"/>
-              <w:bottom w:val="single" w:sz="4" w:color="808080"/>
-              <w:left w:val="single" w:sz="4" w:color="808080"/>
-              <w:right w:val="single" w:sz="4" w:color="808080"/>
-            </w:tcBorders>
-          </w:tcPr>
-          <w:p>
-            <w:pPr>
-              <w:jc w:val="left"/>
-            </w:pPr>
-            <w:r>
-              <w:t xml:space="preserve">1</w:t>
-            </w:r>
-          </w:p>
-        </w:tc>
-        <w:tc>
-          <w:tcPr>
-            <w:tcBorders>
-              <w:top w:val="single" w:sz="4" w:color="808080"/>
-              <w:bottom w:val="single" w:sz="4" w:color="808080"/>
-              <w:left w:val="single" w:sz="4" w:color="808080"/>
-              <w:right w:val="single" w:sz="4" w:color="808080"/>
-            </w:tcBorders>
-          </w:tcPr>
-          <w:p>
-            <w:pPr>
-              <w:jc w:val="left"/>
-            </w:pPr>
-            <w:r>
-              <w:t xml:space="preserve">1</w:t>
-            </w:r>
-          </w:p>
-        </w:tc>
-        <w:tc>
-          <w:tcPr>
-            <w:tcBorders>
-              <w:top w:val="single" w:sz="4" w:color="808080"/>
-              <w:bottom w:val="single" w:sz="4" w:color="808080"/>
-              <w:left w:val="single" w:sz="4" w:color="808080"/>
-              <w:right w:val="single" w:sz="4" w:color="808080"/>
-            </w:tcBorders>
-          </w:tcPr>
-          <w:p>
-            <w:pPr>
-              <w:jc w:val="left"/>
-            </w:pPr>
-            <w:r>
-              <w:t xml:space="preserve">-1.4127</w:t>
-            </w:r>
-          </w:p>
-        </w:tc>
-        <w:tc>
-          <w:tcPr>
-            <w:tcBorders>
-              <w:top w:val="single" w:sz="4" w:color="808080"/>
-              <w:bottom w:val="single" w:sz="4" w:color="808080"/>
-              <w:left w:val="single" w:sz="4" w:color="808080"/>
-              <w:right w:val="single" w:sz="4" w:color="808080"/>
-            </w:tcBorders>
-          </w:tcPr>
-          <w:p>
-            <w:pPr>
-              <w:jc w:val="left"/>
-            </w:pPr>
-            <w:r>
-              <w:t xml:space="preserve">1.2984</w:t>
-            </w:r>
-          </w:p>
-        </w:tc>
-      </w:tr>
-      <w:tr>
-        <w:tc>
-          <w:tcPr>
-            <w:tcBorders>
-              <w:top w:val="single" w:sz="4" w:color="808080"/>
-              <w:bottom w:val="single" w:sz="4" w:color="808080"/>
-              <w:left w:val="single" w:sz="4" w:color="808080"/>
-              <w:right w:val="single" w:sz="4" w:color="808080"/>
-            </w:tcBorders>
-          </w:tcPr>
-          <w:p>
-            <w:pPr>
-              <w:jc w:val="left"/>
-            </w:pPr>
-            <w:r>
-              <w:t xml:space="preserve">1.0</w:t>
-            </w:r>
-          </w:p>
-        </w:tc>
-        <w:tc>
-          <w:tcPr>
-            <w:tcBorders>
-              <w:top w:val="single" w:sz="4" w:color="808080"/>
-              <w:bottom w:val="single" w:sz="4" w:color="808080"/>
-              <w:left w:val="single" w:sz="4" w:color="808080"/>
-              <w:right w:val="single" w:sz="4" w:color="808080"/>
-            </w:tcBorders>
-          </w:tcPr>
-          <w:p>
-            <w:pPr>
-              <w:jc w:val="left"/>
-            </w:pPr>
-            <w:r>
-              <w:t xml:space="preserve">1</w:t>
-            </w:r>
-          </w:p>
-        </w:tc>
-        <w:tc>
-          <w:tcPr>
-            <w:tcBorders>
-              <w:top w:val="single" w:sz="4" w:color="808080"/>
-              <w:bottom w:val="single" w:sz="4" w:color="808080"/>
-              <w:left w:val="single" w:sz="4" w:color="808080"/>
-              <w:right w:val="single" w:sz="4" w:color="808080"/>
-            </w:tcBorders>
-          </w:tcPr>
-          <w:p>
-            <w:pPr>
-              <w:jc w:val="left"/>
-            </w:pPr>
-            <w:r>
-              <w:t xml:space="preserve">0.8</w:t>
-            </w:r>
-          </w:p>
-        </w:tc>
-        <w:tc>
-          <w:tcPr>
-            <w:tcBorders>
-              <w:top w:val="single" w:sz="4" w:color="808080"/>
-              <w:bottom w:val="single" w:sz="4" w:color="808080"/>
-              <w:left w:val="single" w:sz="4" w:color="808080"/>
-              <w:right w:val="single" w:sz="4" w:color="808080"/>
-            </w:tcBorders>
-          </w:tcPr>
-          <w:p>
-            <w:pPr>
-              <w:jc w:val="left"/>
-            </w:pPr>
-            <w:r>
-              <w:t xml:space="preserve">1</w:t>
-            </w:r>
-          </w:p>
-        </w:tc>
-        <w:tc>
-          <w:tcPr>
-            <w:tcBorders>
-              <w:top w:val="single" w:sz="4" w:color="808080"/>
-              <w:bottom w:val="single" w:sz="4" w:color="808080"/>
-              <w:left w:val="single" w:sz="4" w:color="808080"/>
-              <w:right w:val="single" w:sz="4" w:color="808080"/>
-            </w:tcBorders>
-          </w:tcPr>
-          <w:p>
-            <w:pPr>
-              <w:jc w:val="left"/>
-            </w:pPr>
-            <w:r>
-              <w:t xml:space="preserve">1</w:t>
-            </w:r>
-          </w:p>
-        </w:tc>
-        <w:tc>
-          <w:tcPr>
-            <w:tcBorders>
-              <w:top w:val="single" w:sz="4" w:color="808080"/>
-              <w:bottom w:val="single" w:sz="4" w:color="808080"/>
-              <w:left w:val="single" w:sz="4" w:color="808080"/>
-              <w:right w:val="single" w:sz="4" w:color="808080"/>
-            </w:tcBorders>
-          </w:tcPr>
-          <w:p>
-            <w:pPr>
-              <w:jc w:val="left"/>
-            </w:pPr>
-            <w:r>
-              <w:t xml:space="preserve">-1.9982</w:t>
-            </w:r>
-          </w:p>
-        </w:tc>
-        <w:tc>
-          <w:tcPr>
-            <w:tcBorders>
-              <w:top w:val="single" w:sz="4" w:color="808080"/>
-              <w:bottom w:val="single" w:sz="4" w:color="808080"/>
-              <w:left w:val="single" w:sz="4" w:color="808080"/>
-              <w:right w:val="single" w:sz="4" w:color="808080"/>
-            </w:tcBorders>
-          </w:tcPr>
-          <w:p>
-            <w:pPr>
-              <w:jc w:val="left"/>
-            </w:pPr>
-            <w:r>
-              <w:t xml:space="preserve">1.2046</w:t>
-            </w:r>
-          </w:p>
-        </w:tc>
-      </w:tr>
-      <w:tr>
-        <w:tc>
-          <w:tcPr>
-            <w:tcBorders>
-              <w:top w:val="single" w:sz="4" w:color="808080"/>
-              <w:bottom w:val="single" w:sz="4" w:color="808080"/>
-              <w:left w:val="single" w:sz="4" w:color="808080"/>
-              <w:right w:val="single" w:sz="4" w:color="808080"/>
-            </w:tcBorders>
-          </w:tcPr>
-          <w:p>
-            <w:pPr>
-              <w:jc w:val="left"/>
-            </w:pPr>
-            <w:r>
-              <w:t xml:space="preserve">1.0</w:t>
-            </w:r>
-          </w:p>
-        </w:tc>
-        <w:tc>
-          <w:tcPr>
-            <w:tcBorders>
-              <w:top w:val="single" w:sz="4" w:color="808080"/>
-              <w:bottom w:val="single" w:sz="4" w:color="808080"/>
-              <w:left w:val="single" w:sz="4" w:color="808080"/>
-              <w:right w:val="single" w:sz="4" w:color="808080"/>
-            </w:tcBorders>
-          </w:tcPr>
-          <w:p>
-            <w:pPr>
-              <w:jc w:val="left"/>
-            </w:pPr>
-            <w:r>
-              <w:t xml:space="preserve">1</w:t>
-            </w:r>
-          </w:p>
-        </w:tc>
-        <w:tc>
-          <w:tcPr>
-            <w:tcBorders>
-              <w:top w:val="single" w:sz="4" w:color="808080"/>
-              <w:bottom w:val="single" w:sz="4" w:color="808080"/>
-              <w:left w:val="single" w:sz="4" w:color="808080"/>
-              <w:right w:val="single" w:sz="4" w:color="808080"/>
-            </w:tcBorders>
-          </w:tcPr>
-          <w:p>
-            <w:pPr>
-              <w:jc w:val="left"/>
-            </w:pPr>
-            <w:r>
-              <w:t xml:space="preserve">0.5</w:t>
-            </w:r>
-          </w:p>
-        </w:tc>
-        <w:tc>
-          <w:tcPr>
-            <w:tcBorders>
-              <w:top w:val="single" w:sz="4" w:color="808080"/>
-              <w:bottom w:val="single" w:sz="4" w:color="808080"/>
-              <w:left w:val="single" w:sz="4" w:color="808080"/>
-              <w:right w:val="single" w:sz="4" w:color="808080"/>
-            </w:tcBorders>
-          </w:tcPr>
-          <w:p>
-            <w:pPr>
-              <w:jc w:val="left"/>
-            </w:pPr>
-            <w:r>
-              <w:t xml:space="preserve">2</w:t>
-            </w:r>
-          </w:p>
-        </w:tc>
-        <w:tc>
-          <w:tcPr>
-            <w:tcBorders>
-              <w:top w:val="single" w:sz="4" w:color="808080"/>
-              <w:bottom w:val="single" w:sz="4" w:color="808080"/>
-              <w:left w:val="single" w:sz="4" w:color="808080"/>
-              <w:right w:val="single" w:sz="4" w:color="808080"/>
-            </w:tcBorders>
-          </w:tcPr>
-          <w:p>
-            <w:pPr>
-              <w:jc w:val="left"/>
-            </w:pPr>
-            <w:r>
-              <w:t xml:space="preserve">1</w:t>
-            </w:r>
-          </w:p>
-        </w:tc>
-        <w:tc>
-          <w:tcPr>
-            <w:tcBorders>
-              <w:top w:val="single" w:sz="4" w:color="808080"/>
-              <w:bottom w:val="single" w:sz="4" w:color="808080"/>
-              <w:left w:val="single" w:sz="4" w:color="808080"/>
-              <w:right w:val="single" w:sz="4" w:color="808080"/>
-            </w:tcBorders>
-          </w:tcPr>
-          <w:p>
-            <w:pPr>
-              <w:jc w:val="left"/>
-            </w:pPr>
-            <w:r>
-              <w:t xml:space="preserve">-1.4604</w:t>
-            </w:r>
-          </w:p>
-        </w:tc>
-        <w:tc>
-          <w:tcPr>
-            <w:tcBorders>
-              <w:top w:val="single" w:sz="4" w:color="808080"/>
-              <w:bottom w:val="single" w:sz="4" w:color="808080"/>
-              <w:left w:val="single" w:sz="4" w:color="808080"/>
-              <w:right w:val="single" w:sz="4" w:color="808080"/>
-            </w:tcBorders>
-          </w:tcPr>
-          <w:p>
-            <w:pPr>
-              <w:jc w:val="left"/>
-            </w:pPr>
-            <w:r>
-              <w:t xml:space="preserve">1.3086</w:t>
-            </w:r>
-          </w:p>
-        </w:tc>
-      </w:tr>
-      <w:tr>
-        <w:tc>
-          <w:tcPr>
-            <w:tcBorders>
-              <w:top w:val="single" w:sz="4" w:color="808080"/>
-              <w:bottom w:val="single" w:sz="4" w:color="808080"/>
-              <w:left w:val="single" w:sz="4" w:color="808080"/>
-              <w:right w:val="single" w:sz="4" w:color="808080"/>
-            </w:tcBorders>
-          </w:tcPr>
-          <w:p>
-            <w:pPr>
-              <w:jc w:val="left"/>
-            </w:pPr>
-            <w:r>
-              <w:t xml:space="preserve">1.0</w:t>
-            </w:r>
-          </w:p>
-        </w:tc>
-        <w:tc>
-          <w:tcPr>
-            <w:tcBorders>
-              <w:top w:val="single" w:sz="4" w:color="808080"/>
-              <w:bottom w:val="single" w:sz="4" w:color="808080"/>
-              <w:left w:val="single" w:sz="4" w:color="808080"/>
-              <w:right w:val="single" w:sz="4" w:color="808080"/>
-            </w:tcBorders>
-          </w:tcPr>
-          <w:p>
-            <w:pPr>
-              <w:jc w:val="left"/>
-            </w:pPr>
-            <w:r>
-              <w:t xml:space="preserve">1</w:t>
-            </w:r>
-          </w:p>
-        </w:tc>
-        <w:tc>
-          <w:tcPr>
-            <w:tcBorders>
-              <w:top w:val="single" w:sz="4" w:color="808080"/>
-              <w:bottom w:val="single" w:sz="4" w:color="808080"/>
-              <w:left w:val="single" w:sz="4" w:color="808080"/>
-              <w:right w:val="single" w:sz="4" w:color="808080"/>
-            </w:tcBorders>
-          </w:tcPr>
-          <w:p>
-            <w:pPr>
-              <w:jc w:val="left"/>
-            </w:pPr>
-            <w:r>
-              <w:t xml:space="preserve">0.5</w:t>
-            </w:r>
-          </w:p>
-        </w:tc>
-        <w:tc>
-          <w:tcPr>
-            <w:tcBorders>
-              <w:top w:val="single" w:sz="4" w:color="808080"/>
-              <w:bottom w:val="single" w:sz="4" w:color="808080"/>
-              <w:left w:val="single" w:sz="4" w:color="808080"/>
-              <w:right w:val="single" w:sz="4" w:color="808080"/>
-            </w:tcBorders>
-          </w:tcPr>
-          <w:p>
-            <w:pPr>
-              <w:jc w:val="left"/>
-            </w:pPr>
-            <w:r>
-              <w:t xml:space="preserve">1</w:t>
-            </w:r>
-          </w:p>
-        </w:tc>
-        <w:tc>
-          <w:tcPr>
-            <w:tcBorders>
-              <w:top w:val="single" w:sz="4" w:color="808080"/>
-              <w:bottom w:val="single" w:sz="4" w:color="808080"/>
-              <w:left w:val="single" w:sz="4" w:color="808080"/>
-              <w:right w:val="single" w:sz="4" w:color="808080"/>
-            </w:tcBorders>
-          </w:tcPr>
-          <w:p>
-            <w:pPr>
-              <w:jc w:val="left"/>
-            </w:pPr>
-            <w:r>
-              <w:t xml:space="preserve">2</w:t>
-            </w:r>
-          </w:p>
-        </w:tc>
-        <w:tc>
-          <w:tcPr>
-            <w:tcBorders>
-              <w:top w:val="single" w:sz="4" w:color="808080"/>
-              <w:bottom w:val="single" w:sz="4" w:color="808080"/>
-              <w:left w:val="single" w:sz="4" w:color="808080"/>
-              <w:right w:val="single" w:sz="4" w:color="808080"/>
-            </w:tcBorders>
-          </w:tcPr>
-          <w:p>
-            <w:pPr>
-              <w:jc w:val="left"/>
-            </w:pPr>
-            <w:r>
-              <w:t xml:space="preserve">-1.3638</w:t>
-            </w:r>
-          </w:p>
-        </w:tc>
-        <w:tc>
-          <w:tcPr>
-            <w:tcBorders>
-              <w:top w:val="single" w:sz="4" w:color="808080"/>
-              <w:bottom w:val="single" w:sz="4" w:color="808080"/>
-              <w:left w:val="single" w:sz="4" w:color="808080"/>
-              <w:right w:val="single" w:sz="4" w:color="808080"/>
-            </w:tcBorders>
-          </w:tcPr>
-          <w:p>
-            <w:pPr>
-              <w:jc w:val="left"/>
-            </w:pPr>
-            <w:r>
-              <w:t xml:space="preserve">1.5093</w:t>
-            </w:r>
-          </w:p>
-        </w:tc>
-      </w:tr>
-    </w:tbl>
-    <w:p>
-      <w:r>
-        <w:rPr>
-          <w:i/>
-        </w:rPr>
-        <w:t xml:space="preserve">Table 6. Sherwood number Reₓ^(1/2)Shₓ₁ (representative).</w:t>
-      </w:r>
-    </w:p>
-    <w:tbl>
-      <w:tblPr>
-        <w:tblW w:w="0" w:type="auto"/>
-        <w:tblBorders>
-          <w:top w:val="single" w:sz="4" w:color="808080"/>
-          <w:bottom w:val="single" w:sz="4" w:color="808080"/>
-          <w:left w:val="single" w:sz="4" w:color="808080"/>
-          <w:right w:val="single" w:sz="4" w:color="808080"/>
-          <w:insideH w:val="single" w:sz="4" w:color="808080"/>
-          <w:insideV w:val="single" w:sz="4" w:color="808080"/>
-        </w:tblBorders>
-      </w:tblPr>
-      <w:tblGrid>
-        <w:gridCol/>
-        <w:gridCol/>
-        <w:gridCol/>
-        <w:gridCol/>
-        <w:gridCol/>
-        <w:gridCol/>
-      </w:tblGrid>
-      <w:tr>
-        <w:tc>
-          <w:tcPr>
-            <w:tcBorders>
-              <w:top w:val="single" w:sz="4" w:color="808080"/>
-              <w:bottom w:val="single" w:sz="4" w:color="808080"/>
-              <w:left w:val="single" w:sz="4" w:color="808080"/>
-              <w:right w:val="single" w:sz="4" w:color="808080"/>
-            </w:tcBorders>
-            <w:shd w:val="clear" w:color="auto" w:fill="D9E2F3"/>
-          </w:tcPr>
-          <w:p>
-            <w:pPr>
-              <w:jc w:val="left"/>
-            </w:pPr>
-            <w:r>
-              <w:t xml:space="preserve">Sc</w:t>
-            </w:r>
-          </w:p>
-        </w:tc>
-        <w:tc>
-          <w:tcPr>
-            <w:tcBorders>
-              <w:top w:val="single" w:sz="4" w:color="808080"/>
-              <w:bottom w:val="single" w:sz="4" w:color="808080"/>
-              <w:left w:val="single" w:sz="4" w:color="808080"/>
-              <w:right w:val="single" w:sz="4" w:color="808080"/>
-            </w:tcBorders>
-            <w:shd w:val="clear" w:color="auto" w:fill="D9E2F3"/>
-          </w:tcPr>
-          <w:p>
-            <w:pPr>
-              <w:jc w:val="left"/>
-            </w:pPr>
-            <w:r>
-              <w:t xml:space="preserve">Sr</w:t>
-            </w:r>
-          </w:p>
-        </w:tc>
-        <w:tc>
-          <w:tcPr>
-            <w:tcBorders>
-              <w:top w:val="single" w:sz="4" w:color="808080"/>
-              <w:bottom w:val="single" w:sz="4" w:color="808080"/>
-              <w:left w:val="single" w:sz="4" w:color="808080"/>
-              <w:right w:val="single" w:sz="4" w:color="808080"/>
-            </w:tcBorders>
-            <w:shd w:val="clear" w:color="auto" w:fill="D9E2F3"/>
-          </w:tcPr>
-          <w:p>
-            <w:pPr>
-              <w:jc w:val="left"/>
-            </w:pPr>
-            <w:r>
-              <w:t xml:space="preserve">K</w:t>
-            </w:r>
-          </w:p>
-        </w:tc>
-        <w:tc>
-          <w:tcPr>
-            <w:tcBorders>
-              <w:top w:val="single" w:sz="4" w:color="808080"/>
-              <w:bottom w:val="single" w:sz="4" w:color="808080"/>
-              <w:left w:val="single" w:sz="4" w:color="808080"/>
-              <w:right w:val="single" w:sz="4" w:color="808080"/>
-            </w:tcBorders>
-            <w:shd w:val="clear" w:color="auto" w:fill="D9E2F3"/>
-          </w:tcPr>
-          <w:p>
-            <w:pPr>
-              <w:jc w:val="left"/>
-            </w:pPr>
-            <w:r>
-              <w:t xml:space="preserve">Df</w:t>
-            </w:r>
-          </w:p>
-        </w:tc>
-        <w:tc>
-          <w:tcPr>
-            <w:tcBorders>
-              <w:top w:val="single" w:sz="4" w:color="808080"/>
-              <w:bottom w:val="single" w:sz="4" w:color="808080"/>
-              <w:left w:val="single" w:sz="4" w:color="808080"/>
-              <w:right w:val="single" w:sz="4" w:color="808080"/>
-            </w:tcBorders>
-            <w:shd w:val="clear" w:color="auto" w:fill="D9E2F3"/>
-          </w:tcPr>
-          <w:p>
-            <w:pPr>
-              <w:jc w:val="left"/>
-            </w:pPr>
-            <w:r>
-              <w:t xml:space="preserve">E</w:t>
-            </w:r>
-          </w:p>
-        </w:tc>
-        <w:tc>
-          <w:tcPr>
-            <w:tcBorders>
-              <w:top w:val="single" w:sz="4" w:color="808080"/>
-              <w:bottom w:val="single" w:sz="4" w:color="808080"/>
-              <w:left w:val="single" w:sz="4" w:color="808080"/>
-              <w:right w:val="single" w:sz="4" w:color="808080"/>
-            </w:tcBorders>
-            <w:shd w:val="clear" w:color="auto" w:fill="D9E2F3"/>
-          </w:tcPr>
-          <w:p>
-            <w:pPr>
-              <w:jc w:val="left"/>
-            </w:pPr>
-            <w:r>
-              <w:t xml:space="preserve">Reₓ^(1/2)Shₓ₁</w:t>
-            </w:r>
-          </w:p>
-        </w:tc>
-      </w:tr>
-      <w:tr>
-        <w:tc>
-          <w:tcPr>
-            <w:tcBorders>
-              <w:top w:val="single" w:sz="4" w:color="808080"/>
-              <w:bottom w:val="single" w:sz="4" w:color="808080"/>
-              <w:left w:val="single" w:sz="4" w:color="808080"/>
-              <w:right w:val="single" w:sz="4" w:color="808080"/>
-            </w:tcBorders>
-          </w:tcPr>
-          <w:p>
-            <w:pPr>
-              <w:jc w:val="left"/>
-            </w:pPr>
-            <w:r>
-              <w:t xml:space="preserve">1.0</w:t>
-            </w:r>
-          </w:p>
-        </w:tc>
-        <w:tc>
-          <w:tcPr>
-            <w:tcBorders>
-              <w:top w:val="single" w:sz="4" w:color="808080"/>
-              <w:bottom w:val="single" w:sz="4" w:color="808080"/>
-              <w:left w:val="single" w:sz="4" w:color="808080"/>
-              <w:right w:val="single" w:sz="4" w:color="808080"/>
-            </w:tcBorders>
-          </w:tcPr>
-          <w:p>
-            <w:pPr>
-              <w:jc w:val="left"/>
-            </w:pPr>
-            <w:r>
-              <w:t xml:space="preserve">0.2</w:t>
-            </w:r>
-          </w:p>
-        </w:tc>
-        <w:tc>
-          <w:tcPr>
-            <w:tcBorders>
-              <w:top w:val="single" w:sz="4" w:color="808080"/>
-              <w:bottom w:val="single" w:sz="4" w:color="808080"/>
-              <w:left w:val="single" w:sz="4" w:color="808080"/>
-              <w:right w:val="single" w:sz="4" w:color="808080"/>
-            </w:tcBorders>
-          </w:tcPr>
-          <w:p>
-            <w:pPr>
-              <w:jc w:val="left"/>
-            </w:pPr>
-            <w:r>
-              <w:t xml:space="preserve">0.5</w:t>
-            </w:r>
-          </w:p>
-        </w:tc>
-        <w:tc>
-          <w:tcPr>
-            <w:tcBorders>
-              <w:top w:val="single" w:sz="4" w:color="808080"/>
-              <w:bottom w:val="single" w:sz="4" w:color="808080"/>
-              <w:left w:val="single" w:sz="4" w:color="808080"/>
-              <w:right w:val="single" w:sz="4" w:color="808080"/>
-            </w:tcBorders>
-          </w:tcPr>
-          <w:p>
-            <w:pPr>
-              <w:jc w:val="left"/>
-            </w:pPr>
-            <w:r>
-              <w:t xml:space="preserve">0.2</w:t>
-            </w:r>
-          </w:p>
-        </w:tc>
-        <w:tc>
-          <w:tcPr>
-            <w:tcBorders>
-              <w:top w:val="single" w:sz="4" w:color="808080"/>
-              <w:bottom w:val="single" w:sz="4" w:color="808080"/>
-              <w:left w:val="single" w:sz="4" w:color="808080"/>
-              <w:right w:val="single" w:sz="4" w:color="808080"/>
-            </w:tcBorders>
-          </w:tcPr>
-          <w:p>
-            <w:pPr>
-              <w:jc w:val="left"/>
-            </w:pPr>
-            <w:r>
-              <w:t xml:space="preserve">0.2</w:t>
-            </w:r>
-          </w:p>
-        </w:tc>
-        <w:tc>
-          <w:tcPr>
-            <w:tcBorders>
-              <w:top w:val="single" w:sz="4" w:color="808080"/>
-              <w:bottom w:val="single" w:sz="4" w:color="808080"/>
-              <w:left w:val="single" w:sz="4" w:color="808080"/>
-              <w:right w:val="single" w:sz="4" w:color="808080"/>
-            </w:tcBorders>
-          </w:tcPr>
-          <w:p>
-            <w:pPr>
-              <w:jc w:val="left"/>
-            </w:pPr>
-            <w:r>
-              <w:t xml:space="preserve">0.5457</w:t>
-            </w:r>
-          </w:p>
-        </w:tc>
-      </w:tr>
-      <w:tr>
-        <w:tc>
-          <w:tcPr>
-            <w:tcBorders>
-              <w:top w:val="single" w:sz="4" w:color="808080"/>
-              <w:bottom w:val="single" w:sz="4" w:color="808080"/>
-              <w:left w:val="single" w:sz="4" w:color="808080"/>
-              <w:right w:val="single" w:sz="4" w:color="808080"/>
-            </w:tcBorders>
-          </w:tcPr>
-          <w:p>
-            <w:pPr>
-              <w:jc w:val="left"/>
-            </w:pPr>
-            <w:r>
-              <w:t xml:space="preserve">2.0</w:t>
-            </w:r>
-          </w:p>
-        </w:tc>
-        <w:tc>
-          <w:tcPr>
-            <w:tcBorders>
-              <w:top w:val="single" w:sz="4" w:color="808080"/>
-              <w:bottom w:val="single" w:sz="4" w:color="808080"/>
-              <w:left w:val="single" w:sz="4" w:color="808080"/>
-              <w:right w:val="single" w:sz="4" w:color="808080"/>
-            </w:tcBorders>
-          </w:tcPr>
-          <w:p>
-            <w:pPr>
-              <w:jc w:val="left"/>
-            </w:pPr>
-            <w:r>
-              <w:t xml:space="preserve">0.2</w:t>
-            </w:r>
-          </w:p>
-        </w:tc>
-        <w:tc>
-          <w:tcPr>
-            <w:tcBorders>
-              <w:top w:val="single" w:sz="4" w:color="808080"/>
-              <w:bottom w:val="single" w:sz="4" w:color="808080"/>
-              <w:left w:val="single" w:sz="4" w:color="808080"/>
-              <w:right w:val="single" w:sz="4" w:color="808080"/>
-            </w:tcBorders>
-          </w:tcPr>
-          <w:p>
-            <w:pPr>
-              <w:jc w:val="left"/>
-            </w:pPr>
-            <w:r>
-              <w:t xml:space="preserve">0.5</w:t>
-            </w:r>
-          </w:p>
-        </w:tc>
-        <w:tc>
-          <w:tcPr>
-            <w:tcBorders>
-              <w:top w:val="single" w:sz="4" w:color="808080"/>
-              <w:bottom w:val="single" w:sz="4" w:color="808080"/>
-              <w:left w:val="single" w:sz="4" w:color="808080"/>
-              <w:right w:val="single" w:sz="4" w:color="808080"/>
-            </w:tcBorders>
-          </w:tcPr>
-          <w:p>
-            <w:pPr>
-              <w:jc w:val="left"/>
-            </w:pPr>
-            <w:r>
-              <w:t xml:space="preserve">0.2</w:t>
-            </w:r>
-          </w:p>
-        </w:tc>
-        <w:tc>
-          <w:tcPr>
-            <w:tcBorders>
-              <w:top w:val="single" w:sz="4" w:color="808080"/>
-              <w:bottom w:val="single" w:sz="4" w:color="808080"/>
-              <w:left w:val="single" w:sz="4" w:color="808080"/>
-              <w:right w:val="single" w:sz="4" w:color="808080"/>
-            </w:tcBorders>
-          </w:tcPr>
-          <w:p>
-            <w:pPr>
-              <w:jc w:val="left"/>
-            </w:pPr>
-            <w:r>
-              <w:t xml:space="preserve">0.2</w:t>
-            </w:r>
-          </w:p>
-        </w:tc>
-        <w:tc>
-          <w:tcPr>
-            <w:tcBorders>
-              <w:top w:val="single" w:sz="4" w:color="808080"/>
-              <w:bottom w:val="single" w:sz="4" w:color="808080"/>
-              <w:left w:val="single" w:sz="4" w:color="808080"/>
-              <w:right w:val="single" w:sz="4" w:color="808080"/>
-            </w:tcBorders>
-          </w:tcPr>
-          <w:p>
-            <w:pPr>
-              <w:jc w:val="left"/>
-            </w:pPr>
-            <w:r>
-              <w:t xml:space="preserve">0.7689</w:t>
-            </w:r>
-          </w:p>
-        </w:tc>
-      </w:tr>
-      <w:tr>
-        <w:tc>
-          <w:tcPr>
-            <w:tcBorders>
-              <w:top w:val="single" w:sz="4" w:color="808080"/>
-              <w:bottom w:val="single" w:sz="4" w:color="808080"/>
-              <w:left w:val="single" w:sz="4" w:color="808080"/>
-              <w:right w:val="single" w:sz="4" w:color="808080"/>
-            </w:tcBorders>
-          </w:tcPr>
-          <w:p>
-            <w:pPr>
-              <w:jc w:val="left"/>
-            </w:pPr>
-            <w:r>
-              <w:t xml:space="preserve">1.0</w:t>
-            </w:r>
-          </w:p>
-        </w:tc>
-        <w:tc>
-          <w:tcPr>
-            <w:tcBorders>
-              <w:top w:val="single" w:sz="4" w:color="808080"/>
-              <w:bottom w:val="single" w:sz="4" w:color="808080"/>
-              <w:left w:val="single" w:sz="4" w:color="808080"/>
-              <w:right w:val="single" w:sz="4" w:color="808080"/>
-            </w:tcBorders>
-          </w:tcPr>
-          <w:p>
-            <w:pPr>
-              <w:jc w:val="left"/>
-            </w:pPr>
-            <w:r>
-              <w:t xml:space="preserve">0.5</w:t>
-            </w:r>
-          </w:p>
-        </w:tc>
-        <w:tc>
-          <w:tcPr>
-            <w:tcBorders>
-              <w:top w:val="single" w:sz="4" w:color="808080"/>
-              <w:bottom w:val="single" w:sz="4" w:color="808080"/>
-              <w:left w:val="single" w:sz="4" w:color="808080"/>
-              <w:right w:val="single" w:sz="4" w:color="808080"/>
-            </w:tcBorders>
-          </w:tcPr>
-          <w:p>
-            <w:pPr>
-              <w:jc w:val="left"/>
-            </w:pPr>
-            <w:r>
-              <w:t xml:space="preserve">0.5</w:t>
-            </w:r>
-          </w:p>
-        </w:tc>
-        <w:tc>
-          <w:tcPr>
-            <w:tcBorders>
-              <w:top w:val="single" w:sz="4" w:color="808080"/>
-              <w:bottom w:val="single" w:sz="4" w:color="808080"/>
-              <w:left w:val="single" w:sz="4" w:color="808080"/>
-              <w:right w:val="single" w:sz="4" w:color="808080"/>
-            </w:tcBorders>
-          </w:tcPr>
-          <w:p>
-            <w:pPr>
-              <w:jc w:val="left"/>
-            </w:pPr>
-            <w:r>
-              <w:t xml:space="preserve">0.2</w:t>
-            </w:r>
-          </w:p>
-        </w:tc>
-        <w:tc>
-          <w:tcPr>
-            <w:tcBorders>
-              <w:top w:val="single" w:sz="4" w:color="808080"/>
-              <w:bottom w:val="single" w:sz="4" w:color="808080"/>
-              <w:left w:val="single" w:sz="4" w:color="808080"/>
-              <w:right w:val="single" w:sz="4" w:color="808080"/>
-            </w:tcBorders>
-          </w:tcPr>
-          <w:p>
-            <w:pPr>
-              <w:jc w:val="left"/>
-            </w:pPr>
-            <w:r>
-              <w:t xml:space="preserve">0.2</w:t>
-            </w:r>
-          </w:p>
-        </w:tc>
-        <w:tc>
-          <w:tcPr>
-            <w:tcBorders>
-              <w:top w:val="single" w:sz="4" w:color="808080"/>
-              <w:bottom w:val="single" w:sz="4" w:color="808080"/>
-              <w:left w:val="single" w:sz="4" w:color="808080"/>
-              <w:right w:val="single" w:sz="4" w:color="808080"/>
-            </w:tcBorders>
-          </w:tcPr>
-          <w:p>
-            <w:pPr>
-              <w:jc w:val="left"/>
-            </w:pPr>
-            <w:r>
-              <w:t xml:space="preserve">0.4772</w:t>
-            </w:r>
-          </w:p>
-        </w:tc>
-      </w:tr>
-      <w:tr>
-        <w:tc>
-          <w:tcPr>
-            <w:tcBorders>
-              <w:top w:val="single" w:sz="4" w:color="808080"/>
-              <w:bottom w:val="single" w:sz="4" w:color="808080"/>
-              <w:left w:val="single" w:sz="4" w:color="808080"/>
-              <w:right w:val="single" w:sz="4" w:color="808080"/>
-            </w:tcBorders>
-          </w:tcPr>
-          <w:p>
-            <w:pPr>
-              <w:jc w:val="left"/>
-            </w:pPr>
-            <w:r>
-              <w:t xml:space="preserve">1.0</w:t>
-            </w:r>
-          </w:p>
-        </w:tc>
-        <w:tc>
-          <w:tcPr>
-            <w:tcBorders>
-              <w:top w:val="single" w:sz="4" w:color="808080"/>
-              <w:bottom w:val="single" w:sz="4" w:color="808080"/>
-              <w:left w:val="single" w:sz="4" w:color="808080"/>
-              <w:right w:val="single" w:sz="4" w:color="808080"/>
-            </w:tcBorders>
-          </w:tcPr>
-          <w:p>
-            <w:pPr>
-              <w:jc w:val="left"/>
-            </w:pPr>
-            <w:r>
-              <w:t xml:space="preserve">0.2</w:t>
-            </w:r>
-          </w:p>
-        </w:tc>
-        <w:tc>
-          <w:tcPr>
-            <w:tcBorders>
-              <w:top w:val="single" w:sz="4" w:color="808080"/>
-              <w:bottom w:val="single" w:sz="4" w:color="808080"/>
-              <w:left w:val="single" w:sz="4" w:color="808080"/>
-              <w:right w:val="single" w:sz="4" w:color="808080"/>
-            </w:tcBorders>
-          </w:tcPr>
-          <w:p>
-            <w:pPr>
-              <w:jc w:val="left"/>
-            </w:pPr>
-            <w:r>
-              <w:t xml:space="preserve">1.0</w:t>
-            </w:r>
-          </w:p>
-        </w:tc>
-        <w:tc>
-          <w:tcPr>
-            <w:tcBorders>
-              <w:top w:val="single" w:sz="4" w:color="808080"/>
-              <w:bottom w:val="single" w:sz="4" w:color="808080"/>
-              <w:left w:val="single" w:sz="4" w:color="808080"/>
-              <w:right w:val="single" w:sz="4" w:color="808080"/>
-            </w:tcBorders>
-          </w:tcPr>
-          <w:p>
-            <w:pPr>
-              <w:jc w:val="left"/>
-            </w:pPr>
-            <w:r>
-              <w:t xml:space="preserve">0.2</w:t>
-            </w:r>
-          </w:p>
-        </w:tc>
-        <w:tc>
-          <w:tcPr>
-            <w:tcBorders>
-              <w:top w:val="single" w:sz="4" w:color="808080"/>
-              <w:bottom w:val="single" w:sz="4" w:color="808080"/>
-              <w:left w:val="single" w:sz="4" w:color="808080"/>
-              <w:right w:val="single" w:sz="4" w:color="808080"/>
-            </w:tcBorders>
-          </w:tcPr>
-          <w:p>
-            <w:pPr>
-              <w:jc w:val="left"/>
-            </w:pPr>
-            <w:r>
-              <w:t xml:space="preserve">0.2</w:t>
-            </w:r>
-          </w:p>
-        </w:tc>
-        <w:tc>
-          <w:tcPr>
-            <w:tcBorders>
-              <w:top w:val="single" w:sz="4" w:color="808080"/>
-              <w:bottom w:val="single" w:sz="4" w:color="808080"/>
-              <w:left w:val="single" w:sz="4" w:color="808080"/>
-              <w:right w:val="single" w:sz="4" w:color="808080"/>
-            </w:tcBorders>
-          </w:tcPr>
-          <w:p>
-            <w:pPr>
-              <w:jc w:val="left"/>
-            </w:pPr>
-            <w:r>
-              <w:t xml:space="preserve">0.6141</w:t>
-            </w:r>
-          </w:p>
-        </w:tc>
-      </w:tr>
-      <w:tr>
-        <w:tc>
-          <w:tcPr>
-            <w:tcBorders>
-              <w:top w:val="single" w:sz="4" w:color="808080"/>
-              <w:bottom w:val="single" w:sz="4" w:color="808080"/>
-              <w:left w:val="single" w:sz="4" w:color="808080"/>
-              <w:right w:val="single" w:sz="4" w:color="808080"/>
-            </w:tcBorders>
-          </w:tcPr>
-          <w:p>
-            <w:pPr>
-              <w:jc w:val="left"/>
-            </w:pPr>
-            <w:r>
-              <w:t xml:space="preserve">1.0</w:t>
-            </w:r>
-          </w:p>
-        </w:tc>
-        <w:tc>
-          <w:tcPr>
-            <w:tcBorders>
-              <w:top w:val="single" w:sz="4" w:color="808080"/>
-              <w:bottom w:val="single" w:sz="4" w:color="808080"/>
-              <w:left w:val="single" w:sz="4" w:color="808080"/>
-              <w:right w:val="single" w:sz="4" w:color="808080"/>
-            </w:tcBorders>
-          </w:tcPr>
-          <w:p>
-            <w:pPr>
-              <w:jc w:val="left"/>
-            </w:pPr>
-            <w:r>
-              <w:t xml:space="preserve">0.2</w:t>
-            </w:r>
-          </w:p>
-        </w:tc>
-        <w:tc>
-          <w:tcPr>
-            <w:tcBorders>
-              <w:top w:val="single" w:sz="4" w:color="808080"/>
-              <w:bottom w:val="single" w:sz="4" w:color="808080"/>
-              <w:left w:val="single" w:sz="4" w:color="808080"/>
-              <w:right w:val="single" w:sz="4" w:color="808080"/>
-            </w:tcBorders>
-          </w:tcPr>
-          <w:p>
-            <w:pPr>
-              <w:jc w:val="left"/>
-            </w:pPr>
-            <w:r>
-              <w:t xml:space="preserve">0.5</w:t>
-            </w:r>
-          </w:p>
-        </w:tc>
-        <w:tc>
-          <w:tcPr>
-            <w:tcBorders>
-              <w:top w:val="single" w:sz="4" w:color="808080"/>
-              <w:bottom w:val="single" w:sz="4" w:color="808080"/>
-              <w:left w:val="single" w:sz="4" w:color="808080"/>
-              <w:right w:val="single" w:sz="4" w:color="808080"/>
-            </w:tcBorders>
-          </w:tcPr>
-          <w:p>
-            <w:pPr>
-              <w:jc w:val="left"/>
-            </w:pPr>
-            <w:r>
-              <w:t xml:space="preserve">0.6</w:t>
-            </w:r>
-          </w:p>
-        </w:tc>
-        <w:tc>
-          <w:tcPr>
-            <w:tcBorders>
-              <w:top w:val="single" w:sz="4" w:color="808080"/>
-              <w:bottom w:val="single" w:sz="4" w:color="808080"/>
-              <w:left w:val="single" w:sz="4" w:color="808080"/>
-              <w:right w:val="single" w:sz="4" w:color="808080"/>
-            </w:tcBorders>
-          </w:tcPr>
-          <w:p>
-            <w:pPr>
-              <w:jc w:val="left"/>
-            </w:pPr>
-            <w:r>
-              <w:t xml:space="preserve">0.2</w:t>
-            </w:r>
-          </w:p>
-        </w:tc>
-        <w:tc>
-          <w:tcPr>
-            <w:tcBorders>
-              <w:top w:val="single" w:sz="4" w:color="808080"/>
-              <w:bottom w:val="single" w:sz="4" w:color="808080"/>
-              <w:left w:val="single" w:sz="4" w:color="808080"/>
-              <w:right w:val="single" w:sz="4" w:color="808080"/>
-            </w:tcBorders>
-          </w:tcPr>
-          <w:p>
-            <w:pPr>
-              <w:jc w:val="left"/>
-            </w:pPr>
-            <w:r>
-              <w:t xml:space="preserve">0.5149</w:t>
-            </w:r>
-          </w:p>
-        </w:tc>
-      </w:tr>
-      <w:tr>
-        <w:tc>
-          <w:tcPr>
-            <w:tcBorders>
-              <w:top w:val="single" w:sz="4" w:color="808080"/>
-              <w:bottom w:val="single" w:sz="4" w:color="808080"/>
-              <w:left w:val="single" w:sz="4" w:color="808080"/>
-              <w:right w:val="single" w:sz="4" w:color="808080"/>
-            </w:tcBorders>
-          </w:tcPr>
-          <w:p>
-            <w:pPr>
-              <w:jc w:val="left"/>
-            </w:pPr>
-            <w:r>
-              <w:t xml:space="preserve">1.0</w:t>
-            </w:r>
-          </w:p>
-        </w:tc>
-        <w:tc>
-          <w:tcPr>
-            <w:tcBorders>
-              <w:top w:val="single" w:sz="4" w:color="808080"/>
-              <w:bottom w:val="single" w:sz="4" w:color="808080"/>
-              <w:left w:val="single" w:sz="4" w:color="808080"/>
-              <w:right w:val="single" w:sz="4" w:color="808080"/>
-            </w:tcBorders>
-          </w:tcPr>
-          <w:p>
-            <w:pPr>
-              <w:jc w:val="left"/>
-            </w:pPr>
-            <w:r>
-              <w:t xml:space="preserve">0.2</w:t>
-            </w:r>
-          </w:p>
-        </w:tc>
-        <w:tc>
-          <w:tcPr>
-            <w:tcBorders>
-              <w:top w:val="single" w:sz="4" w:color="808080"/>
-              <w:bottom w:val="single" w:sz="4" w:color="808080"/>
-              <w:left w:val="single" w:sz="4" w:color="808080"/>
-              <w:right w:val="single" w:sz="4" w:color="808080"/>
-            </w:tcBorders>
-          </w:tcPr>
-          <w:p>
-            <w:pPr>
-              <w:jc w:val="left"/>
-            </w:pPr>
-            <w:r>
-              <w:t xml:space="preserve">0.5</w:t>
-            </w:r>
-          </w:p>
-        </w:tc>
-        <w:tc>
-          <w:tcPr>
-            <w:tcBorders>
-              <w:top w:val="single" w:sz="4" w:color="808080"/>
-              <w:bottom w:val="single" w:sz="4" w:color="808080"/>
-              <w:left w:val="single" w:sz="4" w:color="808080"/>
-              <w:right w:val="single" w:sz="4" w:color="808080"/>
-            </w:tcBorders>
-          </w:tcPr>
-          <w:p>
-            <w:pPr>
-              <w:jc w:val="left"/>
-            </w:pPr>
-            <w:r>
-              <w:t xml:space="preserve">0.2</w:t>
-            </w:r>
-          </w:p>
-        </w:tc>
-        <w:tc>
-          <w:tcPr>
-            <w:tcBorders>
-              <w:top w:val="single" w:sz="4" w:color="808080"/>
-              <w:bottom w:val="single" w:sz="4" w:color="808080"/>
-              <w:left w:val="single" w:sz="4" w:color="808080"/>
-              <w:right w:val="single" w:sz="4" w:color="808080"/>
-            </w:tcBorders>
-          </w:tcPr>
-          <w:p>
-            <w:pPr>
-              <w:jc w:val="left"/>
-            </w:pPr>
-            <w:r>
-              <w:t xml:space="preserve">1.0</w:t>
-            </w:r>
-          </w:p>
-        </w:tc>
-        <w:tc>
-          <w:tcPr>
-            <w:tcBorders>
-              <w:top w:val="single" w:sz="4" w:color="808080"/>
-              <w:bottom w:val="single" w:sz="4" w:color="808080"/>
-              <w:left w:val="single" w:sz="4" w:color="808080"/>
-              <w:right w:val="single" w:sz="4" w:color="808080"/>
-            </w:tcBorders>
-          </w:tcPr>
-          <w:p>
-            <w:pPr>
-              <w:jc w:val="left"/>
-            </w:pPr>
-            <w:r>
-              <w:t xml:space="preserve">0.4938</w:t>
-            </w:r>
-          </w:p>
-        </w:tc>
-      </w:tr>
-    </w:tbl>
-    <w:p>
-      <w:pPr>
-        <w:pStyle w:val="Heading2"/>
-      </w:pPr>
-      <w:r>
-        <w:t xml:space="preserve">5.7 Role of the squeezing parameter on irreversibility</w:t>
-      </w:r>
-    </w:p>
-    <w:p>
-      <w:r>
-        <w:t xml:space="preserve">Figure 8 presents the averaged entropy N_G as a function of Sq for three Casson parameters. For receding plates the near-wall gradients are gentle and the entropy field is diffuse; as the plates approach, the frictional and porous contributions rise near the walls while the thermal contribution falls in the increasingly uniform core, so N_G passes through a shallow minimum at an intermediate squeeze rate — the design point exploited in Section 6. Figure 8 also shows that a larger Casson parameter lowers the entire curve, because it reduces the effective viscous term A₁(1+1/β*); the minima recorded in Figure 8 are tabulated in Table 7. This partial cancellation between rising frictional and falling thermal irreversibility is a distinctive feature of squeeze-film thermodynamics.</w:t>
+        <w:t xml:space="preserve"> Bejan number Be(η) for various magnetic parameter M.</w:t>
       </w:r>
     </w:p>
     <w:p>
@@ -7106,10 +5387,1840 @@
         <w:t xml:space="preserve">Figure 8.</w:t>
       </w:r>
       <w:r>
+        <w:t xml:space="preserve"> Contour map of the entropy generation number N_G(η,M), showing the near-wall high-irreversibility ridge that broadens with M.</w:t>
+      </w:r>
+    </w:p>
+    <w:p>
+      <w:pPr>
+        <w:pStyle w:val="Heading2"/>
+      </w:pPr>
+      <w:r>
+        <w:t xml:space="preserve">5.6 Skin friction, Nusselt and Sherwood numbers</w:t>
+      </w:r>
+    </w:p>
+    <w:p>
+      <w:r>
+        <w:t xml:space="preserve">Table 5 collects the skin-friction and Nusselt data. The magnitude of the lower-plate skin friction Reₓ^(1/2)C_(f1)=A₁f''(0) grows with M, K_P and the suction parameter, because each steepens the near-wall velocity gradient — the same mechanism responsible for the near-wall acceleration in Figure 2 — while a stronger squeeze flattens the near-wall profile and reduces it. These directions and magnitudes coincide with the benchmark values of Khashi'ie et al. [1] to the precision reported in Table 4 and reproduce the parametric trends of Bhaskar et al. [2]. The reduced Nusselt number Reₓ^(1/2)Nuₓ₁ in Table 5 increases with hybrid loading and radiation — echoing the temperature enhancement of Figure 4 and confirming the heat-transfer benefit of the Cu–Al₂O₃ pair emphasised in [2,9] — and decreases with Ec and M, whose dissipative heating raises the wall temperature and flattens its gradient. Table 6 reports the Sherwood number, a quantity absent from the single-species antecedent [2]: it rises with Sc and K, reflecting the steeper solutal gradient already seen in Figure 5, and falls with Sr and the activation energy E, in agreement with the cross-diffusive trends of Sharma and Bhaskar [8]. Because the Nusselt and Sherwood responses to hybrid loading and reaction are of opposite sign to the corresponding entropy responses recorded in Table 7, an efficient device is inherently a compromise between transport enhancement and irreversibility penalty — the trade-off that motivates the second-law optimisation of Section 6.</w:t>
+      </w:r>
+    </w:p>
+    <w:p>
+      <w:r>
+        <w:rPr>
+          <w:i/>
+        </w:rPr>
+        <w:t xml:space="preserve">Table 5. Skin friction Reₓ^(1/2)C_(f1) and Nusselt Reₓ^(1/2)Nuₓ₁ (representative).</w:t>
+      </w:r>
+    </w:p>
+    <w:tbl>
+      <w:tblPr>
+        <w:tblW w:w="0" w:type="auto"/>
+        <w:tblBorders>
+          <w:top w:val="single" w:sz="4" w:color="808080"/>
+          <w:bottom w:val="single" w:sz="4" w:color="808080"/>
+          <w:left w:val="single" w:sz="4" w:color="808080"/>
+          <w:right w:val="single" w:sz="4" w:color="808080"/>
+          <w:insideH w:val="single" w:sz="4" w:color="808080"/>
+          <w:insideV w:val="single" w:sz="4" w:color="808080"/>
+        </w:tblBorders>
+      </w:tblPr>
+      <w:tblGrid>
+        <w:gridCol/>
+        <w:gridCol/>
+        <w:gridCol/>
+        <w:gridCol/>
+        <w:gridCol/>
+        <w:gridCol/>
+        <w:gridCol/>
+      </w:tblGrid>
+      <w:tr>
+        <w:tc>
+          <w:tcPr>
+            <w:tcBorders>
+              <w:top w:val="single" w:sz="4" w:color="808080"/>
+              <w:bottom w:val="single" w:sz="4" w:color="808080"/>
+              <w:left w:val="single" w:sz="4" w:color="808080"/>
+              <w:right w:val="single" w:sz="4" w:color="808080"/>
+            </w:tcBorders>
+            <w:shd w:val="clear" w:color="auto" w:fill="D9E2F3"/>
+          </w:tcPr>
+          <w:p>
+            <w:pPr>
+              <w:jc w:val="left"/>
+            </w:pPr>
+            <w:r>
+              <w:t xml:space="preserve">β*</w:t>
+            </w:r>
+          </w:p>
+        </w:tc>
+        <w:tc>
+          <w:tcPr>
+            <w:tcBorders>
+              <w:top w:val="single" w:sz="4" w:color="808080"/>
+              <w:bottom w:val="single" w:sz="4" w:color="808080"/>
+              <w:left w:val="single" w:sz="4" w:color="808080"/>
+              <w:right w:val="single" w:sz="4" w:color="808080"/>
+            </w:tcBorders>
+            <w:shd w:val="clear" w:color="auto" w:fill="D9E2F3"/>
+          </w:tcPr>
+          <w:p>
+            <w:pPr>
+              <w:jc w:val="left"/>
+            </w:pPr>
+            <w:r>
+              <w:t xml:space="preserve">M</w:t>
+            </w:r>
+          </w:p>
+        </w:tc>
+        <w:tc>
+          <w:tcPr>
+            <w:tcBorders>
+              <w:top w:val="single" w:sz="4" w:color="808080"/>
+              <w:bottom w:val="single" w:sz="4" w:color="808080"/>
+              <w:left w:val="single" w:sz="4" w:color="808080"/>
+              <w:right w:val="single" w:sz="4" w:color="808080"/>
+            </w:tcBorders>
+            <w:shd w:val="clear" w:color="auto" w:fill="D9E2F3"/>
+          </w:tcPr>
+          <w:p>
+            <w:pPr>
+              <w:jc w:val="left"/>
+            </w:pPr>
+            <w:r>
+              <w:t xml:space="preserve">Sq</w:t>
+            </w:r>
+          </w:p>
+        </w:tc>
+        <w:tc>
+          <w:tcPr>
+            <w:tcBorders>
+              <w:top w:val="single" w:sz="4" w:color="808080"/>
+              <w:bottom w:val="single" w:sz="4" w:color="808080"/>
+              <w:left w:val="single" w:sz="4" w:color="808080"/>
+              <w:right w:val="single" w:sz="4" w:color="808080"/>
+            </w:tcBorders>
+            <w:shd w:val="clear" w:color="auto" w:fill="D9E2F3"/>
+          </w:tcPr>
+          <w:p>
+            <w:pPr>
+              <w:jc w:val="left"/>
+            </w:pPr>
+            <w:r>
+              <w:t xml:space="preserve">K_P</w:t>
+            </w:r>
+          </w:p>
+        </w:tc>
+        <w:tc>
+          <w:tcPr>
+            <w:tcBorders>
+              <w:top w:val="single" w:sz="4" w:color="808080"/>
+              <w:bottom w:val="single" w:sz="4" w:color="808080"/>
+              <w:left w:val="single" w:sz="4" w:color="808080"/>
+              <w:right w:val="single" w:sz="4" w:color="808080"/>
+            </w:tcBorders>
+            <w:shd w:val="clear" w:color="auto" w:fill="D9E2F3"/>
+          </w:tcPr>
+          <w:p>
+            <w:pPr>
+              <w:jc w:val="left"/>
+            </w:pPr>
+            <w:r>
+              <w:t xml:space="preserve">Rd</w:t>
+            </w:r>
+          </w:p>
+        </w:tc>
+        <w:tc>
+          <w:tcPr>
+            <w:tcBorders>
+              <w:top w:val="single" w:sz="4" w:color="808080"/>
+              <w:bottom w:val="single" w:sz="4" w:color="808080"/>
+              <w:left w:val="single" w:sz="4" w:color="808080"/>
+              <w:right w:val="single" w:sz="4" w:color="808080"/>
+            </w:tcBorders>
+            <w:shd w:val="clear" w:color="auto" w:fill="D9E2F3"/>
+          </w:tcPr>
+          <w:p>
+            <w:pPr>
+              <w:jc w:val="left"/>
+            </w:pPr>
+            <w:r>
+              <w:t xml:space="preserve">Reₓ^(1/2)C_(f1)</w:t>
+            </w:r>
+          </w:p>
+        </w:tc>
+        <w:tc>
+          <w:tcPr>
+            <w:tcBorders>
+              <w:top w:val="single" w:sz="4" w:color="808080"/>
+              <w:bottom w:val="single" w:sz="4" w:color="808080"/>
+              <w:left w:val="single" w:sz="4" w:color="808080"/>
+              <w:right w:val="single" w:sz="4" w:color="808080"/>
+            </w:tcBorders>
+            <w:shd w:val="clear" w:color="auto" w:fill="D9E2F3"/>
+          </w:tcPr>
+          <w:p>
+            <w:pPr>
+              <w:jc w:val="left"/>
+            </w:pPr>
+            <w:r>
+              <w:t xml:space="preserve">Reₓ^(1/2)Nuₓ₁</w:t>
+            </w:r>
+          </w:p>
+        </w:tc>
+      </w:tr>
+      <w:tr>
+        <w:tc>
+          <w:tcPr>
+            <w:tcBorders>
+              <w:top w:val="single" w:sz="4" w:color="808080"/>
+              <w:bottom w:val="single" w:sz="4" w:color="808080"/>
+              <w:left w:val="single" w:sz="4" w:color="808080"/>
+              <w:right w:val="single" w:sz="4" w:color="808080"/>
+            </w:tcBorders>
+          </w:tcPr>
+          <w:p>
+            <w:pPr>
+              <w:jc w:val="left"/>
+            </w:pPr>
+            <w:r>
+              <w:t xml:space="preserve">0.5</w:t>
+            </w:r>
+          </w:p>
+        </w:tc>
+        <w:tc>
+          <w:tcPr>
+            <w:tcBorders>
+              <w:top w:val="single" w:sz="4" w:color="808080"/>
+              <w:bottom w:val="single" w:sz="4" w:color="808080"/>
+              <w:left w:val="single" w:sz="4" w:color="808080"/>
+              <w:right w:val="single" w:sz="4" w:color="808080"/>
+            </w:tcBorders>
+          </w:tcPr>
+          <w:p>
+            <w:pPr>
+              <w:jc w:val="left"/>
+            </w:pPr>
+            <w:r>
+              <w:t xml:space="preserve">1</w:t>
+            </w:r>
+          </w:p>
+        </w:tc>
+        <w:tc>
+          <w:tcPr>
+            <w:tcBorders>
+              <w:top w:val="single" w:sz="4" w:color="808080"/>
+              <w:bottom w:val="single" w:sz="4" w:color="808080"/>
+              <w:left w:val="single" w:sz="4" w:color="808080"/>
+              <w:right w:val="single" w:sz="4" w:color="808080"/>
+            </w:tcBorders>
+          </w:tcPr>
+          <w:p>
+            <w:pPr>
+              <w:jc w:val="left"/>
+            </w:pPr>
+            <w:r>
+              <w:t xml:space="preserve">0.5</w:t>
+            </w:r>
+          </w:p>
+        </w:tc>
+        <w:tc>
+          <w:tcPr>
+            <w:tcBorders>
+              <w:top w:val="single" w:sz="4" w:color="808080"/>
+              <w:bottom w:val="single" w:sz="4" w:color="808080"/>
+              <w:left w:val="single" w:sz="4" w:color="808080"/>
+              <w:right w:val="single" w:sz="4" w:color="808080"/>
+            </w:tcBorders>
+          </w:tcPr>
+          <w:p>
+            <w:pPr>
+              <w:jc w:val="left"/>
+            </w:pPr>
+            <w:r>
+              <w:t xml:space="preserve">1</w:t>
+            </w:r>
+          </w:p>
+        </w:tc>
+        <w:tc>
+          <w:tcPr>
+            <w:tcBorders>
+              <w:top w:val="single" w:sz="4" w:color="808080"/>
+              <w:bottom w:val="single" w:sz="4" w:color="808080"/>
+              <w:left w:val="single" w:sz="4" w:color="808080"/>
+              <w:right w:val="single" w:sz="4" w:color="808080"/>
+            </w:tcBorders>
+          </w:tcPr>
+          <w:p>
+            <w:pPr>
+              <w:jc w:val="left"/>
+            </w:pPr>
+            <w:r>
+              <w:t xml:space="preserve">1</w:t>
+            </w:r>
+          </w:p>
+        </w:tc>
+        <w:tc>
+          <w:tcPr>
+            <w:tcBorders>
+              <w:top w:val="single" w:sz="4" w:color="808080"/>
+              <w:bottom w:val="single" w:sz="4" w:color="808080"/>
+              <w:left w:val="single" w:sz="4" w:color="808080"/>
+              <w:right w:val="single" w:sz="4" w:color="808080"/>
+            </w:tcBorders>
+          </w:tcPr>
+          <w:p>
+            <w:pPr>
+              <w:jc w:val="left"/>
+            </w:pPr>
+            <w:r>
+              <w:t xml:space="preserve">-1.2142</w:t>
+            </w:r>
+          </w:p>
+        </w:tc>
+        <w:tc>
+          <w:tcPr>
+            <w:tcBorders>
+              <w:top w:val="single" w:sz="4" w:color="808080"/>
+              <w:bottom w:val="single" w:sz="4" w:color="808080"/>
+              <w:left w:val="single" w:sz="4" w:color="808080"/>
+              <w:right w:val="single" w:sz="4" w:color="808080"/>
+            </w:tcBorders>
+          </w:tcPr>
+          <w:p>
+            <w:pPr>
+              <w:jc w:val="left"/>
+            </w:pPr>
+            <w:r>
+              <w:t xml:space="preserve">1.4448</w:t>
+            </w:r>
+          </w:p>
+        </w:tc>
+      </w:tr>
+      <w:tr>
+        <w:tc>
+          <w:tcPr>
+            <w:tcBorders>
+              <w:top w:val="single" w:sz="4" w:color="808080"/>
+              <w:bottom w:val="single" w:sz="4" w:color="808080"/>
+              <w:left w:val="single" w:sz="4" w:color="808080"/>
+              <w:right w:val="single" w:sz="4" w:color="808080"/>
+            </w:tcBorders>
+          </w:tcPr>
+          <w:p>
+            <w:pPr>
+              <w:jc w:val="left"/>
+            </w:pPr>
+            <w:r>
+              <w:t xml:space="preserve">1.0</w:t>
+            </w:r>
+          </w:p>
+        </w:tc>
+        <w:tc>
+          <w:tcPr>
+            <w:tcBorders>
+              <w:top w:val="single" w:sz="4" w:color="808080"/>
+              <w:bottom w:val="single" w:sz="4" w:color="808080"/>
+              <w:left w:val="single" w:sz="4" w:color="808080"/>
+              <w:right w:val="single" w:sz="4" w:color="808080"/>
+            </w:tcBorders>
+          </w:tcPr>
+          <w:p>
+            <w:pPr>
+              <w:jc w:val="left"/>
+            </w:pPr>
+            <w:r>
+              <w:t xml:space="preserve">1</w:t>
+            </w:r>
+          </w:p>
+        </w:tc>
+        <w:tc>
+          <w:tcPr>
+            <w:tcBorders>
+              <w:top w:val="single" w:sz="4" w:color="808080"/>
+              <w:bottom w:val="single" w:sz="4" w:color="808080"/>
+              <w:left w:val="single" w:sz="4" w:color="808080"/>
+              <w:right w:val="single" w:sz="4" w:color="808080"/>
+            </w:tcBorders>
+          </w:tcPr>
+          <w:p>
+            <w:pPr>
+              <w:jc w:val="left"/>
+            </w:pPr>
+            <w:r>
+              <w:t xml:space="preserve">0.5</w:t>
+            </w:r>
+          </w:p>
+        </w:tc>
+        <w:tc>
+          <w:tcPr>
+            <w:tcBorders>
+              <w:top w:val="single" w:sz="4" w:color="808080"/>
+              <w:bottom w:val="single" w:sz="4" w:color="808080"/>
+              <w:left w:val="single" w:sz="4" w:color="808080"/>
+              <w:right w:val="single" w:sz="4" w:color="808080"/>
+            </w:tcBorders>
+          </w:tcPr>
+          <w:p>
+            <w:pPr>
+              <w:jc w:val="left"/>
+            </w:pPr>
+            <w:r>
+              <w:t xml:space="preserve">1</w:t>
+            </w:r>
+          </w:p>
+        </w:tc>
+        <w:tc>
+          <w:tcPr>
+            <w:tcBorders>
+              <w:top w:val="single" w:sz="4" w:color="808080"/>
+              <w:bottom w:val="single" w:sz="4" w:color="808080"/>
+              <w:left w:val="single" w:sz="4" w:color="808080"/>
+              <w:right w:val="single" w:sz="4" w:color="808080"/>
+            </w:tcBorders>
+          </w:tcPr>
+          <w:p>
+            <w:pPr>
+              <w:jc w:val="left"/>
+            </w:pPr>
+            <w:r>
+              <w:t xml:space="preserve">1</w:t>
+            </w:r>
+          </w:p>
+        </w:tc>
+        <w:tc>
+          <w:tcPr>
+            <w:tcBorders>
+              <w:top w:val="single" w:sz="4" w:color="808080"/>
+              <w:bottom w:val="single" w:sz="4" w:color="808080"/>
+              <w:left w:val="single" w:sz="4" w:color="808080"/>
+              <w:right w:val="single" w:sz="4" w:color="808080"/>
+            </w:tcBorders>
+          </w:tcPr>
+          <w:p>
+            <w:pPr>
+              <w:jc w:val="left"/>
+            </w:pPr>
+            <w:r>
+              <w:t xml:space="preserve">-1.3638</w:t>
+            </w:r>
+          </w:p>
+        </w:tc>
+        <w:tc>
+          <w:tcPr>
+            <w:tcBorders>
+              <w:top w:val="single" w:sz="4" w:color="808080"/>
+              <w:bottom w:val="single" w:sz="4" w:color="808080"/>
+              <w:left w:val="single" w:sz="4" w:color="808080"/>
+              <w:right w:val="single" w:sz="4" w:color="808080"/>
+            </w:tcBorders>
+          </w:tcPr>
+          <w:p>
+            <w:pPr>
+              <w:jc w:val="left"/>
+            </w:pPr>
+            <w:r>
+              <w:t xml:space="preserve">1.3210</w:t>
+            </w:r>
+          </w:p>
+        </w:tc>
+      </w:tr>
+      <w:tr>
+        <w:tc>
+          <w:tcPr>
+            <w:tcBorders>
+              <w:top w:val="single" w:sz="4" w:color="808080"/>
+              <w:bottom w:val="single" w:sz="4" w:color="808080"/>
+              <w:left w:val="single" w:sz="4" w:color="808080"/>
+              <w:right w:val="single" w:sz="4" w:color="808080"/>
+            </w:tcBorders>
+          </w:tcPr>
+          <w:p>
+            <w:pPr>
+              <w:jc w:val="left"/>
+            </w:pPr>
+            <w:r>
+              <w:t xml:space="preserve">1.0</w:t>
+            </w:r>
+          </w:p>
+        </w:tc>
+        <w:tc>
+          <w:tcPr>
+            <w:tcBorders>
+              <w:top w:val="single" w:sz="4" w:color="808080"/>
+              <w:bottom w:val="single" w:sz="4" w:color="808080"/>
+              <w:left w:val="single" w:sz="4" w:color="808080"/>
+              <w:right w:val="single" w:sz="4" w:color="808080"/>
+            </w:tcBorders>
+          </w:tcPr>
+          <w:p>
+            <w:pPr>
+              <w:jc w:val="left"/>
+            </w:pPr>
+            <w:r>
+              <w:t xml:space="preserve">3</w:t>
+            </w:r>
+          </w:p>
+        </w:tc>
+        <w:tc>
+          <w:tcPr>
+            <w:tcBorders>
+              <w:top w:val="single" w:sz="4" w:color="808080"/>
+              <w:bottom w:val="single" w:sz="4" w:color="808080"/>
+              <w:left w:val="single" w:sz="4" w:color="808080"/>
+              <w:right w:val="single" w:sz="4" w:color="808080"/>
+            </w:tcBorders>
+          </w:tcPr>
+          <w:p>
+            <w:pPr>
+              <w:jc w:val="left"/>
+            </w:pPr>
+            <w:r>
+              <w:t xml:space="preserve">0.5</w:t>
+            </w:r>
+          </w:p>
+        </w:tc>
+        <w:tc>
+          <w:tcPr>
+            <w:tcBorders>
+              <w:top w:val="single" w:sz="4" w:color="808080"/>
+              <w:bottom w:val="single" w:sz="4" w:color="808080"/>
+              <w:left w:val="single" w:sz="4" w:color="808080"/>
+              <w:right w:val="single" w:sz="4" w:color="808080"/>
+            </w:tcBorders>
+          </w:tcPr>
+          <w:p>
+            <w:pPr>
+              <w:jc w:val="left"/>
+            </w:pPr>
+            <w:r>
+              <w:t xml:space="preserve">1</w:t>
+            </w:r>
+          </w:p>
+        </w:tc>
+        <w:tc>
+          <w:tcPr>
+            <w:tcBorders>
+              <w:top w:val="single" w:sz="4" w:color="808080"/>
+              <w:bottom w:val="single" w:sz="4" w:color="808080"/>
+              <w:left w:val="single" w:sz="4" w:color="808080"/>
+              <w:right w:val="single" w:sz="4" w:color="808080"/>
+            </w:tcBorders>
+          </w:tcPr>
+          <w:p>
+            <w:pPr>
+              <w:jc w:val="left"/>
+            </w:pPr>
+            <w:r>
+              <w:t xml:space="preserve">1</w:t>
+            </w:r>
+          </w:p>
+        </w:tc>
+        <w:tc>
+          <w:tcPr>
+            <w:tcBorders>
+              <w:top w:val="single" w:sz="4" w:color="808080"/>
+              <w:bottom w:val="single" w:sz="4" w:color="808080"/>
+              <w:left w:val="single" w:sz="4" w:color="808080"/>
+              <w:right w:val="single" w:sz="4" w:color="808080"/>
+            </w:tcBorders>
+          </w:tcPr>
+          <w:p>
+            <w:pPr>
+              <w:jc w:val="left"/>
+            </w:pPr>
+            <w:r>
+              <w:t xml:space="preserve">-1.4127</w:t>
+            </w:r>
+          </w:p>
+        </w:tc>
+        <w:tc>
+          <w:tcPr>
+            <w:tcBorders>
+              <w:top w:val="single" w:sz="4" w:color="808080"/>
+              <w:bottom w:val="single" w:sz="4" w:color="808080"/>
+              <w:left w:val="single" w:sz="4" w:color="808080"/>
+              <w:right w:val="single" w:sz="4" w:color="808080"/>
+            </w:tcBorders>
+          </w:tcPr>
+          <w:p>
+            <w:pPr>
+              <w:jc w:val="left"/>
+            </w:pPr>
+            <w:r>
+              <w:t xml:space="preserve">1.2984</w:t>
+            </w:r>
+          </w:p>
+        </w:tc>
+      </w:tr>
+      <w:tr>
+        <w:tc>
+          <w:tcPr>
+            <w:tcBorders>
+              <w:top w:val="single" w:sz="4" w:color="808080"/>
+              <w:bottom w:val="single" w:sz="4" w:color="808080"/>
+              <w:left w:val="single" w:sz="4" w:color="808080"/>
+              <w:right w:val="single" w:sz="4" w:color="808080"/>
+            </w:tcBorders>
+          </w:tcPr>
+          <w:p>
+            <w:pPr>
+              <w:jc w:val="left"/>
+            </w:pPr>
+            <w:r>
+              <w:t xml:space="preserve">1.0</w:t>
+            </w:r>
+          </w:p>
+        </w:tc>
+        <w:tc>
+          <w:tcPr>
+            <w:tcBorders>
+              <w:top w:val="single" w:sz="4" w:color="808080"/>
+              <w:bottom w:val="single" w:sz="4" w:color="808080"/>
+              <w:left w:val="single" w:sz="4" w:color="808080"/>
+              <w:right w:val="single" w:sz="4" w:color="808080"/>
+            </w:tcBorders>
+          </w:tcPr>
+          <w:p>
+            <w:pPr>
+              <w:jc w:val="left"/>
+            </w:pPr>
+            <w:r>
+              <w:t xml:space="preserve">1</w:t>
+            </w:r>
+          </w:p>
+        </w:tc>
+        <w:tc>
+          <w:tcPr>
+            <w:tcBorders>
+              <w:top w:val="single" w:sz="4" w:color="808080"/>
+              <w:bottom w:val="single" w:sz="4" w:color="808080"/>
+              <w:left w:val="single" w:sz="4" w:color="808080"/>
+              <w:right w:val="single" w:sz="4" w:color="808080"/>
+            </w:tcBorders>
+          </w:tcPr>
+          <w:p>
+            <w:pPr>
+              <w:jc w:val="left"/>
+            </w:pPr>
+            <w:r>
+              <w:t xml:space="preserve">0.8</w:t>
+            </w:r>
+          </w:p>
+        </w:tc>
+        <w:tc>
+          <w:tcPr>
+            <w:tcBorders>
+              <w:top w:val="single" w:sz="4" w:color="808080"/>
+              <w:bottom w:val="single" w:sz="4" w:color="808080"/>
+              <w:left w:val="single" w:sz="4" w:color="808080"/>
+              <w:right w:val="single" w:sz="4" w:color="808080"/>
+            </w:tcBorders>
+          </w:tcPr>
+          <w:p>
+            <w:pPr>
+              <w:jc w:val="left"/>
+            </w:pPr>
+            <w:r>
+              <w:t xml:space="preserve">1</w:t>
+            </w:r>
+          </w:p>
+        </w:tc>
+        <w:tc>
+          <w:tcPr>
+            <w:tcBorders>
+              <w:top w:val="single" w:sz="4" w:color="808080"/>
+              <w:bottom w:val="single" w:sz="4" w:color="808080"/>
+              <w:left w:val="single" w:sz="4" w:color="808080"/>
+              <w:right w:val="single" w:sz="4" w:color="808080"/>
+            </w:tcBorders>
+          </w:tcPr>
+          <w:p>
+            <w:pPr>
+              <w:jc w:val="left"/>
+            </w:pPr>
+            <w:r>
+              <w:t xml:space="preserve">1</w:t>
+            </w:r>
+          </w:p>
+        </w:tc>
+        <w:tc>
+          <w:tcPr>
+            <w:tcBorders>
+              <w:top w:val="single" w:sz="4" w:color="808080"/>
+              <w:bottom w:val="single" w:sz="4" w:color="808080"/>
+              <w:left w:val="single" w:sz="4" w:color="808080"/>
+              <w:right w:val="single" w:sz="4" w:color="808080"/>
+            </w:tcBorders>
+          </w:tcPr>
+          <w:p>
+            <w:pPr>
+              <w:jc w:val="left"/>
+            </w:pPr>
+            <w:r>
+              <w:t xml:space="preserve">-1.9982</w:t>
+            </w:r>
+          </w:p>
+        </w:tc>
+        <w:tc>
+          <w:tcPr>
+            <w:tcBorders>
+              <w:top w:val="single" w:sz="4" w:color="808080"/>
+              <w:bottom w:val="single" w:sz="4" w:color="808080"/>
+              <w:left w:val="single" w:sz="4" w:color="808080"/>
+              <w:right w:val="single" w:sz="4" w:color="808080"/>
+            </w:tcBorders>
+          </w:tcPr>
+          <w:p>
+            <w:pPr>
+              <w:jc w:val="left"/>
+            </w:pPr>
+            <w:r>
+              <w:t xml:space="preserve">1.2046</w:t>
+            </w:r>
+          </w:p>
+        </w:tc>
+      </w:tr>
+      <w:tr>
+        <w:tc>
+          <w:tcPr>
+            <w:tcBorders>
+              <w:top w:val="single" w:sz="4" w:color="808080"/>
+              <w:bottom w:val="single" w:sz="4" w:color="808080"/>
+              <w:left w:val="single" w:sz="4" w:color="808080"/>
+              <w:right w:val="single" w:sz="4" w:color="808080"/>
+            </w:tcBorders>
+          </w:tcPr>
+          <w:p>
+            <w:pPr>
+              <w:jc w:val="left"/>
+            </w:pPr>
+            <w:r>
+              <w:t xml:space="preserve">1.0</w:t>
+            </w:r>
+          </w:p>
+        </w:tc>
+        <w:tc>
+          <w:tcPr>
+            <w:tcBorders>
+              <w:top w:val="single" w:sz="4" w:color="808080"/>
+              <w:bottom w:val="single" w:sz="4" w:color="808080"/>
+              <w:left w:val="single" w:sz="4" w:color="808080"/>
+              <w:right w:val="single" w:sz="4" w:color="808080"/>
+            </w:tcBorders>
+          </w:tcPr>
+          <w:p>
+            <w:pPr>
+              <w:jc w:val="left"/>
+            </w:pPr>
+            <w:r>
+              <w:t xml:space="preserve">1</w:t>
+            </w:r>
+          </w:p>
+        </w:tc>
+        <w:tc>
+          <w:tcPr>
+            <w:tcBorders>
+              <w:top w:val="single" w:sz="4" w:color="808080"/>
+              <w:bottom w:val="single" w:sz="4" w:color="808080"/>
+              <w:left w:val="single" w:sz="4" w:color="808080"/>
+              <w:right w:val="single" w:sz="4" w:color="808080"/>
+            </w:tcBorders>
+          </w:tcPr>
+          <w:p>
+            <w:pPr>
+              <w:jc w:val="left"/>
+            </w:pPr>
+            <w:r>
+              <w:t xml:space="preserve">0.5</w:t>
+            </w:r>
+          </w:p>
+        </w:tc>
+        <w:tc>
+          <w:tcPr>
+            <w:tcBorders>
+              <w:top w:val="single" w:sz="4" w:color="808080"/>
+              <w:bottom w:val="single" w:sz="4" w:color="808080"/>
+              <w:left w:val="single" w:sz="4" w:color="808080"/>
+              <w:right w:val="single" w:sz="4" w:color="808080"/>
+            </w:tcBorders>
+          </w:tcPr>
+          <w:p>
+            <w:pPr>
+              <w:jc w:val="left"/>
+            </w:pPr>
+            <w:r>
+              <w:t xml:space="preserve">2</w:t>
+            </w:r>
+          </w:p>
+        </w:tc>
+        <w:tc>
+          <w:tcPr>
+            <w:tcBorders>
+              <w:top w:val="single" w:sz="4" w:color="808080"/>
+              <w:bottom w:val="single" w:sz="4" w:color="808080"/>
+              <w:left w:val="single" w:sz="4" w:color="808080"/>
+              <w:right w:val="single" w:sz="4" w:color="808080"/>
+            </w:tcBorders>
+          </w:tcPr>
+          <w:p>
+            <w:pPr>
+              <w:jc w:val="left"/>
+            </w:pPr>
+            <w:r>
+              <w:t xml:space="preserve">1</w:t>
+            </w:r>
+          </w:p>
+        </w:tc>
+        <w:tc>
+          <w:tcPr>
+            <w:tcBorders>
+              <w:top w:val="single" w:sz="4" w:color="808080"/>
+              <w:bottom w:val="single" w:sz="4" w:color="808080"/>
+              <w:left w:val="single" w:sz="4" w:color="808080"/>
+              <w:right w:val="single" w:sz="4" w:color="808080"/>
+            </w:tcBorders>
+          </w:tcPr>
+          <w:p>
+            <w:pPr>
+              <w:jc w:val="left"/>
+            </w:pPr>
+            <w:r>
+              <w:t xml:space="preserve">-1.4604</w:t>
+            </w:r>
+          </w:p>
+        </w:tc>
+        <w:tc>
+          <w:tcPr>
+            <w:tcBorders>
+              <w:top w:val="single" w:sz="4" w:color="808080"/>
+              <w:bottom w:val="single" w:sz="4" w:color="808080"/>
+              <w:left w:val="single" w:sz="4" w:color="808080"/>
+              <w:right w:val="single" w:sz="4" w:color="808080"/>
+            </w:tcBorders>
+          </w:tcPr>
+          <w:p>
+            <w:pPr>
+              <w:jc w:val="left"/>
+            </w:pPr>
+            <w:r>
+              <w:t xml:space="preserve">1.3086</w:t>
+            </w:r>
+          </w:p>
+        </w:tc>
+      </w:tr>
+      <w:tr>
+        <w:tc>
+          <w:tcPr>
+            <w:tcBorders>
+              <w:top w:val="single" w:sz="4" w:color="808080"/>
+              <w:bottom w:val="single" w:sz="4" w:color="808080"/>
+              <w:left w:val="single" w:sz="4" w:color="808080"/>
+              <w:right w:val="single" w:sz="4" w:color="808080"/>
+            </w:tcBorders>
+          </w:tcPr>
+          <w:p>
+            <w:pPr>
+              <w:jc w:val="left"/>
+            </w:pPr>
+            <w:r>
+              <w:t xml:space="preserve">1.0</w:t>
+            </w:r>
+          </w:p>
+        </w:tc>
+        <w:tc>
+          <w:tcPr>
+            <w:tcBorders>
+              <w:top w:val="single" w:sz="4" w:color="808080"/>
+              <w:bottom w:val="single" w:sz="4" w:color="808080"/>
+              <w:left w:val="single" w:sz="4" w:color="808080"/>
+              <w:right w:val="single" w:sz="4" w:color="808080"/>
+            </w:tcBorders>
+          </w:tcPr>
+          <w:p>
+            <w:pPr>
+              <w:jc w:val="left"/>
+            </w:pPr>
+            <w:r>
+              <w:t xml:space="preserve">1</w:t>
+            </w:r>
+          </w:p>
+        </w:tc>
+        <w:tc>
+          <w:tcPr>
+            <w:tcBorders>
+              <w:top w:val="single" w:sz="4" w:color="808080"/>
+              <w:bottom w:val="single" w:sz="4" w:color="808080"/>
+              <w:left w:val="single" w:sz="4" w:color="808080"/>
+              <w:right w:val="single" w:sz="4" w:color="808080"/>
+            </w:tcBorders>
+          </w:tcPr>
+          <w:p>
+            <w:pPr>
+              <w:jc w:val="left"/>
+            </w:pPr>
+            <w:r>
+              <w:t xml:space="preserve">0.5</w:t>
+            </w:r>
+          </w:p>
+        </w:tc>
+        <w:tc>
+          <w:tcPr>
+            <w:tcBorders>
+              <w:top w:val="single" w:sz="4" w:color="808080"/>
+              <w:bottom w:val="single" w:sz="4" w:color="808080"/>
+              <w:left w:val="single" w:sz="4" w:color="808080"/>
+              <w:right w:val="single" w:sz="4" w:color="808080"/>
+            </w:tcBorders>
+          </w:tcPr>
+          <w:p>
+            <w:pPr>
+              <w:jc w:val="left"/>
+            </w:pPr>
+            <w:r>
+              <w:t xml:space="preserve">1</w:t>
+            </w:r>
+          </w:p>
+        </w:tc>
+        <w:tc>
+          <w:tcPr>
+            <w:tcBorders>
+              <w:top w:val="single" w:sz="4" w:color="808080"/>
+              <w:bottom w:val="single" w:sz="4" w:color="808080"/>
+              <w:left w:val="single" w:sz="4" w:color="808080"/>
+              <w:right w:val="single" w:sz="4" w:color="808080"/>
+            </w:tcBorders>
+          </w:tcPr>
+          <w:p>
+            <w:pPr>
+              <w:jc w:val="left"/>
+            </w:pPr>
+            <w:r>
+              <w:t xml:space="preserve">2</w:t>
+            </w:r>
+          </w:p>
+        </w:tc>
+        <w:tc>
+          <w:tcPr>
+            <w:tcBorders>
+              <w:top w:val="single" w:sz="4" w:color="808080"/>
+              <w:bottom w:val="single" w:sz="4" w:color="808080"/>
+              <w:left w:val="single" w:sz="4" w:color="808080"/>
+              <w:right w:val="single" w:sz="4" w:color="808080"/>
+            </w:tcBorders>
+          </w:tcPr>
+          <w:p>
+            <w:pPr>
+              <w:jc w:val="left"/>
+            </w:pPr>
+            <w:r>
+              <w:t xml:space="preserve">-1.3638</w:t>
+            </w:r>
+          </w:p>
+        </w:tc>
+        <w:tc>
+          <w:tcPr>
+            <w:tcBorders>
+              <w:top w:val="single" w:sz="4" w:color="808080"/>
+              <w:bottom w:val="single" w:sz="4" w:color="808080"/>
+              <w:left w:val="single" w:sz="4" w:color="808080"/>
+              <w:right w:val="single" w:sz="4" w:color="808080"/>
+            </w:tcBorders>
+          </w:tcPr>
+          <w:p>
+            <w:pPr>
+              <w:jc w:val="left"/>
+            </w:pPr>
+            <w:r>
+              <w:t xml:space="preserve">1.5093</w:t>
+            </w:r>
+          </w:p>
+        </w:tc>
+      </w:tr>
+    </w:tbl>
+    <w:p>
+      <w:r>
+        <w:rPr>
+          <w:i/>
+        </w:rPr>
+        <w:t xml:space="preserve">Table 6. Sherwood number Reₓ^(1/2)Shₓ₁ (representative).</w:t>
+      </w:r>
+    </w:p>
+    <w:tbl>
+      <w:tblPr>
+        <w:tblW w:w="0" w:type="auto"/>
+        <w:tblBorders>
+          <w:top w:val="single" w:sz="4" w:color="808080"/>
+          <w:bottom w:val="single" w:sz="4" w:color="808080"/>
+          <w:left w:val="single" w:sz="4" w:color="808080"/>
+          <w:right w:val="single" w:sz="4" w:color="808080"/>
+          <w:insideH w:val="single" w:sz="4" w:color="808080"/>
+          <w:insideV w:val="single" w:sz="4" w:color="808080"/>
+        </w:tblBorders>
+      </w:tblPr>
+      <w:tblGrid>
+        <w:gridCol/>
+        <w:gridCol/>
+        <w:gridCol/>
+        <w:gridCol/>
+        <w:gridCol/>
+        <w:gridCol/>
+      </w:tblGrid>
+      <w:tr>
+        <w:tc>
+          <w:tcPr>
+            <w:tcBorders>
+              <w:top w:val="single" w:sz="4" w:color="808080"/>
+              <w:bottom w:val="single" w:sz="4" w:color="808080"/>
+              <w:left w:val="single" w:sz="4" w:color="808080"/>
+              <w:right w:val="single" w:sz="4" w:color="808080"/>
+            </w:tcBorders>
+            <w:shd w:val="clear" w:color="auto" w:fill="D9E2F3"/>
+          </w:tcPr>
+          <w:p>
+            <w:pPr>
+              <w:jc w:val="left"/>
+            </w:pPr>
+            <w:r>
+              <w:t xml:space="preserve">Sc</w:t>
+            </w:r>
+          </w:p>
+        </w:tc>
+        <w:tc>
+          <w:tcPr>
+            <w:tcBorders>
+              <w:top w:val="single" w:sz="4" w:color="808080"/>
+              <w:bottom w:val="single" w:sz="4" w:color="808080"/>
+              <w:left w:val="single" w:sz="4" w:color="808080"/>
+              <w:right w:val="single" w:sz="4" w:color="808080"/>
+            </w:tcBorders>
+            <w:shd w:val="clear" w:color="auto" w:fill="D9E2F3"/>
+          </w:tcPr>
+          <w:p>
+            <w:pPr>
+              <w:jc w:val="left"/>
+            </w:pPr>
+            <w:r>
+              <w:t xml:space="preserve">Sr</w:t>
+            </w:r>
+          </w:p>
+        </w:tc>
+        <w:tc>
+          <w:tcPr>
+            <w:tcBorders>
+              <w:top w:val="single" w:sz="4" w:color="808080"/>
+              <w:bottom w:val="single" w:sz="4" w:color="808080"/>
+              <w:left w:val="single" w:sz="4" w:color="808080"/>
+              <w:right w:val="single" w:sz="4" w:color="808080"/>
+            </w:tcBorders>
+            <w:shd w:val="clear" w:color="auto" w:fill="D9E2F3"/>
+          </w:tcPr>
+          <w:p>
+            <w:pPr>
+              <w:jc w:val="left"/>
+            </w:pPr>
+            <w:r>
+              <w:t xml:space="preserve">K</w:t>
+            </w:r>
+          </w:p>
+        </w:tc>
+        <w:tc>
+          <w:tcPr>
+            <w:tcBorders>
+              <w:top w:val="single" w:sz="4" w:color="808080"/>
+              <w:bottom w:val="single" w:sz="4" w:color="808080"/>
+              <w:left w:val="single" w:sz="4" w:color="808080"/>
+              <w:right w:val="single" w:sz="4" w:color="808080"/>
+            </w:tcBorders>
+            <w:shd w:val="clear" w:color="auto" w:fill="D9E2F3"/>
+          </w:tcPr>
+          <w:p>
+            <w:pPr>
+              <w:jc w:val="left"/>
+            </w:pPr>
+            <w:r>
+              <w:t xml:space="preserve">Df</w:t>
+            </w:r>
+          </w:p>
+        </w:tc>
+        <w:tc>
+          <w:tcPr>
+            <w:tcBorders>
+              <w:top w:val="single" w:sz="4" w:color="808080"/>
+              <w:bottom w:val="single" w:sz="4" w:color="808080"/>
+              <w:left w:val="single" w:sz="4" w:color="808080"/>
+              <w:right w:val="single" w:sz="4" w:color="808080"/>
+            </w:tcBorders>
+            <w:shd w:val="clear" w:color="auto" w:fill="D9E2F3"/>
+          </w:tcPr>
+          <w:p>
+            <w:pPr>
+              <w:jc w:val="left"/>
+            </w:pPr>
+            <w:r>
+              <w:t xml:space="preserve">E</w:t>
+            </w:r>
+          </w:p>
+        </w:tc>
+        <w:tc>
+          <w:tcPr>
+            <w:tcBorders>
+              <w:top w:val="single" w:sz="4" w:color="808080"/>
+              <w:bottom w:val="single" w:sz="4" w:color="808080"/>
+              <w:left w:val="single" w:sz="4" w:color="808080"/>
+              <w:right w:val="single" w:sz="4" w:color="808080"/>
+            </w:tcBorders>
+            <w:shd w:val="clear" w:color="auto" w:fill="D9E2F3"/>
+          </w:tcPr>
+          <w:p>
+            <w:pPr>
+              <w:jc w:val="left"/>
+            </w:pPr>
+            <w:r>
+              <w:t xml:space="preserve">Reₓ^(1/2)Shₓ₁</w:t>
+            </w:r>
+          </w:p>
+        </w:tc>
+      </w:tr>
+      <w:tr>
+        <w:tc>
+          <w:tcPr>
+            <w:tcBorders>
+              <w:top w:val="single" w:sz="4" w:color="808080"/>
+              <w:bottom w:val="single" w:sz="4" w:color="808080"/>
+              <w:left w:val="single" w:sz="4" w:color="808080"/>
+              <w:right w:val="single" w:sz="4" w:color="808080"/>
+            </w:tcBorders>
+          </w:tcPr>
+          <w:p>
+            <w:pPr>
+              <w:jc w:val="left"/>
+            </w:pPr>
+            <w:r>
+              <w:t xml:space="preserve">1.0</w:t>
+            </w:r>
+          </w:p>
+        </w:tc>
+        <w:tc>
+          <w:tcPr>
+            <w:tcBorders>
+              <w:top w:val="single" w:sz="4" w:color="808080"/>
+              <w:bottom w:val="single" w:sz="4" w:color="808080"/>
+              <w:left w:val="single" w:sz="4" w:color="808080"/>
+              <w:right w:val="single" w:sz="4" w:color="808080"/>
+            </w:tcBorders>
+          </w:tcPr>
+          <w:p>
+            <w:pPr>
+              <w:jc w:val="left"/>
+            </w:pPr>
+            <w:r>
+              <w:t xml:space="preserve">0.2</w:t>
+            </w:r>
+          </w:p>
+        </w:tc>
+        <w:tc>
+          <w:tcPr>
+            <w:tcBorders>
+              <w:top w:val="single" w:sz="4" w:color="808080"/>
+              <w:bottom w:val="single" w:sz="4" w:color="808080"/>
+              <w:left w:val="single" w:sz="4" w:color="808080"/>
+              <w:right w:val="single" w:sz="4" w:color="808080"/>
+            </w:tcBorders>
+          </w:tcPr>
+          <w:p>
+            <w:pPr>
+              <w:jc w:val="left"/>
+            </w:pPr>
+            <w:r>
+              <w:t xml:space="preserve">0.5</w:t>
+            </w:r>
+          </w:p>
+        </w:tc>
+        <w:tc>
+          <w:tcPr>
+            <w:tcBorders>
+              <w:top w:val="single" w:sz="4" w:color="808080"/>
+              <w:bottom w:val="single" w:sz="4" w:color="808080"/>
+              <w:left w:val="single" w:sz="4" w:color="808080"/>
+              <w:right w:val="single" w:sz="4" w:color="808080"/>
+            </w:tcBorders>
+          </w:tcPr>
+          <w:p>
+            <w:pPr>
+              <w:jc w:val="left"/>
+            </w:pPr>
+            <w:r>
+              <w:t xml:space="preserve">0.2</w:t>
+            </w:r>
+          </w:p>
+        </w:tc>
+        <w:tc>
+          <w:tcPr>
+            <w:tcBorders>
+              <w:top w:val="single" w:sz="4" w:color="808080"/>
+              <w:bottom w:val="single" w:sz="4" w:color="808080"/>
+              <w:left w:val="single" w:sz="4" w:color="808080"/>
+              <w:right w:val="single" w:sz="4" w:color="808080"/>
+            </w:tcBorders>
+          </w:tcPr>
+          <w:p>
+            <w:pPr>
+              <w:jc w:val="left"/>
+            </w:pPr>
+            <w:r>
+              <w:t xml:space="preserve">0.2</w:t>
+            </w:r>
+          </w:p>
+        </w:tc>
+        <w:tc>
+          <w:tcPr>
+            <w:tcBorders>
+              <w:top w:val="single" w:sz="4" w:color="808080"/>
+              <w:bottom w:val="single" w:sz="4" w:color="808080"/>
+              <w:left w:val="single" w:sz="4" w:color="808080"/>
+              <w:right w:val="single" w:sz="4" w:color="808080"/>
+            </w:tcBorders>
+          </w:tcPr>
+          <w:p>
+            <w:pPr>
+              <w:jc w:val="left"/>
+            </w:pPr>
+            <w:r>
+              <w:t xml:space="preserve">0.5457</w:t>
+            </w:r>
+          </w:p>
+        </w:tc>
+      </w:tr>
+      <w:tr>
+        <w:tc>
+          <w:tcPr>
+            <w:tcBorders>
+              <w:top w:val="single" w:sz="4" w:color="808080"/>
+              <w:bottom w:val="single" w:sz="4" w:color="808080"/>
+              <w:left w:val="single" w:sz="4" w:color="808080"/>
+              <w:right w:val="single" w:sz="4" w:color="808080"/>
+            </w:tcBorders>
+          </w:tcPr>
+          <w:p>
+            <w:pPr>
+              <w:jc w:val="left"/>
+            </w:pPr>
+            <w:r>
+              <w:t xml:space="preserve">2.0</w:t>
+            </w:r>
+          </w:p>
+        </w:tc>
+        <w:tc>
+          <w:tcPr>
+            <w:tcBorders>
+              <w:top w:val="single" w:sz="4" w:color="808080"/>
+              <w:bottom w:val="single" w:sz="4" w:color="808080"/>
+              <w:left w:val="single" w:sz="4" w:color="808080"/>
+              <w:right w:val="single" w:sz="4" w:color="808080"/>
+            </w:tcBorders>
+          </w:tcPr>
+          <w:p>
+            <w:pPr>
+              <w:jc w:val="left"/>
+            </w:pPr>
+            <w:r>
+              <w:t xml:space="preserve">0.2</w:t>
+            </w:r>
+          </w:p>
+        </w:tc>
+        <w:tc>
+          <w:tcPr>
+            <w:tcBorders>
+              <w:top w:val="single" w:sz="4" w:color="808080"/>
+              <w:bottom w:val="single" w:sz="4" w:color="808080"/>
+              <w:left w:val="single" w:sz="4" w:color="808080"/>
+              <w:right w:val="single" w:sz="4" w:color="808080"/>
+            </w:tcBorders>
+          </w:tcPr>
+          <w:p>
+            <w:pPr>
+              <w:jc w:val="left"/>
+            </w:pPr>
+            <w:r>
+              <w:t xml:space="preserve">0.5</w:t>
+            </w:r>
+          </w:p>
+        </w:tc>
+        <w:tc>
+          <w:tcPr>
+            <w:tcBorders>
+              <w:top w:val="single" w:sz="4" w:color="808080"/>
+              <w:bottom w:val="single" w:sz="4" w:color="808080"/>
+              <w:left w:val="single" w:sz="4" w:color="808080"/>
+              <w:right w:val="single" w:sz="4" w:color="808080"/>
+            </w:tcBorders>
+          </w:tcPr>
+          <w:p>
+            <w:pPr>
+              <w:jc w:val="left"/>
+            </w:pPr>
+            <w:r>
+              <w:t xml:space="preserve">0.2</w:t>
+            </w:r>
+          </w:p>
+        </w:tc>
+        <w:tc>
+          <w:tcPr>
+            <w:tcBorders>
+              <w:top w:val="single" w:sz="4" w:color="808080"/>
+              <w:bottom w:val="single" w:sz="4" w:color="808080"/>
+              <w:left w:val="single" w:sz="4" w:color="808080"/>
+              <w:right w:val="single" w:sz="4" w:color="808080"/>
+            </w:tcBorders>
+          </w:tcPr>
+          <w:p>
+            <w:pPr>
+              <w:jc w:val="left"/>
+            </w:pPr>
+            <w:r>
+              <w:t xml:space="preserve">0.2</w:t>
+            </w:r>
+          </w:p>
+        </w:tc>
+        <w:tc>
+          <w:tcPr>
+            <w:tcBorders>
+              <w:top w:val="single" w:sz="4" w:color="808080"/>
+              <w:bottom w:val="single" w:sz="4" w:color="808080"/>
+              <w:left w:val="single" w:sz="4" w:color="808080"/>
+              <w:right w:val="single" w:sz="4" w:color="808080"/>
+            </w:tcBorders>
+          </w:tcPr>
+          <w:p>
+            <w:pPr>
+              <w:jc w:val="left"/>
+            </w:pPr>
+            <w:r>
+              <w:t xml:space="preserve">0.7689</w:t>
+            </w:r>
+          </w:p>
+        </w:tc>
+      </w:tr>
+      <w:tr>
+        <w:tc>
+          <w:tcPr>
+            <w:tcBorders>
+              <w:top w:val="single" w:sz="4" w:color="808080"/>
+              <w:bottom w:val="single" w:sz="4" w:color="808080"/>
+              <w:left w:val="single" w:sz="4" w:color="808080"/>
+              <w:right w:val="single" w:sz="4" w:color="808080"/>
+            </w:tcBorders>
+          </w:tcPr>
+          <w:p>
+            <w:pPr>
+              <w:jc w:val="left"/>
+            </w:pPr>
+            <w:r>
+              <w:t xml:space="preserve">1.0</w:t>
+            </w:r>
+          </w:p>
+        </w:tc>
+        <w:tc>
+          <w:tcPr>
+            <w:tcBorders>
+              <w:top w:val="single" w:sz="4" w:color="808080"/>
+              <w:bottom w:val="single" w:sz="4" w:color="808080"/>
+              <w:left w:val="single" w:sz="4" w:color="808080"/>
+              <w:right w:val="single" w:sz="4" w:color="808080"/>
+            </w:tcBorders>
+          </w:tcPr>
+          <w:p>
+            <w:pPr>
+              <w:jc w:val="left"/>
+            </w:pPr>
+            <w:r>
+              <w:t xml:space="preserve">0.5</w:t>
+            </w:r>
+          </w:p>
+        </w:tc>
+        <w:tc>
+          <w:tcPr>
+            <w:tcBorders>
+              <w:top w:val="single" w:sz="4" w:color="808080"/>
+              <w:bottom w:val="single" w:sz="4" w:color="808080"/>
+              <w:left w:val="single" w:sz="4" w:color="808080"/>
+              <w:right w:val="single" w:sz="4" w:color="808080"/>
+            </w:tcBorders>
+          </w:tcPr>
+          <w:p>
+            <w:pPr>
+              <w:jc w:val="left"/>
+            </w:pPr>
+            <w:r>
+              <w:t xml:space="preserve">0.5</w:t>
+            </w:r>
+          </w:p>
+        </w:tc>
+        <w:tc>
+          <w:tcPr>
+            <w:tcBorders>
+              <w:top w:val="single" w:sz="4" w:color="808080"/>
+              <w:bottom w:val="single" w:sz="4" w:color="808080"/>
+              <w:left w:val="single" w:sz="4" w:color="808080"/>
+              <w:right w:val="single" w:sz="4" w:color="808080"/>
+            </w:tcBorders>
+          </w:tcPr>
+          <w:p>
+            <w:pPr>
+              <w:jc w:val="left"/>
+            </w:pPr>
+            <w:r>
+              <w:t xml:space="preserve">0.2</w:t>
+            </w:r>
+          </w:p>
+        </w:tc>
+        <w:tc>
+          <w:tcPr>
+            <w:tcBorders>
+              <w:top w:val="single" w:sz="4" w:color="808080"/>
+              <w:bottom w:val="single" w:sz="4" w:color="808080"/>
+              <w:left w:val="single" w:sz="4" w:color="808080"/>
+              <w:right w:val="single" w:sz="4" w:color="808080"/>
+            </w:tcBorders>
+          </w:tcPr>
+          <w:p>
+            <w:pPr>
+              <w:jc w:val="left"/>
+            </w:pPr>
+            <w:r>
+              <w:t xml:space="preserve">0.2</w:t>
+            </w:r>
+          </w:p>
+        </w:tc>
+        <w:tc>
+          <w:tcPr>
+            <w:tcBorders>
+              <w:top w:val="single" w:sz="4" w:color="808080"/>
+              <w:bottom w:val="single" w:sz="4" w:color="808080"/>
+              <w:left w:val="single" w:sz="4" w:color="808080"/>
+              <w:right w:val="single" w:sz="4" w:color="808080"/>
+            </w:tcBorders>
+          </w:tcPr>
+          <w:p>
+            <w:pPr>
+              <w:jc w:val="left"/>
+            </w:pPr>
+            <w:r>
+              <w:t xml:space="preserve">0.4772</w:t>
+            </w:r>
+          </w:p>
+        </w:tc>
+      </w:tr>
+      <w:tr>
+        <w:tc>
+          <w:tcPr>
+            <w:tcBorders>
+              <w:top w:val="single" w:sz="4" w:color="808080"/>
+              <w:bottom w:val="single" w:sz="4" w:color="808080"/>
+              <w:left w:val="single" w:sz="4" w:color="808080"/>
+              <w:right w:val="single" w:sz="4" w:color="808080"/>
+            </w:tcBorders>
+          </w:tcPr>
+          <w:p>
+            <w:pPr>
+              <w:jc w:val="left"/>
+            </w:pPr>
+            <w:r>
+              <w:t xml:space="preserve">1.0</w:t>
+            </w:r>
+          </w:p>
+        </w:tc>
+        <w:tc>
+          <w:tcPr>
+            <w:tcBorders>
+              <w:top w:val="single" w:sz="4" w:color="808080"/>
+              <w:bottom w:val="single" w:sz="4" w:color="808080"/>
+              <w:left w:val="single" w:sz="4" w:color="808080"/>
+              <w:right w:val="single" w:sz="4" w:color="808080"/>
+            </w:tcBorders>
+          </w:tcPr>
+          <w:p>
+            <w:pPr>
+              <w:jc w:val="left"/>
+            </w:pPr>
+            <w:r>
+              <w:t xml:space="preserve">0.2</w:t>
+            </w:r>
+          </w:p>
+        </w:tc>
+        <w:tc>
+          <w:tcPr>
+            <w:tcBorders>
+              <w:top w:val="single" w:sz="4" w:color="808080"/>
+              <w:bottom w:val="single" w:sz="4" w:color="808080"/>
+              <w:left w:val="single" w:sz="4" w:color="808080"/>
+              <w:right w:val="single" w:sz="4" w:color="808080"/>
+            </w:tcBorders>
+          </w:tcPr>
+          <w:p>
+            <w:pPr>
+              <w:jc w:val="left"/>
+            </w:pPr>
+            <w:r>
+              <w:t xml:space="preserve">1.0</w:t>
+            </w:r>
+          </w:p>
+        </w:tc>
+        <w:tc>
+          <w:tcPr>
+            <w:tcBorders>
+              <w:top w:val="single" w:sz="4" w:color="808080"/>
+              <w:bottom w:val="single" w:sz="4" w:color="808080"/>
+              <w:left w:val="single" w:sz="4" w:color="808080"/>
+              <w:right w:val="single" w:sz="4" w:color="808080"/>
+            </w:tcBorders>
+          </w:tcPr>
+          <w:p>
+            <w:pPr>
+              <w:jc w:val="left"/>
+            </w:pPr>
+            <w:r>
+              <w:t xml:space="preserve">0.2</w:t>
+            </w:r>
+          </w:p>
+        </w:tc>
+        <w:tc>
+          <w:tcPr>
+            <w:tcBorders>
+              <w:top w:val="single" w:sz="4" w:color="808080"/>
+              <w:bottom w:val="single" w:sz="4" w:color="808080"/>
+              <w:left w:val="single" w:sz="4" w:color="808080"/>
+              <w:right w:val="single" w:sz="4" w:color="808080"/>
+            </w:tcBorders>
+          </w:tcPr>
+          <w:p>
+            <w:pPr>
+              <w:jc w:val="left"/>
+            </w:pPr>
+            <w:r>
+              <w:t xml:space="preserve">0.2</w:t>
+            </w:r>
+          </w:p>
+        </w:tc>
+        <w:tc>
+          <w:tcPr>
+            <w:tcBorders>
+              <w:top w:val="single" w:sz="4" w:color="808080"/>
+              <w:bottom w:val="single" w:sz="4" w:color="808080"/>
+              <w:left w:val="single" w:sz="4" w:color="808080"/>
+              <w:right w:val="single" w:sz="4" w:color="808080"/>
+            </w:tcBorders>
+          </w:tcPr>
+          <w:p>
+            <w:pPr>
+              <w:jc w:val="left"/>
+            </w:pPr>
+            <w:r>
+              <w:t xml:space="preserve">0.6141</w:t>
+            </w:r>
+          </w:p>
+        </w:tc>
+      </w:tr>
+      <w:tr>
+        <w:tc>
+          <w:tcPr>
+            <w:tcBorders>
+              <w:top w:val="single" w:sz="4" w:color="808080"/>
+              <w:bottom w:val="single" w:sz="4" w:color="808080"/>
+              <w:left w:val="single" w:sz="4" w:color="808080"/>
+              <w:right w:val="single" w:sz="4" w:color="808080"/>
+            </w:tcBorders>
+          </w:tcPr>
+          <w:p>
+            <w:pPr>
+              <w:jc w:val="left"/>
+            </w:pPr>
+            <w:r>
+              <w:t xml:space="preserve">1.0</w:t>
+            </w:r>
+          </w:p>
+        </w:tc>
+        <w:tc>
+          <w:tcPr>
+            <w:tcBorders>
+              <w:top w:val="single" w:sz="4" w:color="808080"/>
+              <w:bottom w:val="single" w:sz="4" w:color="808080"/>
+              <w:left w:val="single" w:sz="4" w:color="808080"/>
+              <w:right w:val="single" w:sz="4" w:color="808080"/>
+            </w:tcBorders>
+          </w:tcPr>
+          <w:p>
+            <w:pPr>
+              <w:jc w:val="left"/>
+            </w:pPr>
+            <w:r>
+              <w:t xml:space="preserve">0.2</w:t>
+            </w:r>
+          </w:p>
+        </w:tc>
+        <w:tc>
+          <w:tcPr>
+            <w:tcBorders>
+              <w:top w:val="single" w:sz="4" w:color="808080"/>
+              <w:bottom w:val="single" w:sz="4" w:color="808080"/>
+              <w:left w:val="single" w:sz="4" w:color="808080"/>
+              <w:right w:val="single" w:sz="4" w:color="808080"/>
+            </w:tcBorders>
+          </w:tcPr>
+          <w:p>
+            <w:pPr>
+              <w:jc w:val="left"/>
+            </w:pPr>
+            <w:r>
+              <w:t xml:space="preserve">0.5</w:t>
+            </w:r>
+          </w:p>
+        </w:tc>
+        <w:tc>
+          <w:tcPr>
+            <w:tcBorders>
+              <w:top w:val="single" w:sz="4" w:color="808080"/>
+              <w:bottom w:val="single" w:sz="4" w:color="808080"/>
+              <w:left w:val="single" w:sz="4" w:color="808080"/>
+              <w:right w:val="single" w:sz="4" w:color="808080"/>
+            </w:tcBorders>
+          </w:tcPr>
+          <w:p>
+            <w:pPr>
+              <w:jc w:val="left"/>
+            </w:pPr>
+            <w:r>
+              <w:t xml:space="preserve">0.6</w:t>
+            </w:r>
+          </w:p>
+        </w:tc>
+        <w:tc>
+          <w:tcPr>
+            <w:tcBorders>
+              <w:top w:val="single" w:sz="4" w:color="808080"/>
+              <w:bottom w:val="single" w:sz="4" w:color="808080"/>
+              <w:left w:val="single" w:sz="4" w:color="808080"/>
+              <w:right w:val="single" w:sz="4" w:color="808080"/>
+            </w:tcBorders>
+          </w:tcPr>
+          <w:p>
+            <w:pPr>
+              <w:jc w:val="left"/>
+            </w:pPr>
+            <w:r>
+              <w:t xml:space="preserve">0.2</w:t>
+            </w:r>
+          </w:p>
+        </w:tc>
+        <w:tc>
+          <w:tcPr>
+            <w:tcBorders>
+              <w:top w:val="single" w:sz="4" w:color="808080"/>
+              <w:bottom w:val="single" w:sz="4" w:color="808080"/>
+              <w:left w:val="single" w:sz="4" w:color="808080"/>
+              <w:right w:val="single" w:sz="4" w:color="808080"/>
+            </w:tcBorders>
+          </w:tcPr>
+          <w:p>
+            <w:pPr>
+              <w:jc w:val="left"/>
+            </w:pPr>
+            <w:r>
+              <w:t xml:space="preserve">0.5149</w:t>
+            </w:r>
+          </w:p>
+        </w:tc>
+      </w:tr>
+      <w:tr>
+        <w:tc>
+          <w:tcPr>
+            <w:tcBorders>
+              <w:top w:val="single" w:sz="4" w:color="808080"/>
+              <w:bottom w:val="single" w:sz="4" w:color="808080"/>
+              <w:left w:val="single" w:sz="4" w:color="808080"/>
+              <w:right w:val="single" w:sz="4" w:color="808080"/>
+            </w:tcBorders>
+          </w:tcPr>
+          <w:p>
+            <w:pPr>
+              <w:jc w:val="left"/>
+            </w:pPr>
+            <w:r>
+              <w:t xml:space="preserve">1.0</w:t>
+            </w:r>
+          </w:p>
+        </w:tc>
+        <w:tc>
+          <w:tcPr>
+            <w:tcBorders>
+              <w:top w:val="single" w:sz="4" w:color="808080"/>
+              <w:bottom w:val="single" w:sz="4" w:color="808080"/>
+              <w:left w:val="single" w:sz="4" w:color="808080"/>
+              <w:right w:val="single" w:sz="4" w:color="808080"/>
+            </w:tcBorders>
+          </w:tcPr>
+          <w:p>
+            <w:pPr>
+              <w:jc w:val="left"/>
+            </w:pPr>
+            <w:r>
+              <w:t xml:space="preserve">0.2</w:t>
+            </w:r>
+          </w:p>
+        </w:tc>
+        <w:tc>
+          <w:tcPr>
+            <w:tcBorders>
+              <w:top w:val="single" w:sz="4" w:color="808080"/>
+              <w:bottom w:val="single" w:sz="4" w:color="808080"/>
+              <w:left w:val="single" w:sz="4" w:color="808080"/>
+              <w:right w:val="single" w:sz="4" w:color="808080"/>
+            </w:tcBorders>
+          </w:tcPr>
+          <w:p>
+            <w:pPr>
+              <w:jc w:val="left"/>
+            </w:pPr>
+            <w:r>
+              <w:t xml:space="preserve">0.5</w:t>
+            </w:r>
+          </w:p>
+        </w:tc>
+        <w:tc>
+          <w:tcPr>
+            <w:tcBorders>
+              <w:top w:val="single" w:sz="4" w:color="808080"/>
+              <w:bottom w:val="single" w:sz="4" w:color="808080"/>
+              <w:left w:val="single" w:sz="4" w:color="808080"/>
+              <w:right w:val="single" w:sz="4" w:color="808080"/>
+            </w:tcBorders>
+          </w:tcPr>
+          <w:p>
+            <w:pPr>
+              <w:jc w:val="left"/>
+            </w:pPr>
+            <w:r>
+              <w:t xml:space="preserve">0.2</w:t>
+            </w:r>
+          </w:p>
+        </w:tc>
+        <w:tc>
+          <w:tcPr>
+            <w:tcBorders>
+              <w:top w:val="single" w:sz="4" w:color="808080"/>
+              <w:bottom w:val="single" w:sz="4" w:color="808080"/>
+              <w:left w:val="single" w:sz="4" w:color="808080"/>
+              <w:right w:val="single" w:sz="4" w:color="808080"/>
+            </w:tcBorders>
+          </w:tcPr>
+          <w:p>
+            <w:pPr>
+              <w:jc w:val="left"/>
+            </w:pPr>
+            <w:r>
+              <w:t xml:space="preserve">1.0</w:t>
+            </w:r>
+          </w:p>
+        </w:tc>
+        <w:tc>
+          <w:tcPr>
+            <w:tcBorders>
+              <w:top w:val="single" w:sz="4" w:color="808080"/>
+              <w:bottom w:val="single" w:sz="4" w:color="808080"/>
+              <w:left w:val="single" w:sz="4" w:color="808080"/>
+              <w:right w:val="single" w:sz="4" w:color="808080"/>
+            </w:tcBorders>
+          </w:tcPr>
+          <w:p>
+            <w:pPr>
+              <w:jc w:val="left"/>
+            </w:pPr>
+            <w:r>
+              <w:t xml:space="preserve">0.4938</w:t>
+            </w:r>
+          </w:p>
+        </w:tc>
+      </w:tr>
+    </w:tbl>
+    <w:p>
+      <w:pPr>
+        <w:pStyle w:val="Heading2"/>
+      </w:pPr>
+      <w:r>
+        <w:t xml:space="preserve">5.7 Role of the squeezing parameter on irreversibility</w:t>
+      </w:r>
+    </w:p>
+    <w:p>
+      <w:r>
+        <w:t xml:space="preserve">Figure 9 presents the gap-averaged entropy N_G, defined in (69), as a function of the squeezing parameter Sq for three Casson parameters. The curves are non-monotonic: for receding plates the near-wall gradients are gentle and the entropy field is spatially diffuse, so N_G is moderate; as the plates approach, the frictional and porous contributions intensify near the walls, but the temperature field simultaneously becomes more uniform across the compressed gap, lowering the thermal contribution in the core. The competition between rising frictional and falling thermal irreversibility produces a shallow minimum at an intermediate squeeze rate, which constitutes the second-law-optimal operating point exploited in Section 6. Figure 9 further shows that a larger Casson parameter shifts the entire curve downward, because it reduces the effective viscous coefficient A₁(1+1/β*); the minima located in Figure 9 are consolidated in Table 7. This partial cancellation is a distinctive signature of squeeze-film thermodynamics that has no counterpart in the stretching-sheet entropy analyses [5,9,33], where the averaged irreversibility varies monotonically with the driving parameter — a qualitative contrast that highlights the value of the present geometry-specific treatment.</w:t>
+      </w:r>
+    </w:p>
+    <w:p>
+      <w:pPr>
+        <w:jc w:val="center"/>
+      </w:pPr>
+      <w:r>
+        <w:drawing>
+          <wp:inline distT="0" distB="0" distL="0" distR="0">
+            <wp:extent cx="5486400" cy="3657600"/>
+            <wp:effectExtent l="0" t="0" r="0" b="0"/>
+            <wp:docPr id="9" name="Picture9"/>
+            <wp:cNvGraphicFramePr>
+              <a:graphicFrameLocks xmlns:a="http://schemas.openxmlformats.org/drawingml/2006/main" noChangeAspect="1"/>
+            </wp:cNvGraphicFramePr>
+            <a:graphic xmlns:a="http://schemas.openxmlformats.org/drawingml/2006/main">
+              <a:graphicData uri="http://schemas.openxmlformats.org/drawingml/2006/picture">
+                <pic:pic xmlns:pic="http://schemas.openxmlformats.org/drawingml/2006/picture">
+                  <pic:nvPicPr>
+                    <pic:cNvPr id="9" name="Picture9"/>
+                    <pic:cNvPicPr/>
+                  </pic:nvPicPr>
+                  <pic:blipFill>
+                    <a:blip r:embed="rIdImg9"/>
+                    <a:stretch>
+                      <a:fillRect/>
+                    </a:stretch>
+                  </pic:blipFill>
+                  <pic:spPr>
+                    <a:xfrm>
+                      <a:off x="0" y="0"/>
+                      <a:ext cx="5486400" cy="3657600"/>
+                    </a:xfrm>
+                    <a:prstGeom prst="rect">
+                      <a:avLst/>
+                    </a:prstGeom>
+                  </pic:spPr>
+                </pic:pic>
+              </a:graphicData>
+            </a:graphic>
+          </wp:inline>
+        </w:drawing>
+      </w:r>
+    </w:p>
+    <w:p>
+      <w:r>
+        <w:rPr>
+          <w:b/>
+        </w:rPr>
+        <w:t xml:space="preserve">Figure 9.</w:t>
+      </w:r>
+      <w:r>
         <w:t xml:space="preserve"> Averaged entropy N_G versus squeezing parameter Sq for various Casson parameter β*, showing shallow minima.</w:t>
       </w:r>
     </w:p>
     <w:p>
+      <w:pPr>
+        <w:pStyle w:val="Heading2"/>
+      </w:pPr>
+      <w:r>
+        <w:t xml:space="preserve">5.8 Comparison with previous literature</w:t>
+      </w:r>
+    </w:p>
+    <w:p>
+      <w:r>
+        <w:t xml:space="preserve">It is instructive to gather the foregoing comparisons into a coherent assessment. First, in the hydrodynamic limit (φ₁=φ₂=0, no species transport, no radiation) the present model collapses onto the single-phase Casson squeezing problem of Bhaskar and Sharma [3], and in the further limit of a non-Casson hybrid nanofluid it reproduces the bvp4c benchmark of Khashi'ie et al. [1] to six significant figures (Table 4); this dual reduction provides a stringent, two-sided validation that neither antecedent alone could supply. Second, the qualitative parameter trends — the dual velocity response to M (Figure 2), the sign reversal with Sq (Figure 3), the temperature enhancement with Rd and Ec (Figure 4) and the concentration depletion with K (Figure 5) — agree with the corresponding observations of [1,2,3,15,16,23], confirming that the enriched model does not distort the established physics. Third, and most importantly, the second-law results extend the literature rather than merely reproducing it: whereas the entropy analyses of Murshid et al. [4], the Cu–Al₂O₃ study [9] and the stretching-sheet treatments [5,33] report a monotonic growth of averaged irreversibility with the Brinkman and magnetic parameters, the present squeeze-film geometry additionally exhibits a non-monotonic dependence on Sq with an interior minimum (Figure 9), and it resolves — through the contour of Figure 8 — the spatial localisation of the Joule-dominated irreversibility that line-profile studies cannot show. Finally, the inclusion of the Soret–Dufour cross-diffusion and the Arrhenius reaction introduces a diffusive irreversibility channel (66) that is entirely absent from the radiation-and-Joule-only model of Bhaskar et al. [2], so that the Bejan number here responds to the solutal field in a manner consistent with the cross-diffusive framework of [8] and the reaction-diffusion Casson analysis of [33]. The present study thus occupies, and quantifies, a gap left open by each of these works individually.</w:t>
+      </w:r>
+    </w:p>
+    <w:p>
       <w:r>
         <w:t xml:space="preserve"/>
       </w:r>
@@ -7124,7 +7235,7 @@
     </w:p>
     <w:p>
       <w:r>
-        <w:t xml:space="preserve">The engineering objective is to minimise N_G in (69) subject to a lower-plate Nusselt constraint Nuₓ₁≥ Nu^(target). Sweeping (φ₁,φ₂,M,β*,Sq) reveals a Pareto structure: hybrid loading raises Nuₓ₁ (Table 5) but also raises N_H (Table 7); a larger β* lowers N_F (Figure 8) with only a mild heat-transfer penalty; and an intermediate Sq minimises N_G (Figure 8). Table 7 consolidates the averaged irreversibility and Bejan number across the design variables and locates the optimum: a moderate total volume fraction (φ₁=φ₂≈0.015–0.02), a large Casson parameter, a low-to-moderate magnetic parameter, and a squeeze rate near the minimum of Figure 8. Within this window Table 7 shows N_G minimised for the target Nusselt number while the core operates at Be&gt;0.5.</w:t>
+        <w:t xml:space="preserve">The engineering objective is to minimise N_G in (69) subject to a lower-plate Nusselt constraint Nuₓ₁≥ Nu^(target). Sweeping (φ₁,φ₂,M,β*,Sq) reveals a Pareto structure: hybrid loading raises Nuₓ₁ (Table 5) but also raises N_H (Table 7); a larger β* lowers N_F (Figure 9) with only a mild heat-transfer penalty; and an intermediate Sq minimises N_G (Figure 9). This constrained minimisation is more discriminating than the unconstrained entropy comparisons of [4,9], because it explicitly balances the transport benefit against the irreversibility cost. Table 7 consolidates the averaged irreversibility and Bejan number across the design variables and locates the optimum: a moderate total volume fraction (φ₁=φ₂≈0.015–0.02), a large Casson parameter, a low-to-moderate magnetic parameter, and a squeeze rate near the minimum of Figure 9. Within this window Table 7 shows N_G minimised for the target Nusselt number while the core operates at Be&gt;0.5, i.e. in the heat-transfer-dominated regime that is thermodynamically desirable.</w:t>
       </w:r>
     </w:p>
     <w:p>
@@ -8482,7 +8593,12 @@
     </w:tbl>
     <w:p>
       <w:r>
-        <w:t xml:space="preserve">The practical guidance is direct: for a squeeze-film cooling module using a Cu–Al₂O₃/water Casson hybrid nanofluid, prefer a shear-thinning-dominant (large-β*) formulation with modest, well-dispersed hybrid loading and the weakest magnetic actuation consistent with the required flow control, operating near the squeeze rate that minimises Figure 8.</w:t>
+        <w:t xml:space="preserve">A ranking of the design levers emerges from Table 7. The Brinkman number is the most potent amplifier of irreversibility — raising Br from unity to three nearly doubles N_G and drives the Bejan number from 0.61 to 0.33, i.e. from a heat-transfer-dominated to a friction-dominated regime — followed by the magnetic parameter, whose Joule term likewise depresses Be. Radiation raises N_G but, because it acts through the thermal channel, it simultaneously raises Be, so its net thermodynamic effect is benign relative to Br and M. The Casson parameter is the principal mitigating lever, lowering N_G by roughly a fifth as β* increases from unity to five while leaving Be essentially unchanged. These rankings quantify, for the squeeze-film geometry, the parameter hierarchy that the rotating-plate and stretching-sheet studies [4,5,9] established only qualitatively.</w:t>
+      </w:r>
+    </w:p>
+    <w:p>
+      <w:r>
+        <w:t xml:space="preserve">The practical guidance is direct: for a squeeze-film cooling module using a Cu–Al₂O₃/water Casson hybrid nanofluid, prefer a shear-thinning-dominant (large-β*) formulation with modest, well-dispersed hybrid loading and the weakest magnetic actuation consistent with the required flow control, operating near the squeeze rate that minimises Figure 9. Because the optimum coexists with a core Bejan number above one-half, the device simultaneously achieves its heat-transfer target and confines the bulk of its irreversibility to a thin near-wall layer, which is the most favourable distribution from an availability-preservation standpoint.</w:t>
       </w:r>
     </w:p>
     <w:p>
@@ -8495,7 +8611,7 @@
     </w:p>
     <w:p>
       <w:r>
-        <w:t xml:space="preserve">The configuration abstracts squeeze-film cooling modules for power electronics, hydraulic dampers and clutches, compression-moulding stages, magneto-rheological squeeze dampers and loaded bearing films. In each, the working-fluid choice and magnetic actuation jointly set the heat-transfer duty and the parasitic entropy production. The demonstration (Tables 5–7, Figures 5–8) that a hybrid nanofluid can raise the Nusselt number while its irreversibility penalty is contained within a defined window provides quantitative design guidance; in the biomedical context, where Casson rheology models blood, the framework measures the thermodynamic cost of magnetically assisted transport.</w:t>
+        <w:t xml:space="preserve">The configuration abstracts squeeze-film cooling modules for power electronics, hydraulic dampers and clutches, compression-moulding stages, magneto-rheological squeeze dampers and loaded bearing films. In each, the working-fluid choice and magnetic actuation jointly set the heat-transfer duty and the parasitic entropy production. The demonstration (Tables 5–7, Figures 6–9) that a hybrid nanofluid can raise the Nusselt number while its irreversibility penalty is contained within a defined window provides quantitative design guidance; in the biomedical context, where Casson rheology models blood, the framework measures the thermodynamic cost of magnetically assisted transport. In power-electronics thermal management, the near-wall localisation of irreversibility revealed by Figure 8 implies that surface treatments or micro-textures that relax the wall shear would yield the largest availability savings, whereas in polymer compression moulding the non-monotonic dependence of N_G on the squeeze rate (Figure 9) suggests an optimal press schedule rather than the fastest feasible closure. More broadly, the entropy-generation-minimisation results reported here translate the qualitative "more nanoparticles, more heat transfer" heuristic into a constrained optimisation whose solution respects the second law, complementing the sensitivity-analysis philosophy advocated for ternary hybrid systems [31] and the neural-network surrogate approaches emerging for double-diffusive hybrid flows [11]. The methodology is readily transferable to related confined geometries — converging–diverging channels [24], rotating disks [12,14] and micro-channels [27,28] — for which an analogous irreversibility budget can be assembled with only geometric modifications to the operators of Section 4.</w:t>
       </w:r>
     </w:p>
     <w:p>
@@ -8508,7 +8624,7 @@
     </w:p>
     <w:p>
       <w:r>
-        <w:t xml:space="preserve">The analysis rests on the similarity reduction, the optically thick Rosseland model and the Darcy drag law, each with the usual restrictions, and on the classical Fourier/Fick constitutive laws; relaxing the latter through the Cattaneo–Christov formulation [16,32,34] is the natural next step. Within these standard assumptions the formulation is self-consistent and the OHAM solution is convergent (Tables 2–3) and benchmarked (Table 4), so the reported trends and optimisation conclusions are robust.</w:t>
+        <w:t xml:space="preserve">The analysis rests on the similarity reduction, the optically thick Rosseland model and the Darcy drag law, each with the usual restrictions, and on the classical Fourier/Fick constitutive laws; relaxing the latter through the Cattaneo–Christov formulation [16,32,34] is the natural next step. Within these standard assumptions the formulation is self-consistent and the OHAM solution is convergent (Tables 2–3) and benchmarked (Table 4), so the reported trends and optimisation conclusions are robust. A natural continuation is to couple the present deterministic model with a response-surface or machine-learning surrogate [11,31] so that the entropy-minimisation of Section 6 can be performed over the full high-dimensional design space at negligible cost, and to admit temperature-dependent thermophysical properties and Hall-current effects, both of which are expected to sharpen the near-wall irreversibility ridge of Figure 8 without altering the qualitative conclusions.</w:t>
       </w:r>
     </w:p>
     <w:p>
@@ -8534,7 +8650,7 @@
         <w:pStyle w:val="ListParagraph"/>
       </w:pPr>
       <w:r>
-        <w:t xml:space="preserve">The velocity shows a dual near-wall/core response to M, β* and K_P (Figure 1) and is most strongly governed by Sq, which can reverse the mid-channel flow (Figure 2).</w:t>
+        <w:t xml:space="preserve">The velocity shows a dual near-wall/core response to M, β* and K_P (Figure 2) and is most strongly governed by Sq, which can reverse the mid-channel flow (Figure 3); the trends validate against [1,2,3].</w:t>
       </w:r>
     </w:p>
     <w:p>
@@ -8542,7 +8658,7 @@
         <w:pStyle w:val="ListParagraph"/>
       </w:pPr>
       <w:r>
-        <w:t xml:space="preserve">The temperature rises with Rd, Ec (viscous + Joule), Df and M and falls with Pr and heat absorption (Figure 3).</w:t>
+        <w:t xml:space="preserve">The temperature rises with Rd, Ec (viscous + Joule), Df and M and falls with Pr and heat absorption (Figure 4), in agreement with [2,3,20].</w:t>
       </w:r>
     </w:p>
     <w:p>
@@ -8550,7 +8666,7 @@
         <w:pStyle w:val="ListParagraph"/>
       </w:pPr>
       <w:r>
-        <w:t xml:space="preserve">The concentration falls with K and Sc and rises with Sr and E (Figure 4).</w:t>
+        <w:t xml:space="preserve">The concentration falls with K and Sc and rises with Sr and E (Figure 5), consistent with [8,15,33].</w:t>
       </w:r>
     </w:p>
     <w:p>
@@ -8558,7 +8674,7 @@
         <w:pStyle w:val="ListParagraph"/>
       </w:pPr>
       <w:r>
-        <w:t xml:space="preserve">The entropy generation number is maximal at the stretching plate and is amplified by Br, M and Rd (Figures 5, 7; Table 7) and suppressed by β* and Sq (Figure 8).</w:t>
+        <w:t xml:space="preserve">The entropy generation number is maximal at the stretching plate and is amplified by Br, M and Rd (Figures 6, 8; Table 7) and suppressed by β* and Sq (Figure 9), extending [4,9] to the Casson hybrid squeeze film.</w:t>
       </w:r>
     </w:p>
     <w:p>
@@ -8566,7 +8682,7 @@
         <w:pStyle w:val="ListParagraph"/>
       </w:pPr>
       <w:r>
-        <w:t xml:space="preserve">The Bejan number tends to unity in the core and to zero at the walls; hybrid loading and radiation shift it towards heat-transfer irreversibility (Figure 6).</w:t>
+        <w:t xml:space="preserve">The Bejan number tends to unity in the core and to zero at the walls; hybrid loading and radiation shift it towards heat-transfer irreversibility (Figure 7).</w:t>
       </w:r>
     </w:p>
     <w:p>
@@ -8574,7 +8690,7 @@
         <w:pStyle w:val="ListParagraph"/>
       </w:pPr>
       <w:r>
-        <w:t xml:space="preserve">A second-law-optimal window — moderate hybrid loading, large β*, weak magnetic actuation and an intermediate squeeze rate — minimises N_G for a target Nusselt number (Table 7, Figure 8).</w:t>
+        <w:t xml:space="preserve">A second-law-optimal window — moderate hybrid loading, large β*, weak magnetic actuation and an intermediate squeeze rate — minimises N_G for a target Nusselt number (Table 7, Figure 9); notably, N_G is non-monotonic in Sq, a squeeze-film-specific feature absent from stretching-sheet studies.</w:t>
       </w:r>
     </w:p>
     <w:p>
@@ -9063,7 +9179,7 @@
         <w:rPr>
           <w:i/>
         </w:rPr>
-        <w:t xml:space="preserve">Manuscript draft prepared for internal review. The numerical entries in Tables 5–7 and the profiles in Figures 1–8 are representative outputs generated from the analytic/OHAM forms of Sections 3–4 for illustration; camera-ready values should be regenerated at final convergence order with the authors' BVPh/OHAM solver. The validation (Table 4) and convergence data (Tables 2–3) correspond to the established benchmark limit. Reference details should be verified against the publishers of record before submission.</w:t>
+        <w:t xml:space="preserve">Manuscript draft prepared for internal review. Figure 1 is the physical-model schematic; the numerical entries in Tables 5–7 and the profiles in Figures 2–9 are representative outputs generated from the analytic/OHAM forms of Sections 3–4 for illustration; camera-ready values should be regenerated at final convergence order with the authors' BVPh/OHAM solver. The validation (Table 4) and convergence data (Tables 2–3) correspond to the established benchmark limit. Reference details should be verified against the publishers of record before submission.</w:t>
       </w:r>
     </w:p>
     <w:sectPr>

--- a/Irreversibility_Casson_Hybrid_Squeezing_Paper.docx
+++ b/Irreversibility_Casson_Hybrid_Squeezing_Paper.docx
@@ -5573,7 +5573,7 @@
           </m:sup>
         </m:sSubSup>
         <m:r>
-          <m:t xml:space="preserve">  text</m:t>
+          <m:t xml:space="preserve">  </m:t>
         </m:r>
         <m:r>
           <m:t xml:space="preserve">at </m:t>
@@ -5635,7 +5635,7 @@
           </m:sub>
         </m:sSub>
         <m:r>
-          <m:t xml:space="preserve">  text</m:t>
+          <m:t xml:space="preserve">  </m:t>
         </m:r>
         <m:r>
           <m:t xml:space="preserve">at </m:t>
@@ -9981,19 +9981,19 @@
       </w:pPr>
       <m:oMath>
         <m:r>
-          <m:t xml:space="preserve">Be→1 (text</m:t>
+          <m:t xml:space="preserve">Be→1 (</m:t>
         </m:r>
         <m:r>
           <m:t xml:space="preserve">heat/mass dominated</m:t>
         </m:r>
         <m:r>
-          <m:t xml:space="preserve">),   Be→0 (text</m:t>
+          <m:t xml:space="preserve">),   Be→0 (</m:t>
         </m:r>
         <m:r>
           <m:t xml:space="preserve">friction/Joule dominated</m:t>
         </m:r>
         <m:r>
-          <m:t xml:space="preserve">),   Be=0.5 (text</m:t>
+          <m:t xml:space="preserve">),   Be=0.5 (</m:t>
         </m:r>
         <m:r>
           <m:t xml:space="preserve">crossover</m:t>
@@ -10194,9 +10194,6 @@
         <w:spacing w:before="60" w:after="60"/>
       </w:pPr>
       <m:oMath>
-        <m:r>
-          <m:t xml:space="preserve">mathcal</m:t>
-        </m:r>
         <m:sSub>
           <m:e>
             <m:r>
@@ -10256,9 +10253,6 @@
         <w:spacing w:before="60" w:after="60"/>
       </w:pPr>
       <m:oMath>
-        <m:r>
-          <m:t xml:space="preserve">mathcal</m:t>
-        </m:r>
         <m:sSub>
           <m:e>
             <m:r>
@@ -10305,7 +10299,7 @@
           </m:den>
         </m:f>
         <m:r>
-          <m:t xml:space="preserve">,    mathcal</m:t>
+          <m:t xml:space="preserve">,    </m:t>
         </m:r>
         <m:sSub>
           <m:e>
@@ -10371,9 +10365,6 @@
         <w:spacing w:before="60" w:after="60"/>
       </w:pPr>
       <m:oMath>
-        <m:r>
-          <m:t xml:space="preserve">mathcal</m:t>
-        </m:r>
         <m:sSub>
           <m:e>
             <m:r>
@@ -10467,7 +10458,7 @@
           </m:e>
         </m:d>
         <m:r>
-          <m:t xml:space="preserve">=0,  mathcal</m:t>
+          <m:t xml:space="preserve">=0,  </m:t>
         </m:r>
         <m:sSub>
           <m:e>
@@ -10517,7 +10508,7 @@
           </m:e>
         </m:d>
         <m:r>
-          <m:t xml:space="preserve">=0,  mathcal</m:t>
+          <m:t xml:space="preserve">=0,  </m:t>
         </m:r>
         <m:sSub>
           <m:e>
@@ -10588,9 +10579,6 @@
         <w:spacing w:before="60" w:after="60"/>
       </w:pPr>
       <m:oMath>
-        <m:r>
-          <m:t xml:space="preserve">mathcal</m:t>
-        </m:r>
         <m:sSub>
           <m:e>
             <m:r>
@@ -10688,13 +10676,10 @@
               </m:accPr>
               <m:e>
                 <m:r>
-                  <m:t xml:space="preserve"> </m:t>
+                  <m:t xml:space="preserve">f</m:t>
                 </m:r>
               </m:e>
             </m:acc>
-            <m:r>
-              <m:t xml:space="preserve">f</m:t>
-            </m:r>
           </m:num>
           <m:den>
             <m:sSup>
@@ -10720,13 +10705,10 @@
           </m:accPr>
           <m:e>
             <m:r>
-              <m:t xml:space="preserve"> </m:t>
+              <m:t xml:space="preserve">f</m:t>
             </m:r>
           </m:e>
         </m:acc>
-        <m:r>
-          <m:t xml:space="preserve">f</m:t>
-        </m:r>
         <m:f>
           <m:num>
             <m:sSup>
@@ -10747,13 +10729,10 @@
               </m:accPr>
               <m:e>
                 <m:r>
-                  <m:t xml:space="preserve"> </m:t>
+                  <m:t xml:space="preserve">f</m:t>
                 </m:r>
               </m:e>
             </m:acc>
-            <m:r>
-              <m:t xml:space="preserve">f</m:t>
-            </m:r>
           </m:num>
           <m:den>
             <m:sSup>
@@ -10784,13 +10763,10 @@
               </m:accPr>
               <m:e>
                 <m:r>
-                  <m:t xml:space="preserve"> </m:t>
+                  <m:t xml:space="preserve">f</m:t>
                 </m:r>
               </m:e>
             </m:acc>
-            <m:r>
-              <m:t xml:space="preserve">f</m:t>
-            </m:r>
           </m:num>
           <m:den>
             <m:r>
@@ -10818,13 +10794,10 @@
               </m:accPr>
               <m:e>
                 <m:r>
-                  <m:t xml:space="preserve"> </m:t>
+                  <m:t xml:space="preserve">f</m:t>
                 </m:r>
               </m:e>
             </m:acc>
-            <m:r>
-              <m:t xml:space="preserve">f</m:t>
-            </m:r>
           </m:num>
           <m:den>
             <m:sSup>
@@ -10885,13 +10858,10 @@
                   </m:accPr>
                   <m:e>
                     <m:r>
-                      <m:t xml:space="preserve"> </m:t>
+                      <m:t xml:space="preserve">f</m:t>
                     </m:r>
                   </m:e>
                 </m:acc>
-                <m:r>
-                  <m:t xml:space="preserve">f</m:t>
-                </m:r>
               </m:num>
               <m:den>
                 <m:sSup>
@@ -10931,13 +10901,10 @@
                   </m:accPr>
                   <m:e>
                     <m:r>
-                      <m:t xml:space="preserve"> </m:t>
+                      <m:t xml:space="preserve">f</m:t>
                     </m:r>
                   </m:e>
                 </m:acc>
-                <m:r>
-                  <m:t xml:space="preserve">f</m:t>
-                </m:r>
               </m:num>
               <m:den>
                 <m:sSup>
@@ -11012,13 +10979,10 @@
               </m:accPr>
               <m:e>
                 <m:r>
-                  <m:t xml:space="preserve"> </m:t>
+                  <m:t xml:space="preserve">f</m:t>
                 </m:r>
               </m:e>
             </m:acc>
-            <m:r>
-              <m:t xml:space="preserve">f</m:t>
-            </m:r>
           </m:num>
           <m:den>
             <m:sSup>
@@ -11132,13 +11096,10 @@
               </m:accPr>
               <m:e>
                 <m:r>
-                  <m:t xml:space="preserve"> </m:t>
+                  <m:t xml:space="preserve">f</m:t>
                 </m:r>
               </m:e>
             </m:acc>
-            <m:r>
-              <m:t xml:space="preserve">f</m:t>
-            </m:r>
           </m:num>
           <m:den>
             <m:sSup>
@@ -11169,9 +11130,6 @@
         <w:spacing w:before="60" w:after="60"/>
       </w:pPr>
       <m:oMath>
-        <m:r>
-          <m:t xml:space="preserve">mathcal</m:t>
-        </m:r>
         <m:sSub>
           <m:e>
             <m:r>
@@ -11320,13 +11278,10 @@
               </m:accPr>
               <m:e>
                 <m:r>
-                  <m:t xml:space="preserve"> </m:t>
+                  <m:t xml:space="preserve">f</m:t>
                 </m:r>
               </m:e>
             </m:acc>
-            <m:r>
-              <m:t xml:space="preserve">f</m:t>
-            </m:r>
           </m:e>
         </m:d>
         <m:f>
@@ -11418,13 +11373,10 @@
                   </m:accPr>
                   <m:e>
                     <m:r>
-                      <m:t xml:space="preserve"> </m:t>
+                      <m:t xml:space="preserve">f</m:t>
                     </m:r>
                   </m:e>
                 </m:acc>
-                <m:r>
-                  <m:t xml:space="preserve">f</m:t>
-                </m:r>
               </m:num>
               <m:den>
                 <m:r>
@@ -11467,13 +11419,10 @@
                   </m:accPr>
                   <m:e>
                     <m:r>
-                      <m:t xml:space="preserve"> </m:t>
+                      <m:t xml:space="preserve">f</m:t>
                     </m:r>
                   </m:e>
                 </m:acc>
-                <m:r>
-                  <m:t xml:space="preserve">f</m:t>
-                </m:r>
               </m:num>
               <m:den>
                 <m:sSup>
@@ -11530,13 +11479,10 @@
               </m:accPr>
               <m:e>
                 <m:r>
-                  <m:t xml:space="preserve"> </m:t>
+                  <m:t xml:space="preserve">f</m:t>
                 </m:r>
               </m:e>
             </m:acc>
-            <m:r>
-              <m:t xml:space="preserve">f</m:t>
-            </m:r>
           </m:num>
           <m:den>
             <m:r>
@@ -11613,9 +11559,6 @@
         <w:spacing w:before="60" w:after="60"/>
       </w:pPr>
       <m:oMath>
-        <m:r>
-          <m:t xml:space="preserve">mathcal</m:t>
-        </m:r>
         <m:sSub>
           <m:e>
             <m:r>
@@ -11686,13 +11629,10 @@
               </m:accPr>
               <m:e>
                 <m:r>
-                  <m:t xml:space="preserve"> </m:t>
+                  <m:t xml:space="preserve">f</m:t>
                 </m:r>
               </m:e>
             </m:acc>
-            <m:r>
-              <m:t xml:space="preserve">f</m:t>
-            </m:r>
             <m:f>
               <m:num>
                 <m:r>
@@ -11729,13 +11669,10 @@
                   </m:accPr>
                   <m:e>
                     <m:r>
-                      <m:t xml:space="preserve"> </m:t>
+                      <m:t xml:space="preserve">f</m:t>
                     </m:r>
                   </m:e>
                 </m:acc>
-                <m:r>
-                  <m:t xml:space="preserve">f</m:t>
-                </m:r>
               </m:num>
               <m:den>
                 <m:r>
@@ -11936,7 +11873,7 @@
       </w:pPr>
       <m:oMath>
         <m:r>
-          <m:t xml:space="preserve">(1-p)mathcal</m:t>
+          <m:t xml:space="preserve">(1-p)</m:t>
         </m:r>
         <m:sSub>
           <m:e>
@@ -11962,14 +11899,14 @@
               </m:accPr>
               <m:e>
                 <m:r>
-                  <m:t xml:space="preserve"> </m:t>
+                  <m:t xml:space="preserve">f</m:t>
                 </m:r>
               </m:e>
             </m:acc>
             <m:sSub>
               <m:e>
                 <m:r>
-                  <m:t xml:space="preserve">f-f</m:t>
+                  <m:t xml:space="preserve">-f</m:t>
                 </m:r>
               </m:e>
               <m:sub>
@@ -12004,9 +11941,6 @@
             </m:r>
           </m:sub>
         </m:sSub>
-        <m:r>
-          <m:t xml:space="preserve">mathcal</m:t>
-        </m:r>
         <m:sSub>
           <m:e>
             <m:r>
@@ -12034,7 +11968,7 @@
       </w:pPr>
       <m:oMath>
         <m:r>
-          <m:t xml:space="preserve">(1-p)mathcal</m:t>
+          <m:t xml:space="preserve">(1-p)</m:t>
         </m:r>
         <m:sSub>
           <m:e>
@@ -12102,9 +12036,6 @@
             </m:r>
           </m:sub>
         </m:sSub>
-        <m:r>
-          <m:t xml:space="preserve">mathcal</m:t>
-        </m:r>
         <m:sSub>
           <m:e>
             <m:r>
@@ -12132,7 +12063,7 @@
       </w:pPr>
       <m:oMath>
         <m:r>
-          <m:t xml:space="preserve">(1-p)mathcal</m:t>
+          <m:t xml:space="preserve">(1-p)</m:t>
         </m:r>
         <m:sSub>
           <m:e>
@@ -12200,9 +12131,6 @@
             </m:r>
           </m:sub>
         </m:sSub>
-        <m:r>
-          <m:t xml:space="preserve">mathcal</m:t>
-        </m:r>
         <m:sSub>
           <m:e>
             <m:r>
@@ -12240,12 +12168,12 @@
           </m:accPr>
           <m:e>
             <m:r>
-              <m:t xml:space="preserve"> </m:t>
+              <m:t xml:space="preserve">f</m:t>
             </m:r>
           </m:e>
         </m:acc>
         <m:r>
-          <m:t xml:space="preserve">f(0)=S, </m:t>
+          <m:t xml:space="preserve">(0)=S, </m:t>
         </m:r>
         <m:acc>
           <m:accPr>
@@ -12253,12 +12181,12 @@
           </m:accPr>
           <m:e>
             <m:r>
-              <m:t xml:space="preserve"> </m:t>
+              <m:t xml:space="preserve">f</m:t>
             </m:r>
           </m:e>
         </m:acc>
         <m:r>
-          <m:t xml:space="preserve">f'(0)=λ, </m:t>
+          <m:t xml:space="preserve">'(0)=λ, </m:t>
         </m:r>
         <m:acc>
           <m:accPr>
@@ -12266,12 +12194,12 @@
           </m:accPr>
           <m:e>
             <m:r>
-              <m:t xml:space="preserve"> </m:t>
+              <m:t xml:space="preserve">f</m:t>
             </m:r>
           </m:e>
         </m:acc>
         <m:r>
-          <m:t xml:space="preserve">f'(1)=0, </m:t>
+          <m:t xml:space="preserve">'(1)=0, </m:t>
         </m:r>
         <m:acc>
           <m:accPr>
@@ -12279,12 +12207,12 @@
           </m:accPr>
           <m:e>
             <m:r>
-              <m:t xml:space="preserve"> </m:t>
+              <m:t xml:space="preserve">f</m:t>
             </m:r>
           </m:e>
         </m:acc>
         <m:r>
-          <m:t xml:space="preserve">f(1)=</m:t>
+          <m:t xml:space="preserve">(1)=</m:t>
         </m:r>
         <m:f>
           <m:num>
@@ -12378,14 +12306,14 @@
           </m:accPr>
           <m:e>
             <m:r>
-              <m:t xml:space="preserve"> </m:t>
+              <m:t xml:space="preserve">f</m:t>
             </m:r>
           </m:e>
         </m:acc>
         <m:sSub>
           <m:e>
             <m:r>
-              <m:t xml:space="preserve">f=f</m:t>
+              <m:t xml:space="preserve">=f</m:t>
             </m:r>
           </m:e>
           <m:sub>
@@ -12611,9 +12539,6 @@
         <w:spacing w:before="60" w:after="60"/>
       </w:pPr>
       <m:oMath>
-        <m:r>
-          <m:t xml:space="preserve">mathcal</m:t>
-        </m:r>
         <m:sSub>
           <m:e>
             <m:r>
@@ -12694,9 +12619,6 @@
             </m:r>
           </m:sub>
         </m:sSub>
-        <m:r>
-          <m:t xml:space="preserve">mathcal</m:t>
-        </m:r>
         <m:sSubSup>
           <m:e>
             <m:r>
@@ -12728,9 +12650,6 @@
         <w:spacing w:before="60" w:after="60"/>
       </w:pPr>
       <m:oMath>
-        <m:r>
-          <m:t xml:space="preserve">mathcal</m:t>
-        </m:r>
         <m:sSub>
           <m:e>
             <m:r>
@@ -12811,9 +12730,6 @@
             </m:r>
           </m:sub>
         </m:sSub>
-        <m:r>
-          <m:t xml:space="preserve">mathcal</m:t>
-        </m:r>
         <m:sSubSup>
           <m:e>
             <m:r>
@@ -12845,9 +12761,6 @@
         <w:spacing w:before="60" w:after="60"/>
       </w:pPr>
       <m:oMath>
-        <m:r>
-          <m:t xml:space="preserve">mathcal</m:t>
-        </m:r>
         <m:sSub>
           <m:e>
             <m:r>
@@ -12928,9 +12841,6 @@
             </m:r>
           </m:sub>
         </m:sSub>
-        <m:r>
-          <m:t xml:space="preserve">mathcal</m:t>
-        </m:r>
         <m:sSubSup>
           <m:e>
             <m:r>
@@ -13034,9 +12944,6 @@
         <w:spacing w:before="60" w:after="60"/>
       </w:pPr>
       <m:oMath>
-        <m:r>
-          <m:t xml:space="preserve">mathcal</m:t>
-        </m:r>
         <m:sSubSup>
           <m:e>
             <m:r>
@@ -13429,9 +13336,6 @@
         <w:spacing w:before="60" w:after="60"/>
       </w:pPr>
       <m:oMath>
-        <m:r>
-          <m:t xml:space="preserve">mathcal</m:t>
-        </m:r>
         <m:sSubSup>
           <m:e>
             <m:r>
@@ -13822,9 +13726,6 @@
         <w:spacing w:before="60" w:after="60"/>
       </w:pPr>
       <m:oMath>
-        <m:r>
-          <m:t xml:space="preserve">mathcal</m:t>
-        </m:r>
         <m:sSubSup>
           <m:e>
             <m:r>
@@ -14315,9 +14216,6 @@
                 <m:endChr m:val="]"/>
               </m:dPr>
               <m:e>
-                <m:r>
-                  <m:t xml:space="preserve">mathcal</m:t>
-                </m:r>
                 <m:sSub>
                   <m:e>
                     <m:r>
@@ -14461,9 +14359,6 @@
                 <m:endChr m:val="]"/>
               </m:dPr>
               <m:e>
-                <m:r>
-                  <m:t xml:space="preserve">mathcal</m:t>
-                </m:r>
                 <m:sSub>
                   <m:e>
                     <m:r>
@@ -14605,9 +14500,6 @@
                 <m:endChr m:val="]"/>
               </m:dPr>
               <m:e>
-                <m:r>
-                  <m:t xml:space="preserve">mathcal</m:t>
-                </m:r>
                 <m:sSub>
                   <m:e>
                     <m:r>

--- a/Irreversibility_Casson_Hybrid_Squeezing_Paper.docx
+++ b/Irreversibility_Casson_Hybrid_Squeezing_Paper.docx
@@ -20529,7 +20529,7 @@
     </w:p>
     <w:p>
       <w:r>
-        <w:t xml:space="preserve">[5] N. A. Shah, et al., Entropy generation of Cu–Al₂O₃/water flow with convective boundary conditions through a porous stretching sheet with slip effect, Joule heating and chemical reaction, *Mathematical and Computational Applications* </w:t>
+        <w:t xml:space="preserve">[5] M. I. Joyce, J. Kandasamy, S. Sivanandam, Entropy generation of Cu–Al₂O₃/water flow with convective boundary conditions through a porous stretching sheet with slip effect, Joule heating and chemical reaction, *Mathematical and Computational Applications* </w:t>
       </w:r>
       <w:r>
         <w:rPr>
@@ -20599,7 +20599,7 @@
     </w:p>
     <w:p>
       <w:r>
-        <w:t xml:space="preserve">[10] A. Alsaedi, et al., Heat and mass transfer analysis of chemically reacted Cu/Al₂O₃ Casson hybrid nanofluid flow via porous medium under MHD and slip conditions, *Nanotechnology Reviews* </w:t>
+        <w:t xml:space="preserve">[10] N. O. Al-Atawi, Heat and mass transfer analysis of chemically reacted Cu/Al₂O₃ Casson hybrid nanofluid flow via porous medium under MHD and slip conditions, *Nanotechnology Reviews* </w:t>
       </w:r>
       <w:r>
         <w:rPr>
@@ -20889,7 +20889,7 @@
     </w:p>
     <w:p>
       <w:r>
-        <w:t xml:space="preserve">[32] P. B. A. Reddy, et al., Unsteady radiative-convective Casson hybrid nanofluid flow over an inclined disk with Cattaneo–Christov heat flux and entropy estimation, *Pramana – Journal of Physics* </w:t>
+        <w:t xml:space="preserve">[32] A. K. Kar, P. Kumar, R. Singh, R. Nandkeolyar, Unsteady radiative-convective Casson hybrid nanofluid flow over an inclined disk with Cattaneo–Christov heat flux and entropy estimation, *Pramana – Journal of Physics* </w:t>
       </w:r>
       <w:r>
         <w:rPr>
@@ -20898,7 +20898,7 @@
         <w:t xml:space="preserve">98</w:t>
       </w:r>
       <w:r>
-        <w:t xml:space="preserve">, 96 (2024).</w:t>
+        <w:t xml:space="preserve">, 109 (2024).</w:t>
       </w:r>
     </w:p>
     <w:p>
